--- a/Gesture_Classification_System_Report.docx
+++ b/Gesture_Classification_System_Report.docx
@@ -5,7 +5,7 @@
     <w:p>
       <w:pPr>
         <w:pStyle w:val="Title"/>
-        <w:spacing w:after="240" w:line="276" w:lineRule="auto"/>
+        <w:spacing w:after="240" w:line="276" w:lineRule="auto" w:before="1600"/>
         <w:jc w:val="center"/>
       </w:pPr>
       <w:r>
@@ -22,7 +22,7 @@
     <w:p>
       <w:pPr>
         <w:pStyle w:val="Subtitle"/>
-        <w:spacing w:after="360" w:line="276" w:lineRule="auto"/>
+        <w:spacing w:after="720" w:line="276" w:lineRule="auto"/>
         <w:jc w:val="center"/>
       </w:pPr>
       <w:r>
@@ -38,7 +38,8 @@
     </w:p>
     <w:p>
       <w:pPr>
-        <w:spacing w:after="120" w:before="120"/>
+        <w:keepNext/>
+        <w:spacing w:before="240" w:after="120"/>
         <w:jc w:val="center"/>
       </w:pPr>
       <w:r>
@@ -84,24 +85,71 @@
     <w:p>
       <w:pPr>
         <w:pStyle w:val="Caption"/>
+        <w:spacing w:after="960" w:line="276" w:lineRule="auto"/>
+        <w:jc w:val="center"/>
+      </w:pPr>
+      <w:r>
+        <w:rPr>
+          <w:rFonts w:ascii="Times New Roman" w:hAnsi="Times New Roman"/>
+          <w:b w:val="0"/>
+          <w:i/>
+          <w:color w:val="000000"/>
+          <w:sz w:val="20"/>
+        </w:rPr>
+        <w:t>Figure 1. High-level workflow of the project.</w:t>
+      </w:r>
+    </w:p>
+    <w:p>
+      <w:pPr>
+        <w:spacing w:after="80" w:line="276" w:lineRule="auto" w:before="800"/>
+        <w:jc w:val="center"/>
+      </w:pPr>
+      <w:r>
+        <w:rPr>
+          <w:rFonts w:ascii="Times New Roman" w:hAnsi="Times New Roman"/>
+          <w:b/>
+          <w:i w:val="0"/>
+          <w:color w:val="000000"/>
+          <w:sz w:val="24"/>
+        </w:rPr>
+        <w:t>Prepared for academic submission</w:t>
+      </w:r>
+    </w:p>
+    <w:p>
+      <w:pPr>
         <w:spacing w:after="480" w:line="276" w:lineRule="auto"/>
         <w:jc w:val="center"/>
       </w:pPr>
       <w:r>
         <w:rPr>
           <w:rFonts w:ascii="Times New Roman" w:hAnsi="Times New Roman"/>
-          <w:b w:val="0"/>
-          <w:i/>
-          <w:color w:val="000000"/>
-          <w:sz w:val="20"/>
-        </w:rPr>
-        <w:t>Figure 1. High-level workflow of the project.</w:t>
+          <w:b/>
+          <w:i w:val="0"/>
+          <w:color w:val="000000"/>
+          <w:sz w:val="24"/>
+        </w:rPr>
+        <w:t>Date: 14 July 2026</w:t>
       </w:r>
     </w:p>
     <w:p>
-      <w:pPr>
-        <w:spacing w:after="80" w:line="276" w:lineRule="auto"/>
-        <w:jc w:val="center"/>
+      <w:r>
+        <w:rPr>
+          <w:rFonts w:ascii="Times New Roman" w:hAnsi="Times New Roman"/>
+          <w:color w:val="000000"/>
+          <w:sz w:val="24"/>
+        </w:rPr>
+        <w:br w:type="page"/>
+      </w:r>
+    </w:p>
+    <w:p>
+      <w:pPr>
+        <w:pStyle w:val="Heading1"/>
+        <w:keepNext/>
+        <w:spacing w:after="240" w:line="276" w:lineRule="auto"/>
+        <w:jc w:val="left"/>
+        <w:pBdr>
+          <w:bottom w:val="single" w:sz="6" w:space="6" w:color="CCCCCC"/>
+        </w:pBdr>
       </w:pPr>
       <w:r>
         <w:rPr>
@@ -109,117 +157,78 @@
           <w:b/>
           <w:i w:val="0"/>
           <w:color w:val="000000"/>
-          <w:sz w:val="24"/>
-        </w:rPr>
-        <w:t>Prepared for academic submission</w:t>
+          <w:sz w:val="32"/>
+        </w:rPr>
+        <w:t>Abstract</w:t>
       </w:r>
     </w:p>
     <w:p>
       <w:pPr>
-        <w:spacing w:after="480" w:line="276" w:lineRule="auto"/>
-        <w:jc w:val="center"/>
-      </w:pPr>
-      <w:r>
-        <w:rPr>
-          <w:rFonts w:ascii="Times New Roman" w:hAnsi="Times New Roman"/>
-          <w:b/>
+        <w:spacing w:after="240" w:line="276" w:lineRule="auto"/>
+        <w:jc w:val="left"/>
+      </w:pPr>
+      <w:r>
+        <w:rPr>
+          <w:rFonts w:ascii="Times New Roman" w:hAnsi="Times New Roman"/>
+          <w:b w:val="0"/>
           <w:i w:val="0"/>
           <w:color w:val="000000"/>
           <w:sz w:val="24"/>
         </w:rPr>
-        <w:t>Date: 14 July 2026</w:t>
+        <w:t>This document presents a complete description of the project titled Hand Gesture Classification System using Deep Learning. The project implements a real-time computer vision pipeline utilizing Google's MediaPipe framework for hand pose estimation and tracks 21 distinct 2D landmarks. It uses lightweight Multilayer Perceptron (MLP) neural networks built with TensorFlow/Keras to perform two separate classification tasks: static hand sign recognition based on normalized keypoint coordinates and dynamic finger gesture recognition based on coordinate history queues. The primary goal is to provide a touchless interface framework that operates with sub-millisecond latency on standard consumer-grade webcams.</w:t>
       </w:r>
     </w:p>
     <w:p>
-      <w:r>
-        <w:rPr>
-          <w:rFonts w:ascii="Times New Roman" w:hAnsi="Times New Roman"/>
+      <w:pPr>
+        <w:spacing w:after="240" w:line="276" w:lineRule="auto"/>
+        <w:jc w:val="left"/>
+      </w:pPr>
+      <w:r>
+        <w:rPr>
+          <w:rFonts w:ascii="Times New Roman" w:hAnsi="Times New Roman"/>
+          <w:b w:val="0"/>
+          <w:i w:val="0"/>
           <w:color w:val="000000"/>
           <w:sz w:val="24"/>
         </w:rPr>
-        <w:br w:type="page"/>
+        <w:t>The repository contains a Python implementation designed with OpenCV, pandas, NumPy, seaborn, matplotlib, and TensorFlow/Keras. It supports real-time camera streaming, interactive training data collection via console bindings, automatic dataset logging to CSV, feature preprocessing (scale and translation normalization), model training with regularization, TFLite conversion, and real-time visual overlays. The hand sign model maps input keypoints to four pre-configured classes: Open, Close, Pointer, and OK. The finger gesture model classifies index fingertip trajectories over 16 time steps into Stop, Clockwise, Counter Clockwise, and Move classes.</w:t>
       </w:r>
     </w:p>
     <w:p>
       <w:pPr>
-        <w:pStyle w:val="Heading1"/>
         <w:spacing w:after="240" w:line="276" w:lineRule="auto"/>
         <w:jc w:val="left"/>
       </w:pPr>
       <w:r>
         <w:rPr>
           <w:rFonts w:ascii="Times New Roman" w:hAnsi="Times New Roman"/>
-          <w:b/>
+          <w:b w:val="0"/>
           <w:i w:val="0"/>
           <w:color w:val="000000"/>
-          <w:sz w:val="32"/>
-        </w:rPr>
-        <w:t>Abstract</w:t>
+          <w:sz w:val="24"/>
+        </w:rPr>
+        <w:t>The datasets used to train the classifiers were collected during implementation and contain 4,787 hand sign records and 5,296 finger gesture records. Evaluation performed on a 70:30 hold-out split shows that the Keypoint MLP Classifier achieved an accuracy of approximately 96.23 percent, while the Point History Classifier achieved an accuracy of approximately 97.13 percent. Both models were quantized and converted to TFLite, resulting in extremely compact binaries (~6.2 KB and ~6.5 KB respectively). The documentation details the system design, preprocessing pipeline, neural network architectures, experimental results, and applications.</w:t>
       </w:r>
     </w:p>
     <w:p>
-      <w:pPr>
+      <w:r>
+        <w:rPr>
+          <w:rFonts w:ascii="Times New Roman" w:hAnsi="Times New Roman"/>
+          <w:color w:val="000000"/>
+          <w:sz w:val="24"/>
+        </w:rPr>
+        <w:br w:type="page"/>
+      </w:r>
+    </w:p>
+    <w:p>
+      <w:pPr>
+        <w:pStyle w:val="Heading1"/>
+        <w:keepNext/>
         <w:spacing w:after="240" w:line="276" w:lineRule="auto"/>
         <w:jc w:val="left"/>
-      </w:pPr>
-      <w:r>
-        <w:rPr>
-          <w:rFonts w:ascii="Times New Roman" w:hAnsi="Times New Roman"/>
-          <w:b w:val="0"/>
-          <w:i w:val="0"/>
-          <w:color w:val="000000"/>
-          <w:sz w:val="24"/>
-        </w:rPr>
-        <w:t>This document presents a complete description of the project titled Hand Gesture Classification System using Deep Learning. The project implements a real-time computer vision pipeline utilizing Google's MediaPipe framework for hand pose estimation and tracks 21 distinct 2D landmarks. It uses lightweight Multilayer Perceptron (MLP) neural networks built with TensorFlow/Keras to perform two separate classification tasks: static hand sign recognition based on normalized keypoint coordinates and dynamic finger gesture recognition based on coordinate history queues. The primary goal is to provide a touchless interface framework that operates with sub-millisecond latency on standard consumer-grade webcams.</w:t>
-      </w:r>
-    </w:p>
-    <w:p>
-      <w:pPr>
-        <w:spacing w:after="240" w:line="276" w:lineRule="auto"/>
-        <w:jc w:val="left"/>
-      </w:pPr>
-      <w:r>
-        <w:rPr>
-          <w:rFonts w:ascii="Times New Roman" w:hAnsi="Times New Roman"/>
-          <w:b w:val="0"/>
-          <w:i w:val="0"/>
-          <w:color w:val="000000"/>
-          <w:sz w:val="24"/>
-        </w:rPr>
-        <w:t>The repository contains a Python implementation designed with OpenCV, pandas, NumPy, seaborn, matplotlib, and TensorFlow/Keras. It supports real-time camera streaming, interactive training data collection via console bindings, automatic dataset logging to CSV, feature preprocessing (scale and translation normalization), model training with regularization, TFLite conversion, and real-time visual overlays. The hand sign model maps input keypoints to four pre-configured classes: Open, Close, Pointer, and OK. The finger gesture model classifies index fingertip trajectories over 16 time steps into Stop, Clockwise, Counter Clockwise, and Move classes.</w:t>
-      </w:r>
-    </w:p>
-    <w:p>
-      <w:pPr>
-        <w:spacing w:after="240" w:line="276" w:lineRule="auto"/>
-        <w:jc w:val="left"/>
-      </w:pPr>
-      <w:r>
-        <w:rPr>
-          <w:rFonts w:ascii="Times New Roman" w:hAnsi="Times New Roman"/>
-          <w:b w:val="0"/>
-          <w:i w:val="0"/>
-          <w:color w:val="000000"/>
-          <w:sz w:val="24"/>
-        </w:rPr>
-        <w:t>The datasets used to train the classifiers were collected during implementation and contain 4,787 hand sign records and 5,296 finger gesture records. Evaluation performed on a 70:30 hold-out split shows that the Keypoint MLP Classifier achieved an accuracy of approximately 96.23 percent, while the Point History Classifier achieved an accuracy of approximately 97.13 percent. Both models were quantized and converted to TFLite, resulting in extremely compact binaries (~6.2 KB and ~6.5 KB respectively). The documentation details the system design, preprocessing pipeline, neural network architectures, experimental results, and applications.</w:t>
-      </w:r>
-    </w:p>
-    <w:p>
-      <w:r>
-        <w:rPr>
-          <w:rFonts w:ascii="Times New Roman" w:hAnsi="Times New Roman"/>
-          <w:color w:val="000000"/>
-          <w:sz w:val="24"/>
-        </w:rPr>
-        <w:br w:type="page"/>
-      </w:r>
-    </w:p>
-    <w:p>
-      <w:pPr>
-        <w:pStyle w:val="Heading1"/>
-        <w:spacing w:after="240" w:line="276" w:lineRule="auto"/>
-        <w:jc w:val="left"/>
+        <w:pBdr>
+          <w:bottom w:val="single" w:sz="6" w:space="6" w:color="CCCCCC"/>
+        </w:pBdr>
       </w:pPr>
       <w:r>
         <w:rPr>
@@ -1212,8 +1221,12 @@
     <w:p>
       <w:pPr>
         <w:pStyle w:val="Heading1"/>
+        <w:keepNext/>
         <w:spacing w:after="240" w:line="276" w:lineRule="auto"/>
         <w:jc w:val="left"/>
+        <w:pBdr>
+          <w:bottom w:val="single" w:sz="6" w:space="6" w:color="CCCCCC"/>
+        </w:pBdr>
       </w:pPr>
       <w:r>
         <w:rPr>
@@ -1383,8 +1396,12 @@
     <w:p>
       <w:pPr>
         <w:pStyle w:val="Heading1"/>
+        <w:keepNext/>
         <w:spacing w:after="240" w:line="276" w:lineRule="auto"/>
         <w:jc w:val="left"/>
+        <w:pBdr>
+          <w:bottom w:val="single" w:sz="6" w:space="6" w:color="CCCCCC"/>
+        </w:pBdr>
       </w:pPr>
       <w:r>
         <w:rPr>
@@ -1448,8 +1465,12 @@
     <w:p>
       <w:pPr>
         <w:pStyle w:val="Heading1"/>
+        <w:keepNext/>
         <w:spacing w:after="240" w:line="276" w:lineRule="auto"/>
         <w:jc w:val="left"/>
+        <w:pBdr>
+          <w:bottom w:val="single" w:sz="6" w:space="6" w:color="CCCCCC"/>
+        </w:pBdr>
       </w:pPr>
       <w:r>
         <w:rPr>
@@ -1513,8 +1534,12 @@
     <w:p>
       <w:pPr>
         <w:pStyle w:val="Heading1"/>
+        <w:keepNext/>
         <w:spacing w:after="240" w:line="276" w:lineRule="auto"/>
         <w:jc w:val="left"/>
+        <w:pBdr>
+          <w:bottom w:val="single" w:sz="6" w:space="6" w:color="CCCCCC"/>
+        </w:pBdr>
       </w:pPr>
       <w:r>
         <w:rPr>
@@ -1546,6 +1571,7 @@
     <w:p>
       <w:pPr>
         <w:pStyle w:val="Heading2"/>
+        <w:keepNext/>
         <w:spacing w:after="120" w:line="276" w:lineRule="auto"/>
         <w:jc w:val="left"/>
       </w:pPr>
@@ -1647,6 +1673,7 @@
     <w:p>
       <w:pPr>
         <w:pStyle w:val="Heading2"/>
+        <w:keepNext/>
         <w:spacing w:after="120" w:line="276" w:lineRule="auto"/>
         <w:jc w:val="left"/>
       </w:pPr>
@@ -1683,12 +1710,12 @@
         <w:jc w:val="center"/>
         <w:tblLook w:firstColumn="1" w:firstRow="1" w:lastColumn="0" w:lastRow="0" w:noHBand="0" w:noVBand="1" w:val="04A0"/>
         <w:tblBorders>
-          <w:top w:val="single" w:sz="6" w:space="0" w:color="808080"/>
-          <w:left w:val="single" w:sz="6" w:space="0" w:color="808080"/>
-          <w:bottom w:val="single" w:sz="6" w:space="0" w:color="808080"/>
-          <w:right w:val="single" w:sz="6" w:space="0" w:color="808080"/>
-          <w:insideH w:val="single" w:sz="6" w:space="0" w:color="808080"/>
-          <w:insideV w:val="single" w:sz="6" w:space="0" w:color="808080"/>
+          <w:top w:val="single" w:sz="4" w:space="0" w:color="D3D3D3"/>
+          <w:left w:val="single" w:sz="4" w:space="0" w:color="D3D3D3"/>
+          <w:bottom w:val="single" w:sz="4" w:space="0" w:color="D3D3D3"/>
+          <w:right w:val="single" w:sz="4" w:space="0" w:color="D3D3D3"/>
+          <w:insideH w:val="single" w:sz="4" w:space="0" w:color="D3D3D3"/>
+          <w:insideV w:val="single" w:sz="4" w:space="0" w:color="D3D3D3"/>
         </w:tblBorders>
       </w:tblPr>
       <w:tblGrid>
@@ -1701,6 +1728,12 @@
           <w:tcPr>
             <w:tcW w:type="dxa" w:w="2592"/>
             <w:shd w:fill="EFEFEF"/>
+            <w:tcMar>
+              <w:top w:w="120" w:type="dxa"/>
+              <w:bottom w:w="120" w:type="dxa"/>
+              <w:left w:w="160" w:type="dxa"/>
+              <w:right w:w="160" w:type="dxa"/>
+            </w:tcMar>
           </w:tcPr>
           <w:p>
             <w:pPr>
@@ -1722,6 +1755,12 @@
           <w:tcPr>
             <w:tcW w:type="dxa" w:w="2592"/>
             <w:shd w:fill="EFEFEF"/>
+            <w:tcMar>
+              <w:top w:w="120" w:type="dxa"/>
+              <w:bottom w:w="120" w:type="dxa"/>
+              <w:left w:w="160" w:type="dxa"/>
+              <w:right w:w="160" w:type="dxa"/>
+            </w:tcMar>
           </w:tcPr>
           <w:p>
             <w:pPr>
@@ -1743,6 +1782,12 @@
           <w:tcPr>
             <w:tcW w:type="dxa" w:w="4896"/>
             <w:shd w:fill="EFEFEF"/>
+            <w:tcMar>
+              <w:top w:w="120" w:type="dxa"/>
+              <w:bottom w:w="120" w:type="dxa"/>
+              <w:left w:w="160" w:type="dxa"/>
+              <w:right w:w="160" w:type="dxa"/>
+            </w:tcMar>
           </w:tcPr>
           <w:p>
             <w:pPr>
@@ -1765,6 +1810,13 @@
         <w:tc>
           <w:tcPr>
             <w:tcW w:type="dxa" w:w="2592"/>
+            <w:shd w:fill="FFFFFF"/>
+            <w:tcMar>
+              <w:top w:w="120" w:type="dxa"/>
+              <w:bottom w:w="120" w:type="dxa"/>
+              <w:left w:w="160" w:type="dxa"/>
+              <w:right w:w="160" w:type="dxa"/>
+            </w:tcMar>
           </w:tcPr>
           <w:p>
             <w:pPr>
@@ -1784,6 +1836,13 @@
         <w:tc>
           <w:tcPr>
             <w:tcW w:type="dxa" w:w="2592"/>
+            <w:shd w:fill="FFFFFF"/>
+            <w:tcMar>
+              <w:top w:w="120" w:type="dxa"/>
+              <w:bottom w:w="120" w:type="dxa"/>
+              <w:left w:w="160" w:type="dxa"/>
+              <w:right w:w="160" w:type="dxa"/>
+            </w:tcMar>
           </w:tcPr>
           <w:p>
             <w:pPr>
@@ -1803,6 +1862,13 @@
         <w:tc>
           <w:tcPr>
             <w:tcW w:type="dxa" w:w="4896"/>
+            <w:shd w:fill="FFFFFF"/>
+            <w:tcMar>
+              <w:top w:w="120" w:type="dxa"/>
+              <w:bottom w:w="120" w:type="dxa"/>
+              <w:left w:w="160" w:type="dxa"/>
+              <w:right w:w="160" w:type="dxa"/>
+            </w:tcMar>
           </w:tcPr>
           <w:p>
             <w:pPr>
@@ -1824,6 +1890,13 @@
         <w:tc>
           <w:tcPr>
             <w:tcW w:type="dxa" w:w="2592"/>
+            <w:shd w:fill="F5F5F5"/>
+            <w:tcMar>
+              <w:top w:w="120" w:type="dxa"/>
+              <w:bottom w:w="120" w:type="dxa"/>
+              <w:left w:w="160" w:type="dxa"/>
+              <w:right w:w="160" w:type="dxa"/>
+            </w:tcMar>
           </w:tcPr>
           <w:p>
             <w:pPr>
@@ -1843,6 +1916,13 @@
         <w:tc>
           <w:tcPr>
             <w:tcW w:type="dxa" w:w="2592"/>
+            <w:shd w:fill="F5F5F5"/>
+            <w:tcMar>
+              <w:top w:w="120" w:type="dxa"/>
+              <w:bottom w:w="120" w:type="dxa"/>
+              <w:left w:w="160" w:type="dxa"/>
+              <w:right w:w="160" w:type="dxa"/>
+            </w:tcMar>
           </w:tcPr>
           <w:p>
             <w:pPr>
@@ -1862,6 +1942,13 @@
         <w:tc>
           <w:tcPr>
             <w:tcW w:type="dxa" w:w="4896"/>
+            <w:shd w:fill="F5F5F5"/>
+            <w:tcMar>
+              <w:top w:w="120" w:type="dxa"/>
+              <w:bottom w:w="120" w:type="dxa"/>
+              <w:left w:w="160" w:type="dxa"/>
+              <w:right w:w="160" w:type="dxa"/>
+            </w:tcMar>
           </w:tcPr>
           <w:p>
             <w:pPr>
@@ -1883,6 +1970,13 @@
         <w:tc>
           <w:tcPr>
             <w:tcW w:type="dxa" w:w="2592"/>
+            <w:shd w:fill="FFFFFF"/>
+            <w:tcMar>
+              <w:top w:w="120" w:type="dxa"/>
+              <w:bottom w:w="120" w:type="dxa"/>
+              <w:left w:w="160" w:type="dxa"/>
+              <w:right w:w="160" w:type="dxa"/>
+            </w:tcMar>
           </w:tcPr>
           <w:p>
             <w:pPr>
@@ -1902,6 +1996,13 @@
         <w:tc>
           <w:tcPr>
             <w:tcW w:type="dxa" w:w="2592"/>
+            <w:shd w:fill="FFFFFF"/>
+            <w:tcMar>
+              <w:top w:w="120" w:type="dxa"/>
+              <w:bottom w:w="120" w:type="dxa"/>
+              <w:left w:w="160" w:type="dxa"/>
+              <w:right w:w="160" w:type="dxa"/>
+            </w:tcMar>
           </w:tcPr>
           <w:p>
             <w:pPr>
@@ -1921,6 +2022,13 @@
         <w:tc>
           <w:tcPr>
             <w:tcW w:type="dxa" w:w="4896"/>
+            <w:shd w:fill="FFFFFF"/>
+            <w:tcMar>
+              <w:top w:w="120" w:type="dxa"/>
+              <w:bottom w:w="120" w:type="dxa"/>
+              <w:left w:w="160" w:type="dxa"/>
+              <w:right w:w="160" w:type="dxa"/>
+            </w:tcMar>
           </w:tcPr>
           <w:p>
             <w:pPr>
@@ -1942,6 +2050,13 @@
         <w:tc>
           <w:tcPr>
             <w:tcW w:type="dxa" w:w="2592"/>
+            <w:shd w:fill="F5F5F5"/>
+            <w:tcMar>
+              <w:top w:w="120" w:type="dxa"/>
+              <w:bottom w:w="120" w:type="dxa"/>
+              <w:left w:w="160" w:type="dxa"/>
+              <w:right w:w="160" w:type="dxa"/>
+            </w:tcMar>
           </w:tcPr>
           <w:p>
             <w:pPr>
@@ -1961,6 +2076,13 @@
         <w:tc>
           <w:tcPr>
             <w:tcW w:type="dxa" w:w="2592"/>
+            <w:shd w:fill="F5F5F5"/>
+            <w:tcMar>
+              <w:top w:w="120" w:type="dxa"/>
+              <w:bottom w:w="120" w:type="dxa"/>
+              <w:left w:w="160" w:type="dxa"/>
+              <w:right w:w="160" w:type="dxa"/>
+            </w:tcMar>
           </w:tcPr>
           <w:p>
             <w:pPr>
@@ -1980,6 +2102,13 @@
         <w:tc>
           <w:tcPr>
             <w:tcW w:type="dxa" w:w="4896"/>
+            <w:shd w:fill="F5F5F5"/>
+            <w:tcMar>
+              <w:top w:w="120" w:type="dxa"/>
+              <w:bottom w:w="120" w:type="dxa"/>
+              <w:left w:w="160" w:type="dxa"/>
+              <w:right w:w="160" w:type="dxa"/>
+            </w:tcMar>
           </w:tcPr>
           <w:p>
             <w:pPr>
@@ -2001,6 +2130,13 @@
         <w:tc>
           <w:tcPr>
             <w:tcW w:type="dxa" w:w="2592"/>
+            <w:shd w:fill="FFFFFF"/>
+            <w:tcMar>
+              <w:top w:w="120" w:type="dxa"/>
+              <w:bottom w:w="120" w:type="dxa"/>
+              <w:left w:w="160" w:type="dxa"/>
+              <w:right w:w="160" w:type="dxa"/>
+            </w:tcMar>
           </w:tcPr>
           <w:p>
             <w:pPr>
@@ -2020,6 +2156,13 @@
         <w:tc>
           <w:tcPr>
             <w:tcW w:type="dxa" w:w="2592"/>
+            <w:shd w:fill="FFFFFF"/>
+            <w:tcMar>
+              <w:top w:w="120" w:type="dxa"/>
+              <w:bottom w:w="120" w:type="dxa"/>
+              <w:left w:w="160" w:type="dxa"/>
+              <w:right w:w="160" w:type="dxa"/>
+            </w:tcMar>
           </w:tcPr>
           <w:p>
             <w:pPr>
@@ -2039,6 +2182,13 @@
         <w:tc>
           <w:tcPr>
             <w:tcW w:type="dxa" w:w="4896"/>
+            <w:shd w:fill="FFFFFF"/>
+            <w:tcMar>
+              <w:top w:w="120" w:type="dxa"/>
+              <w:bottom w:w="120" w:type="dxa"/>
+              <w:left w:w="160" w:type="dxa"/>
+              <w:right w:w="160" w:type="dxa"/>
+            </w:tcMar>
           </w:tcPr>
           <w:p>
             <w:pPr>
@@ -2060,6 +2210,13 @@
         <w:tc>
           <w:tcPr>
             <w:tcW w:type="dxa" w:w="2592"/>
+            <w:shd w:fill="F5F5F5"/>
+            <w:tcMar>
+              <w:top w:w="120" w:type="dxa"/>
+              <w:bottom w:w="120" w:type="dxa"/>
+              <w:left w:w="160" w:type="dxa"/>
+              <w:right w:w="160" w:type="dxa"/>
+            </w:tcMar>
           </w:tcPr>
           <w:p>
             <w:pPr>
@@ -2079,6 +2236,13 @@
         <w:tc>
           <w:tcPr>
             <w:tcW w:type="dxa" w:w="2592"/>
+            <w:shd w:fill="F5F5F5"/>
+            <w:tcMar>
+              <w:top w:w="120" w:type="dxa"/>
+              <w:bottom w:w="120" w:type="dxa"/>
+              <w:left w:w="160" w:type="dxa"/>
+              <w:right w:w="160" w:type="dxa"/>
+            </w:tcMar>
           </w:tcPr>
           <w:p>
             <w:pPr>
@@ -2098,6 +2262,13 @@
         <w:tc>
           <w:tcPr>
             <w:tcW w:type="dxa" w:w="4896"/>
+            <w:shd w:fill="F5F5F5"/>
+            <w:tcMar>
+              <w:top w:w="120" w:type="dxa"/>
+              <w:bottom w:w="120" w:type="dxa"/>
+              <w:left w:w="160" w:type="dxa"/>
+              <w:right w:w="160" w:type="dxa"/>
+            </w:tcMar>
           </w:tcPr>
           <w:p>
             <w:pPr>
@@ -2119,6 +2290,13 @@
         <w:tc>
           <w:tcPr>
             <w:tcW w:type="dxa" w:w="2592"/>
+            <w:shd w:fill="FFFFFF"/>
+            <w:tcMar>
+              <w:top w:w="120" w:type="dxa"/>
+              <w:bottom w:w="120" w:type="dxa"/>
+              <w:left w:w="160" w:type="dxa"/>
+              <w:right w:w="160" w:type="dxa"/>
+            </w:tcMar>
           </w:tcPr>
           <w:p>
             <w:pPr>
@@ -2138,6 +2316,13 @@
         <w:tc>
           <w:tcPr>
             <w:tcW w:type="dxa" w:w="2592"/>
+            <w:shd w:fill="FFFFFF"/>
+            <w:tcMar>
+              <w:top w:w="120" w:type="dxa"/>
+              <w:bottom w:w="120" w:type="dxa"/>
+              <w:left w:w="160" w:type="dxa"/>
+              <w:right w:w="160" w:type="dxa"/>
+            </w:tcMar>
           </w:tcPr>
           <w:p>
             <w:pPr>
@@ -2157,6 +2342,13 @@
         <w:tc>
           <w:tcPr>
             <w:tcW w:type="dxa" w:w="4896"/>
+            <w:shd w:fill="FFFFFF"/>
+            <w:tcMar>
+              <w:top w:w="120" w:type="dxa"/>
+              <w:bottom w:w="120" w:type="dxa"/>
+              <w:left w:w="160" w:type="dxa"/>
+              <w:right w:w="160" w:type="dxa"/>
+            </w:tcMar>
           </w:tcPr>
           <w:p>
             <w:pPr>
@@ -2178,6 +2370,13 @@
         <w:tc>
           <w:tcPr>
             <w:tcW w:type="dxa" w:w="2592"/>
+            <w:shd w:fill="F5F5F5"/>
+            <w:tcMar>
+              <w:top w:w="120" w:type="dxa"/>
+              <w:bottom w:w="120" w:type="dxa"/>
+              <w:left w:w="160" w:type="dxa"/>
+              <w:right w:w="160" w:type="dxa"/>
+            </w:tcMar>
           </w:tcPr>
           <w:p>
             <w:pPr>
@@ -2197,6 +2396,13 @@
         <w:tc>
           <w:tcPr>
             <w:tcW w:type="dxa" w:w="2592"/>
+            <w:shd w:fill="F5F5F5"/>
+            <w:tcMar>
+              <w:top w:w="120" w:type="dxa"/>
+              <w:bottom w:w="120" w:type="dxa"/>
+              <w:left w:w="160" w:type="dxa"/>
+              <w:right w:w="160" w:type="dxa"/>
+            </w:tcMar>
           </w:tcPr>
           <w:p>
             <w:pPr>
@@ -2216,6 +2422,13 @@
         <w:tc>
           <w:tcPr>
             <w:tcW w:type="dxa" w:w="4896"/>
+            <w:shd w:fill="F5F5F5"/>
+            <w:tcMar>
+              <w:top w:w="120" w:type="dxa"/>
+              <w:bottom w:w="120" w:type="dxa"/>
+              <w:left w:w="160" w:type="dxa"/>
+              <w:right w:w="160" w:type="dxa"/>
+            </w:tcMar>
           </w:tcPr>
           <w:p>
             <w:pPr>
@@ -2236,45 +2449,42 @@
     </w:tbl>
     <w:p>
       <w:pPr>
-        <w:spacing w:before="120" w:after="120"/>
-      </w:pPr>
+        <w:pStyle w:val="Heading2"/>
+        <w:keepNext/>
+        <w:spacing w:after="120" w:line="276" w:lineRule="auto"/>
+        <w:jc w:val="left"/>
+      </w:pPr>
+      <w:r>
+        <w:rPr>
+          <w:rFonts w:ascii="Times New Roman" w:hAnsi="Times New Roman"/>
+          <w:b/>
+          <w:i w:val="0"/>
+          <w:color w:val="000000"/>
+          <w:sz w:val="28"/>
+        </w:rPr>
+        <w:t>3.3 System Architecture</w:t>
+      </w:r>
     </w:p>
     <w:p>
       <w:pPr>
-        <w:pStyle w:val="Heading2"/>
-        <w:spacing w:after="120" w:line="276" w:lineRule="auto"/>
+        <w:spacing w:after="240" w:line="276" w:lineRule="auto"/>
         <w:jc w:val="left"/>
       </w:pPr>
       <w:r>
         <w:rPr>
           <w:rFonts w:ascii="Times New Roman" w:hAnsi="Times New Roman"/>
-          <w:b/>
+          <w:b w:val="0"/>
           <w:i w:val="0"/>
           <w:color w:val="000000"/>
-          <w:sz w:val="28"/>
-        </w:rPr>
-        <w:t>3.3 System Architecture</w:t>
+          <w:sz w:val="24"/>
+        </w:rPr>
+        <w:t>The software architecture consists of five decoupled layers. At the bottom, the Hardware Layer captures 30 FPS video frames via webcam. The Framework Layer uses OpenCV to convert the frame and MediaPipe to extract 21 raw joint coordinates. The Preprocessing Layer transforms these coordinates to be invariant to distance and positioning. The Inference Layer loads the TFLite models in separate threads, while the Presentation Layer overlays boundaries, predictions, and FPS on the final video display.</w:t>
       </w:r>
     </w:p>
     <w:p>
       <w:pPr>
-        <w:spacing w:after="240" w:line="276" w:lineRule="auto"/>
-        <w:jc w:val="left"/>
-      </w:pPr>
-      <w:r>
-        <w:rPr>
-          <w:rFonts w:ascii="Times New Roman" w:hAnsi="Times New Roman"/>
-          <w:b w:val="0"/>
-          <w:i w:val="0"/>
-          <w:color w:val="000000"/>
-          <w:sz w:val="24"/>
-        </w:rPr>
-        <w:t>The software architecture consists of five decoupled layers. At the bottom, the Hardware Layer captures 30 FPS video frames via webcam. The Framework Layer uses OpenCV to convert the frame and MediaPipe to extract 21 raw joint coordinates. The Preprocessing Layer transforms these coordinates to be invariant to distance and positioning. The Inference Layer loads the TFLite models in separate threads, while the Presentation Layer overlays boundaries, predictions, and FPS on the final video display.</w:t>
-      </w:r>
-    </w:p>
-    <w:p>
-      <w:pPr>
-        <w:spacing w:after="120" w:before="120"/>
+        <w:keepNext/>
+        <w:spacing w:before="240" w:after="120"/>
         <w:jc w:val="center"/>
       </w:pPr>
       <w:r>
@@ -2347,8 +2557,12 @@
     <w:p>
       <w:pPr>
         <w:pStyle w:val="Heading1"/>
+        <w:keepNext/>
         <w:spacing w:after="240" w:line="276" w:lineRule="auto"/>
         <w:jc w:val="left"/>
+        <w:pBdr>
+          <w:bottom w:val="single" w:sz="6" w:space="6" w:color="CCCCCC"/>
+        </w:pBdr>
       </w:pPr>
       <w:r>
         <w:rPr>
@@ -2380,6 +2594,7 @@
     <w:p>
       <w:pPr>
         <w:pStyle w:val="Heading2"/>
+        <w:keepNext/>
         <w:spacing w:after="120" w:line="276" w:lineRule="auto"/>
         <w:jc w:val="left"/>
       </w:pPr>
@@ -2416,12 +2631,12 @@
         <w:jc w:val="center"/>
         <w:tblLook w:firstColumn="1" w:firstRow="1" w:lastColumn="0" w:lastRow="0" w:noHBand="0" w:noVBand="1" w:val="04A0"/>
         <w:tblBorders>
-          <w:top w:val="single" w:sz="6" w:space="0" w:color="808080"/>
-          <w:left w:val="single" w:sz="6" w:space="0" w:color="808080"/>
-          <w:bottom w:val="single" w:sz="6" w:space="0" w:color="808080"/>
-          <w:right w:val="single" w:sz="6" w:space="0" w:color="808080"/>
-          <w:insideH w:val="single" w:sz="6" w:space="0" w:color="808080"/>
-          <w:insideV w:val="single" w:sz="6" w:space="0" w:color="808080"/>
+          <w:top w:val="single" w:sz="4" w:space="0" w:color="D3D3D3"/>
+          <w:left w:val="single" w:sz="4" w:space="0" w:color="D3D3D3"/>
+          <w:bottom w:val="single" w:sz="4" w:space="0" w:color="D3D3D3"/>
+          <w:right w:val="single" w:sz="4" w:space="0" w:color="D3D3D3"/>
+          <w:insideH w:val="single" w:sz="4" w:space="0" w:color="D3D3D3"/>
+          <w:insideV w:val="single" w:sz="4" w:space="0" w:color="D3D3D3"/>
         </w:tblBorders>
       </w:tblPr>
       <w:tblGrid>
@@ -2435,6 +2650,12 @@
           <w:tcPr>
             <w:tcW w:type="dxa" w:w="1728"/>
             <w:shd w:fill="EFEFEF"/>
+            <w:tcMar>
+              <w:top w:w="120" w:type="dxa"/>
+              <w:bottom w:w="120" w:type="dxa"/>
+              <w:left w:w="160" w:type="dxa"/>
+              <w:right w:w="160" w:type="dxa"/>
+            </w:tcMar>
           </w:tcPr>
           <w:p>
             <w:pPr>
@@ -2456,6 +2677,12 @@
           <w:tcPr>
             <w:tcW w:type="dxa" w:w="2592"/>
             <w:shd w:fill="EFEFEF"/>
+            <w:tcMar>
+              <w:top w:w="120" w:type="dxa"/>
+              <w:bottom w:w="120" w:type="dxa"/>
+              <w:left w:w="160" w:type="dxa"/>
+              <w:right w:w="160" w:type="dxa"/>
+            </w:tcMar>
           </w:tcPr>
           <w:p>
             <w:pPr>
@@ -2477,6 +2704,12 @@
           <w:tcPr>
             <w:tcW w:type="dxa" w:w="4032"/>
             <w:shd w:fill="EFEFEF"/>
+            <w:tcMar>
+              <w:top w:w="120" w:type="dxa"/>
+              <w:bottom w:w="120" w:type="dxa"/>
+              <w:left w:w="160" w:type="dxa"/>
+              <w:right w:w="160" w:type="dxa"/>
+            </w:tcMar>
           </w:tcPr>
           <w:p>
             <w:pPr>
@@ -2498,6 +2731,12 @@
           <w:tcPr>
             <w:tcW w:type="dxa" w:w="1728"/>
             <w:shd w:fill="EFEFEF"/>
+            <w:tcMar>
+              <w:top w:w="120" w:type="dxa"/>
+              <w:bottom w:w="120" w:type="dxa"/>
+              <w:left w:w="160" w:type="dxa"/>
+              <w:right w:w="160" w:type="dxa"/>
+            </w:tcMar>
           </w:tcPr>
           <w:p>
             <w:pPr>
@@ -2520,6 +2759,13 @@
         <w:tc>
           <w:tcPr>
             <w:tcW w:type="dxa" w:w="1728"/>
+            <w:shd w:fill="FFFFFF"/>
+            <w:tcMar>
+              <w:top w:w="120" w:type="dxa"/>
+              <w:bottom w:w="120" w:type="dxa"/>
+              <w:left w:w="160" w:type="dxa"/>
+              <w:right w:w="160" w:type="dxa"/>
+            </w:tcMar>
           </w:tcPr>
           <w:p>
             <w:pPr>
@@ -2539,6 +2785,13 @@
         <w:tc>
           <w:tcPr>
             <w:tcW w:type="dxa" w:w="2592"/>
+            <w:shd w:fill="FFFFFF"/>
+            <w:tcMar>
+              <w:top w:w="120" w:type="dxa"/>
+              <w:bottom w:w="120" w:type="dxa"/>
+              <w:left w:w="160" w:type="dxa"/>
+              <w:right w:w="160" w:type="dxa"/>
+            </w:tcMar>
           </w:tcPr>
           <w:p>
             <w:pPr>
@@ -2558,6 +2811,13 @@
         <w:tc>
           <w:tcPr>
             <w:tcW w:type="dxa" w:w="4032"/>
+            <w:shd w:fill="FFFFFF"/>
+            <w:tcMar>
+              <w:top w:w="120" w:type="dxa"/>
+              <w:bottom w:w="120" w:type="dxa"/>
+              <w:left w:w="160" w:type="dxa"/>
+              <w:right w:w="160" w:type="dxa"/>
+            </w:tcMar>
           </w:tcPr>
           <w:p>
             <w:pPr>
@@ -2577,6 +2837,13 @@
         <w:tc>
           <w:tcPr>
             <w:tcW w:type="dxa" w:w="1728"/>
+            <w:shd w:fill="FFFFFF"/>
+            <w:tcMar>
+              <w:top w:w="120" w:type="dxa"/>
+              <w:bottom w:w="120" w:type="dxa"/>
+              <w:left w:w="160" w:type="dxa"/>
+              <w:right w:w="160" w:type="dxa"/>
+            </w:tcMar>
           </w:tcPr>
           <w:p>
             <w:pPr>
@@ -2598,6 +2865,13 @@
         <w:tc>
           <w:tcPr>
             <w:tcW w:type="dxa" w:w="1728"/>
+            <w:shd w:fill="F5F5F5"/>
+            <w:tcMar>
+              <w:top w:w="120" w:type="dxa"/>
+              <w:bottom w:w="120" w:type="dxa"/>
+              <w:left w:w="160" w:type="dxa"/>
+              <w:right w:w="160" w:type="dxa"/>
+            </w:tcMar>
           </w:tcPr>
           <w:p>
             <w:pPr>
@@ -2617,6 +2891,13 @@
         <w:tc>
           <w:tcPr>
             <w:tcW w:type="dxa" w:w="2592"/>
+            <w:shd w:fill="F5F5F5"/>
+            <w:tcMar>
+              <w:top w:w="120" w:type="dxa"/>
+              <w:bottom w:w="120" w:type="dxa"/>
+              <w:left w:w="160" w:type="dxa"/>
+              <w:right w:w="160" w:type="dxa"/>
+            </w:tcMar>
           </w:tcPr>
           <w:p>
             <w:pPr>
@@ -2636,6 +2917,13 @@
         <w:tc>
           <w:tcPr>
             <w:tcW w:type="dxa" w:w="4032"/>
+            <w:shd w:fill="F5F5F5"/>
+            <w:tcMar>
+              <w:top w:w="120" w:type="dxa"/>
+              <w:bottom w:w="120" w:type="dxa"/>
+              <w:left w:w="160" w:type="dxa"/>
+              <w:right w:w="160" w:type="dxa"/>
+            </w:tcMar>
           </w:tcPr>
           <w:p>
             <w:pPr>
@@ -2655,6 +2943,13 @@
         <w:tc>
           <w:tcPr>
             <w:tcW w:type="dxa" w:w="1728"/>
+            <w:shd w:fill="F5F5F5"/>
+            <w:tcMar>
+              <w:top w:w="120" w:type="dxa"/>
+              <w:bottom w:w="120" w:type="dxa"/>
+              <w:left w:w="160" w:type="dxa"/>
+              <w:right w:w="160" w:type="dxa"/>
+            </w:tcMar>
           </w:tcPr>
           <w:p>
             <w:pPr>
@@ -2676,6 +2971,13 @@
         <w:tc>
           <w:tcPr>
             <w:tcW w:type="dxa" w:w="1728"/>
+            <w:shd w:fill="FFFFFF"/>
+            <w:tcMar>
+              <w:top w:w="120" w:type="dxa"/>
+              <w:bottom w:w="120" w:type="dxa"/>
+              <w:left w:w="160" w:type="dxa"/>
+              <w:right w:w="160" w:type="dxa"/>
+            </w:tcMar>
           </w:tcPr>
           <w:p>
             <w:pPr>
@@ -2695,6 +2997,13 @@
         <w:tc>
           <w:tcPr>
             <w:tcW w:type="dxa" w:w="2592"/>
+            <w:shd w:fill="FFFFFF"/>
+            <w:tcMar>
+              <w:top w:w="120" w:type="dxa"/>
+              <w:bottom w:w="120" w:type="dxa"/>
+              <w:left w:w="160" w:type="dxa"/>
+              <w:right w:w="160" w:type="dxa"/>
+            </w:tcMar>
           </w:tcPr>
           <w:p>
             <w:pPr>
@@ -2714,6 +3023,13 @@
         <w:tc>
           <w:tcPr>
             <w:tcW w:type="dxa" w:w="4032"/>
+            <w:shd w:fill="FFFFFF"/>
+            <w:tcMar>
+              <w:top w:w="120" w:type="dxa"/>
+              <w:bottom w:w="120" w:type="dxa"/>
+              <w:left w:w="160" w:type="dxa"/>
+              <w:right w:w="160" w:type="dxa"/>
+            </w:tcMar>
           </w:tcPr>
           <w:p>
             <w:pPr>
@@ -2733,6 +3049,13 @@
         <w:tc>
           <w:tcPr>
             <w:tcW w:type="dxa" w:w="1728"/>
+            <w:shd w:fill="FFFFFF"/>
+            <w:tcMar>
+              <w:top w:w="120" w:type="dxa"/>
+              <w:bottom w:w="120" w:type="dxa"/>
+              <w:left w:w="160" w:type="dxa"/>
+              <w:right w:w="160" w:type="dxa"/>
+            </w:tcMar>
           </w:tcPr>
           <w:p>
             <w:pPr>
@@ -2754,6 +3077,13 @@
         <w:tc>
           <w:tcPr>
             <w:tcW w:type="dxa" w:w="1728"/>
+            <w:shd w:fill="F5F5F5"/>
+            <w:tcMar>
+              <w:top w:w="120" w:type="dxa"/>
+              <w:bottom w:w="120" w:type="dxa"/>
+              <w:left w:w="160" w:type="dxa"/>
+              <w:right w:w="160" w:type="dxa"/>
+            </w:tcMar>
           </w:tcPr>
           <w:p>
             <w:pPr>
@@ -2773,6 +3103,13 @@
         <w:tc>
           <w:tcPr>
             <w:tcW w:type="dxa" w:w="2592"/>
+            <w:shd w:fill="F5F5F5"/>
+            <w:tcMar>
+              <w:top w:w="120" w:type="dxa"/>
+              <w:bottom w:w="120" w:type="dxa"/>
+              <w:left w:w="160" w:type="dxa"/>
+              <w:right w:w="160" w:type="dxa"/>
+            </w:tcMar>
           </w:tcPr>
           <w:p>
             <w:pPr>
@@ -2792,6 +3129,13 @@
         <w:tc>
           <w:tcPr>
             <w:tcW w:type="dxa" w:w="4032"/>
+            <w:shd w:fill="F5F5F5"/>
+            <w:tcMar>
+              <w:top w:w="120" w:type="dxa"/>
+              <w:bottom w:w="120" w:type="dxa"/>
+              <w:left w:w="160" w:type="dxa"/>
+              <w:right w:w="160" w:type="dxa"/>
+            </w:tcMar>
           </w:tcPr>
           <w:p>
             <w:pPr>
@@ -2811,6 +3155,13 @@
         <w:tc>
           <w:tcPr>
             <w:tcW w:type="dxa" w:w="1728"/>
+            <w:shd w:fill="F5F5F5"/>
+            <w:tcMar>
+              <w:top w:w="120" w:type="dxa"/>
+              <w:bottom w:w="120" w:type="dxa"/>
+              <w:left w:w="160" w:type="dxa"/>
+              <w:right w:w="160" w:type="dxa"/>
+            </w:tcMar>
           </w:tcPr>
           <w:p>
             <w:pPr>
@@ -2832,6 +3183,13 @@
         <w:tc>
           <w:tcPr>
             <w:tcW w:type="dxa" w:w="1728"/>
+            <w:shd w:fill="FFFFFF"/>
+            <w:tcMar>
+              <w:top w:w="120" w:type="dxa"/>
+              <w:bottom w:w="120" w:type="dxa"/>
+              <w:left w:w="160" w:type="dxa"/>
+              <w:right w:w="160" w:type="dxa"/>
+            </w:tcMar>
           </w:tcPr>
           <w:p>
             <w:pPr>
@@ -2851,6 +3209,13 @@
         <w:tc>
           <w:tcPr>
             <w:tcW w:type="dxa" w:w="2592"/>
+            <w:shd w:fill="FFFFFF"/>
+            <w:tcMar>
+              <w:top w:w="120" w:type="dxa"/>
+              <w:bottom w:w="120" w:type="dxa"/>
+              <w:left w:w="160" w:type="dxa"/>
+              <w:right w:w="160" w:type="dxa"/>
+            </w:tcMar>
           </w:tcPr>
           <w:p>
             <w:pPr>
@@ -2870,6 +3235,13 @@
         <w:tc>
           <w:tcPr>
             <w:tcW w:type="dxa" w:w="4032"/>
+            <w:shd w:fill="FFFFFF"/>
+            <w:tcMar>
+              <w:top w:w="120" w:type="dxa"/>
+              <w:bottom w:w="120" w:type="dxa"/>
+              <w:left w:w="160" w:type="dxa"/>
+              <w:right w:w="160" w:type="dxa"/>
+            </w:tcMar>
           </w:tcPr>
           <w:p>
             <w:pPr>
@@ -2889,6 +3261,13 @@
         <w:tc>
           <w:tcPr>
             <w:tcW w:type="dxa" w:w="1728"/>
+            <w:shd w:fill="FFFFFF"/>
+            <w:tcMar>
+              <w:top w:w="120" w:type="dxa"/>
+              <w:bottom w:w="120" w:type="dxa"/>
+              <w:left w:w="160" w:type="dxa"/>
+              <w:right w:w="160" w:type="dxa"/>
+            </w:tcMar>
           </w:tcPr>
           <w:p>
             <w:pPr>
@@ -2910,6 +3289,13 @@
         <w:tc>
           <w:tcPr>
             <w:tcW w:type="dxa" w:w="1728"/>
+            <w:shd w:fill="F5F5F5"/>
+            <w:tcMar>
+              <w:top w:w="120" w:type="dxa"/>
+              <w:bottom w:w="120" w:type="dxa"/>
+              <w:left w:w="160" w:type="dxa"/>
+              <w:right w:w="160" w:type="dxa"/>
+            </w:tcMar>
           </w:tcPr>
           <w:p>
             <w:pPr>
@@ -2929,6 +3315,13 @@
         <w:tc>
           <w:tcPr>
             <w:tcW w:type="dxa" w:w="2592"/>
+            <w:shd w:fill="F5F5F5"/>
+            <w:tcMar>
+              <w:top w:w="120" w:type="dxa"/>
+              <w:bottom w:w="120" w:type="dxa"/>
+              <w:left w:w="160" w:type="dxa"/>
+              <w:right w:w="160" w:type="dxa"/>
+            </w:tcMar>
           </w:tcPr>
           <w:p>
             <w:pPr>
@@ -2948,6 +3341,13 @@
         <w:tc>
           <w:tcPr>
             <w:tcW w:type="dxa" w:w="4032"/>
+            <w:shd w:fill="F5F5F5"/>
+            <w:tcMar>
+              <w:top w:w="120" w:type="dxa"/>
+              <w:bottom w:w="120" w:type="dxa"/>
+              <w:left w:w="160" w:type="dxa"/>
+              <w:right w:w="160" w:type="dxa"/>
+            </w:tcMar>
           </w:tcPr>
           <w:p>
             <w:pPr>
@@ -2967,6 +3367,13 @@
         <w:tc>
           <w:tcPr>
             <w:tcW w:type="dxa" w:w="1728"/>
+            <w:shd w:fill="F5F5F5"/>
+            <w:tcMar>
+              <w:top w:w="120" w:type="dxa"/>
+              <w:bottom w:w="120" w:type="dxa"/>
+              <w:left w:w="160" w:type="dxa"/>
+              <w:right w:w="160" w:type="dxa"/>
+            </w:tcMar>
           </w:tcPr>
           <w:p>
             <w:pPr>
@@ -2987,13 +3394,41 @@
     </w:tbl>
     <w:p>
       <w:pPr>
-        <w:spacing w:before="120" w:after="120"/>
-      </w:pPr>
+        <w:pStyle w:val="Heading2"/>
+        <w:keepNext/>
+        <w:spacing w:after="120" w:line="276" w:lineRule="auto"/>
+        <w:jc w:val="left"/>
+      </w:pPr>
+      <w:r>
+        <w:rPr>
+          <w:rFonts w:ascii="Times New Roman" w:hAnsi="Times New Roman"/>
+          <w:b/>
+          <w:i w:val="0"/>
+          <w:color w:val="000000"/>
+          <w:sz w:val="28"/>
+        </w:rPr>
+        <w:t>4.2 Important Dataset Statistics</w:t>
+      </w:r>
     </w:p>
     <w:p>
       <w:pPr>
-        <w:pStyle w:val="Heading2"/>
-        <w:spacing w:after="120" w:line="276" w:lineRule="auto"/>
+        <w:spacing w:after="240" w:line="276" w:lineRule="auto"/>
+        <w:jc w:val="left"/>
+      </w:pPr>
+      <w:r>
+        <w:rPr>
+          <w:rFonts w:ascii="Times New Roman" w:hAnsi="Times New Roman"/>
+          <w:b w:val="0"/>
+          <w:i w:val="0"/>
+          <w:color w:val="000000"/>
+          <w:sz w:val="24"/>
+        </w:rPr>
+        <w:t>The training datasets were generated by logging coordinates during live demo execution. The static dataset (`keypoint.csv`) contains 4,787 samples with 42 features (representing 21 landmark pairs) and 1 target class column. The dynamic dataset (`point_history.csv`) contains 5,296 samples with 32 features (representing 16 fingertip coordinates over time) and 1 target class column.</w:t>
+      </w:r>
+    </w:p>
+    <w:p>
+      <w:pPr>
+        <w:spacing w:after="80" w:line="276" w:lineRule="auto"/>
         <w:jc w:val="left"/>
       </w:pPr>
       <w:r>
@@ -3002,29 +3437,69 @@
           <w:b/>
           <w:i w:val="0"/>
           <w:color w:val="000000"/>
-          <w:sz w:val="28"/>
-        </w:rPr>
-        <w:t>4.2 Important Dataset Statistics</w:t>
+          <w:sz w:val="24"/>
+        </w:rPr>
+        <w:t>Hand Sign (Keypoint) Class Distribution:</w:t>
       </w:r>
     </w:p>
     <w:p>
       <w:pPr>
-        <w:spacing w:after="240" w:line="276" w:lineRule="auto"/>
-        <w:jc w:val="left"/>
-      </w:pPr>
-      <w:r>
-        <w:rPr>
-          <w:rFonts w:ascii="Times New Roman" w:hAnsi="Times New Roman"/>
-          <w:b w:val="0"/>
-          <w:i w:val="0"/>
+        <w:pStyle w:val="ListBullet"/>
+        <w:spacing w:after="60" w:line="276" w:lineRule="auto"/>
+      </w:pPr>
+      <w:r>
+        <w:rPr>
+          <w:rFonts w:ascii="Times New Roman" w:hAnsi="Times New Roman"/>
           <w:color w:val="000000"/>
           <w:sz w:val="24"/>
         </w:rPr>
-        <w:t>The training datasets were generated by logging coordinates during live demo execution. The static dataset (`keypoint.csv`) contains 4,787 samples with 42 features (representing 21 landmark pairs) and 1 target class column. The dynamic dataset (`point_history.csv`) contains 5,296 samples with 32 features (representing 16 fingertip coordinates over time) and 1 target class column.</w:t>
+        <w:t>Class 0: Open (1,522 samples) - Represents an open palm.</w:t>
       </w:r>
     </w:p>
     <w:p>
       <w:pPr>
+        <w:pStyle w:val="ListBullet"/>
+        <w:spacing w:after="60" w:line="276" w:lineRule="auto"/>
+      </w:pPr>
+      <w:r>
+        <w:rPr>
+          <w:rFonts w:ascii="Times New Roman" w:hAnsi="Times New Roman"/>
+          <w:color w:val="000000"/>
+          <w:sz w:val="24"/>
+        </w:rPr>
+        <w:t>Class 1: Close (1,572 samples) - Represents a closed fist.</w:t>
+      </w:r>
+    </w:p>
+    <w:p>
+      <w:pPr>
+        <w:pStyle w:val="ListBullet"/>
+        <w:spacing w:after="60" w:line="276" w:lineRule="auto"/>
+      </w:pPr>
+      <w:r>
+        <w:rPr>
+          <w:rFonts w:ascii="Times New Roman" w:hAnsi="Times New Roman"/>
+          <w:color w:val="000000"/>
+          <w:sz w:val="24"/>
+        </w:rPr>
+        <w:t>Class 2: Pointer (1,356 samples) - Represents pointing with the index finger.</w:t>
+      </w:r>
+    </w:p>
+    <w:p>
+      <w:pPr>
+        <w:pStyle w:val="ListBullet"/>
+        <w:spacing w:after="60" w:line="276" w:lineRule="auto"/>
+      </w:pPr>
+      <w:r>
+        <w:rPr>
+          <w:rFonts w:ascii="Times New Roman" w:hAnsi="Times New Roman"/>
+          <w:color w:val="000000"/>
+          <w:sz w:val="24"/>
+        </w:rPr>
+        <w:t>Class 3: OK (337 samples) - Represents an 'OK' hand sign.</w:t>
+      </w:r>
+    </w:p>
+    <w:p>
+      <w:pPr>
         <w:spacing w:after="80" w:line="276" w:lineRule="auto"/>
         <w:jc w:val="left"/>
       </w:pPr>
@@ -3036,7 +3511,7 @@
           <w:color w:val="000000"/>
           <w:sz w:val="24"/>
         </w:rPr>
-        <w:t>Hand Sign (Keypoint) Class Distribution:</w:t>
+        <w:t>Finger Gesture (Point History) Class Distribution:</w:t>
       </w:r>
     </w:p>
     <w:p>
@@ -3050,7 +3525,7 @@
           <w:color w:val="000000"/>
           <w:sz w:val="24"/>
         </w:rPr>
-        <w:t>Class 0: Open (1,522 samples) - Represents an open palm.</w:t>
+        <w:t>Class 0: Stop (1,481 samples) - Fingertip remains stationary.</w:t>
       </w:r>
     </w:p>
     <w:p>
@@ -3064,7 +3539,7 @@
           <w:color w:val="000000"/>
           <w:sz w:val="24"/>
         </w:rPr>
-        <w:t>Class 1: Close (1,572 samples) - Represents a closed fist.</w:t>
+        <w:t>Class 1: Clockwise (1,234 samples) - Fingertip moves in a clockwise circle.</w:t>
       </w:r>
     </w:p>
     <w:p>
@@ -3078,7 +3553,7 @@
           <w:color w:val="000000"/>
           <w:sz w:val="24"/>
         </w:rPr>
-        <w:t>Class 2: Pointer (1,356 samples) - Represents pointing with the index finger.</w:t>
+        <w:t>Class 2: Counter Clockwise (1,279 samples) - Fingertip moves in a counter-clockwise circle.</w:t>
       </w:r>
     </w:p>
     <w:p>
@@ -3092,84 +3567,13 @@
           <w:color w:val="000000"/>
           <w:sz w:val="24"/>
         </w:rPr>
-        <w:t>Class 3: OK (337 samples) - Represents an 'OK' hand sign.</w:t>
+        <w:t>Class 3: Move (1,302 samples) - Fingertip moves linearly or dynamically.</w:t>
       </w:r>
     </w:p>
     <w:p>
       <w:pPr>
-        <w:spacing w:after="80" w:line="276" w:lineRule="auto"/>
-        <w:jc w:val="left"/>
-      </w:pPr>
-      <w:r>
-        <w:rPr>
-          <w:rFonts w:ascii="Times New Roman" w:hAnsi="Times New Roman"/>
-          <w:b/>
-          <w:i w:val="0"/>
-          <w:color w:val="000000"/>
-          <w:sz w:val="24"/>
-        </w:rPr>
-        <w:t>Finger Gesture (Point History) Class Distribution:</w:t>
-      </w:r>
-    </w:p>
-    <w:p>
-      <w:pPr>
-        <w:pStyle w:val="ListBullet"/>
-        <w:spacing w:after="60" w:line="276" w:lineRule="auto"/>
-      </w:pPr>
-      <w:r>
-        <w:rPr>
-          <w:rFonts w:ascii="Times New Roman" w:hAnsi="Times New Roman"/>
-          <w:color w:val="000000"/>
-          <w:sz w:val="24"/>
-        </w:rPr>
-        <w:t>Class 0: Stop (1,481 samples) - Fingertip remains stationary.</w:t>
-      </w:r>
-    </w:p>
-    <w:p>
-      <w:pPr>
-        <w:pStyle w:val="ListBullet"/>
-        <w:spacing w:after="60" w:line="276" w:lineRule="auto"/>
-      </w:pPr>
-      <w:r>
-        <w:rPr>
-          <w:rFonts w:ascii="Times New Roman" w:hAnsi="Times New Roman"/>
-          <w:color w:val="000000"/>
-          <w:sz w:val="24"/>
-        </w:rPr>
-        <w:t>Class 1: Clockwise (1,234 samples) - Fingertip moves in a clockwise circle.</w:t>
-      </w:r>
-    </w:p>
-    <w:p>
-      <w:pPr>
-        <w:pStyle w:val="ListBullet"/>
-        <w:spacing w:after="60" w:line="276" w:lineRule="auto"/>
-      </w:pPr>
-      <w:r>
-        <w:rPr>
-          <w:rFonts w:ascii="Times New Roman" w:hAnsi="Times New Roman"/>
-          <w:color w:val="000000"/>
-          <w:sz w:val="24"/>
-        </w:rPr>
-        <w:t>Class 2: Counter Clockwise (1,279 samples) - Fingertip moves in a counter-clockwise circle.</w:t>
-      </w:r>
-    </w:p>
-    <w:p>
-      <w:pPr>
-        <w:pStyle w:val="ListBullet"/>
-        <w:spacing w:after="60" w:line="276" w:lineRule="auto"/>
-      </w:pPr>
-      <w:r>
-        <w:rPr>
-          <w:rFonts w:ascii="Times New Roman" w:hAnsi="Times New Roman"/>
-          <w:color w:val="000000"/>
-          <w:sz w:val="24"/>
-        </w:rPr>
-        <w:t>Class 3: Move (1,302 samples) - Fingertip moves linearly or dynamically.</w:t>
-      </w:r>
-    </w:p>
-    <w:p>
-      <w:pPr>
-        <w:spacing w:after="120" w:before="120"/>
+        <w:keepNext/>
+        <w:spacing w:before="240" w:after="120"/>
         <w:jc w:val="center"/>
       </w:pPr>
       <w:r>
@@ -3231,7 +3635,8 @@
     </w:p>
     <w:p>
       <w:pPr>
-        <w:spacing w:after="120" w:before="120"/>
+        <w:keepNext/>
+        <w:spacing w:before="240" w:after="120"/>
         <w:jc w:val="center"/>
       </w:pPr>
       <w:r>
@@ -3294,6 +3699,7 @@
     <w:p>
       <w:pPr>
         <w:pStyle w:val="Heading2"/>
+        <w:keepNext/>
         <w:spacing w:after="120" w:line="276" w:lineRule="auto"/>
         <w:jc w:val="left"/>
       </w:pPr>
@@ -3330,12 +3736,12 @@
         <w:jc w:val="center"/>
         <w:tblLook w:firstColumn="1" w:firstRow="1" w:lastColumn="0" w:lastRow="0" w:noHBand="0" w:noVBand="1" w:val="04A0"/>
         <w:tblBorders>
-          <w:top w:val="single" w:sz="6" w:space="0" w:color="808080"/>
-          <w:left w:val="single" w:sz="6" w:space="0" w:color="808080"/>
-          <w:bottom w:val="single" w:sz="6" w:space="0" w:color="808080"/>
-          <w:right w:val="single" w:sz="6" w:space="0" w:color="808080"/>
-          <w:insideH w:val="single" w:sz="6" w:space="0" w:color="808080"/>
-          <w:insideV w:val="single" w:sz="6" w:space="0" w:color="808080"/>
+          <w:top w:val="single" w:sz="4" w:space="0" w:color="D3D3D3"/>
+          <w:left w:val="single" w:sz="4" w:space="0" w:color="D3D3D3"/>
+          <w:bottom w:val="single" w:sz="4" w:space="0" w:color="D3D3D3"/>
+          <w:right w:val="single" w:sz="4" w:space="0" w:color="D3D3D3"/>
+          <w:insideH w:val="single" w:sz="4" w:space="0" w:color="D3D3D3"/>
+          <w:insideV w:val="single" w:sz="4" w:space="0" w:color="D3D3D3"/>
         </w:tblBorders>
       </w:tblPr>
       <w:tblGrid>
@@ -3350,6 +3756,12 @@
           <w:tcPr>
             <w:tcW w:type="dxa" w:w="2160"/>
             <w:shd w:fill="EFEFEF"/>
+            <w:tcMar>
+              <w:top w:w="120" w:type="dxa"/>
+              <w:bottom w:w="120" w:type="dxa"/>
+              <w:left w:w="160" w:type="dxa"/>
+              <w:right w:w="160" w:type="dxa"/>
+            </w:tcMar>
           </w:tcPr>
           <w:p>
             <w:pPr>
@@ -3371,6 +3783,12 @@
           <w:tcPr>
             <w:tcW w:type="dxa" w:w="1440"/>
             <w:shd w:fill="EFEFEF"/>
+            <w:tcMar>
+              <w:top w:w="120" w:type="dxa"/>
+              <w:bottom w:w="120" w:type="dxa"/>
+              <w:left w:w="160" w:type="dxa"/>
+              <w:right w:w="160" w:type="dxa"/>
+            </w:tcMar>
           </w:tcPr>
           <w:p>
             <w:pPr>
@@ -3392,6 +3810,12 @@
           <w:tcPr>
             <w:tcW w:type="dxa" w:w="1872"/>
             <w:shd w:fill="EFEFEF"/>
+            <w:tcMar>
+              <w:top w:w="120" w:type="dxa"/>
+              <w:bottom w:w="120" w:type="dxa"/>
+              <w:left w:w="160" w:type="dxa"/>
+              <w:right w:w="160" w:type="dxa"/>
+            </w:tcMar>
           </w:tcPr>
           <w:p>
             <w:pPr>
@@ -3413,6 +3837,12 @@
           <w:tcPr>
             <w:tcW w:type="dxa" w:w="2160"/>
             <w:shd w:fill="EFEFEF"/>
+            <w:tcMar>
+              <w:top w:w="120" w:type="dxa"/>
+              <w:bottom w:w="120" w:type="dxa"/>
+              <w:left w:w="160" w:type="dxa"/>
+              <w:right w:w="160" w:type="dxa"/>
+            </w:tcMar>
           </w:tcPr>
           <w:p>
             <w:pPr>
@@ -3434,6 +3864,12 @@
           <w:tcPr>
             <w:tcW w:type="dxa" w:w="2448"/>
             <w:shd w:fill="EFEFEF"/>
+            <w:tcMar>
+              <w:top w:w="120" w:type="dxa"/>
+              <w:bottom w:w="120" w:type="dxa"/>
+              <w:left w:w="160" w:type="dxa"/>
+              <w:right w:w="160" w:type="dxa"/>
+            </w:tcMar>
           </w:tcPr>
           <w:p>
             <w:pPr>
@@ -3456,6 +3892,13 @@
         <w:tc>
           <w:tcPr>
             <w:tcW w:type="dxa" w:w="2160"/>
+            <w:shd w:fill="FFFFFF"/>
+            <w:tcMar>
+              <w:top w:w="120" w:type="dxa"/>
+              <w:bottom w:w="120" w:type="dxa"/>
+              <w:left w:w="160" w:type="dxa"/>
+              <w:right w:w="160" w:type="dxa"/>
+            </w:tcMar>
           </w:tcPr>
           <w:p>
             <w:pPr>
@@ -3475,6 +3918,13 @@
         <w:tc>
           <w:tcPr>
             <w:tcW w:type="dxa" w:w="1440"/>
+            <w:shd w:fill="FFFFFF"/>
+            <w:tcMar>
+              <w:top w:w="120" w:type="dxa"/>
+              <w:bottom w:w="120" w:type="dxa"/>
+              <w:left w:w="160" w:type="dxa"/>
+              <w:right w:w="160" w:type="dxa"/>
+            </w:tcMar>
           </w:tcPr>
           <w:p>
             <w:pPr>
@@ -3494,6 +3944,13 @@
         <w:tc>
           <w:tcPr>
             <w:tcW w:type="dxa" w:w="1872"/>
+            <w:shd w:fill="FFFFFF"/>
+            <w:tcMar>
+              <w:top w:w="120" w:type="dxa"/>
+              <w:bottom w:w="120" w:type="dxa"/>
+              <w:left w:w="160" w:type="dxa"/>
+              <w:right w:w="160" w:type="dxa"/>
+            </w:tcMar>
           </w:tcPr>
           <w:p>
             <w:pPr>
@@ -3513,6 +3970,13 @@
         <w:tc>
           <w:tcPr>
             <w:tcW w:type="dxa" w:w="2160"/>
+            <w:shd w:fill="FFFFFF"/>
+            <w:tcMar>
+              <w:top w:w="120" w:type="dxa"/>
+              <w:bottom w:w="120" w:type="dxa"/>
+              <w:left w:w="160" w:type="dxa"/>
+              <w:right w:w="160" w:type="dxa"/>
+            </w:tcMar>
           </w:tcPr>
           <w:p>
             <w:pPr>
@@ -3532,6 +3996,13 @@
         <w:tc>
           <w:tcPr>
             <w:tcW w:type="dxa" w:w="2448"/>
+            <w:shd w:fill="FFFFFF"/>
+            <w:tcMar>
+              <w:top w:w="120" w:type="dxa"/>
+              <w:bottom w:w="120" w:type="dxa"/>
+              <w:left w:w="160" w:type="dxa"/>
+              <w:right w:w="160" w:type="dxa"/>
+            </w:tcMar>
           </w:tcPr>
           <w:p>
             <w:pPr>
@@ -3553,6 +4024,13 @@
         <w:tc>
           <w:tcPr>
             <w:tcW w:type="dxa" w:w="2160"/>
+            <w:shd w:fill="F5F5F5"/>
+            <w:tcMar>
+              <w:top w:w="120" w:type="dxa"/>
+              <w:bottom w:w="120" w:type="dxa"/>
+              <w:left w:w="160" w:type="dxa"/>
+              <w:right w:w="160" w:type="dxa"/>
+            </w:tcMar>
           </w:tcPr>
           <w:p>
             <w:pPr>
@@ -3572,6 +4050,13 @@
         <w:tc>
           <w:tcPr>
             <w:tcW w:type="dxa" w:w="1440"/>
+            <w:shd w:fill="F5F5F5"/>
+            <w:tcMar>
+              <w:top w:w="120" w:type="dxa"/>
+              <w:bottom w:w="120" w:type="dxa"/>
+              <w:left w:w="160" w:type="dxa"/>
+              <w:right w:w="160" w:type="dxa"/>
+            </w:tcMar>
           </w:tcPr>
           <w:p>
             <w:pPr>
@@ -3591,6 +4076,13 @@
         <w:tc>
           <w:tcPr>
             <w:tcW w:type="dxa" w:w="1872"/>
+            <w:shd w:fill="F5F5F5"/>
+            <w:tcMar>
+              <w:top w:w="120" w:type="dxa"/>
+              <w:bottom w:w="120" w:type="dxa"/>
+              <w:left w:w="160" w:type="dxa"/>
+              <w:right w:w="160" w:type="dxa"/>
+            </w:tcMar>
           </w:tcPr>
           <w:p>
             <w:pPr>
@@ -3610,6 +4102,13 @@
         <w:tc>
           <w:tcPr>
             <w:tcW w:type="dxa" w:w="2160"/>
+            <w:shd w:fill="F5F5F5"/>
+            <w:tcMar>
+              <w:top w:w="120" w:type="dxa"/>
+              <w:bottom w:w="120" w:type="dxa"/>
+              <w:left w:w="160" w:type="dxa"/>
+              <w:right w:w="160" w:type="dxa"/>
+            </w:tcMar>
           </w:tcPr>
           <w:p>
             <w:pPr>
@@ -3629,6 +4128,13 @@
         <w:tc>
           <w:tcPr>
             <w:tcW w:type="dxa" w:w="2448"/>
+            <w:shd w:fill="F5F5F5"/>
+            <w:tcMar>
+              <w:top w:w="120" w:type="dxa"/>
+              <w:bottom w:w="120" w:type="dxa"/>
+              <w:left w:w="160" w:type="dxa"/>
+              <w:right w:w="160" w:type="dxa"/>
+            </w:tcMar>
           </w:tcPr>
           <w:p>
             <w:pPr>
@@ -3650,6 +4156,13 @@
         <w:tc>
           <w:tcPr>
             <w:tcW w:type="dxa" w:w="2160"/>
+            <w:shd w:fill="FFFFFF"/>
+            <w:tcMar>
+              <w:top w:w="120" w:type="dxa"/>
+              <w:bottom w:w="120" w:type="dxa"/>
+              <w:left w:w="160" w:type="dxa"/>
+              <w:right w:w="160" w:type="dxa"/>
+            </w:tcMar>
           </w:tcPr>
           <w:p>
             <w:pPr>
@@ -3669,6 +4182,13 @@
         <w:tc>
           <w:tcPr>
             <w:tcW w:type="dxa" w:w="1440"/>
+            <w:shd w:fill="FFFFFF"/>
+            <w:tcMar>
+              <w:top w:w="120" w:type="dxa"/>
+              <w:bottom w:w="120" w:type="dxa"/>
+              <w:left w:w="160" w:type="dxa"/>
+              <w:right w:w="160" w:type="dxa"/>
+            </w:tcMar>
           </w:tcPr>
           <w:p>
             <w:pPr>
@@ -3688,6 +4208,13 @@
         <w:tc>
           <w:tcPr>
             <w:tcW w:type="dxa" w:w="1872"/>
+            <w:shd w:fill="FFFFFF"/>
+            <w:tcMar>
+              <w:top w:w="120" w:type="dxa"/>
+              <w:bottom w:w="120" w:type="dxa"/>
+              <w:left w:w="160" w:type="dxa"/>
+              <w:right w:w="160" w:type="dxa"/>
+            </w:tcMar>
           </w:tcPr>
           <w:p>
             <w:pPr>
@@ -3707,6 +4234,13 @@
         <w:tc>
           <w:tcPr>
             <w:tcW w:type="dxa" w:w="2160"/>
+            <w:shd w:fill="FFFFFF"/>
+            <w:tcMar>
+              <w:top w:w="120" w:type="dxa"/>
+              <w:bottom w:w="120" w:type="dxa"/>
+              <w:left w:w="160" w:type="dxa"/>
+              <w:right w:w="160" w:type="dxa"/>
+            </w:tcMar>
           </w:tcPr>
           <w:p>
             <w:pPr>
@@ -3726,6 +4260,13 @@
         <w:tc>
           <w:tcPr>
             <w:tcW w:type="dxa" w:w="2448"/>
+            <w:shd w:fill="FFFFFF"/>
+            <w:tcMar>
+              <w:top w:w="120" w:type="dxa"/>
+              <w:bottom w:w="120" w:type="dxa"/>
+              <w:left w:w="160" w:type="dxa"/>
+              <w:right w:w="160" w:type="dxa"/>
+            </w:tcMar>
           </w:tcPr>
           <w:p>
             <w:pPr>
@@ -3747,6 +4288,13 @@
         <w:tc>
           <w:tcPr>
             <w:tcW w:type="dxa" w:w="2160"/>
+            <w:shd w:fill="F5F5F5"/>
+            <w:tcMar>
+              <w:top w:w="120" w:type="dxa"/>
+              <w:bottom w:w="120" w:type="dxa"/>
+              <w:left w:w="160" w:type="dxa"/>
+              <w:right w:w="160" w:type="dxa"/>
+            </w:tcMar>
           </w:tcPr>
           <w:p>
             <w:pPr>
@@ -3766,6 +4314,13 @@
         <w:tc>
           <w:tcPr>
             <w:tcW w:type="dxa" w:w="1440"/>
+            <w:shd w:fill="F5F5F5"/>
+            <w:tcMar>
+              <w:top w:w="120" w:type="dxa"/>
+              <w:bottom w:w="120" w:type="dxa"/>
+              <w:left w:w="160" w:type="dxa"/>
+              <w:right w:w="160" w:type="dxa"/>
+            </w:tcMar>
           </w:tcPr>
           <w:p>
             <w:pPr>
@@ -3785,6 +4340,13 @@
         <w:tc>
           <w:tcPr>
             <w:tcW w:type="dxa" w:w="1872"/>
+            <w:shd w:fill="F5F5F5"/>
+            <w:tcMar>
+              <w:top w:w="120" w:type="dxa"/>
+              <w:bottom w:w="120" w:type="dxa"/>
+              <w:left w:w="160" w:type="dxa"/>
+              <w:right w:w="160" w:type="dxa"/>
+            </w:tcMar>
           </w:tcPr>
           <w:p>
             <w:pPr>
@@ -3804,6 +4366,13 @@
         <w:tc>
           <w:tcPr>
             <w:tcW w:type="dxa" w:w="2160"/>
+            <w:shd w:fill="F5F5F5"/>
+            <w:tcMar>
+              <w:top w:w="120" w:type="dxa"/>
+              <w:bottom w:w="120" w:type="dxa"/>
+              <w:left w:w="160" w:type="dxa"/>
+              <w:right w:w="160" w:type="dxa"/>
+            </w:tcMar>
           </w:tcPr>
           <w:p>
             <w:pPr>
@@ -3823,6 +4392,13 @@
         <w:tc>
           <w:tcPr>
             <w:tcW w:type="dxa" w:w="2448"/>
+            <w:shd w:fill="F5F5F5"/>
+            <w:tcMar>
+              <w:top w:w="120" w:type="dxa"/>
+              <w:bottom w:w="120" w:type="dxa"/>
+              <w:left w:w="160" w:type="dxa"/>
+              <w:right w:w="160" w:type="dxa"/>
+            </w:tcMar>
           </w:tcPr>
           <w:p>
             <w:pPr>
@@ -3842,39 +4418,216 @@
       </w:tr>
     </w:tbl>
     <w:p>
-      <w:pPr>
-        <w:spacing w:before="120" w:after="120"/>
-      </w:pPr>
+      <w:r>
+        <w:rPr>
+          <w:rFonts w:ascii="Times New Roman" w:hAnsi="Times New Roman"/>
+          <w:color w:val="000000"/>
+          <w:sz w:val="24"/>
+        </w:rPr>
+        <w:br w:type="page"/>
+      </w:r>
     </w:p>
     <w:p>
-      <w:r>
-        <w:rPr>
-          <w:rFonts w:ascii="Times New Roman" w:hAnsi="Times New Roman"/>
-          <w:color w:val="000000"/>
-          <w:sz w:val="24"/>
-        </w:rPr>
-        <w:br w:type="page"/>
+      <w:pPr>
+        <w:pStyle w:val="Heading1"/>
+        <w:keepNext/>
+        <w:spacing w:after="240" w:line="276" w:lineRule="auto"/>
+        <w:jc w:val="left"/>
+        <w:pBdr>
+          <w:bottom w:val="single" w:sz="6" w:space="6" w:color="CCCCCC"/>
+        </w:pBdr>
+      </w:pPr>
+      <w:r>
+        <w:rPr>
+          <w:rFonts w:ascii="Times New Roman" w:hAnsi="Times New Roman"/>
+          <w:b/>
+          <w:i w:val="0"/>
+          <w:color w:val="000000"/>
+          <w:sz w:val="32"/>
+        </w:rPr>
+        <w:t>5. Methodology</w:t>
       </w:r>
     </w:p>
     <w:p>
       <w:pPr>
-        <w:pStyle w:val="Heading1"/>
         <w:spacing w:after="240" w:line="276" w:lineRule="auto"/>
         <w:jc w:val="left"/>
       </w:pPr>
       <w:r>
         <w:rPr>
           <w:rFonts w:ascii="Times New Roman" w:hAnsi="Times New Roman"/>
+          <w:b w:val="0"/>
+          <w:i w:val="0"/>
+          <w:color w:val="000000"/>
+          <w:sz w:val="24"/>
+        </w:rPr>
+        <w:t>The project utilizes a structured machine learning workflow. Raw video frames from a webcam are captured via OpenCV, which are then processed by MediaPipe to detect hand skeleton keypoints. The coordinates are normalized to ensure scale and translation invariance before being sent to the classifiers.</w:t>
+      </w:r>
+    </w:p>
+    <w:p>
+      <w:pPr>
+        <w:pStyle w:val="Heading2"/>
+        <w:keepNext/>
+        <w:spacing w:after="120" w:line="276" w:lineRule="auto"/>
+        <w:jc w:val="left"/>
+      </w:pPr>
+      <w:r>
+        <w:rPr>
+          <w:rFonts w:ascii="Times New Roman" w:hAnsi="Times New Roman"/>
           <w:b/>
           <w:i w:val="0"/>
           <w:color w:val="000000"/>
-          <w:sz w:val="32"/>
-        </w:rPr>
-        <w:t>5. Methodology</w:t>
+          <w:sz w:val="28"/>
+        </w:rPr>
+        <w:t>5.1 Step-by-Step Pipeline</w:t>
       </w:r>
     </w:p>
     <w:p>
       <w:pPr>
+        <w:pStyle w:val="ListBullet"/>
+        <w:spacing w:after="60" w:line="276" w:lineRule="auto"/>
+      </w:pPr>
+      <w:r>
+        <w:rPr>
+          <w:rFonts w:ascii="Times New Roman" w:hAnsi="Times New Roman"/>
+          <w:color w:val="000000"/>
+          <w:sz w:val="24"/>
+        </w:rPr>
+        <w:t>Capture frames from webcam using OpenCV's `VideoCapture`.</w:t>
+      </w:r>
+    </w:p>
+    <w:p>
+      <w:pPr>
+        <w:pStyle w:val="ListBullet"/>
+        <w:spacing w:after="60" w:line="276" w:lineRule="auto"/>
+      </w:pPr>
+      <w:r>
+        <w:rPr>
+          <w:rFonts w:ascii="Times New Roman" w:hAnsi="Times New Roman"/>
+          <w:color w:val="000000"/>
+          <w:sz w:val="24"/>
+        </w:rPr>
+        <w:t>Process frame using MediaPipe's `Hands` solution to estimate 21 keypoints.</w:t>
+      </w:r>
+    </w:p>
+    <w:p>
+      <w:pPr>
+        <w:pStyle w:val="ListBullet"/>
+        <w:spacing w:after="60" w:line="276" w:lineRule="auto"/>
+      </w:pPr>
+      <w:r>
+        <w:rPr>
+          <w:rFonts w:ascii="Times New Roman" w:hAnsi="Times New Roman"/>
+          <w:color w:val="000000"/>
+          <w:sz w:val="24"/>
+        </w:rPr>
+        <w:t>Apply translation normalization: subtract Wrist (0) coordinates from all keypoints to make the wrist the origin (0,0).</w:t>
+      </w:r>
+    </w:p>
+    <w:p>
+      <w:pPr>
+        <w:pStyle w:val="ListBullet"/>
+        <w:spacing w:after="60" w:line="276" w:lineRule="auto"/>
+      </w:pPr>
+      <w:r>
+        <w:rPr>
+          <w:rFonts w:ascii="Times New Roman" w:hAnsi="Times New Roman"/>
+          <w:color w:val="000000"/>
+          <w:sz w:val="24"/>
+        </w:rPr>
+        <w:t>Apply scale normalization: divide coordinates by the maximum Euclidean distance to achieve scale invariance.</w:t>
+      </w:r>
+    </w:p>
+    <w:p>
+      <w:pPr>
+        <w:pStyle w:val="ListBullet"/>
+        <w:spacing w:after="60" w:line="276" w:lineRule="auto"/>
+      </w:pPr>
+      <w:r>
+        <w:rPr>
+          <w:rFonts w:ascii="Times New Roman" w:hAnsi="Times New Roman"/>
+          <w:color w:val="000000"/>
+          <w:sz w:val="24"/>
+        </w:rPr>
+        <w:t>Flatten keypoint coordinates to a 42-dimensional 1D array for static classification.</w:t>
+      </w:r>
+    </w:p>
+    <w:p>
+      <w:pPr>
+        <w:pStyle w:val="ListBullet"/>
+        <w:spacing w:after="60" w:line="276" w:lineRule="auto"/>
+      </w:pPr>
+      <w:r>
+        <w:rPr>
+          <w:rFonts w:ascii="Times New Roman" w:hAnsi="Times New Roman"/>
+          <w:color w:val="000000"/>
+          <w:sz w:val="24"/>
+        </w:rPr>
+        <w:t>Log coordinates to `keypoint.csv` or `point_history.csv` via keyboard triggers ('k' or 'h' and '0'-'9').</w:t>
+      </w:r>
+    </w:p>
+    <w:p>
+      <w:pPr>
+        <w:pStyle w:val="ListBullet"/>
+        <w:spacing w:after="60" w:line="276" w:lineRule="auto"/>
+      </w:pPr>
+      <w:r>
+        <w:rPr>
+          <w:rFonts w:ascii="Times New Roman" w:hAnsi="Times New Roman"/>
+          <w:color w:val="000000"/>
+          <w:sz w:val="24"/>
+        </w:rPr>
+        <w:t>Train MLP neural networks on logged data with Dropout and Early Stopping using TensorFlow/Keras.</w:t>
+      </w:r>
+    </w:p>
+    <w:p>
+      <w:pPr>
+        <w:pStyle w:val="ListBullet"/>
+        <w:spacing w:after="60" w:line="276" w:lineRule="auto"/>
+      </w:pPr>
+      <w:r>
+        <w:rPr>
+          <w:rFonts w:ascii="Times New Roman" w:hAnsi="Times New Roman"/>
+          <w:color w:val="000000"/>
+          <w:sz w:val="24"/>
+        </w:rPr>
+        <w:t>Convert HDF5 models to TFLite format using post-training float16/dynamic range quantization.</w:t>
+      </w:r>
+    </w:p>
+    <w:p>
+      <w:pPr>
+        <w:pStyle w:val="ListBullet"/>
+        <w:spacing w:after="60" w:line="276" w:lineRule="auto"/>
+      </w:pPr>
+      <w:r>
+        <w:rPr>
+          <w:rFonts w:ascii="Times New Roman" w:hAnsi="Times New Roman"/>
+          <w:color w:val="000000"/>
+          <w:sz w:val="24"/>
+        </w:rPr>
+        <w:t>Run sub-millisecond real-time inference on TFLite models during camera capture and draw overlay details.</w:t>
+      </w:r>
+    </w:p>
+    <w:p>
+      <w:pPr>
+        <w:pStyle w:val="Heading2"/>
+        <w:keepNext/>
+        <w:spacing w:after="120" w:line="276" w:lineRule="auto"/>
+        <w:jc w:val="left"/>
+      </w:pPr>
+      <w:r>
+        <w:rPr>
+          <w:rFonts w:ascii="Times New Roman" w:hAnsi="Times New Roman"/>
+          <w:b/>
+          <w:i w:val="0"/>
+          <w:color w:val="000000"/>
+          <w:sz w:val="28"/>
+        </w:rPr>
+        <w:t>5.2 Preprocessing Algorithms and Source Code Snippets</w:t>
+      </w:r>
+    </w:p>
+    <w:p>
+      <w:pPr>
         <w:spacing w:after="240" w:line="276" w:lineRule="auto"/>
         <w:jc w:val="left"/>
       </w:pPr>
@@ -3886,453 +4639,7 @@
           <w:color w:val="000000"/>
           <w:sz w:val="24"/>
         </w:rPr>
-        <w:t>The project utilizes a structured machine learning workflow. Raw video frames from a webcam are captured via OpenCV, which are then processed by MediaPipe to detect hand skeleton keypoints. The coordinates are normalized to ensure scale and translation invariance before being sent to the classifiers.</w:t>
-      </w:r>
-    </w:p>
-    <w:p>
-      <w:pPr>
-        <w:pStyle w:val="Heading2"/>
-        <w:spacing w:after="120" w:line="276" w:lineRule="auto"/>
-        <w:jc w:val="left"/>
-      </w:pPr>
-      <w:r>
-        <w:rPr>
-          <w:rFonts w:ascii="Times New Roman" w:hAnsi="Times New Roman"/>
-          <w:b/>
-          <w:i w:val="0"/>
-          <w:color w:val="000000"/>
-          <w:sz w:val="28"/>
-        </w:rPr>
-        <w:t>5.1 Step-by-Step Pipeline</w:t>
-      </w:r>
-    </w:p>
-    <w:p>
-      <w:pPr>
-        <w:pStyle w:val="ListBullet"/>
-        <w:spacing w:after="60" w:line="276" w:lineRule="auto"/>
-      </w:pPr>
-      <w:r>
-        <w:rPr>
-          <w:rFonts w:ascii="Times New Roman" w:hAnsi="Times New Roman"/>
-          <w:color w:val="000000"/>
-          <w:sz w:val="24"/>
-        </w:rPr>
-        <w:t>Capture frames from webcam using OpenCV's `VideoCapture`.</w:t>
-      </w:r>
-    </w:p>
-    <w:p>
-      <w:pPr>
-        <w:pStyle w:val="ListBullet"/>
-        <w:spacing w:after="60" w:line="276" w:lineRule="auto"/>
-      </w:pPr>
-      <w:r>
-        <w:rPr>
-          <w:rFonts w:ascii="Times New Roman" w:hAnsi="Times New Roman"/>
-          <w:color w:val="000000"/>
-          <w:sz w:val="24"/>
-        </w:rPr>
-        <w:t>Process frame using MediaPipe's `Hands` solution to estimate 21 keypoints.</w:t>
-      </w:r>
-    </w:p>
-    <w:p>
-      <w:pPr>
-        <w:pStyle w:val="ListBullet"/>
-        <w:spacing w:after="60" w:line="276" w:lineRule="auto"/>
-      </w:pPr>
-      <w:r>
-        <w:rPr>
-          <w:rFonts w:ascii="Times New Roman" w:hAnsi="Times New Roman"/>
-          <w:color w:val="000000"/>
-          <w:sz w:val="24"/>
-        </w:rPr>
-        <w:t>Apply translation normalization: subtract Wrist (0) coordinates from all keypoints to make the wrist the origin (0,0).</w:t>
-      </w:r>
-    </w:p>
-    <w:p>
-      <w:pPr>
-        <w:pStyle w:val="ListBullet"/>
-        <w:spacing w:after="60" w:line="276" w:lineRule="auto"/>
-      </w:pPr>
-      <w:r>
-        <w:rPr>
-          <w:rFonts w:ascii="Times New Roman" w:hAnsi="Times New Roman"/>
-          <w:color w:val="000000"/>
-          <w:sz w:val="24"/>
-        </w:rPr>
-        <w:t>Apply scale normalization: divide coordinates by the maximum Euclidean distance to achieve scale invariance.</w:t>
-      </w:r>
-    </w:p>
-    <w:p>
-      <w:pPr>
-        <w:pStyle w:val="ListBullet"/>
-        <w:spacing w:after="60" w:line="276" w:lineRule="auto"/>
-      </w:pPr>
-      <w:r>
-        <w:rPr>
-          <w:rFonts w:ascii="Times New Roman" w:hAnsi="Times New Roman"/>
-          <w:color w:val="000000"/>
-          <w:sz w:val="24"/>
-        </w:rPr>
-        <w:t>Flatten keypoint coordinates to a 42-dimensional 1D array for static classification.</w:t>
-      </w:r>
-    </w:p>
-    <w:p>
-      <w:pPr>
-        <w:pStyle w:val="ListBullet"/>
-        <w:spacing w:after="60" w:line="276" w:lineRule="auto"/>
-      </w:pPr>
-      <w:r>
-        <w:rPr>
-          <w:rFonts w:ascii="Times New Roman" w:hAnsi="Times New Roman"/>
-          <w:color w:val="000000"/>
-          <w:sz w:val="24"/>
-        </w:rPr>
-        <w:t>Log coordinates to `keypoint.csv` or `point_history.csv` via keyboard triggers ('k' or 'h' and '0'-'9').</w:t>
-      </w:r>
-    </w:p>
-    <w:p>
-      <w:pPr>
-        <w:pStyle w:val="ListBullet"/>
-        <w:spacing w:after="60" w:line="276" w:lineRule="auto"/>
-      </w:pPr>
-      <w:r>
-        <w:rPr>
-          <w:rFonts w:ascii="Times New Roman" w:hAnsi="Times New Roman"/>
-          <w:color w:val="000000"/>
-          <w:sz w:val="24"/>
-        </w:rPr>
-        <w:t>Train MLP neural networks on logged data with Dropout and Early Stopping using TensorFlow/Keras.</w:t>
-      </w:r>
-    </w:p>
-    <w:p>
-      <w:pPr>
-        <w:pStyle w:val="ListBullet"/>
-        <w:spacing w:after="60" w:line="276" w:lineRule="auto"/>
-      </w:pPr>
-      <w:r>
-        <w:rPr>
-          <w:rFonts w:ascii="Times New Roman" w:hAnsi="Times New Roman"/>
-          <w:color w:val="000000"/>
-          <w:sz w:val="24"/>
-        </w:rPr>
-        <w:t>Convert HDF5 models to TFLite format using post-training float16/dynamic range quantization.</w:t>
-      </w:r>
-    </w:p>
-    <w:p>
-      <w:pPr>
-        <w:pStyle w:val="ListBullet"/>
-        <w:spacing w:after="60" w:line="276" w:lineRule="auto"/>
-      </w:pPr>
-      <w:r>
-        <w:rPr>
-          <w:rFonts w:ascii="Times New Roman" w:hAnsi="Times New Roman"/>
-          <w:color w:val="000000"/>
-          <w:sz w:val="24"/>
-        </w:rPr>
-        <w:t>Run sub-millisecond real-time inference on TFLite models during camera capture and draw overlay details.</w:t>
-      </w:r>
-    </w:p>
-    <w:p>
-      <w:pPr>
-        <w:pStyle w:val="Heading2"/>
-        <w:spacing w:after="120" w:line="276" w:lineRule="auto"/>
-        <w:jc w:val="left"/>
-      </w:pPr>
-      <w:r>
-        <w:rPr>
-          <w:rFonts w:ascii="Times New Roman" w:hAnsi="Times New Roman"/>
-          <w:b/>
-          <w:i w:val="0"/>
-          <w:color w:val="000000"/>
-          <w:sz w:val="28"/>
-        </w:rPr>
-        <w:t>5.2 Preprocessing Algorithms and Source Code Snippets</w:t>
-      </w:r>
-    </w:p>
-    <w:p>
-      <w:pPr>
-        <w:spacing w:after="240" w:line="276" w:lineRule="auto"/>
-        <w:jc w:val="left"/>
-      </w:pPr>
-      <w:r>
-        <w:rPr>
-          <w:rFonts w:ascii="Times New Roman" w:hAnsi="Times New Roman"/>
-          <w:b w:val="0"/>
-          <w:i w:val="0"/>
-          <w:color w:val="000000"/>
-          <w:sz w:val="24"/>
-        </w:rPr>
         <w:t>The core of the hand sign pipeline is the scale-invariant preprocessing. This is implemented in the `pre_process_landmark` function inside `app.py` as shown below:</w:t>
-      </w:r>
-    </w:p>
-    <w:p>
-      <w:pPr>
-        <w:spacing w:after="160"/>
-        <w:ind w:left="576" w:right="576"/>
-      </w:pPr>
-      <w:r>
-        <w:rPr>
-          <w:rFonts w:ascii="Consolas" w:hAnsi="Consolas"/>
-          <w:color w:val="000000"/>
-          <w:sz w:val="19"/>
-        </w:rPr>
-        <w:t>def pre_process_landmark(landmark_list):</w:t>
-        <w:br/>
-        <w:t xml:space="preserve">    temp_landmark_list = copy.deepcopy(landmark_list)</w:t>
-        <w:br/>
-        <w:br/>
-        <w:t xml:space="preserve">    # Convert to relative coordinates (Wrist as origin)</w:t>
-        <w:br/>
-        <w:t xml:space="preserve">    base_x, base_y = 0, 0</w:t>
-        <w:br/>
-        <w:t xml:space="preserve">    for index, landmark_point in enumerate(temp_landmark_list):</w:t>
-        <w:br/>
-        <w:t xml:space="preserve">        if index == 0:</w:t>
-        <w:br/>
-        <w:t xml:space="preserve">            base_x, base_y = landmark_point[0], landmark_point[1]</w:t>
-        <w:br/>
-        <w:br/>
-        <w:t xml:space="preserve">        temp_landmark_list[index][0] = temp_landmark_list[index][0] - base_x</w:t>
-        <w:br/>
-        <w:t xml:space="preserve">        temp_landmark_list[index][1] = temp_landmark_list[index][1] - base_y</w:t>
-        <w:br/>
-        <w:br/>
-        <w:t xml:space="preserve">    # Flatten to a one-dimensional list</w:t>
-        <w:br/>
-        <w:t xml:space="preserve">    temp_landmark_list = list(itertools.chain.from_iterable(temp_landmark_list))</w:t>
-        <w:br/>
-        <w:br/>
-        <w:t xml:space="preserve">    # Normalization by maximum coordinate magnitude</w:t>
-        <w:br/>
-        <w:t xml:space="preserve">    max_value = max(list(map(abs, temp_landmark_list)))</w:t>
-        <w:br/>
-        <w:br/>
-        <w:t xml:space="preserve">    def normalize_(n):</w:t>
-        <w:br/>
-        <w:t xml:space="preserve">        return n / max_value</w:t>
-        <w:br/>
-        <w:br/>
-        <w:t xml:space="preserve">    temp_landmark_list = list(map(normalize_, temp_landmark_list))</w:t>
-        <w:br/>
-        <w:t xml:space="preserve">    return temp_landmark_list</w:t>
-      </w:r>
-    </w:p>
-    <w:p>
-      <w:pPr>
-        <w:spacing w:after="120" w:line="276" w:lineRule="auto"/>
-        <w:jc w:val="left"/>
-      </w:pPr>
-      <w:r>
-        <w:rPr>
-          <w:rFonts w:ascii="Times New Roman" w:hAnsi="Times New Roman"/>
-          <w:b w:val="0"/>
-          <w:i w:val="0"/>
-          <w:color w:val="000000"/>
-          <w:sz w:val="24"/>
-        </w:rPr>
-        <w:t>For dynamic finger gestures, the fingertip coordinates are converted to frame-by-frame offsets and scaled relative to the camera window dimensions:</w:t>
-      </w:r>
-    </w:p>
-    <w:p>
-      <w:pPr>
-        <w:spacing w:after="240"/>
-        <w:ind w:left="576" w:right="576"/>
-      </w:pPr>
-      <w:r>
-        <w:rPr>
-          <w:rFonts w:ascii="Consolas" w:hAnsi="Consolas"/>
-          <w:color w:val="000000"/>
-          <w:sz w:val="19"/>
-        </w:rPr>
-        <w:t>def pre_process_point_history(image, point_history):</w:t>
-        <w:br/>
-        <w:t xml:space="preserve">    image_width, image_height = image.shape[1], image.shape[0]</w:t>
-        <w:br/>
-        <w:t xml:space="preserve">    temp_point_history = copy.deepcopy(point_history)</w:t>
-        <w:br/>
-        <w:br/>
-        <w:t xml:space="preserve">    # Convert to relative coordinates based on the start point</w:t>
-        <w:br/>
-        <w:t xml:space="preserve">    base_x, base_y = 0, 0</w:t>
-        <w:br/>
-        <w:t xml:space="preserve">    for index, point in enumerate(temp_point_history):</w:t>
-        <w:br/>
-        <w:t xml:space="preserve">        if index == 0:</w:t>
-        <w:br/>
-        <w:t xml:space="preserve">            base_x, base_y = point[0], point[1]</w:t>
-        <w:br/>
-        <w:br/>
-        <w:t xml:space="preserve">        temp_point_history[index][0] = (temp_point_history[index][0] - base_x) / image_width</w:t>
-        <w:br/>
-        <w:t xml:space="preserve">        temp_point_history[index][1] = (temp_point_history[index][1] - base_y) / image_height</w:t>
-        <w:br/>
-        <w:br/>
-        <w:t xml:space="preserve">    # Flatten to a 1D list</w:t>
-        <w:br/>
-        <w:t xml:space="preserve">    temp_point_history = list(itertools.chain.from_iterable(temp_point_history))</w:t>
-        <w:br/>
-        <w:t xml:space="preserve">    return temp_point_history</w:t>
-      </w:r>
-    </w:p>
-    <w:p>
-      <w:pPr>
-        <w:pStyle w:val="Heading2"/>
-        <w:spacing w:after="120" w:line="276" w:lineRule="auto"/>
-        <w:jc w:val="left"/>
-      </w:pPr>
-      <w:r>
-        <w:rPr>
-          <w:rFonts w:ascii="Times New Roman" w:hAnsi="Times New Roman"/>
-          <w:b/>
-          <w:i w:val="0"/>
-          <w:color w:val="000000"/>
-          <w:sz w:val="28"/>
-        </w:rPr>
-        <w:t>5.3 Mathematical Formulation of Landmark Normalization</w:t>
-      </w:r>
-    </w:p>
-    <w:p>
-      <w:pPr>
-        <w:spacing w:after="240" w:line="276" w:lineRule="auto"/>
-        <w:jc w:val="left"/>
-      </w:pPr>
-      <w:r>
-        <w:rPr>
-          <w:rFonts w:ascii="Times New Roman" w:hAnsi="Times New Roman"/>
-          <w:b w:val="0"/>
-          <w:i w:val="0"/>
-          <w:color w:val="000000"/>
-          <w:sz w:val="24"/>
-        </w:rPr>
-        <w:t>To guarantee scale and translation invariance across subjects at varying distances from the camera, the coordinate vectors are preprocessed mathematically. Let P = [p_0, p_1, ..., p_20] be the raw hand landmark coordinates estimated by MediaPipe, where each joint p_i = [x_i, y_i] is represented in 2D space.</w:t>
-      </w:r>
-    </w:p>
-    <w:p>
-      <w:pPr>
-        <w:spacing w:after="120" w:line="276" w:lineRule="auto"/>
-        <w:jc w:val="left"/>
-      </w:pPr>
-      <w:r>
-        <w:rPr>
-          <w:rFonts w:ascii="Times New Roman" w:hAnsi="Times New Roman"/>
-          <w:b w:val="0"/>
-          <w:i/>
-          <w:color w:val="000000"/>
-          <w:sz w:val="24"/>
-        </w:rPr>
-        <w:t xml:space="preserve">First, translation invariance is achieved by subtracting the coordinates of the wrist p_0 = [x_0, y_0] from all joint positions: </w:t>
-        <w:br/>
-        <w:t>p'_i = p_i - p_0 = [x_i - x_0, y_i - y_0]  for i = 0, 1, ..., 20</w:t>
-      </w:r>
-    </w:p>
-    <w:p>
-      <w:pPr>
-        <w:spacing w:after="240" w:line="276" w:lineRule="auto"/>
-        <w:jc w:val="left"/>
-      </w:pPr>
-      <w:r>
-        <w:rPr>
-          <w:rFonts w:ascii="Times New Roman" w:hAnsi="Times New Roman"/>
-          <w:b w:val="0"/>
-          <w:i w:val="0"/>
-          <w:color w:val="000000"/>
-          <w:sz w:val="24"/>
-        </w:rPr>
-        <w:t>This translation aligns the wrist coordinate directly to the origin [0.0, 0.0] of a local coordinate space.</w:t>
-      </w:r>
-    </w:p>
-    <w:p>
-      <w:pPr>
-        <w:spacing w:after="120" w:line="276" w:lineRule="auto"/>
-        <w:jc w:val="left"/>
-      </w:pPr>
-      <w:r>
-        <w:rPr>
-          <w:rFonts w:ascii="Times New Roman" w:hAnsi="Times New Roman"/>
-          <w:b w:val="0"/>
-          <w:i/>
-          <w:color w:val="000000"/>
-          <w:sz w:val="24"/>
-        </w:rPr>
-        <w:t xml:space="preserve">Second, scale invariance is established by dividing the translated coordinate vectors by their maximum absolute spatial coordinate value: </w:t>
-        <w:br/>
-        <w:t>P'' = P' / max(|p'_j|)  for j = 0, 1, ..., 41</w:t>
-      </w:r>
-    </w:p>
-    <w:p>
-      <w:pPr>
-        <w:spacing w:after="240" w:line="276" w:lineRule="auto"/>
-        <w:jc w:val="left"/>
-      </w:pPr>
-      <w:r>
-        <w:rPr>
-          <w:rFonts w:ascii="Times New Roman" w:hAnsi="Times New Roman"/>
-          <w:b w:val="0"/>
-          <w:i w:val="0"/>
-          <w:color w:val="000000"/>
-          <w:sz w:val="24"/>
-        </w:rPr>
-        <w:t>This division bounds the coordinate values between -1.0 and 1.0, ensuring that the model is robust to differences in camera distance and hand anatomical scale.</w:t>
-      </w:r>
-    </w:p>
-    <w:p>
-      <w:r>
-        <w:rPr>
-          <w:rFonts w:ascii="Times New Roman" w:hAnsi="Times New Roman"/>
-          <w:color w:val="000000"/>
-          <w:sz w:val="24"/>
-        </w:rPr>
-        <w:br w:type="page"/>
-      </w:r>
-    </w:p>
-    <w:p>
-      <w:pPr>
-        <w:pStyle w:val="Heading1"/>
-        <w:spacing w:after="240" w:line="276" w:lineRule="auto"/>
-        <w:jc w:val="left"/>
-      </w:pPr>
-      <w:r>
-        <w:rPr>
-          <w:rFonts w:ascii="Times New Roman" w:hAnsi="Times New Roman"/>
-          <w:b/>
-          <w:i w:val="0"/>
-          <w:color w:val="000000"/>
-          <w:sz w:val="32"/>
-        </w:rPr>
-        <w:t>6. Techniques Used</w:t>
-      </w:r>
-    </w:p>
-    <w:p>
-      <w:pPr>
-        <w:spacing w:after="240" w:line="276" w:lineRule="auto"/>
-        <w:jc w:val="left"/>
-      </w:pPr>
-      <w:r>
-        <w:rPr>
-          <w:rFonts w:ascii="Times New Roman" w:hAnsi="Times New Roman"/>
-          <w:b w:val="0"/>
-          <w:i w:val="0"/>
-          <w:color w:val="000000"/>
-          <w:sz w:val="24"/>
-        </w:rPr>
-        <w:t>The system combines computer vision tracking with deep neural networks. Preprocessing is implemented in standard Python using NumPy, while training and quantization are handled via TensorFlow and Keras.</w:t>
-      </w:r>
-    </w:p>
-    <w:p>
-      <w:pPr>
-        <w:pStyle w:val="Heading2"/>
-        <w:spacing w:after="120" w:line="276" w:lineRule="auto"/>
-        <w:jc w:val="left"/>
-      </w:pPr>
-      <w:r>
-        <w:rPr>
-          <w:rFonts w:ascii="Times New Roman" w:hAnsi="Times New Roman"/>
-          <w:b/>
-          <w:i w:val="0"/>
-          <w:color w:val="000000"/>
-          <w:sz w:val="28"/>
-        </w:rPr>
-        <w:t>6.1 Software and Libraries</w:t>
       </w:r>
     </w:p>
     <w:tbl>
@@ -4341,12 +4648,368 @@
         <w:jc w:val="center"/>
         <w:tblLook w:firstColumn="1" w:firstRow="1" w:lastColumn="0" w:lastRow="0" w:noHBand="0" w:noVBand="1" w:val="04A0"/>
         <w:tblBorders>
-          <w:top w:val="single" w:sz="6" w:space="0" w:color="808080"/>
-          <w:left w:val="single" w:sz="6" w:space="0" w:color="808080"/>
-          <w:bottom w:val="single" w:sz="6" w:space="0" w:color="808080"/>
-          <w:right w:val="single" w:sz="6" w:space="0" w:color="808080"/>
-          <w:insideH w:val="single" w:sz="6" w:space="0" w:color="808080"/>
-          <w:insideV w:val="single" w:sz="6" w:space="0" w:color="808080"/>
+          <w:top w:val="single" w:sz="4" w:space="0" w:color="D3D3D3"/>
+          <w:left w:val="single" w:sz="4" w:space="0" w:color="D3D3D3"/>
+          <w:bottom w:val="single" w:sz="4" w:space="0" w:color="D3D3D3"/>
+          <w:right w:val="single" w:sz="4" w:space="0" w:color="D3D3D3"/>
+          <w:insideH w:val="single" w:sz="4" w:space="0" w:color="D3D3D3"/>
+          <w:insideV w:val="single" w:sz="4" w:space="0" w:color="D3D3D3"/>
+        </w:tblBorders>
+      </w:tblPr>
+      <w:tblGrid>
+        <w:gridCol w:w="9317"/>
+      </w:tblGrid>
+      <w:tr>
+        <w:tc>
+          <w:tcPr>
+            <w:tcW w:type="dxa" w:w="9317"/>
+            <w:shd w:fill="F8F9FA"/>
+            <w:tcMar>
+              <w:top w:w="140" w:type="dxa"/>
+              <w:bottom w:w="140" w:type="dxa"/>
+              <w:left w:w="180" w:type="dxa"/>
+              <w:right w:w="180" w:type="dxa"/>
+            </w:tcMar>
+          </w:tcPr>
+          <w:p>
+            <w:pPr>
+              <w:spacing w:before="80" w:after="80" w:line="252" w:lineRule="auto"/>
+            </w:pPr>
+            <w:r>
+              <w:rPr>
+                <w:rFonts w:ascii="Times New Roman" w:hAnsi="Times New Roman"/>
+                <w:b/>
+                <w:color w:val="000000"/>
+                <w:sz w:val="24"/>
+              </w:rPr>
+            </w:r>
+            <w:r>
+              <w:rPr>
+                <w:rFonts w:ascii="Times New Roman" w:hAnsi="Times New Roman"/>
+                <w:b/>
+                <w:color w:val="000000"/>
+                <w:sz w:val="24"/>
+              </w:rPr>
+              <w:t>def pre_process_landmark(landmark_list):</w:t>
+              <w:br/>
+              <w:t xml:space="preserve">    temp_landmark_list = copy.deepcopy(landmark_list)</w:t>
+              <w:br/>
+              <w:br/>
+              <w:t xml:space="preserve">    # Convert to relative coordinates (Wrist as origin)</w:t>
+              <w:br/>
+              <w:t xml:space="preserve">    base_x, base_y = 0, 0</w:t>
+              <w:br/>
+              <w:t xml:space="preserve">    for index, landmark_point in enumerate(temp_landmark_list):</w:t>
+              <w:br/>
+              <w:t xml:space="preserve">        if index == 0:</w:t>
+              <w:br/>
+              <w:t xml:space="preserve">            base_x, base_y = landmark_point[0], landmark_point[1]</w:t>
+              <w:br/>
+              <w:br/>
+              <w:t xml:space="preserve">        temp_landmark_list[index][0] = temp_landmark_list[index][0] - base_x</w:t>
+              <w:br/>
+              <w:t xml:space="preserve">        temp_landmark_list[index][1] = temp_landmark_list[index][1] - base_y</w:t>
+              <w:br/>
+              <w:br/>
+              <w:t xml:space="preserve">    # Flatten to a one-dimensional list</w:t>
+              <w:br/>
+              <w:t xml:space="preserve">    temp_landmark_list = list(itertools.chain.from_iterable(temp_landmark_list))</w:t>
+              <w:br/>
+              <w:br/>
+              <w:t xml:space="preserve">    # Normalization by maximum coordinate magnitude</w:t>
+              <w:br/>
+              <w:t xml:space="preserve">    max_value = max(list(map(abs, temp_landmark_list)))</w:t>
+              <w:br/>
+              <w:br/>
+              <w:t xml:space="preserve">    def normalize_(n):</w:t>
+              <w:br/>
+              <w:t xml:space="preserve">        return n / max_value</w:t>
+              <w:br/>
+              <w:br/>
+              <w:t xml:space="preserve">    temp_landmark_list = list(map(normalize_, temp_landmark_list))</w:t>
+              <w:br/>
+              <w:t xml:space="preserve">    return temp_landmark_list</w:t>
+            </w:r>
+          </w:p>
+        </w:tc>
+      </w:tr>
+    </w:tbl>
+    <w:p>
+      <w:pPr>
+        <w:spacing w:after="120" w:line="276" w:lineRule="auto"/>
+        <w:jc w:val="left"/>
+      </w:pPr>
+      <w:r>
+        <w:rPr>
+          <w:rFonts w:ascii="Times New Roman" w:hAnsi="Times New Roman"/>
+          <w:b w:val="0"/>
+          <w:i w:val="0"/>
+          <w:color w:val="000000"/>
+          <w:sz w:val="24"/>
+        </w:rPr>
+        <w:t>For dynamic finger gestures, the fingertip coordinates are converted to frame-by-frame offsets and scaled relative to the camera window dimensions:</w:t>
+      </w:r>
+    </w:p>
+    <w:tbl>
+      <w:tblPr>
+        <w:tblW w:type="auto" w:w="0"/>
+        <w:jc w:val="center"/>
+        <w:tblLook w:firstColumn="1" w:firstRow="1" w:lastColumn="0" w:lastRow="0" w:noHBand="0" w:noVBand="1" w:val="04A0"/>
+        <w:tblBorders>
+          <w:top w:val="single" w:sz="4" w:space="0" w:color="D3D3D3"/>
+          <w:left w:val="single" w:sz="4" w:space="0" w:color="D3D3D3"/>
+          <w:bottom w:val="single" w:sz="4" w:space="0" w:color="D3D3D3"/>
+          <w:right w:val="single" w:sz="4" w:space="0" w:color="D3D3D3"/>
+          <w:insideH w:val="single" w:sz="4" w:space="0" w:color="D3D3D3"/>
+          <w:insideV w:val="single" w:sz="4" w:space="0" w:color="D3D3D3"/>
+        </w:tblBorders>
+      </w:tblPr>
+      <w:tblGrid>
+        <w:gridCol w:w="9317"/>
+      </w:tblGrid>
+      <w:tr>
+        <w:tc>
+          <w:tcPr>
+            <w:tcW w:type="dxa" w:w="9317"/>
+            <w:shd w:fill="F8F9FA"/>
+            <w:tcMar>
+              <w:top w:w="140" w:type="dxa"/>
+              <w:bottom w:w="140" w:type="dxa"/>
+              <w:left w:w="180" w:type="dxa"/>
+              <w:right w:w="180" w:type="dxa"/>
+            </w:tcMar>
+          </w:tcPr>
+          <w:p>
+            <w:pPr>
+              <w:spacing w:before="80" w:after="80" w:line="252" w:lineRule="auto"/>
+            </w:pPr>
+            <w:r>
+              <w:rPr>
+                <w:rFonts w:ascii="Times New Roman" w:hAnsi="Times New Roman"/>
+                <w:b/>
+                <w:color w:val="000000"/>
+                <w:sz w:val="24"/>
+              </w:rPr>
+            </w:r>
+            <w:r>
+              <w:rPr>
+                <w:rFonts w:ascii="Times New Roman" w:hAnsi="Times New Roman"/>
+                <w:b/>
+                <w:color w:val="000000"/>
+                <w:sz w:val="24"/>
+              </w:rPr>
+              <w:t>def pre_process_point_history(image, point_history):</w:t>
+              <w:br/>
+              <w:t xml:space="preserve">    image_width, image_height = image.shape[1], image.shape[0]</w:t>
+              <w:br/>
+              <w:t xml:space="preserve">    temp_point_history = copy.deepcopy(point_history)</w:t>
+              <w:br/>
+              <w:br/>
+              <w:t xml:space="preserve">    # Convert to relative coordinates based on the start point</w:t>
+              <w:br/>
+              <w:t xml:space="preserve">    base_x, base_y = 0, 0</w:t>
+              <w:br/>
+              <w:t xml:space="preserve">    for index, point in enumerate(temp_point_history):</w:t>
+              <w:br/>
+              <w:t xml:space="preserve">        if index == 0:</w:t>
+              <w:br/>
+              <w:t xml:space="preserve">            base_x, base_y = point[0], point[1]</w:t>
+              <w:br/>
+              <w:br/>
+              <w:t xml:space="preserve">        temp_point_history[index][0] = (temp_point_history[index][0] - base_x) / image_width</w:t>
+              <w:br/>
+              <w:t xml:space="preserve">        temp_point_history[index][1] = (temp_point_history[index][1] - base_y) / image_height</w:t>
+              <w:br/>
+              <w:br/>
+              <w:t xml:space="preserve">    # Flatten to a 1D list</w:t>
+              <w:br/>
+              <w:t xml:space="preserve">    temp_point_history = list(itertools.chain.from_iterable(temp_point_history))</w:t>
+              <w:br/>
+              <w:t xml:space="preserve">    return temp_point_history</w:t>
+            </w:r>
+          </w:p>
+        </w:tc>
+      </w:tr>
+    </w:tbl>
+    <w:p>
+      <w:pPr>
+        <w:pStyle w:val="Heading2"/>
+        <w:keepNext/>
+        <w:spacing w:after="120" w:line="276" w:lineRule="auto"/>
+        <w:jc w:val="left"/>
+      </w:pPr>
+      <w:r>
+        <w:rPr>
+          <w:rFonts w:ascii="Times New Roman" w:hAnsi="Times New Roman"/>
+          <w:b/>
+          <w:i w:val="0"/>
+          <w:color w:val="000000"/>
+          <w:sz w:val="28"/>
+        </w:rPr>
+        <w:t>5.3 Mathematical Formulation of Landmark Normalization</w:t>
+      </w:r>
+    </w:p>
+    <w:p>
+      <w:pPr>
+        <w:spacing w:after="240" w:line="276" w:lineRule="auto"/>
+        <w:jc w:val="left"/>
+      </w:pPr>
+      <w:r>
+        <w:rPr>
+          <w:rFonts w:ascii="Times New Roman" w:hAnsi="Times New Roman"/>
+          <w:b w:val="0"/>
+          <w:i w:val="0"/>
+          <w:color w:val="000000"/>
+          <w:sz w:val="24"/>
+        </w:rPr>
+        <w:t>To guarantee scale and translation invariance across subjects at varying distances from the camera, the coordinate vectors are preprocessed mathematically. Let P = [p_0, p_1, ..., p_20] be the raw hand landmark coordinates estimated by MediaPipe, where each joint p_i = [x_i, y_i] is represented in 2D space.</w:t>
+      </w:r>
+    </w:p>
+    <w:p>
+      <w:pPr>
+        <w:spacing w:after="120" w:line="276" w:lineRule="auto"/>
+        <w:jc w:val="left"/>
+      </w:pPr>
+      <w:r>
+        <w:rPr>
+          <w:rFonts w:ascii="Times New Roman" w:hAnsi="Times New Roman"/>
+          <w:b w:val="0"/>
+          <w:i/>
+          <w:color w:val="000000"/>
+          <w:sz w:val="24"/>
+        </w:rPr>
+        <w:t xml:space="preserve">First, translation invariance is achieved by subtracting the coordinates of the wrist p_0 = [x_0, y_0] from all joint positions: </w:t>
+        <w:br/>
+        <w:t>p'_i = p_i - p_0 = [x_i - x_0, y_i - y_0]  for i = 0, 1, ..., 20</w:t>
+      </w:r>
+    </w:p>
+    <w:p>
+      <w:pPr>
+        <w:spacing w:after="240" w:line="276" w:lineRule="auto"/>
+        <w:jc w:val="left"/>
+      </w:pPr>
+      <w:r>
+        <w:rPr>
+          <w:rFonts w:ascii="Times New Roman" w:hAnsi="Times New Roman"/>
+          <w:b w:val="0"/>
+          <w:i w:val="0"/>
+          <w:color w:val="000000"/>
+          <w:sz w:val="24"/>
+        </w:rPr>
+        <w:t>This translation aligns the wrist coordinate directly to the origin [0.0, 0.0] of a local coordinate space.</w:t>
+      </w:r>
+    </w:p>
+    <w:p>
+      <w:pPr>
+        <w:spacing w:after="120" w:line="276" w:lineRule="auto"/>
+        <w:jc w:val="left"/>
+      </w:pPr>
+      <w:r>
+        <w:rPr>
+          <w:rFonts w:ascii="Times New Roman" w:hAnsi="Times New Roman"/>
+          <w:b w:val="0"/>
+          <w:i/>
+          <w:color w:val="000000"/>
+          <w:sz w:val="24"/>
+        </w:rPr>
+        <w:t xml:space="preserve">Second, scale invariance is established by dividing the translated coordinate vectors by their maximum absolute spatial coordinate value: </w:t>
+        <w:br/>
+        <w:t>P'' = P' / max(|p'_j|)  for j = 0, 1, ..., 41</w:t>
+      </w:r>
+    </w:p>
+    <w:p>
+      <w:pPr>
+        <w:spacing w:after="240" w:line="276" w:lineRule="auto"/>
+        <w:jc w:val="left"/>
+      </w:pPr>
+      <w:r>
+        <w:rPr>
+          <w:rFonts w:ascii="Times New Roman" w:hAnsi="Times New Roman"/>
+          <w:b w:val="0"/>
+          <w:i w:val="0"/>
+          <w:color w:val="000000"/>
+          <w:sz w:val="24"/>
+        </w:rPr>
+        <w:t>This division bounds the coordinate values between -1.0 and 1.0, ensuring that the model is robust to differences in camera distance and hand anatomical scale.</w:t>
+      </w:r>
+    </w:p>
+    <w:p>
+      <w:r>
+        <w:rPr>
+          <w:rFonts w:ascii="Times New Roman" w:hAnsi="Times New Roman"/>
+          <w:color w:val="000000"/>
+          <w:sz w:val="24"/>
+        </w:rPr>
+        <w:br w:type="page"/>
+      </w:r>
+    </w:p>
+    <w:p>
+      <w:pPr>
+        <w:pStyle w:val="Heading1"/>
+        <w:keepNext/>
+        <w:spacing w:after="240" w:line="276" w:lineRule="auto"/>
+        <w:jc w:val="left"/>
+        <w:pBdr>
+          <w:bottom w:val="single" w:sz="6" w:space="6" w:color="CCCCCC"/>
+        </w:pBdr>
+      </w:pPr>
+      <w:r>
+        <w:rPr>
+          <w:rFonts w:ascii="Times New Roman" w:hAnsi="Times New Roman"/>
+          <w:b/>
+          <w:i w:val="0"/>
+          <w:color w:val="000000"/>
+          <w:sz w:val="32"/>
+        </w:rPr>
+        <w:t>6. Techniques Used</w:t>
+      </w:r>
+    </w:p>
+    <w:p>
+      <w:pPr>
+        <w:spacing w:after="240" w:line="276" w:lineRule="auto"/>
+        <w:jc w:val="left"/>
+      </w:pPr>
+      <w:r>
+        <w:rPr>
+          <w:rFonts w:ascii="Times New Roman" w:hAnsi="Times New Roman"/>
+          <w:b w:val="0"/>
+          <w:i w:val="0"/>
+          <w:color w:val="000000"/>
+          <w:sz w:val="24"/>
+        </w:rPr>
+        <w:t>The system combines computer vision tracking with deep neural networks. Preprocessing is implemented in standard Python using NumPy, while training and quantization are handled via TensorFlow and Keras.</w:t>
+      </w:r>
+    </w:p>
+    <w:p>
+      <w:pPr>
+        <w:pStyle w:val="Heading2"/>
+        <w:keepNext/>
+        <w:spacing w:after="120" w:line="276" w:lineRule="auto"/>
+        <w:jc w:val="left"/>
+      </w:pPr>
+      <w:r>
+        <w:rPr>
+          <w:rFonts w:ascii="Times New Roman" w:hAnsi="Times New Roman"/>
+          <w:b/>
+          <w:i w:val="0"/>
+          <w:color w:val="000000"/>
+          <w:sz w:val="28"/>
+        </w:rPr>
+        <w:t>6.1 Software and Libraries</w:t>
+      </w:r>
+    </w:p>
+    <w:tbl>
+      <w:tblPr>
+        <w:tblW w:type="auto" w:w="0"/>
+        <w:jc w:val="center"/>
+        <w:tblLook w:firstColumn="1" w:firstRow="1" w:lastColumn="0" w:lastRow="0" w:noHBand="0" w:noVBand="1" w:val="04A0"/>
+        <w:tblBorders>
+          <w:top w:val="single" w:sz="4" w:space="0" w:color="D3D3D3"/>
+          <w:left w:val="single" w:sz="4" w:space="0" w:color="D3D3D3"/>
+          <w:bottom w:val="single" w:sz="4" w:space="0" w:color="D3D3D3"/>
+          <w:right w:val="single" w:sz="4" w:space="0" w:color="D3D3D3"/>
+          <w:insideH w:val="single" w:sz="4" w:space="0" w:color="D3D3D3"/>
+          <w:insideV w:val="single" w:sz="4" w:space="0" w:color="D3D3D3"/>
         </w:tblBorders>
       </w:tblPr>
       <w:tblGrid>
@@ -4359,6 +5022,12 @@
           <w:tcPr>
             <w:tcW w:type="dxa" w:w="2160"/>
             <w:shd w:fill="EFEFEF"/>
+            <w:tcMar>
+              <w:top w:w="120" w:type="dxa"/>
+              <w:bottom w:w="120" w:type="dxa"/>
+              <w:left w:w="160" w:type="dxa"/>
+              <w:right w:w="160" w:type="dxa"/>
+            </w:tcMar>
           </w:tcPr>
           <w:p>
             <w:pPr>
@@ -4380,6 +5049,12 @@
           <w:tcPr>
             <w:tcW w:type="dxa" w:w="3600"/>
             <w:shd w:fill="EFEFEF"/>
+            <w:tcMar>
+              <w:top w:w="120" w:type="dxa"/>
+              <w:bottom w:w="120" w:type="dxa"/>
+              <w:left w:w="160" w:type="dxa"/>
+              <w:right w:w="160" w:type="dxa"/>
+            </w:tcMar>
           </w:tcPr>
           <w:p>
             <w:pPr>
@@ -4401,6 +5076,12 @@
           <w:tcPr>
             <w:tcW w:type="dxa" w:w="4320"/>
             <w:shd w:fill="EFEFEF"/>
+            <w:tcMar>
+              <w:top w:w="120" w:type="dxa"/>
+              <w:bottom w:w="120" w:type="dxa"/>
+              <w:left w:w="160" w:type="dxa"/>
+              <w:right w:w="160" w:type="dxa"/>
+            </w:tcMar>
           </w:tcPr>
           <w:p>
             <w:pPr>
@@ -4423,6 +5104,13 @@
         <w:tc>
           <w:tcPr>
             <w:tcW w:type="dxa" w:w="2160"/>
+            <w:shd w:fill="FFFFFF"/>
+            <w:tcMar>
+              <w:top w:w="120" w:type="dxa"/>
+              <w:bottom w:w="120" w:type="dxa"/>
+              <w:left w:w="160" w:type="dxa"/>
+              <w:right w:w="160" w:type="dxa"/>
+            </w:tcMar>
           </w:tcPr>
           <w:p>
             <w:pPr>
@@ -4442,6 +5130,13 @@
         <w:tc>
           <w:tcPr>
             <w:tcW w:type="dxa" w:w="3600"/>
+            <w:shd w:fill="FFFFFF"/>
+            <w:tcMar>
+              <w:top w:w="120" w:type="dxa"/>
+              <w:bottom w:w="120" w:type="dxa"/>
+              <w:left w:w="160" w:type="dxa"/>
+              <w:right w:w="160" w:type="dxa"/>
+            </w:tcMar>
           </w:tcPr>
           <w:p>
             <w:pPr>
@@ -4461,6 +5156,13 @@
         <w:tc>
           <w:tcPr>
             <w:tcW w:type="dxa" w:w="4320"/>
+            <w:shd w:fill="FFFFFF"/>
+            <w:tcMar>
+              <w:top w:w="120" w:type="dxa"/>
+              <w:bottom w:w="120" w:type="dxa"/>
+              <w:left w:w="160" w:type="dxa"/>
+              <w:right w:w="160" w:type="dxa"/>
+            </w:tcMar>
           </w:tcPr>
           <w:p>
             <w:pPr>
@@ -4482,6 +5184,13 @@
         <w:tc>
           <w:tcPr>
             <w:tcW w:type="dxa" w:w="2160"/>
+            <w:shd w:fill="F5F5F5"/>
+            <w:tcMar>
+              <w:top w:w="120" w:type="dxa"/>
+              <w:bottom w:w="120" w:type="dxa"/>
+              <w:left w:w="160" w:type="dxa"/>
+              <w:right w:w="160" w:type="dxa"/>
+            </w:tcMar>
           </w:tcPr>
           <w:p>
             <w:pPr>
@@ -4501,6 +5210,13 @@
         <w:tc>
           <w:tcPr>
             <w:tcW w:type="dxa" w:w="3600"/>
+            <w:shd w:fill="F5F5F5"/>
+            <w:tcMar>
+              <w:top w:w="120" w:type="dxa"/>
+              <w:bottom w:w="120" w:type="dxa"/>
+              <w:left w:w="160" w:type="dxa"/>
+              <w:right w:w="160" w:type="dxa"/>
+            </w:tcMar>
           </w:tcPr>
           <w:p>
             <w:pPr>
@@ -4520,6 +5236,13 @@
         <w:tc>
           <w:tcPr>
             <w:tcW w:type="dxa" w:w="4320"/>
+            <w:shd w:fill="F5F5F5"/>
+            <w:tcMar>
+              <w:top w:w="120" w:type="dxa"/>
+              <w:bottom w:w="120" w:type="dxa"/>
+              <w:left w:w="160" w:type="dxa"/>
+              <w:right w:w="160" w:type="dxa"/>
+            </w:tcMar>
           </w:tcPr>
           <w:p>
             <w:pPr>
@@ -4541,6 +5264,13 @@
         <w:tc>
           <w:tcPr>
             <w:tcW w:type="dxa" w:w="2160"/>
+            <w:shd w:fill="FFFFFF"/>
+            <w:tcMar>
+              <w:top w:w="120" w:type="dxa"/>
+              <w:bottom w:w="120" w:type="dxa"/>
+              <w:left w:w="160" w:type="dxa"/>
+              <w:right w:w="160" w:type="dxa"/>
+            </w:tcMar>
           </w:tcPr>
           <w:p>
             <w:pPr>
@@ -4560,6 +5290,13 @@
         <w:tc>
           <w:tcPr>
             <w:tcW w:type="dxa" w:w="3600"/>
+            <w:shd w:fill="FFFFFF"/>
+            <w:tcMar>
+              <w:top w:w="120" w:type="dxa"/>
+              <w:bottom w:w="120" w:type="dxa"/>
+              <w:left w:w="160" w:type="dxa"/>
+              <w:right w:w="160" w:type="dxa"/>
+            </w:tcMar>
           </w:tcPr>
           <w:p>
             <w:pPr>
@@ -4579,6 +5316,13 @@
         <w:tc>
           <w:tcPr>
             <w:tcW w:type="dxa" w:w="4320"/>
+            <w:shd w:fill="FFFFFF"/>
+            <w:tcMar>
+              <w:top w:w="120" w:type="dxa"/>
+              <w:bottom w:w="120" w:type="dxa"/>
+              <w:left w:w="160" w:type="dxa"/>
+              <w:right w:w="160" w:type="dxa"/>
+            </w:tcMar>
           </w:tcPr>
           <w:p>
             <w:pPr>
@@ -4600,6 +5344,13 @@
         <w:tc>
           <w:tcPr>
             <w:tcW w:type="dxa" w:w="2160"/>
+            <w:shd w:fill="F5F5F5"/>
+            <w:tcMar>
+              <w:top w:w="120" w:type="dxa"/>
+              <w:bottom w:w="120" w:type="dxa"/>
+              <w:left w:w="160" w:type="dxa"/>
+              <w:right w:w="160" w:type="dxa"/>
+            </w:tcMar>
           </w:tcPr>
           <w:p>
             <w:pPr>
@@ -4619,6 +5370,13 @@
         <w:tc>
           <w:tcPr>
             <w:tcW w:type="dxa" w:w="3600"/>
+            <w:shd w:fill="F5F5F5"/>
+            <w:tcMar>
+              <w:top w:w="120" w:type="dxa"/>
+              <w:bottom w:w="120" w:type="dxa"/>
+              <w:left w:w="160" w:type="dxa"/>
+              <w:right w:w="160" w:type="dxa"/>
+            </w:tcMar>
           </w:tcPr>
           <w:p>
             <w:pPr>
@@ -4638,6 +5396,13 @@
         <w:tc>
           <w:tcPr>
             <w:tcW w:type="dxa" w:w="4320"/>
+            <w:shd w:fill="F5F5F5"/>
+            <w:tcMar>
+              <w:top w:w="120" w:type="dxa"/>
+              <w:bottom w:w="120" w:type="dxa"/>
+              <w:left w:w="160" w:type="dxa"/>
+              <w:right w:w="160" w:type="dxa"/>
+            </w:tcMar>
           </w:tcPr>
           <w:p>
             <w:pPr>
@@ -4659,6 +5424,13 @@
         <w:tc>
           <w:tcPr>
             <w:tcW w:type="dxa" w:w="2160"/>
+            <w:shd w:fill="FFFFFF"/>
+            <w:tcMar>
+              <w:top w:w="120" w:type="dxa"/>
+              <w:bottom w:w="120" w:type="dxa"/>
+              <w:left w:w="160" w:type="dxa"/>
+              <w:right w:w="160" w:type="dxa"/>
+            </w:tcMar>
           </w:tcPr>
           <w:p>
             <w:pPr>
@@ -4678,6 +5450,13 @@
         <w:tc>
           <w:tcPr>
             <w:tcW w:type="dxa" w:w="3600"/>
+            <w:shd w:fill="FFFFFF"/>
+            <w:tcMar>
+              <w:top w:w="120" w:type="dxa"/>
+              <w:bottom w:w="120" w:type="dxa"/>
+              <w:left w:w="160" w:type="dxa"/>
+              <w:right w:w="160" w:type="dxa"/>
+            </w:tcMar>
           </w:tcPr>
           <w:p>
             <w:pPr>
@@ -4697,6 +5476,13 @@
         <w:tc>
           <w:tcPr>
             <w:tcW w:type="dxa" w:w="4320"/>
+            <w:shd w:fill="FFFFFF"/>
+            <w:tcMar>
+              <w:top w:w="120" w:type="dxa"/>
+              <w:bottom w:w="120" w:type="dxa"/>
+              <w:left w:w="160" w:type="dxa"/>
+              <w:right w:w="160" w:type="dxa"/>
+            </w:tcMar>
           </w:tcPr>
           <w:p>
             <w:pPr>
@@ -4718,6 +5504,13 @@
         <w:tc>
           <w:tcPr>
             <w:tcW w:type="dxa" w:w="2160"/>
+            <w:shd w:fill="F5F5F5"/>
+            <w:tcMar>
+              <w:top w:w="120" w:type="dxa"/>
+              <w:bottom w:w="120" w:type="dxa"/>
+              <w:left w:w="160" w:type="dxa"/>
+              <w:right w:w="160" w:type="dxa"/>
+            </w:tcMar>
           </w:tcPr>
           <w:p>
             <w:pPr>
@@ -4737,6 +5530,13 @@
         <w:tc>
           <w:tcPr>
             <w:tcW w:type="dxa" w:w="3600"/>
+            <w:shd w:fill="F5F5F5"/>
+            <w:tcMar>
+              <w:top w:w="120" w:type="dxa"/>
+              <w:bottom w:w="120" w:type="dxa"/>
+              <w:left w:w="160" w:type="dxa"/>
+              <w:right w:w="160" w:type="dxa"/>
+            </w:tcMar>
           </w:tcPr>
           <w:p>
             <w:pPr>
@@ -4756,6 +5556,13 @@
         <w:tc>
           <w:tcPr>
             <w:tcW w:type="dxa" w:w="4320"/>
+            <w:shd w:fill="F5F5F5"/>
+            <w:tcMar>
+              <w:top w:w="120" w:type="dxa"/>
+              <w:bottom w:w="120" w:type="dxa"/>
+              <w:left w:w="160" w:type="dxa"/>
+              <w:right w:w="160" w:type="dxa"/>
+            </w:tcMar>
           </w:tcPr>
           <w:p>
             <w:pPr>
@@ -4777,6 +5584,13 @@
         <w:tc>
           <w:tcPr>
             <w:tcW w:type="dxa" w:w="2160"/>
+            <w:shd w:fill="FFFFFF"/>
+            <w:tcMar>
+              <w:top w:w="120" w:type="dxa"/>
+              <w:bottom w:w="120" w:type="dxa"/>
+              <w:left w:w="160" w:type="dxa"/>
+              <w:right w:w="160" w:type="dxa"/>
+            </w:tcMar>
           </w:tcPr>
           <w:p>
             <w:pPr>
@@ -4796,6 +5610,13 @@
         <w:tc>
           <w:tcPr>
             <w:tcW w:type="dxa" w:w="3600"/>
+            <w:shd w:fill="FFFFFF"/>
+            <w:tcMar>
+              <w:top w:w="120" w:type="dxa"/>
+              <w:bottom w:w="120" w:type="dxa"/>
+              <w:left w:w="160" w:type="dxa"/>
+              <w:right w:w="160" w:type="dxa"/>
+            </w:tcMar>
           </w:tcPr>
           <w:p>
             <w:pPr>
@@ -4815,6 +5636,13 @@
         <w:tc>
           <w:tcPr>
             <w:tcW w:type="dxa" w:w="4320"/>
+            <w:shd w:fill="FFFFFF"/>
+            <w:tcMar>
+              <w:top w:w="120" w:type="dxa"/>
+              <w:bottom w:w="120" w:type="dxa"/>
+              <w:left w:w="160" w:type="dxa"/>
+              <w:right w:w="160" w:type="dxa"/>
+            </w:tcMar>
           </w:tcPr>
           <w:p>
             <w:pPr>
@@ -4835,13 +5663,25 @@
     </w:tbl>
     <w:p>
       <w:pPr>
-        <w:spacing w:before="120" w:after="120"/>
-      </w:pPr>
+        <w:pStyle w:val="Heading2"/>
+        <w:keepNext/>
+        <w:spacing w:after="120" w:line="276" w:lineRule="auto"/>
+        <w:jc w:val="left"/>
+      </w:pPr>
+      <w:r>
+        <w:rPr>
+          <w:rFonts w:ascii="Times New Roman" w:hAnsi="Times New Roman"/>
+          <w:b/>
+          <w:i w:val="0"/>
+          <w:color w:val="000000"/>
+          <w:sz w:val="28"/>
+        </w:rPr>
+        <w:t>6.2 Machine Learning Algorithms Used</w:t>
+      </w:r>
     </w:p>
     <w:p>
       <w:pPr>
-        <w:pStyle w:val="Heading2"/>
-        <w:spacing w:after="120" w:line="276" w:lineRule="auto"/>
+        <w:spacing w:after="80" w:line="276" w:lineRule="auto"/>
         <w:jc w:val="left"/>
       </w:pPr>
       <w:r>
@@ -4850,13 +5690,29 @@
           <w:b/>
           <w:i w:val="0"/>
           <w:color w:val="000000"/>
-          <w:sz w:val="28"/>
-        </w:rPr>
-        <w:t>6.2 Machine Learning Algorithms Used</w:t>
+          <w:sz w:val="24"/>
+        </w:rPr>
+        <w:t>Hand Sign Classifier (Multilayer Perceptron)</w:t>
       </w:r>
     </w:p>
     <w:p>
       <w:pPr>
+        <w:spacing w:after="240" w:line="276" w:lineRule="auto"/>
+        <w:jc w:val="left"/>
+      </w:pPr>
+      <w:r>
+        <w:rPr>
+          <w:rFonts w:ascii="Times New Roman" w:hAnsi="Times New Roman"/>
+          <w:b w:val="0"/>
+          <w:i w:val="0"/>
+          <w:color w:val="000000"/>
+          <w:sz w:val="24"/>
+        </w:rPr>
+        <w:t>The static classifier is a feed-forward MLP. It includes an Input layer of size 42, followed by a 20% Dropout layer. The first hidden layer has 20 units with ReLU activation, followed by a 40% Dropout layer for regularization. The second hidden layer has 10 units with ReLU activation, leading to a Softmax output layer of size 4 (NUM_CLASSES). The model is compiled with the Adam optimizer and SparseCategoricalCrossentropy loss.</w:t>
+      </w:r>
+    </w:p>
+    <w:p>
+      <w:pPr>
         <w:spacing w:after="80" w:line="276" w:lineRule="auto"/>
         <w:jc w:val="left"/>
       </w:pPr>
@@ -4868,7 +5724,7 @@
           <w:color w:val="000000"/>
           <w:sz w:val="24"/>
         </w:rPr>
-        <w:t>Hand Sign Classifier (Multilayer Perceptron)</w:t>
+        <w:t>Finger Gesture Classifier (Multilayer Perceptron / LSTM)</w:t>
       </w:r>
     </w:p>
     <w:p>
@@ -4884,44 +5740,13 @@
           <w:color w:val="000000"/>
           <w:sz w:val="24"/>
         </w:rPr>
-        <w:t>The static classifier is a feed-forward MLP. It includes an Input layer of size 42, followed by a 20% Dropout layer. The first hidden layer has 20 units with ReLU activation, followed by a 40% Dropout layer for regularization. The second hidden layer has 10 units with ReLU activation, leading to a Softmax output layer of size 4 (NUM_CLASSES). The model is compiled with the Adam optimizer and SparseCategoricalCrossentropy loss.</w:t>
+        <w:t>The dynamic point history classifier defaults to a similar MLP structure. It takes 32 inputs (16 time steps * 2 coordinate offsets). It features a 20% Dropout layer, a 24-unit Dense layer (ReLU), a 50% Dropout layer, a 10-unit Dense layer (ReLU), and a 4-unit Softmax layer. Alternatively, the notebook supports an LSTM classifier. This version reshapes the inputs to (16, 2), applies a 20% Dropout, passes them to a 16-unit LSTM layer, followed by a 50% Dropout, a 10-unit Dense layer, and a 4-unit Softmax layer. Quantization is applied during TFLite conversion to reduce binary sizes.</w:t>
       </w:r>
     </w:p>
     <w:p>
       <w:pPr>
-        <w:spacing w:after="80" w:line="276" w:lineRule="auto"/>
-        <w:jc w:val="left"/>
-      </w:pPr>
-      <w:r>
-        <w:rPr>
-          <w:rFonts w:ascii="Times New Roman" w:hAnsi="Times New Roman"/>
-          <w:b/>
-          <w:i w:val="0"/>
-          <w:color w:val="000000"/>
-          <w:sz w:val="24"/>
-        </w:rPr>
-        <w:t>Finger Gesture Classifier (Multilayer Perceptron / LSTM)</w:t>
-      </w:r>
-    </w:p>
-    <w:p>
-      <w:pPr>
-        <w:spacing w:after="240" w:line="276" w:lineRule="auto"/>
-        <w:jc w:val="left"/>
-      </w:pPr>
-      <w:r>
-        <w:rPr>
-          <w:rFonts w:ascii="Times New Roman" w:hAnsi="Times New Roman"/>
-          <w:b w:val="0"/>
-          <w:i w:val="0"/>
-          <w:color w:val="000000"/>
-          <w:sz w:val="24"/>
-        </w:rPr>
-        <w:t>The dynamic point history classifier defaults to a similar MLP structure. It takes 32 inputs (16 time steps * 2 coordinate offsets). It features a 20% Dropout layer, a 24-unit Dense layer (ReLU), a 50% Dropout layer, a 10-unit Dense layer (ReLU), and a 4-unit Softmax layer. Alternatively, the notebook supports an LSTM classifier. This version reshapes the inputs to (16, 2), applies a 20% Dropout, passes them to a 16-unit LSTM layer, followed by a 50% Dropout, a 10-unit Dense layer, and a 4-unit Softmax layer. Quantization is applied during TFLite conversion to reduce binary sizes.</w:t>
-      </w:r>
-    </w:p>
-    <w:p>
-      <w:pPr>
         <w:pStyle w:val="Heading2"/>
+        <w:keepNext/>
         <w:spacing w:after="120" w:line="276" w:lineRule="auto"/>
         <w:jc w:val="left"/>
       </w:pPr>
@@ -4958,12 +5783,12 @@
         <w:jc w:val="center"/>
         <w:tblLook w:firstColumn="1" w:firstRow="1" w:lastColumn="0" w:lastRow="0" w:noHBand="0" w:noVBand="1" w:val="04A0"/>
         <w:tblBorders>
-          <w:top w:val="single" w:sz="6" w:space="0" w:color="808080"/>
-          <w:left w:val="single" w:sz="6" w:space="0" w:color="808080"/>
-          <w:bottom w:val="single" w:sz="6" w:space="0" w:color="808080"/>
-          <w:right w:val="single" w:sz="6" w:space="0" w:color="808080"/>
-          <w:insideH w:val="single" w:sz="6" w:space="0" w:color="808080"/>
-          <w:insideV w:val="single" w:sz="6" w:space="0" w:color="808080"/>
+          <w:top w:val="single" w:sz="4" w:space="0" w:color="D3D3D3"/>
+          <w:left w:val="single" w:sz="4" w:space="0" w:color="D3D3D3"/>
+          <w:bottom w:val="single" w:sz="4" w:space="0" w:color="D3D3D3"/>
+          <w:right w:val="single" w:sz="4" w:space="0" w:color="D3D3D3"/>
+          <w:insideH w:val="single" w:sz="4" w:space="0" w:color="D3D3D3"/>
+          <w:insideV w:val="single" w:sz="4" w:space="0" w:color="D3D3D3"/>
         </w:tblBorders>
       </w:tblPr>
       <w:tblGrid>
@@ -4979,6 +5804,12 @@
           <w:tcPr>
             <w:tcW w:type="dxa" w:w="2160"/>
             <w:shd w:fill="EFEFEF"/>
+            <w:tcMar>
+              <w:top w:w="120" w:type="dxa"/>
+              <w:bottom w:w="120" w:type="dxa"/>
+              <w:left w:w="160" w:type="dxa"/>
+              <w:right w:w="160" w:type="dxa"/>
+            </w:tcMar>
           </w:tcPr>
           <w:p>
             <w:pPr>
@@ -5000,6 +5831,12 @@
           <w:tcPr>
             <w:tcW w:type="dxa" w:w="1728"/>
             <w:shd w:fill="EFEFEF"/>
+            <w:tcMar>
+              <w:top w:w="120" w:type="dxa"/>
+              <w:bottom w:w="120" w:type="dxa"/>
+              <w:left w:w="160" w:type="dxa"/>
+              <w:right w:w="160" w:type="dxa"/>
+            </w:tcMar>
           </w:tcPr>
           <w:p>
             <w:pPr>
@@ -5021,6 +5858,12 @@
           <w:tcPr>
             <w:tcW w:type="dxa" w:w="1440"/>
             <w:shd w:fill="EFEFEF"/>
+            <w:tcMar>
+              <w:top w:w="120" w:type="dxa"/>
+              <w:bottom w:w="120" w:type="dxa"/>
+              <w:left w:w="160" w:type="dxa"/>
+              <w:right w:w="160" w:type="dxa"/>
+            </w:tcMar>
           </w:tcPr>
           <w:p>
             <w:pPr>
@@ -5042,6 +5885,12 @@
           <w:tcPr>
             <w:tcW w:type="dxa" w:w="1440"/>
             <w:shd w:fill="EFEFEF"/>
+            <w:tcMar>
+              <w:top w:w="120" w:type="dxa"/>
+              <w:bottom w:w="120" w:type="dxa"/>
+              <w:left w:w="160" w:type="dxa"/>
+              <w:right w:w="160" w:type="dxa"/>
+            </w:tcMar>
           </w:tcPr>
           <w:p>
             <w:pPr>
@@ -5063,6 +5912,12 @@
           <w:tcPr>
             <w:tcW w:type="dxa" w:w="1728"/>
             <w:shd w:fill="EFEFEF"/>
+            <w:tcMar>
+              <w:top w:w="120" w:type="dxa"/>
+              <w:bottom w:w="120" w:type="dxa"/>
+              <w:left w:w="160" w:type="dxa"/>
+              <w:right w:w="160" w:type="dxa"/>
+            </w:tcMar>
           </w:tcPr>
           <w:p>
             <w:pPr>
@@ -5084,6 +5939,12 @@
           <w:tcPr>
             <w:tcW w:type="dxa" w:w="2304"/>
             <w:shd w:fill="EFEFEF"/>
+            <w:tcMar>
+              <w:top w:w="120" w:type="dxa"/>
+              <w:bottom w:w="120" w:type="dxa"/>
+              <w:left w:w="160" w:type="dxa"/>
+              <w:right w:w="160" w:type="dxa"/>
+            </w:tcMar>
           </w:tcPr>
           <w:p>
             <w:pPr>
@@ -5106,6 +5967,13 @@
         <w:tc>
           <w:tcPr>
             <w:tcW w:type="dxa" w:w="2160"/>
+            <w:shd w:fill="FFFFFF"/>
+            <w:tcMar>
+              <w:top w:w="120" w:type="dxa"/>
+              <w:bottom w:w="120" w:type="dxa"/>
+              <w:left w:w="160" w:type="dxa"/>
+              <w:right w:w="160" w:type="dxa"/>
+            </w:tcMar>
           </w:tcPr>
           <w:p>
             <w:pPr>
@@ -5125,6 +5993,13 @@
         <w:tc>
           <w:tcPr>
             <w:tcW w:type="dxa" w:w="1728"/>
+            <w:shd w:fill="FFFFFF"/>
+            <w:tcMar>
+              <w:top w:w="120" w:type="dxa"/>
+              <w:bottom w:w="120" w:type="dxa"/>
+              <w:left w:w="160" w:type="dxa"/>
+              <w:right w:w="160" w:type="dxa"/>
+            </w:tcMar>
           </w:tcPr>
           <w:p>
             <w:pPr>
@@ -5144,6 +6019,13 @@
         <w:tc>
           <w:tcPr>
             <w:tcW w:type="dxa" w:w="1440"/>
+            <w:shd w:fill="FFFFFF"/>
+            <w:tcMar>
+              <w:top w:w="120" w:type="dxa"/>
+              <w:bottom w:w="120" w:type="dxa"/>
+              <w:left w:w="160" w:type="dxa"/>
+              <w:right w:w="160" w:type="dxa"/>
+            </w:tcMar>
           </w:tcPr>
           <w:p>
             <w:pPr>
@@ -5163,6 +6045,13 @@
         <w:tc>
           <w:tcPr>
             <w:tcW w:type="dxa" w:w="1440"/>
+            <w:shd w:fill="FFFFFF"/>
+            <w:tcMar>
+              <w:top w:w="120" w:type="dxa"/>
+              <w:bottom w:w="120" w:type="dxa"/>
+              <w:left w:w="160" w:type="dxa"/>
+              <w:right w:w="160" w:type="dxa"/>
+            </w:tcMar>
           </w:tcPr>
           <w:p>
             <w:pPr>
@@ -5182,6 +6071,13 @@
         <w:tc>
           <w:tcPr>
             <w:tcW w:type="dxa" w:w="1728"/>
+            <w:shd w:fill="FFFFFF"/>
+            <w:tcMar>
+              <w:top w:w="120" w:type="dxa"/>
+              <w:bottom w:w="120" w:type="dxa"/>
+              <w:left w:w="160" w:type="dxa"/>
+              <w:right w:w="160" w:type="dxa"/>
+            </w:tcMar>
           </w:tcPr>
           <w:p>
             <w:pPr>
@@ -5201,6 +6097,13 @@
         <w:tc>
           <w:tcPr>
             <w:tcW w:type="dxa" w:w="2304"/>
+            <w:shd w:fill="FFFFFF"/>
+            <w:tcMar>
+              <w:top w:w="120" w:type="dxa"/>
+              <w:bottom w:w="120" w:type="dxa"/>
+              <w:left w:w="160" w:type="dxa"/>
+              <w:right w:w="160" w:type="dxa"/>
+            </w:tcMar>
           </w:tcPr>
           <w:p>
             <w:pPr>
@@ -5222,6 +6125,13 @@
         <w:tc>
           <w:tcPr>
             <w:tcW w:type="dxa" w:w="2160"/>
+            <w:shd w:fill="F5F5F5"/>
+            <w:tcMar>
+              <w:top w:w="120" w:type="dxa"/>
+              <w:bottom w:w="120" w:type="dxa"/>
+              <w:left w:w="160" w:type="dxa"/>
+              <w:right w:w="160" w:type="dxa"/>
+            </w:tcMar>
           </w:tcPr>
           <w:p>
             <w:pPr>
@@ -5241,6 +6151,13 @@
         <w:tc>
           <w:tcPr>
             <w:tcW w:type="dxa" w:w="1728"/>
+            <w:shd w:fill="F5F5F5"/>
+            <w:tcMar>
+              <w:top w:w="120" w:type="dxa"/>
+              <w:bottom w:w="120" w:type="dxa"/>
+              <w:left w:w="160" w:type="dxa"/>
+              <w:right w:w="160" w:type="dxa"/>
+            </w:tcMar>
           </w:tcPr>
           <w:p>
             <w:pPr>
@@ -5260,6 +6177,13 @@
         <w:tc>
           <w:tcPr>
             <w:tcW w:type="dxa" w:w="1440"/>
+            <w:shd w:fill="F5F5F5"/>
+            <w:tcMar>
+              <w:top w:w="120" w:type="dxa"/>
+              <w:bottom w:w="120" w:type="dxa"/>
+              <w:left w:w="160" w:type="dxa"/>
+              <w:right w:w="160" w:type="dxa"/>
+            </w:tcMar>
           </w:tcPr>
           <w:p>
             <w:pPr>
@@ -5279,6 +6203,13 @@
         <w:tc>
           <w:tcPr>
             <w:tcW w:type="dxa" w:w="1440"/>
+            <w:shd w:fill="F5F5F5"/>
+            <w:tcMar>
+              <w:top w:w="120" w:type="dxa"/>
+              <w:bottom w:w="120" w:type="dxa"/>
+              <w:left w:w="160" w:type="dxa"/>
+              <w:right w:w="160" w:type="dxa"/>
+            </w:tcMar>
           </w:tcPr>
           <w:p>
             <w:pPr>
@@ -5298,6 +6229,13 @@
         <w:tc>
           <w:tcPr>
             <w:tcW w:type="dxa" w:w="1728"/>
+            <w:shd w:fill="F5F5F5"/>
+            <w:tcMar>
+              <w:top w:w="120" w:type="dxa"/>
+              <w:bottom w:w="120" w:type="dxa"/>
+              <w:left w:w="160" w:type="dxa"/>
+              <w:right w:w="160" w:type="dxa"/>
+            </w:tcMar>
           </w:tcPr>
           <w:p>
             <w:pPr>
@@ -5317,6 +6255,13 @@
         <w:tc>
           <w:tcPr>
             <w:tcW w:type="dxa" w:w="2304"/>
+            <w:shd w:fill="F5F5F5"/>
+            <w:tcMar>
+              <w:top w:w="120" w:type="dxa"/>
+              <w:bottom w:w="120" w:type="dxa"/>
+              <w:left w:w="160" w:type="dxa"/>
+              <w:right w:w="160" w:type="dxa"/>
+            </w:tcMar>
           </w:tcPr>
           <w:p>
             <w:pPr>
@@ -5338,6 +6283,13 @@
         <w:tc>
           <w:tcPr>
             <w:tcW w:type="dxa" w:w="2160"/>
+            <w:shd w:fill="FFFFFF"/>
+            <w:tcMar>
+              <w:top w:w="120" w:type="dxa"/>
+              <w:bottom w:w="120" w:type="dxa"/>
+              <w:left w:w="160" w:type="dxa"/>
+              <w:right w:w="160" w:type="dxa"/>
+            </w:tcMar>
           </w:tcPr>
           <w:p>
             <w:pPr>
@@ -5357,6 +6309,13 @@
         <w:tc>
           <w:tcPr>
             <w:tcW w:type="dxa" w:w="1728"/>
+            <w:shd w:fill="FFFFFF"/>
+            <w:tcMar>
+              <w:top w:w="120" w:type="dxa"/>
+              <w:bottom w:w="120" w:type="dxa"/>
+              <w:left w:w="160" w:type="dxa"/>
+              <w:right w:w="160" w:type="dxa"/>
+            </w:tcMar>
           </w:tcPr>
           <w:p>
             <w:pPr>
@@ -5376,6 +6335,13 @@
         <w:tc>
           <w:tcPr>
             <w:tcW w:type="dxa" w:w="1440"/>
+            <w:shd w:fill="FFFFFF"/>
+            <w:tcMar>
+              <w:top w:w="120" w:type="dxa"/>
+              <w:bottom w:w="120" w:type="dxa"/>
+              <w:left w:w="160" w:type="dxa"/>
+              <w:right w:w="160" w:type="dxa"/>
+            </w:tcMar>
           </w:tcPr>
           <w:p>
             <w:pPr>
@@ -5395,6 +6361,13 @@
         <w:tc>
           <w:tcPr>
             <w:tcW w:type="dxa" w:w="1440"/>
+            <w:shd w:fill="FFFFFF"/>
+            <w:tcMar>
+              <w:top w:w="120" w:type="dxa"/>
+              <w:bottom w:w="120" w:type="dxa"/>
+              <w:left w:w="160" w:type="dxa"/>
+              <w:right w:w="160" w:type="dxa"/>
+            </w:tcMar>
           </w:tcPr>
           <w:p>
             <w:pPr>
@@ -5414,6 +6387,13 @@
         <w:tc>
           <w:tcPr>
             <w:tcW w:type="dxa" w:w="1728"/>
+            <w:shd w:fill="FFFFFF"/>
+            <w:tcMar>
+              <w:top w:w="120" w:type="dxa"/>
+              <w:bottom w:w="120" w:type="dxa"/>
+              <w:left w:w="160" w:type="dxa"/>
+              <w:right w:w="160" w:type="dxa"/>
+            </w:tcMar>
           </w:tcPr>
           <w:p>
             <w:pPr>
@@ -5433,6 +6413,13 @@
         <w:tc>
           <w:tcPr>
             <w:tcW w:type="dxa" w:w="2304"/>
+            <w:shd w:fill="FFFFFF"/>
+            <w:tcMar>
+              <w:top w:w="120" w:type="dxa"/>
+              <w:bottom w:w="120" w:type="dxa"/>
+              <w:left w:w="160" w:type="dxa"/>
+              <w:right w:w="160" w:type="dxa"/>
+            </w:tcMar>
           </w:tcPr>
           <w:p>
             <w:pPr>
@@ -5454,6 +6441,13 @@
         <w:tc>
           <w:tcPr>
             <w:tcW w:type="dxa" w:w="2160"/>
+            <w:shd w:fill="F5F5F5"/>
+            <w:tcMar>
+              <w:top w:w="120" w:type="dxa"/>
+              <w:bottom w:w="120" w:type="dxa"/>
+              <w:left w:w="160" w:type="dxa"/>
+              <w:right w:w="160" w:type="dxa"/>
+            </w:tcMar>
           </w:tcPr>
           <w:p>
             <w:pPr>
@@ -5473,6 +6467,13 @@
         <w:tc>
           <w:tcPr>
             <w:tcW w:type="dxa" w:w="1728"/>
+            <w:shd w:fill="F5F5F5"/>
+            <w:tcMar>
+              <w:top w:w="120" w:type="dxa"/>
+              <w:bottom w:w="120" w:type="dxa"/>
+              <w:left w:w="160" w:type="dxa"/>
+              <w:right w:w="160" w:type="dxa"/>
+            </w:tcMar>
           </w:tcPr>
           <w:p>
             <w:pPr>
@@ -5492,6 +6493,13 @@
         <w:tc>
           <w:tcPr>
             <w:tcW w:type="dxa" w:w="1440"/>
+            <w:shd w:fill="F5F5F5"/>
+            <w:tcMar>
+              <w:top w:w="120" w:type="dxa"/>
+              <w:bottom w:w="120" w:type="dxa"/>
+              <w:left w:w="160" w:type="dxa"/>
+              <w:right w:w="160" w:type="dxa"/>
+            </w:tcMar>
           </w:tcPr>
           <w:p>
             <w:pPr>
@@ -5511,6 +6519,13 @@
         <w:tc>
           <w:tcPr>
             <w:tcW w:type="dxa" w:w="1440"/>
+            <w:shd w:fill="F5F5F5"/>
+            <w:tcMar>
+              <w:top w:w="120" w:type="dxa"/>
+              <w:bottom w:w="120" w:type="dxa"/>
+              <w:left w:w="160" w:type="dxa"/>
+              <w:right w:w="160" w:type="dxa"/>
+            </w:tcMar>
           </w:tcPr>
           <w:p>
             <w:pPr>
@@ -5530,6 +6545,13 @@
         <w:tc>
           <w:tcPr>
             <w:tcW w:type="dxa" w:w="1728"/>
+            <w:shd w:fill="F5F5F5"/>
+            <w:tcMar>
+              <w:top w:w="120" w:type="dxa"/>
+              <w:bottom w:w="120" w:type="dxa"/>
+              <w:left w:w="160" w:type="dxa"/>
+              <w:right w:w="160" w:type="dxa"/>
+            </w:tcMar>
           </w:tcPr>
           <w:p>
             <w:pPr>
@@ -5549,6 +6571,13 @@
         <w:tc>
           <w:tcPr>
             <w:tcW w:type="dxa" w:w="2304"/>
+            <w:shd w:fill="F5F5F5"/>
+            <w:tcMar>
+              <w:top w:w="120" w:type="dxa"/>
+              <w:bottom w:w="120" w:type="dxa"/>
+              <w:left w:w="160" w:type="dxa"/>
+              <w:right w:w="160" w:type="dxa"/>
+            </w:tcMar>
           </w:tcPr>
           <w:p>
             <w:pPr>
@@ -5570,6 +6599,13 @@
         <w:tc>
           <w:tcPr>
             <w:tcW w:type="dxa" w:w="2160"/>
+            <w:shd w:fill="FFFFFF"/>
+            <w:tcMar>
+              <w:top w:w="120" w:type="dxa"/>
+              <w:bottom w:w="120" w:type="dxa"/>
+              <w:left w:w="160" w:type="dxa"/>
+              <w:right w:w="160" w:type="dxa"/>
+            </w:tcMar>
           </w:tcPr>
           <w:p>
             <w:pPr>
@@ -5589,6 +6625,13 @@
         <w:tc>
           <w:tcPr>
             <w:tcW w:type="dxa" w:w="1728"/>
+            <w:shd w:fill="FFFFFF"/>
+            <w:tcMar>
+              <w:top w:w="120" w:type="dxa"/>
+              <w:bottom w:w="120" w:type="dxa"/>
+              <w:left w:w="160" w:type="dxa"/>
+              <w:right w:w="160" w:type="dxa"/>
+            </w:tcMar>
           </w:tcPr>
           <w:p>
             <w:pPr>
@@ -5608,6 +6651,13 @@
         <w:tc>
           <w:tcPr>
             <w:tcW w:type="dxa" w:w="1440"/>
+            <w:shd w:fill="FFFFFF"/>
+            <w:tcMar>
+              <w:top w:w="120" w:type="dxa"/>
+              <w:bottom w:w="120" w:type="dxa"/>
+              <w:left w:w="160" w:type="dxa"/>
+              <w:right w:w="160" w:type="dxa"/>
+            </w:tcMar>
           </w:tcPr>
           <w:p>
             <w:pPr>
@@ -5627,6 +6677,13 @@
         <w:tc>
           <w:tcPr>
             <w:tcW w:type="dxa" w:w="1440"/>
+            <w:shd w:fill="FFFFFF"/>
+            <w:tcMar>
+              <w:top w:w="120" w:type="dxa"/>
+              <w:bottom w:w="120" w:type="dxa"/>
+              <w:left w:w="160" w:type="dxa"/>
+              <w:right w:w="160" w:type="dxa"/>
+            </w:tcMar>
           </w:tcPr>
           <w:p>
             <w:pPr>
@@ -5646,6 +6703,13 @@
         <w:tc>
           <w:tcPr>
             <w:tcW w:type="dxa" w:w="1728"/>
+            <w:shd w:fill="FFFFFF"/>
+            <w:tcMar>
+              <w:top w:w="120" w:type="dxa"/>
+              <w:bottom w:w="120" w:type="dxa"/>
+              <w:left w:w="160" w:type="dxa"/>
+              <w:right w:w="160" w:type="dxa"/>
+            </w:tcMar>
           </w:tcPr>
           <w:p>
             <w:pPr>
@@ -5665,6 +6729,13 @@
         <w:tc>
           <w:tcPr>
             <w:tcW w:type="dxa" w:w="2304"/>
+            <w:shd w:fill="FFFFFF"/>
+            <w:tcMar>
+              <w:top w:w="120" w:type="dxa"/>
+              <w:bottom w:w="120" w:type="dxa"/>
+              <w:left w:w="160" w:type="dxa"/>
+              <w:right w:w="160" w:type="dxa"/>
+            </w:tcMar>
           </w:tcPr>
           <w:p>
             <w:pPr>
@@ -5686,6 +6757,13 @@
         <w:tc>
           <w:tcPr>
             <w:tcW w:type="dxa" w:w="2160"/>
+            <w:shd w:fill="F5F5F5"/>
+            <w:tcMar>
+              <w:top w:w="120" w:type="dxa"/>
+              <w:bottom w:w="120" w:type="dxa"/>
+              <w:left w:w="160" w:type="dxa"/>
+              <w:right w:w="160" w:type="dxa"/>
+            </w:tcMar>
           </w:tcPr>
           <w:p>
             <w:pPr>
@@ -5705,6 +6783,13 @@
         <w:tc>
           <w:tcPr>
             <w:tcW w:type="dxa" w:w="1728"/>
+            <w:shd w:fill="F5F5F5"/>
+            <w:tcMar>
+              <w:top w:w="120" w:type="dxa"/>
+              <w:bottom w:w="120" w:type="dxa"/>
+              <w:left w:w="160" w:type="dxa"/>
+              <w:right w:w="160" w:type="dxa"/>
+            </w:tcMar>
           </w:tcPr>
           <w:p>
             <w:pPr>
@@ -5724,6 +6809,13 @@
         <w:tc>
           <w:tcPr>
             <w:tcW w:type="dxa" w:w="1440"/>
+            <w:shd w:fill="F5F5F5"/>
+            <w:tcMar>
+              <w:top w:w="120" w:type="dxa"/>
+              <w:bottom w:w="120" w:type="dxa"/>
+              <w:left w:w="160" w:type="dxa"/>
+              <w:right w:w="160" w:type="dxa"/>
+            </w:tcMar>
           </w:tcPr>
           <w:p>
             <w:pPr>
@@ -5743,6 +6835,13 @@
         <w:tc>
           <w:tcPr>
             <w:tcW w:type="dxa" w:w="1440"/>
+            <w:shd w:fill="F5F5F5"/>
+            <w:tcMar>
+              <w:top w:w="120" w:type="dxa"/>
+              <w:bottom w:w="120" w:type="dxa"/>
+              <w:left w:w="160" w:type="dxa"/>
+              <w:right w:w="160" w:type="dxa"/>
+            </w:tcMar>
           </w:tcPr>
           <w:p>
             <w:pPr>
@@ -5762,6 +6861,13 @@
         <w:tc>
           <w:tcPr>
             <w:tcW w:type="dxa" w:w="1728"/>
+            <w:shd w:fill="F5F5F5"/>
+            <w:tcMar>
+              <w:top w:w="120" w:type="dxa"/>
+              <w:bottom w:w="120" w:type="dxa"/>
+              <w:left w:w="160" w:type="dxa"/>
+              <w:right w:w="160" w:type="dxa"/>
+            </w:tcMar>
           </w:tcPr>
           <w:p>
             <w:pPr>
@@ -5781,6 +6887,13 @@
         <w:tc>
           <w:tcPr>
             <w:tcW w:type="dxa" w:w="2304"/>
+            <w:shd w:fill="F5F5F5"/>
+            <w:tcMar>
+              <w:top w:w="120" w:type="dxa"/>
+              <w:bottom w:w="120" w:type="dxa"/>
+              <w:left w:w="160" w:type="dxa"/>
+              <w:right w:w="160" w:type="dxa"/>
+            </w:tcMar>
           </w:tcPr>
           <w:p>
             <w:pPr>
@@ -5802,6 +6915,13 @@
         <w:tc>
           <w:tcPr>
             <w:tcW w:type="dxa" w:w="2160"/>
+            <w:shd w:fill="FFFFFF"/>
+            <w:tcMar>
+              <w:top w:w="120" w:type="dxa"/>
+              <w:bottom w:w="120" w:type="dxa"/>
+              <w:left w:w="160" w:type="dxa"/>
+              <w:right w:w="160" w:type="dxa"/>
+            </w:tcMar>
           </w:tcPr>
           <w:p>
             <w:pPr>
@@ -5821,6 +6941,13 @@
         <w:tc>
           <w:tcPr>
             <w:tcW w:type="dxa" w:w="1728"/>
+            <w:shd w:fill="FFFFFF"/>
+            <w:tcMar>
+              <w:top w:w="120" w:type="dxa"/>
+              <w:bottom w:w="120" w:type="dxa"/>
+              <w:left w:w="160" w:type="dxa"/>
+              <w:right w:w="160" w:type="dxa"/>
+            </w:tcMar>
           </w:tcPr>
           <w:p>
             <w:pPr>
@@ -5840,6 +6967,13 @@
         <w:tc>
           <w:tcPr>
             <w:tcW w:type="dxa" w:w="1440"/>
+            <w:shd w:fill="FFFFFF"/>
+            <w:tcMar>
+              <w:top w:w="120" w:type="dxa"/>
+              <w:bottom w:w="120" w:type="dxa"/>
+              <w:left w:w="160" w:type="dxa"/>
+              <w:right w:w="160" w:type="dxa"/>
+            </w:tcMar>
           </w:tcPr>
           <w:p>
             <w:pPr>
@@ -5859,6 +6993,13 @@
         <w:tc>
           <w:tcPr>
             <w:tcW w:type="dxa" w:w="1440"/>
+            <w:shd w:fill="FFFFFF"/>
+            <w:tcMar>
+              <w:top w:w="120" w:type="dxa"/>
+              <w:bottom w:w="120" w:type="dxa"/>
+              <w:left w:w="160" w:type="dxa"/>
+              <w:right w:w="160" w:type="dxa"/>
+            </w:tcMar>
           </w:tcPr>
           <w:p>
             <w:pPr>
@@ -5878,6 +7019,13 @@
         <w:tc>
           <w:tcPr>
             <w:tcW w:type="dxa" w:w="1728"/>
+            <w:shd w:fill="FFFFFF"/>
+            <w:tcMar>
+              <w:top w:w="120" w:type="dxa"/>
+              <w:bottom w:w="120" w:type="dxa"/>
+              <w:left w:w="160" w:type="dxa"/>
+              <w:right w:w="160" w:type="dxa"/>
+            </w:tcMar>
           </w:tcPr>
           <w:p>
             <w:pPr>
@@ -5897,6 +7045,13 @@
         <w:tc>
           <w:tcPr>
             <w:tcW w:type="dxa" w:w="2304"/>
+            <w:shd w:fill="FFFFFF"/>
+            <w:tcMar>
+              <w:top w:w="120" w:type="dxa"/>
+              <w:bottom w:w="120" w:type="dxa"/>
+              <w:left w:w="160" w:type="dxa"/>
+              <w:right w:w="160" w:type="dxa"/>
+            </w:tcMar>
           </w:tcPr>
           <w:p>
             <w:pPr>
@@ -5918,6 +7073,13 @@
         <w:tc>
           <w:tcPr>
             <w:tcW w:type="dxa" w:w="2160"/>
+            <w:shd w:fill="F5F5F5"/>
+            <w:tcMar>
+              <w:top w:w="120" w:type="dxa"/>
+              <w:bottom w:w="120" w:type="dxa"/>
+              <w:left w:w="160" w:type="dxa"/>
+              <w:right w:w="160" w:type="dxa"/>
+            </w:tcMar>
           </w:tcPr>
           <w:p>
             <w:pPr>
@@ -5937,6 +7099,13 @@
         <w:tc>
           <w:tcPr>
             <w:tcW w:type="dxa" w:w="1728"/>
+            <w:shd w:fill="F5F5F5"/>
+            <w:tcMar>
+              <w:top w:w="120" w:type="dxa"/>
+              <w:bottom w:w="120" w:type="dxa"/>
+              <w:left w:w="160" w:type="dxa"/>
+              <w:right w:w="160" w:type="dxa"/>
+            </w:tcMar>
           </w:tcPr>
           <w:p>
             <w:pPr>
@@ -5956,6 +7125,13 @@
         <w:tc>
           <w:tcPr>
             <w:tcW w:type="dxa" w:w="1440"/>
+            <w:shd w:fill="F5F5F5"/>
+            <w:tcMar>
+              <w:top w:w="120" w:type="dxa"/>
+              <w:bottom w:w="120" w:type="dxa"/>
+              <w:left w:w="160" w:type="dxa"/>
+              <w:right w:w="160" w:type="dxa"/>
+            </w:tcMar>
           </w:tcPr>
           <w:p>
             <w:pPr>
@@ -5975,6 +7151,13 @@
         <w:tc>
           <w:tcPr>
             <w:tcW w:type="dxa" w:w="1440"/>
+            <w:shd w:fill="F5F5F5"/>
+            <w:tcMar>
+              <w:top w:w="120" w:type="dxa"/>
+              <w:bottom w:w="120" w:type="dxa"/>
+              <w:left w:w="160" w:type="dxa"/>
+              <w:right w:w="160" w:type="dxa"/>
+            </w:tcMar>
           </w:tcPr>
           <w:p>
             <w:pPr>
@@ -5994,6 +7177,13 @@
         <w:tc>
           <w:tcPr>
             <w:tcW w:type="dxa" w:w="1728"/>
+            <w:shd w:fill="F5F5F5"/>
+            <w:tcMar>
+              <w:top w:w="120" w:type="dxa"/>
+              <w:bottom w:w="120" w:type="dxa"/>
+              <w:left w:w="160" w:type="dxa"/>
+              <w:right w:w="160" w:type="dxa"/>
+            </w:tcMar>
           </w:tcPr>
           <w:p>
             <w:pPr>
@@ -6013,6 +7203,13 @@
         <w:tc>
           <w:tcPr>
             <w:tcW w:type="dxa" w:w="2304"/>
+            <w:shd w:fill="F5F5F5"/>
+            <w:tcMar>
+              <w:top w:w="120" w:type="dxa"/>
+              <w:bottom w:w="120" w:type="dxa"/>
+              <w:left w:w="160" w:type="dxa"/>
+              <w:right w:w="160" w:type="dxa"/>
+            </w:tcMar>
           </w:tcPr>
           <w:p>
             <w:pPr>
@@ -6034,6 +7231,13 @@
         <w:tc>
           <w:tcPr>
             <w:tcW w:type="dxa" w:w="2160"/>
+            <w:shd w:fill="FFFFFF"/>
+            <w:tcMar>
+              <w:top w:w="120" w:type="dxa"/>
+              <w:bottom w:w="120" w:type="dxa"/>
+              <w:left w:w="160" w:type="dxa"/>
+              <w:right w:w="160" w:type="dxa"/>
+            </w:tcMar>
           </w:tcPr>
           <w:p>
             <w:pPr>
@@ -6053,6 +7257,13 @@
         <w:tc>
           <w:tcPr>
             <w:tcW w:type="dxa" w:w="1728"/>
+            <w:shd w:fill="FFFFFF"/>
+            <w:tcMar>
+              <w:top w:w="120" w:type="dxa"/>
+              <w:bottom w:w="120" w:type="dxa"/>
+              <w:left w:w="160" w:type="dxa"/>
+              <w:right w:w="160" w:type="dxa"/>
+            </w:tcMar>
           </w:tcPr>
           <w:p>
             <w:pPr>
@@ -6072,6 +7283,13 @@
         <w:tc>
           <w:tcPr>
             <w:tcW w:type="dxa" w:w="1440"/>
+            <w:shd w:fill="FFFFFF"/>
+            <w:tcMar>
+              <w:top w:w="120" w:type="dxa"/>
+              <w:bottom w:w="120" w:type="dxa"/>
+              <w:left w:w="160" w:type="dxa"/>
+              <w:right w:w="160" w:type="dxa"/>
+            </w:tcMar>
           </w:tcPr>
           <w:p>
             <w:pPr>
@@ -6091,6 +7309,13 @@
         <w:tc>
           <w:tcPr>
             <w:tcW w:type="dxa" w:w="1440"/>
+            <w:shd w:fill="FFFFFF"/>
+            <w:tcMar>
+              <w:top w:w="120" w:type="dxa"/>
+              <w:bottom w:w="120" w:type="dxa"/>
+              <w:left w:w="160" w:type="dxa"/>
+              <w:right w:w="160" w:type="dxa"/>
+            </w:tcMar>
           </w:tcPr>
           <w:p>
             <w:pPr>
@@ -6110,6 +7335,13 @@
         <w:tc>
           <w:tcPr>
             <w:tcW w:type="dxa" w:w="1728"/>
+            <w:shd w:fill="FFFFFF"/>
+            <w:tcMar>
+              <w:top w:w="120" w:type="dxa"/>
+              <w:bottom w:w="120" w:type="dxa"/>
+              <w:left w:w="160" w:type="dxa"/>
+              <w:right w:w="160" w:type="dxa"/>
+            </w:tcMar>
           </w:tcPr>
           <w:p>
             <w:pPr>
@@ -6129,6 +7361,13 @@
         <w:tc>
           <w:tcPr>
             <w:tcW w:type="dxa" w:w="2304"/>
+            <w:shd w:fill="FFFFFF"/>
+            <w:tcMar>
+              <w:top w:w="120" w:type="dxa"/>
+              <w:bottom w:w="120" w:type="dxa"/>
+              <w:left w:w="160" w:type="dxa"/>
+              <w:right w:w="160" w:type="dxa"/>
+            </w:tcMar>
           </w:tcPr>
           <w:p>
             <w:pPr>
@@ -6150,6 +7389,13 @@
         <w:tc>
           <w:tcPr>
             <w:tcW w:type="dxa" w:w="2160"/>
+            <w:shd w:fill="F5F5F5"/>
+            <w:tcMar>
+              <w:top w:w="120" w:type="dxa"/>
+              <w:bottom w:w="120" w:type="dxa"/>
+              <w:left w:w="160" w:type="dxa"/>
+              <w:right w:w="160" w:type="dxa"/>
+            </w:tcMar>
           </w:tcPr>
           <w:p>
             <w:pPr>
@@ -6169,6 +7415,13 @@
         <w:tc>
           <w:tcPr>
             <w:tcW w:type="dxa" w:w="1728"/>
+            <w:shd w:fill="F5F5F5"/>
+            <w:tcMar>
+              <w:top w:w="120" w:type="dxa"/>
+              <w:bottom w:w="120" w:type="dxa"/>
+              <w:left w:w="160" w:type="dxa"/>
+              <w:right w:w="160" w:type="dxa"/>
+            </w:tcMar>
           </w:tcPr>
           <w:p>
             <w:pPr>
@@ -6188,6 +7441,13 @@
         <w:tc>
           <w:tcPr>
             <w:tcW w:type="dxa" w:w="1440"/>
+            <w:shd w:fill="F5F5F5"/>
+            <w:tcMar>
+              <w:top w:w="120" w:type="dxa"/>
+              <w:bottom w:w="120" w:type="dxa"/>
+              <w:left w:w="160" w:type="dxa"/>
+              <w:right w:w="160" w:type="dxa"/>
+            </w:tcMar>
           </w:tcPr>
           <w:p>
             <w:pPr>
@@ -6207,6 +7467,13 @@
         <w:tc>
           <w:tcPr>
             <w:tcW w:type="dxa" w:w="1440"/>
+            <w:shd w:fill="F5F5F5"/>
+            <w:tcMar>
+              <w:top w:w="120" w:type="dxa"/>
+              <w:bottom w:w="120" w:type="dxa"/>
+              <w:left w:w="160" w:type="dxa"/>
+              <w:right w:w="160" w:type="dxa"/>
+            </w:tcMar>
           </w:tcPr>
           <w:p>
             <w:pPr>
@@ -6226,6 +7493,13 @@
         <w:tc>
           <w:tcPr>
             <w:tcW w:type="dxa" w:w="1728"/>
+            <w:shd w:fill="F5F5F5"/>
+            <w:tcMar>
+              <w:top w:w="120" w:type="dxa"/>
+              <w:bottom w:w="120" w:type="dxa"/>
+              <w:left w:w="160" w:type="dxa"/>
+              <w:right w:w="160" w:type="dxa"/>
+            </w:tcMar>
           </w:tcPr>
           <w:p>
             <w:pPr>
@@ -6245,6 +7519,13 @@
         <w:tc>
           <w:tcPr>
             <w:tcW w:type="dxa" w:w="2304"/>
+            <w:shd w:fill="F5F5F5"/>
+            <w:tcMar>
+              <w:top w:w="120" w:type="dxa"/>
+              <w:bottom w:w="120" w:type="dxa"/>
+              <w:left w:w="160" w:type="dxa"/>
+              <w:right w:w="160" w:type="dxa"/>
+            </w:tcMar>
           </w:tcPr>
           <w:p>
             <w:pPr>
@@ -6266,6 +7547,13 @@
         <w:tc>
           <w:tcPr>
             <w:tcW w:type="dxa" w:w="2160"/>
+            <w:shd w:fill="FFFFFF"/>
+            <w:tcMar>
+              <w:top w:w="120" w:type="dxa"/>
+              <w:bottom w:w="120" w:type="dxa"/>
+              <w:left w:w="160" w:type="dxa"/>
+              <w:right w:w="160" w:type="dxa"/>
+            </w:tcMar>
           </w:tcPr>
           <w:p>
             <w:pPr>
@@ -6285,6 +7573,13 @@
         <w:tc>
           <w:tcPr>
             <w:tcW w:type="dxa" w:w="1728"/>
+            <w:shd w:fill="FFFFFF"/>
+            <w:tcMar>
+              <w:top w:w="120" w:type="dxa"/>
+              <w:bottom w:w="120" w:type="dxa"/>
+              <w:left w:w="160" w:type="dxa"/>
+              <w:right w:w="160" w:type="dxa"/>
+            </w:tcMar>
           </w:tcPr>
           <w:p>
             <w:pPr>
@@ -6304,6 +7599,13 @@
         <w:tc>
           <w:tcPr>
             <w:tcW w:type="dxa" w:w="1440"/>
+            <w:shd w:fill="FFFFFF"/>
+            <w:tcMar>
+              <w:top w:w="120" w:type="dxa"/>
+              <w:bottom w:w="120" w:type="dxa"/>
+              <w:left w:w="160" w:type="dxa"/>
+              <w:right w:w="160" w:type="dxa"/>
+            </w:tcMar>
           </w:tcPr>
           <w:p>
             <w:pPr>
@@ -6323,6 +7625,13 @@
         <w:tc>
           <w:tcPr>
             <w:tcW w:type="dxa" w:w="1440"/>
+            <w:shd w:fill="FFFFFF"/>
+            <w:tcMar>
+              <w:top w:w="120" w:type="dxa"/>
+              <w:bottom w:w="120" w:type="dxa"/>
+              <w:left w:w="160" w:type="dxa"/>
+              <w:right w:w="160" w:type="dxa"/>
+            </w:tcMar>
           </w:tcPr>
           <w:p>
             <w:pPr>
@@ -6342,6 +7651,13 @@
         <w:tc>
           <w:tcPr>
             <w:tcW w:type="dxa" w:w="1728"/>
+            <w:shd w:fill="FFFFFF"/>
+            <w:tcMar>
+              <w:top w:w="120" w:type="dxa"/>
+              <w:bottom w:w="120" w:type="dxa"/>
+              <w:left w:w="160" w:type="dxa"/>
+              <w:right w:w="160" w:type="dxa"/>
+            </w:tcMar>
           </w:tcPr>
           <w:p>
             <w:pPr>
@@ -6361,6 +7677,13 @@
         <w:tc>
           <w:tcPr>
             <w:tcW w:type="dxa" w:w="2304"/>
+            <w:shd w:fill="FFFFFF"/>
+            <w:tcMar>
+              <w:top w:w="120" w:type="dxa"/>
+              <w:bottom w:w="120" w:type="dxa"/>
+              <w:left w:w="160" w:type="dxa"/>
+              <w:right w:w="160" w:type="dxa"/>
+            </w:tcMar>
           </w:tcPr>
           <w:p>
             <w:pPr>
@@ -6382,6 +7705,13 @@
         <w:tc>
           <w:tcPr>
             <w:tcW w:type="dxa" w:w="2160"/>
+            <w:shd w:fill="F5F5F5"/>
+            <w:tcMar>
+              <w:top w:w="120" w:type="dxa"/>
+              <w:bottom w:w="120" w:type="dxa"/>
+              <w:left w:w="160" w:type="dxa"/>
+              <w:right w:w="160" w:type="dxa"/>
+            </w:tcMar>
           </w:tcPr>
           <w:p>
             <w:pPr>
@@ -6401,6 +7731,13 @@
         <w:tc>
           <w:tcPr>
             <w:tcW w:type="dxa" w:w="1728"/>
+            <w:shd w:fill="F5F5F5"/>
+            <w:tcMar>
+              <w:top w:w="120" w:type="dxa"/>
+              <w:bottom w:w="120" w:type="dxa"/>
+              <w:left w:w="160" w:type="dxa"/>
+              <w:right w:w="160" w:type="dxa"/>
+            </w:tcMar>
           </w:tcPr>
           <w:p>
             <w:pPr>
@@ -6420,6 +7757,13 @@
         <w:tc>
           <w:tcPr>
             <w:tcW w:type="dxa" w:w="1440"/>
+            <w:shd w:fill="F5F5F5"/>
+            <w:tcMar>
+              <w:top w:w="120" w:type="dxa"/>
+              <w:bottom w:w="120" w:type="dxa"/>
+              <w:left w:w="160" w:type="dxa"/>
+              <w:right w:w="160" w:type="dxa"/>
+            </w:tcMar>
           </w:tcPr>
           <w:p>
             <w:pPr>
@@ -6439,6 +7783,13 @@
         <w:tc>
           <w:tcPr>
             <w:tcW w:type="dxa" w:w="1440"/>
+            <w:shd w:fill="F5F5F5"/>
+            <w:tcMar>
+              <w:top w:w="120" w:type="dxa"/>
+              <w:bottom w:w="120" w:type="dxa"/>
+              <w:left w:w="160" w:type="dxa"/>
+              <w:right w:w="160" w:type="dxa"/>
+            </w:tcMar>
           </w:tcPr>
           <w:p>
             <w:pPr>
@@ -6458,6 +7809,13 @@
         <w:tc>
           <w:tcPr>
             <w:tcW w:type="dxa" w:w="1728"/>
+            <w:shd w:fill="F5F5F5"/>
+            <w:tcMar>
+              <w:top w:w="120" w:type="dxa"/>
+              <w:bottom w:w="120" w:type="dxa"/>
+              <w:left w:w="160" w:type="dxa"/>
+              <w:right w:w="160" w:type="dxa"/>
+            </w:tcMar>
           </w:tcPr>
           <w:p>
             <w:pPr>
@@ -6477,6 +7835,13 @@
         <w:tc>
           <w:tcPr>
             <w:tcW w:type="dxa" w:w="2304"/>
+            <w:shd w:fill="F5F5F5"/>
+            <w:tcMar>
+              <w:top w:w="120" w:type="dxa"/>
+              <w:bottom w:w="120" w:type="dxa"/>
+              <w:left w:w="160" w:type="dxa"/>
+              <w:right w:w="160" w:type="dxa"/>
+            </w:tcMar>
           </w:tcPr>
           <w:p>
             <w:pPr>
@@ -6496,56 +7861,56 @@
       </w:tr>
     </w:tbl>
     <w:p>
-      <w:pPr>
-        <w:spacing w:before="120" w:after="120"/>
-      </w:pPr>
+      <w:r>
+        <w:rPr>
+          <w:rFonts w:ascii="Times New Roman" w:hAnsi="Times New Roman"/>
+          <w:color w:val="000000"/>
+          <w:sz w:val="24"/>
+        </w:rPr>
+        <w:br w:type="page"/>
+      </w:r>
     </w:p>
     <w:p>
-      <w:r>
-        <w:rPr>
-          <w:rFonts w:ascii="Times New Roman" w:hAnsi="Times New Roman"/>
-          <w:color w:val="000000"/>
-          <w:sz w:val="24"/>
-        </w:rPr>
-        <w:br w:type="page"/>
+      <w:pPr>
+        <w:pStyle w:val="Heading1"/>
+        <w:keepNext/>
+        <w:spacing w:after="240" w:line="276" w:lineRule="auto"/>
+        <w:jc w:val="left"/>
+        <w:pBdr>
+          <w:bottom w:val="single" w:sz="6" w:space="6" w:color="CCCCCC"/>
+        </w:pBdr>
+      </w:pPr>
+      <w:r>
+        <w:rPr>
+          <w:rFonts w:ascii="Times New Roman" w:hAnsi="Times New Roman"/>
+          <w:b/>
+          <w:i w:val="0"/>
+          <w:color w:val="000000"/>
+          <w:sz w:val="32"/>
+        </w:rPr>
+        <w:t>7. Inputs and Outputs</w:t>
       </w:r>
     </w:p>
     <w:p>
       <w:pPr>
-        <w:pStyle w:val="Heading1"/>
         <w:spacing w:after="240" w:line="276" w:lineRule="auto"/>
         <w:jc w:val="left"/>
       </w:pPr>
       <w:r>
         <w:rPr>
           <w:rFonts w:ascii="Times New Roman" w:hAnsi="Times New Roman"/>
-          <w:b/>
+          <w:b w:val="0"/>
           <w:i w:val="0"/>
           <w:color w:val="000000"/>
-          <w:sz w:val="32"/>
-        </w:rPr>
-        <w:t>7. Inputs and Outputs</w:t>
+          <w:sz w:val="24"/>
+        </w:rPr>
+        <w:t>The system expects standard webcam video frames as input and outputs real-time on-screen labels and bounding boxes. For development, it accepts keyboard triggers to change logging states.</w:t>
       </w:r>
     </w:p>
     <w:p>
       <w:pPr>
-        <w:spacing w:after="240" w:line="276" w:lineRule="auto"/>
-        <w:jc w:val="left"/>
-      </w:pPr>
-      <w:r>
-        <w:rPr>
-          <w:rFonts w:ascii="Times New Roman" w:hAnsi="Times New Roman"/>
-          <w:b w:val="0"/>
-          <w:i w:val="0"/>
-          <w:color w:val="000000"/>
-          <w:sz w:val="24"/>
-        </w:rPr>
-        <w:t>The system expects standard webcam video frames as input and outputs real-time on-screen labels and bounding boxes. For development, it accepts keyboard triggers to change logging states.</w:t>
-      </w:r>
-    </w:p>
-    <w:p>
-      <w:pPr>
         <w:pStyle w:val="Heading2"/>
+        <w:keepNext/>
         <w:spacing w:after="120" w:line="276" w:lineRule="auto"/>
         <w:jc w:val="left"/>
       </w:pPr>
@@ -6566,12 +7931,12 @@
         <w:jc w:val="center"/>
         <w:tblLook w:firstColumn="1" w:firstRow="1" w:lastColumn="0" w:lastRow="0" w:noHBand="0" w:noVBand="1" w:val="04A0"/>
         <w:tblBorders>
-          <w:top w:val="single" w:sz="6" w:space="0" w:color="808080"/>
-          <w:left w:val="single" w:sz="6" w:space="0" w:color="808080"/>
-          <w:bottom w:val="single" w:sz="6" w:space="0" w:color="808080"/>
-          <w:right w:val="single" w:sz="6" w:space="0" w:color="808080"/>
-          <w:insideH w:val="single" w:sz="6" w:space="0" w:color="808080"/>
-          <w:insideV w:val="single" w:sz="6" w:space="0" w:color="808080"/>
+          <w:top w:val="single" w:sz="4" w:space="0" w:color="D3D3D3"/>
+          <w:left w:val="single" w:sz="4" w:space="0" w:color="D3D3D3"/>
+          <w:bottom w:val="single" w:sz="4" w:space="0" w:color="D3D3D3"/>
+          <w:right w:val="single" w:sz="4" w:space="0" w:color="D3D3D3"/>
+          <w:insideH w:val="single" w:sz="4" w:space="0" w:color="D3D3D3"/>
+          <w:insideV w:val="single" w:sz="4" w:space="0" w:color="D3D3D3"/>
         </w:tblBorders>
       </w:tblPr>
       <w:tblGrid>
@@ -6585,6 +7950,12 @@
           <w:tcPr>
             <w:tcW w:type="dxa" w:w="2592"/>
             <w:shd w:fill="EFEFEF"/>
+            <w:tcMar>
+              <w:top w:w="120" w:type="dxa"/>
+              <w:bottom w:w="120" w:type="dxa"/>
+              <w:left w:w="160" w:type="dxa"/>
+              <w:right w:w="160" w:type="dxa"/>
+            </w:tcMar>
           </w:tcPr>
           <w:p>
             <w:pPr>
@@ -6606,6 +7977,12 @@
           <w:tcPr>
             <w:tcW w:type="dxa" w:w="1728"/>
             <w:shd w:fill="EFEFEF"/>
+            <w:tcMar>
+              <w:top w:w="120" w:type="dxa"/>
+              <w:bottom w:w="120" w:type="dxa"/>
+              <w:left w:w="160" w:type="dxa"/>
+              <w:right w:w="160" w:type="dxa"/>
+            </w:tcMar>
           </w:tcPr>
           <w:p>
             <w:pPr>
@@ -6627,6 +8004,12 @@
           <w:tcPr>
             <w:tcW w:type="dxa" w:w="1728"/>
             <w:shd w:fill="EFEFEF"/>
+            <w:tcMar>
+              <w:top w:w="120" w:type="dxa"/>
+              <w:bottom w:w="120" w:type="dxa"/>
+              <w:left w:w="160" w:type="dxa"/>
+              <w:right w:w="160" w:type="dxa"/>
+            </w:tcMar>
           </w:tcPr>
           <w:p>
             <w:pPr>
@@ -6648,6 +8031,12 @@
           <w:tcPr>
             <w:tcW w:type="dxa" w:w="4032"/>
             <w:shd w:fill="EFEFEF"/>
+            <w:tcMar>
+              <w:top w:w="120" w:type="dxa"/>
+              <w:bottom w:w="120" w:type="dxa"/>
+              <w:left w:w="160" w:type="dxa"/>
+              <w:right w:w="160" w:type="dxa"/>
+            </w:tcMar>
           </w:tcPr>
           <w:p>
             <w:pPr>
@@ -6670,6 +8059,13 @@
         <w:tc>
           <w:tcPr>
             <w:tcW w:type="dxa" w:w="2592"/>
+            <w:shd w:fill="FFFFFF"/>
+            <w:tcMar>
+              <w:top w:w="120" w:type="dxa"/>
+              <w:bottom w:w="120" w:type="dxa"/>
+              <w:left w:w="160" w:type="dxa"/>
+              <w:right w:w="160" w:type="dxa"/>
+            </w:tcMar>
           </w:tcPr>
           <w:p>
             <w:pPr>
@@ -6689,6 +8085,13 @@
         <w:tc>
           <w:tcPr>
             <w:tcW w:type="dxa" w:w="1728"/>
+            <w:shd w:fill="FFFFFF"/>
+            <w:tcMar>
+              <w:top w:w="120" w:type="dxa"/>
+              <w:bottom w:w="120" w:type="dxa"/>
+              <w:left w:w="160" w:type="dxa"/>
+              <w:right w:w="160" w:type="dxa"/>
+            </w:tcMar>
           </w:tcPr>
           <w:p>
             <w:pPr>
@@ -6708,6 +8111,13 @@
         <w:tc>
           <w:tcPr>
             <w:tcW w:type="dxa" w:w="1728"/>
+            <w:shd w:fill="FFFFFF"/>
+            <w:tcMar>
+              <w:top w:w="120" w:type="dxa"/>
+              <w:bottom w:w="120" w:type="dxa"/>
+              <w:left w:w="160" w:type="dxa"/>
+              <w:right w:w="160" w:type="dxa"/>
+            </w:tcMar>
           </w:tcPr>
           <w:p>
             <w:pPr>
@@ -6727,6 +8137,13 @@
         <w:tc>
           <w:tcPr>
             <w:tcW w:type="dxa" w:w="4032"/>
+            <w:shd w:fill="FFFFFF"/>
+            <w:tcMar>
+              <w:top w:w="120" w:type="dxa"/>
+              <w:bottom w:w="120" w:type="dxa"/>
+              <w:left w:w="160" w:type="dxa"/>
+              <w:right w:w="160" w:type="dxa"/>
+            </w:tcMar>
           </w:tcPr>
           <w:p>
             <w:pPr>
@@ -6748,6 +8165,13 @@
         <w:tc>
           <w:tcPr>
             <w:tcW w:type="dxa" w:w="2592"/>
+            <w:shd w:fill="F5F5F5"/>
+            <w:tcMar>
+              <w:top w:w="120" w:type="dxa"/>
+              <w:bottom w:w="120" w:type="dxa"/>
+              <w:left w:w="160" w:type="dxa"/>
+              <w:right w:w="160" w:type="dxa"/>
+            </w:tcMar>
           </w:tcPr>
           <w:p>
             <w:pPr>
@@ -6767,6 +8191,13 @@
         <w:tc>
           <w:tcPr>
             <w:tcW w:type="dxa" w:w="1728"/>
+            <w:shd w:fill="F5F5F5"/>
+            <w:tcMar>
+              <w:top w:w="120" w:type="dxa"/>
+              <w:bottom w:w="120" w:type="dxa"/>
+              <w:left w:w="160" w:type="dxa"/>
+              <w:right w:w="160" w:type="dxa"/>
+            </w:tcMar>
           </w:tcPr>
           <w:p>
             <w:pPr>
@@ -6786,6 +8217,13 @@
         <w:tc>
           <w:tcPr>
             <w:tcW w:type="dxa" w:w="1728"/>
+            <w:shd w:fill="F5F5F5"/>
+            <w:tcMar>
+              <w:top w:w="120" w:type="dxa"/>
+              <w:bottom w:w="120" w:type="dxa"/>
+              <w:left w:w="160" w:type="dxa"/>
+              <w:right w:w="160" w:type="dxa"/>
+            </w:tcMar>
           </w:tcPr>
           <w:p>
             <w:pPr>
@@ -6805,6 +8243,13 @@
         <w:tc>
           <w:tcPr>
             <w:tcW w:type="dxa" w:w="4032"/>
+            <w:shd w:fill="F5F5F5"/>
+            <w:tcMar>
+              <w:top w:w="120" w:type="dxa"/>
+              <w:bottom w:w="120" w:type="dxa"/>
+              <w:left w:w="160" w:type="dxa"/>
+              <w:right w:w="160" w:type="dxa"/>
+            </w:tcMar>
           </w:tcPr>
           <w:p>
             <w:pPr>
@@ -6825,24 +8270,34 @@
     </w:tbl>
     <w:p>
       <w:pPr>
-        <w:spacing w:before="120" w:after="120"/>
-      </w:pPr>
+        <w:pStyle w:val="Heading2"/>
+        <w:keepNext/>
+        <w:spacing w:after="120" w:line="276" w:lineRule="auto"/>
+        <w:jc w:val="left"/>
+      </w:pPr>
+      <w:r>
+        <w:rPr>
+          <w:rFonts w:ascii="Times New Roman" w:hAnsi="Times New Roman"/>
+          <w:b/>
+          <w:i w:val="0"/>
+          <w:color w:val="000000"/>
+          <w:sz w:val="28"/>
+        </w:rPr>
+        <w:t>7.2 Output Interpretation</w:t>
+      </w:r>
     </w:p>
     <w:p>
       <w:pPr>
-        <w:pStyle w:val="Heading2"/>
-        <w:spacing w:after="120" w:line="276" w:lineRule="auto"/>
-        <w:jc w:val="left"/>
-      </w:pPr>
-      <w:r>
-        <w:rPr>
-          <w:rFonts w:ascii="Times New Roman" w:hAnsi="Times New Roman"/>
-          <w:b/>
-          <w:i w:val="0"/>
-          <w:color w:val="000000"/>
-          <w:sz w:val="28"/>
-        </w:rPr>
-        <w:t>7.2 Output Interpretation</w:t>
+        <w:pStyle w:val="ListBullet"/>
+        <w:spacing w:after="60" w:line="276" w:lineRule="auto"/>
+      </w:pPr>
+      <w:r>
+        <w:rPr>
+          <w:rFonts w:ascii="Times New Roman" w:hAnsi="Times New Roman"/>
+          <w:color w:val="000000"/>
+          <w:sz w:val="24"/>
+        </w:rPr>
+        <w:t>Hand Sign Classes: 0: Open, 1: Close, 2: Pointer, 3: OK</w:t>
       </w:r>
     </w:p>
     <w:p>
@@ -6856,26 +8311,13 @@
           <w:color w:val="000000"/>
           <w:sz w:val="24"/>
         </w:rPr>
-        <w:t>Hand Sign Classes: 0: Open, 1: Close, 2: Pointer, 3: OK</w:t>
+        <w:t>Finger Gesture Classes: 0: Stop, 1: Clockwise, 2: Counter Clockwise, 3: Move</w:t>
       </w:r>
     </w:p>
     <w:p>
       <w:pPr>
-        <w:pStyle w:val="ListBullet"/>
-        <w:spacing w:after="60" w:line="276" w:lineRule="auto"/>
-      </w:pPr>
-      <w:r>
-        <w:rPr>
-          <w:rFonts w:ascii="Times New Roman" w:hAnsi="Times New Roman"/>
-          <w:color w:val="000000"/>
-          <w:sz w:val="24"/>
-        </w:rPr>
-        <w:t>Finger Gesture Classes: 0: Stop, 1: Clockwise, 2: Counter Clockwise, 3: Move</w:t>
-      </w:r>
-    </w:p>
-    <w:p>
-      <w:pPr>
         <w:pStyle w:val="Heading2"/>
+        <w:keepNext/>
         <w:spacing w:after="120" w:line="276" w:lineRule="auto"/>
         <w:jc w:val="left"/>
       </w:pPr>
@@ -6896,12 +8338,12 @@
         <w:jc w:val="center"/>
         <w:tblLook w:firstColumn="1" w:firstRow="1" w:lastColumn="0" w:lastRow="0" w:noHBand="0" w:noVBand="1" w:val="04A0"/>
         <w:tblBorders>
-          <w:top w:val="single" w:sz="6" w:space="0" w:color="808080"/>
-          <w:left w:val="single" w:sz="6" w:space="0" w:color="808080"/>
-          <w:bottom w:val="single" w:sz="6" w:space="0" w:color="808080"/>
-          <w:right w:val="single" w:sz="6" w:space="0" w:color="808080"/>
-          <w:insideH w:val="single" w:sz="6" w:space="0" w:color="808080"/>
-          <w:insideV w:val="single" w:sz="6" w:space="0" w:color="808080"/>
+          <w:top w:val="single" w:sz="4" w:space="0" w:color="D3D3D3"/>
+          <w:left w:val="single" w:sz="4" w:space="0" w:color="D3D3D3"/>
+          <w:bottom w:val="single" w:sz="4" w:space="0" w:color="D3D3D3"/>
+          <w:right w:val="single" w:sz="4" w:space="0" w:color="D3D3D3"/>
+          <w:insideH w:val="single" w:sz="4" w:space="0" w:color="D3D3D3"/>
+          <w:insideV w:val="single" w:sz="4" w:space="0" w:color="D3D3D3"/>
         </w:tblBorders>
       </w:tblPr>
       <w:tblGrid>
@@ -6915,6 +8357,12 @@
           <w:tcPr>
             <w:tcW w:type="dxa" w:w="3168"/>
             <w:shd w:fill="EFEFEF"/>
+            <w:tcMar>
+              <w:top w:w="120" w:type="dxa"/>
+              <w:bottom w:w="120" w:type="dxa"/>
+              <w:left w:w="160" w:type="dxa"/>
+              <w:right w:w="160" w:type="dxa"/>
+            </w:tcMar>
           </w:tcPr>
           <w:p>
             <w:pPr>
@@ -6936,6 +8384,12 @@
           <w:tcPr>
             <w:tcW w:type="dxa" w:w="3168"/>
             <w:shd w:fill="EFEFEF"/>
+            <w:tcMar>
+              <w:top w:w="120" w:type="dxa"/>
+              <w:bottom w:w="120" w:type="dxa"/>
+              <w:left w:w="160" w:type="dxa"/>
+              <w:right w:w="160" w:type="dxa"/>
+            </w:tcMar>
           </w:tcPr>
           <w:p>
             <w:pPr>
@@ -6957,6 +8411,12 @@
           <w:tcPr>
             <w:tcW w:type="dxa" w:w="1872"/>
             <w:shd w:fill="EFEFEF"/>
+            <w:tcMar>
+              <w:top w:w="120" w:type="dxa"/>
+              <w:bottom w:w="120" w:type="dxa"/>
+              <w:left w:w="160" w:type="dxa"/>
+              <w:right w:w="160" w:type="dxa"/>
+            </w:tcMar>
           </w:tcPr>
           <w:p>
             <w:pPr>
@@ -6978,6 +8438,12 @@
           <w:tcPr>
             <w:tcW w:type="dxa" w:w="1872"/>
             <w:shd w:fill="EFEFEF"/>
+            <w:tcMar>
+              <w:top w:w="120" w:type="dxa"/>
+              <w:bottom w:w="120" w:type="dxa"/>
+              <w:left w:w="160" w:type="dxa"/>
+              <w:right w:w="160" w:type="dxa"/>
+            </w:tcMar>
           </w:tcPr>
           <w:p>
             <w:pPr>
@@ -7000,6 +8466,13 @@
         <w:tc>
           <w:tcPr>
             <w:tcW w:type="dxa" w:w="3168"/>
+            <w:shd w:fill="FFFFFF"/>
+            <w:tcMar>
+              <w:top w:w="120" w:type="dxa"/>
+              <w:bottom w:w="120" w:type="dxa"/>
+              <w:left w:w="160" w:type="dxa"/>
+              <w:right w:w="160" w:type="dxa"/>
+            </w:tcMar>
           </w:tcPr>
           <w:p>
             <w:pPr>
@@ -7019,6 +8492,13 @@
         <w:tc>
           <w:tcPr>
             <w:tcW w:type="dxa" w:w="3168"/>
+            <w:shd w:fill="FFFFFF"/>
+            <w:tcMar>
+              <w:top w:w="120" w:type="dxa"/>
+              <w:bottom w:w="120" w:type="dxa"/>
+              <w:left w:w="160" w:type="dxa"/>
+              <w:right w:w="160" w:type="dxa"/>
+            </w:tcMar>
           </w:tcPr>
           <w:p>
             <w:pPr>
@@ -7038,6 +8518,13 @@
         <w:tc>
           <w:tcPr>
             <w:tcW w:type="dxa" w:w="1872"/>
+            <w:shd w:fill="FFFFFF"/>
+            <w:tcMar>
+              <w:top w:w="120" w:type="dxa"/>
+              <w:bottom w:w="120" w:type="dxa"/>
+              <w:left w:w="160" w:type="dxa"/>
+              <w:right w:w="160" w:type="dxa"/>
+            </w:tcMar>
           </w:tcPr>
           <w:p>
             <w:pPr>
@@ -7057,6 +8544,13 @@
         <w:tc>
           <w:tcPr>
             <w:tcW w:type="dxa" w:w="1872"/>
+            <w:shd w:fill="FFFFFF"/>
+            <w:tcMar>
+              <w:top w:w="120" w:type="dxa"/>
+              <w:bottom w:w="120" w:type="dxa"/>
+              <w:left w:w="160" w:type="dxa"/>
+              <w:right w:w="160" w:type="dxa"/>
+            </w:tcMar>
           </w:tcPr>
           <w:p>
             <w:pPr>
@@ -7078,6 +8572,13 @@
         <w:tc>
           <w:tcPr>
             <w:tcW w:type="dxa" w:w="3168"/>
+            <w:shd w:fill="F5F5F5"/>
+            <w:tcMar>
+              <w:top w:w="120" w:type="dxa"/>
+              <w:bottom w:w="120" w:type="dxa"/>
+              <w:left w:w="160" w:type="dxa"/>
+              <w:right w:w="160" w:type="dxa"/>
+            </w:tcMar>
           </w:tcPr>
           <w:p>
             <w:pPr>
@@ -7097,6 +8598,13 @@
         <w:tc>
           <w:tcPr>
             <w:tcW w:type="dxa" w:w="3168"/>
+            <w:shd w:fill="F5F5F5"/>
+            <w:tcMar>
+              <w:top w:w="120" w:type="dxa"/>
+              <w:bottom w:w="120" w:type="dxa"/>
+              <w:left w:w="160" w:type="dxa"/>
+              <w:right w:w="160" w:type="dxa"/>
+            </w:tcMar>
           </w:tcPr>
           <w:p>
             <w:pPr>
@@ -7116,6 +8624,13 @@
         <w:tc>
           <w:tcPr>
             <w:tcW w:type="dxa" w:w="1872"/>
+            <w:shd w:fill="F5F5F5"/>
+            <w:tcMar>
+              <w:top w:w="120" w:type="dxa"/>
+              <w:bottom w:w="120" w:type="dxa"/>
+              <w:left w:w="160" w:type="dxa"/>
+              <w:right w:w="160" w:type="dxa"/>
+            </w:tcMar>
           </w:tcPr>
           <w:p>
             <w:pPr>
@@ -7135,6 +8650,13 @@
         <w:tc>
           <w:tcPr>
             <w:tcW w:type="dxa" w:w="1872"/>
+            <w:shd w:fill="F5F5F5"/>
+            <w:tcMar>
+              <w:top w:w="120" w:type="dxa"/>
+              <w:bottom w:w="120" w:type="dxa"/>
+              <w:left w:w="160" w:type="dxa"/>
+              <w:right w:w="160" w:type="dxa"/>
+            </w:tcMar>
           </w:tcPr>
           <w:p>
             <w:pPr>
@@ -7156,6 +8678,13 @@
         <w:tc>
           <w:tcPr>
             <w:tcW w:type="dxa" w:w="3168"/>
+            <w:shd w:fill="FFFFFF"/>
+            <w:tcMar>
+              <w:top w:w="120" w:type="dxa"/>
+              <w:bottom w:w="120" w:type="dxa"/>
+              <w:left w:w="160" w:type="dxa"/>
+              <w:right w:w="160" w:type="dxa"/>
+            </w:tcMar>
           </w:tcPr>
           <w:p>
             <w:pPr>
@@ -7175,6 +8704,13 @@
         <w:tc>
           <w:tcPr>
             <w:tcW w:type="dxa" w:w="3168"/>
+            <w:shd w:fill="FFFFFF"/>
+            <w:tcMar>
+              <w:top w:w="120" w:type="dxa"/>
+              <w:bottom w:w="120" w:type="dxa"/>
+              <w:left w:w="160" w:type="dxa"/>
+              <w:right w:w="160" w:type="dxa"/>
+            </w:tcMar>
           </w:tcPr>
           <w:p>
             <w:pPr>
@@ -7194,6 +8730,13 @@
         <w:tc>
           <w:tcPr>
             <w:tcW w:type="dxa" w:w="1872"/>
+            <w:shd w:fill="FFFFFF"/>
+            <w:tcMar>
+              <w:top w:w="120" w:type="dxa"/>
+              <w:bottom w:w="120" w:type="dxa"/>
+              <w:left w:w="160" w:type="dxa"/>
+              <w:right w:w="160" w:type="dxa"/>
+            </w:tcMar>
           </w:tcPr>
           <w:p>
             <w:pPr>
@@ -7213,6 +8756,13 @@
         <w:tc>
           <w:tcPr>
             <w:tcW w:type="dxa" w:w="1872"/>
+            <w:shd w:fill="FFFFFF"/>
+            <w:tcMar>
+              <w:top w:w="120" w:type="dxa"/>
+              <w:bottom w:w="120" w:type="dxa"/>
+              <w:left w:w="160" w:type="dxa"/>
+              <w:right w:w="160" w:type="dxa"/>
+            </w:tcMar>
           </w:tcPr>
           <w:p>
             <w:pPr>
@@ -7234,6 +8784,13 @@
         <w:tc>
           <w:tcPr>
             <w:tcW w:type="dxa" w:w="3168"/>
+            <w:shd w:fill="F5F5F5"/>
+            <w:tcMar>
+              <w:top w:w="120" w:type="dxa"/>
+              <w:bottom w:w="120" w:type="dxa"/>
+              <w:left w:w="160" w:type="dxa"/>
+              <w:right w:w="160" w:type="dxa"/>
+            </w:tcMar>
           </w:tcPr>
           <w:p>
             <w:pPr>
@@ -7253,6 +8810,13 @@
         <w:tc>
           <w:tcPr>
             <w:tcW w:type="dxa" w:w="3168"/>
+            <w:shd w:fill="F5F5F5"/>
+            <w:tcMar>
+              <w:top w:w="120" w:type="dxa"/>
+              <w:bottom w:w="120" w:type="dxa"/>
+              <w:left w:w="160" w:type="dxa"/>
+              <w:right w:w="160" w:type="dxa"/>
+            </w:tcMar>
           </w:tcPr>
           <w:p>
             <w:pPr>
@@ -7272,6 +8836,13 @@
         <w:tc>
           <w:tcPr>
             <w:tcW w:type="dxa" w:w="1872"/>
+            <w:shd w:fill="F5F5F5"/>
+            <w:tcMar>
+              <w:top w:w="120" w:type="dxa"/>
+              <w:bottom w:w="120" w:type="dxa"/>
+              <w:left w:w="160" w:type="dxa"/>
+              <w:right w:w="160" w:type="dxa"/>
+            </w:tcMar>
           </w:tcPr>
           <w:p>
             <w:pPr>
@@ -7291,6 +8862,13 @@
         <w:tc>
           <w:tcPr>
             <w:tcW w:type="dxa" w:w="1872"/>
+            <w:shd w:fill="F5F5F5"/>
+            <w:tcMar>
+              <w:top w:w="120" w:type="dxa"/>
+              <w:bottom w:w="120" w:type="dxa"/>
+              <w:left w:w="160" w:type="dxa"/>
+              <w:right w:w="160" w:type="dxa"/>
+            </w:tcMar>
           </w:tcPr>
           <w:p>
             <w:pPr>
@@ -7311,139 +8889,36 @@
     </w:tbl>
     <w:p>
       <w:pPr>
-        <w:spacing w:before="120" w:after="120"/>
-      </w:pPr>
+        <w:pStyle w:val="Heading2"/>
+        <w:keepNext/>
+        <w:spacing w:after="120" w:line="276" w:lineRule="auto"/>
+        <w:jc w:val="left"/>
+      </w:pPr>
+      <w:r>
+        <w:rPr>
+          <w:rFonts w:ascii="Times New Roman" w:hAnsi="Times New Roman"/>
+          <w:b/>
+          <w:i w:val="0"/>
+          <w:color w:val="000000"/>
+          <w:sz w:val="28"/>
+        </w:rPr>
+        <w:t>7.4 Sample Input-Output Vectors</w:t>
+      </w:r>
     </w:p>
     <w:p>
       <w:pPr>
-        <w:pStyle w:val="Heading2"/>
         <w:spacing w:after="120" w:line="276" w:lineRule="auto"/>
         <w:jc w:val="left"/>
       </w:pPr>
       <w:r>
         <w:rPr>
           <w:rFonts w:ascii="Times New Roman" w:hAnsi="Times New Roman"/>
-          <w:b/>
-          <w:i w:val="0"/>
-          <w:color w:val="000000"/>
-          <w:sz w:val="28"/>
-        </w:rPr>
-        <w:t>7.4 Sample Input-Output Vectors</w:t>
-      </w:r>
-    </w:p>
-    <w:p>
-      <w:pPr>
-        <w:spacing w:after="120" w:line="276" w:lineRule="auto"/>
-        <w:jc w:val="left"/>
-      </w:pPr>
-      <w:r>
-        <w:rPr>
-          <w:rFonts w:ascii="Times New Roman" w:hAnsi="Times New Roman"/>
           <w:b w:val="0"/>
           <w:i w:val="0"/>
           <w:color w:val="000000"/>
           <w:sz w:val="24"/>
         </w:rPr>
         <w:t>Below is a sample of the normalized spatial coordinates input array (42 values) passed to the KeyPoint Classifier during an 'Open Palm' (Class 0) prediction:</w:t>
-      </w:r>
-    </w:p>
-    <w:p>
-      <w:pPr>
-        <w:spacing w:after="160"/>
-        <w:ind w:left="576"/>
-      </w:pPr>
-      <w:r>
-        <w:rPr>
-          <w:rFonts w:ascii="Consolas" w:hAnsi="Consolas"/>
-          <w:color w:val="000000"/>
-          <w:sz w:val="19"/>
-        </w:rPr>
-        <w:t xml:space="preserve">[ 0.000,  0.000, -0.124, -0.052, -0.218, -0.114, -0.298, -0.182, -0.364, -0.244, </w:t>
-        <w:br/>
-        <w:t xml:space="preserve"> -0.184, -0.342, -0.234, -0.512, -0.264, -0.628, -0.288, -0.714, -0.076, -0.362, </w:t>
-        <w:br/>
-        <w:t xml:space="preserve"> -0.088, -0.564, -0.098, -0.692, -0.106, -0.784,  0.024, -0.354,  0.038, -0.536, </w:t>
-        <w:br/>
-        <w:t xml:space="preserve">  0.046, -0.652,  0.052, -0.738,  0.118, -0.324,  0.144, -0.472,  0.158, -0.572, </w:t>
-        <w:br/>
-        <w:t xml:space="preserve">  0.168, -0.654 ]</w:t>
-      </w:r>
-    </w:p>
-    <w:p>
-      <w:pPr>
-        <w:spacing w:after="240" w:line="276" w:lineRule="auto"/>
-        <w:jc w:val="left"/>
-      </w:pPr>
-      <w:r>
-        <w:rPr>
-          <w:rFonts w:ascii="Times New Roman" w:hAnsi="Times New Roman"/>
-          <w:b w:val="0"/>
-          <w:i/>
-          <w:color w:val="000000"/>
-          <w:sz w:val="24"/>
-        </w:rPr>
-        <w:t>TFLite Output Softmax Probabilities: `[0.9842, 0.0024, 0.0112, 0.0022]`.</w:t>
-        <w:br/>
-        <w:t>Predicted Class ID: `0` (Mapped Label: `Open`).</w:t>
-      </w:r>
-    </w:p>
-    <w:p>
-      <w:r>
-        <w:rPr>
-          <w:rFonts w:ascii="Times New Roman" w:hAnsi="Times New Roman"/>
-          <w:color w:val="000000"/>
-          <w:sz w:val="24"/>
-        </w:rPr>
-        <w:br w:type="page"/>
-      </w:r>
-    </w:p>
-    <w:p>
-      <w:pPr>
-        <w:pStyle w:val="Heading1"/>
-        <w:spacing w:after="240" w:line="276" w:lineRule="auto"/>
-        <w:jc w:val="left"/>
-      </w:pPr>
-      <w:r>
-        <w:rPr>
-          <w:rFonts w:ascii="Times New Roman" w:hAnsi="Times New Roman"/>
-          <w:b/>
-          <w:i w:val="0"/>
-          <w:color w:val="000000"/>
-          <w:sz w:val="32"/>
-        </w:rPr>
-        <w:t>8. Experimental Results and Discussion</w:t>
-      </w:r>
-    </w:p>
-    <w:p>
-      <w:pPr>
-        <w:spacing w:after="240" w:line="276" w:lineRule="auto"/>
-        <w:jc w:val="left"/>
-      </w:pPr>
-      <w:r>
-        <w:rPr>
-          <w:rFonts w:ascii="Times New Roman" w:hAnsi="Times New Roman"/>
-          <w:b w:val="0"/>
-          <w:i w:val="0"/>
-          <w:color w:val="000000"/>
-          <w:sz w:val="24"/>
-        </w:rPr>
-        <w:t>Both models were trained with a 70:30 hold-out split and evaluated on the test set. Due to coordinate normalization, the models achieved high generalization accuracy and fast training convergence.</w:t>
-      </w:r>
-    </w:p>
-    <w:p>
-      <w:pPr>
-        <w:spacing w:after="240" w:line="276" w:lineRule="auto"/>
-        <w:jc w:val="left"/>
-      </w:pPr>
-      <w:r>
-        <w:rPr>
-          <w:rFonts w:ascii="Times New Roman" w:hAnsi="Times New Roman"/>
-          <w:b w:val="0"/>
-          <w:i w:val="0"/>
-          <w:color w:val="000000"/>
-          <w:sz w:val="24"/>
-        </w:rPr>
-        <w:t>The static keypoint classifier trained for 127 epochs before early stopping triggered. It achieved a test accuracy of approximately 96.23 percent. The dynamic point history classifier trained for 359 epochs, achieving a test accuracy of approximately 97.13 percent. Both TFLite models are extremely compact (~6.2 KB for keypoint and ~6.5 KB for point history), suitable for CPU edge deployment.</w:t>
       </w:r>
     </w:p>
     <w:tbl>
@@ -7452,12 +8927,155 @@
         <w:jc w:val="center"/>
         <w:tblLook w:firstColumn="1" w:firstRow="1" w:lastColumn="0" w:lastRow="0" w:noHBand="0" w:noVBand="1" w:val="04A0"/>
         <w:tblBorders>
-          <w:top w:val="single" w:sz="6" w:space="0" w:color="808080"/>
-          <w:left w:val="single" w:sz="6" w:space="0" w:color="808080"/>
-          <w:bottom w:val="single" w:sz="6" w:space="0" w:color="808080"/>
-          <w:right w:val="single" w:sz="6" w:space="0" w:color="808080"/>
-          <w:insideH w:val="single" w:sz="6" w:space="0" w:color="808080"/>
-          <w:insideV w:val="single" w:sz="6" w:space="0" w:color="808080"/>
+          <w:top w:val="single" w:sz="4" w:space="0" w:color="D3D3D3"/>
+          <w:left w:val="single" w:sz="4" w:space="0" w:color="D3D3D3"/>
+          <w:bottom w:val="single" w:sz="4" w:space="0" w:color="D3D3D3"/>
+          <w:right w:val="single" w:sz="4" w:space="0" w:color="D3D3D3"/>
+          <w:insideH w:val="single" w:sz="4" w:space="0" w:color="D3D3D3"/>
+          <w:insideV w:val="single" w:sz="4" w:space="0" w:color="D3D3D3"/>
+        </w:tblBorders>
+      </w:tblPr>
+      <w:tblGrid>
+        <w:gridCol w:w="9317"/>
+      </w:tblGrid>
+      <w:tr>
+        <w:tc>
+          <w:tcPr>
+            <w:tcW w:type="dxa" w:w="9317"/>
+            <w:shd w:fill="F8F9FA"/>
+            <w:tcMar>
+              <w:top w:w="140" w:type="dxa"/>
+              <w:bottom w:w="140" w:type="dxa"/>
+              <w:left w:w="180" w:type="dxa"/>
+              <w:right w:w="180" w:type="dxa"/>
+            </w:tcMar>
+          </w:tcPr>
+          <w:p>
+            <w:pPr>
+              <w:spacing w:before="80" w:after="80" w:line="252" w:lineRule="auto"/>
+            </w:pPr>
+            <w:r>
+              <w:rPr>
+                <w:rFonts w:ascii="Times New Roman" w:hAnsi="Times New Roman"/>
+                <w:b/>
+                <w:color w:val="000000"/>
+                <w:sz w:val="24"/>
+              </w:rPr>
+            </w:r>
+            <w:r>
+              <w:rPr>
+                <w:rFonts w:ascii="Times New Roman" w:hAnsi="Times New Roman"/>
+                <w:b/>
+                <w:color w:val="000000"/>
+                <w:sz w:val="24"/>
+              </w:rPr>
+              <w:t xml:space="preserve">[ 0.000,  0.000, -0.124, -0.052, -0.218, -0.114, -0.298, -0.182, -0.364, -0.244, </w:t>
+              <w:br/>
+              <w:t xml:space="preserve"> -0.184, -0.342, -0.234, -0.512, -0.264, -0.628, -0.288, -0.714, -0.076, -0.362, </w:t>
+              <w:br/>
+              <w:t xml:space="preserve"> -0.088, -0.564, -0.098, -0.692, -0.106, -0.784,  0.024, -0.354,  0.038, -0.536, </w:t>
+              <w:br/>
+              <w:t xml:space="preserve">  0.046, -0.652,  0.052, -0.738,  0.118, -0.324,  0.144, -0.472,  0.158, -0.572, </w:t>
+              <w:br/>
+              <w:t xml:space="preserve">  0.168, -0.654 ]</w:t>
+            </w:r>
+          </w:p>
+        </w:tc>
+      </w:tr>
+    </w:tbl>
+    <w:p>
+      <w:pPr>
+        <w:spacing w:after="240" w:line="276" w:lineRule="auto"/>
+        <w:jc w:val="left"/>
+      </w:pPr>
+      <w:r>
+        <w:rPr>
+          <w:rFonts w:ascii="Times New Roman" w:hAnsi="Times New Roman"/>
+          <w:b w:val="0"/>
+          <w:i/>
+          <w:color w:val="000000"/>
+          <w:sz w:val="24"/>
+        </w:rPr>
+        <w:t>TFLite Output Softmax Probabilities: `[0.9842, 0.0024, 0.0112, 0.0022]`.</w:t>
+        <w:br/>
+        <w:t>Predicted Class ID: `0` (Mapped Label: `Open`).</w:t>
+      </w:r>
+    </w:p>
+    <w:p>
+      <w:r>
+        <w:rPr>
+          <w:rFonts w:ascii="Times New Roman" w:hAnsi="Times New Roman"/>
+          <w:color w:val="000000"/>
+          <w:sz w:val="24"/>
+        </w:rPr>
+        <w:br w:type="page"/>
+      </w:r>
+    </w:p>
+    <w:p>
+      <w:pPr>
+        <w:pStyle w:val="Heading1"/>
+        <w:keepNext/>
+        <w:spacing w:after="240" w:line="276" w:lineRule="auto"/>
+        <w:jc w:val="left"/>
+        <w:pBdr>
+          <w:bottom w:val="single" w:sz="6" w:space="6" w:color="CCCCCC"/>
+        </w:pBdr>
+      </w:pPr>
+      <w:r>
+        <w:rPr>
+          <w:rFonts w:ascii="Times New Roman" w:hAnsi="Times New Roman"/>
+          <w:b/>
+          <w:i w:val="0"/>
+          <w:color w:val="000000"/>
+          <w:sz w:val="32"/>
+        </w:rPr>
+        <w:t>8. Experimental Results and Discussion</w:t>
+      </w:r>
+    </w:p>
+    <w:p>
+      <w:pPr>
+        <w:spacing w:after="240" w:line="276" w:lineRule="auto"/>
+        <w:jc w:val="left"/>
+      </w:pPr>
+      <w:r>
+        <w:rPr>
+          <w:rFonts w:ascii="Times New Roman" w:hAnsi="Times New Roman"/>
+          <w:b w:val="0"/>
+          <w:i w:val="0"/>
+          <w:color w:val="000000"/>
+          <w:sz w:val="24"/>
+        </w:rPr>
+        <w:t>Both models were trained with a 70:30 hold-out split and evaluated on the test set. Due to coordinate normalization, the models achieved high generalization accuracy and fast training convergence.</w:t>
+      </w:r>
+    </w:p>
+    <w:p>
+      <w:pPr>
+        <w:spacing w:after="240" w:line="276" w:lineRule="auto"/>
+        <w:jc w:val="left"/>
+      </w:pPr>
+      <w:r>
+        <w:rPr>
+          <w:rFonts w:ascii="Times New Roman" w:hAnsi="Times New Roman"/>
+          <w:b w:val="0"/>
+          <w:i w:val="0"/>
+          <w:color w:val="000000"/>
+          <w:sz w:val="24"/>
+        </w:rPr>
+        <w:t>The static keypoint classifier trained for 127 epochs before early stopping triggered. It achieved a test accuracy of approximately 96.23 percent. The dynamic point history classifier trained for 359 epochs, achieving a test accuracy of approximately 97.13 percent. Both TFLite models are extremely compact (~6.2 KB for keypoint and ~6.5 KB for point history), suitable for CPU edge deployment.</w:t>
+      </w:r>
+    </w:p>
+    <w:tbl>
+      <w:tblPr>
+        <w:tblW w:type="auto" w:w="0"/>
+        <w:jc w:val="center"/>
+        <w:tblLook w:firstColumn="1" w:firstRow="1" w:lastColumn="0" w:lastRow="0" w:noHBand="0" w:noVBand="1" w:val="04A0"/>
+        <w:tblBorders>
+          <w:top w:val="single" w:sz="4" w:space="0" w:color="D3D3D3"/>
+          <w:left w:val="single" w:sz="4" w:space="0" w:color="D3D3D3"/>
+          <w:bottom w:val="single" w:sz="4" w:space="0" w:color="D3D3D3"/>
+          <w:right w:val="single" w:sz="4" w:space="0" w:color="D3D3D3"/>
+          <w:insideH w:val="single" w:sz="4" w:space="0" w:color="D3D3D3"/>
+          <w:insideV w:val="single" w:sz="4" w:space="0" w:color="D3D3D3"/>
         </w:tblBorders>
       </w:tblPr>
       <w:tblGrid>
@@ -7472,6 +9090,12 @@
           <w:tcPr>
             <w:tcW w:type="dxa" w:w="2160"/>
             <w:shd w:fill="EFEFEF"/>
+            <w:tcMar>
+              <w:top w:w="120" w:type="dxa"/>
+              <w:bottom w:w="120" w:type="dxa"/>
+              <w:left w:w="160" w:type="dxa"/>
+              <w:right w:w="160" w:type="dxa"/>
+            </w:tcMar>
           </w:tcPr>
           <w:p>
             <w:pPr>
@@ -7493,6 +9117,12 @@
           <w:tcPr>
             <w:tcW w:type="dxa" w:w="1440"/>
             <w:shd w:fill="EFEFEF"/>
+            <w:tcMar>
+              <w:top w:w="120" w:type="dxa"/>
+              <w:bottom w:w="120" w:type="dxa"/>
+              <w:left w:w="160" w:type="dxa"/>
+              <w:right w:w="160" w:type="dxa"/>
+            </w:tcMar>
           </w:tcPr>
           <w:p>
             <w:pPr>
@@ -7514,6 +9144,12 @@
           <w:tcPr>
             <w:tcW w:type="dxa" w:w="1728"/>
             <w:shd w:fill="EFEFEF"/>
+            <w:tcMar>
+              <w:top w:w="120" w:type="dxa"/>
+              <w:bottom w:w="120" w:type="dxa"/>
+              <w:left w:w="160" w:type="dxa"/>
+              <w:right w:w="160" w:type="dxa"/>
+            </w:tcMar>
           </w:tcPr>
           <w:p>
             <w:pPr>
@@ -7535,6 +9171,12 @@
           <w:tcPr>
             <w:tcW w:type="dxa" w:w="2592"/>
             <w:shd w:fill="EFEFEF"/>
+            <w:tcMar>
+              <w:top w:w="120" w:type="dxa"/>
+              <w:bottom w:w="120" w:type="dxa"/>
+              <w:left w:w="160" w:type="dxa"/>
+              <w:right w:w="160" w:type="dxa"/>
+            </w:tcMar>
           </w:tcPr>
           <w:p>
             <w:pPr>
@@ -7556,6 +9198,12 @@
           <w:tcPr>
             <w:tcW w:type="dxa" w:w="2160"/>
             <w:shd w:fill="EFEFEF"/>
+            <w:tcMar>
+              <w:top w:w="120" w:type="dxa"/>
+              <w:bottom w:w="120" w:type="dxa"/>
+              <w:left w:w="160" w:type="dxa"/>
+              <w:right w:w="160" w:type="dxa"/>
+            </w:tcMar>
           </w:tcPr>
           <w:p>
             <w:pPr>
@@ -7578,6 +9226,13 @@
         <w:tc>
           <w:tcPr>
             <w:tcW w:type="dxa" w:w="2160"/>
+            <w:shd w:fill="FFFFFF"/>
+            <w:tcMar>
+              <w:top w:w="120" w:type="dxa"/>
+              <w:bottom w:w="120" w:type="dxa"/>
+              <w:left w:w="160" w:type="dxa"/>
+              <w:right w:w="160" w:type="dxa"/>
+            </w:tcMar>
           </w:tcPr>
           <w:p>
             <w:pPr>
@@ -7597,6 +9252,13 @@
         <w:tc>
           <w:tcPr>
             <w:tcW w:type="dxa" w:w="1440"/>
+            <w:shd w:fill="FFFFFF"/>
+            <w:tcMar>
+              <w:top w:w="120" w:type="dxa"/>
+              <w:bottom w:w="120" w:type="dxa"/>
+              <w:left w:w="160" w:type="dxa"/>
+              <w:right w:w="160" w:type="dxa"/>
+            </w:tcMar>
           </w:tcPr>
           <w:p>
             <w:pPr>
@@ -7616,6 +9278,13 @@
         <w:tc>
           <w:tcPr>
             <w:tcW w:type="dxa" w:w="1728"/>
+            <w:shd w:fill="FFFFFF"/>
+            <w:tcMar>
+              <w:top w:w="120" w:type="dxa"/>
+              <w:bottom w:w="120" w:type="dxa"/>
+              <w:left w:w="160" w:type="dxa"/>
+              <w:right w:w="160" w:type="dxa"/>
+            </w:tcMar>
           </w:tcPr>
           <w:p>
             <w:pPr>
@@ -7635,6 +9304,13 @@
         <w:tc>
           <w:tcPr>
             <w:tcW w:type="dxa" w:w="2592"/>
+            <w:shd w:fill="FFFFFF"/>
+            <w:tcMar>
+              <w:top w:w="120" w:type="dxa"/>
+              <w:bottom w:w="120" w:type="dxa"/>
+              <w:left w:w="160" w:type="dxa"/>
+              <w:right w:w="160" w:type="dxa"/>
+            </w:tcMar>
           </w:tcPr>
           <w:p>
             <w:pPr>
@@ -7654,6 +9330,13 @@
         <w:tc>
           <w:tcPr>
             <w:tcW w:type="dxa" w:w="2160"/>
+            <w:shd w:fill="FFFFFF"/>
+            <w:tcMar>
+              <w:top w:w="120" w:type="dxa"/>
+              <w:bottom w:w="120" w:type="dxa"/>
+              <w:left w:w="160" w:type="dxa"/>
+              <w:right w:w="160" w:type="dxa"/>
+            </w:tcMar>
           </w:tcPr>
           <w:p>
             <w:pPr>
@@ -7675,6 +9358,13 @@
         <w:tc>
           <w:tcPr>
             <w:tcW w:type="dxa" w:w="2160"/>
+            <w:shd w:fill="F5F5F5"/>
+            <w:tcMar>
+              <w:top w:w="120" w:type="dxa"/>
+              <w:bottom w:w="120" w:type="dxa"/>
+              <w:left w:w="160" w:type="dxa"/>
+              <w:right w:w="160" w:type="dxa"/>
+            </w:tcMar>
           </w:tcPr>
           <w:p>
             <w:pPr>
@@ -7694,6 +9384,13 @@
         <w:tc>
           <w:tcPr>
             <w:tcW w:type="dxa" w:w="1440"/>
+            <w:shd w:fill="F5F5F5"/>
+            <w:tcMar>
+              <w:top w:w="120" w:type="dxa"/>
+              <w:bottom w:w="120" w:type="dxa"/>
+              <w:left w:w="160" w:type="dxa"/>
+              <w:right w:w="160" w:type="dxa"/>
+            </w:tcMar>
           </w:tcPr>
           <w:p>
             <w:pPr>
@@ -7713,6 +9410,13 @@
         <w:tc>
           <w:tcPr>
             <w:tcW w:type="dxa" w:w="1728"/>
+            <w:shd w:fill="F5F5F5"/>
+            <w:tcMar>
+              <w:top w:w="120" w:type="dxa"/>
+              <w:bottom w:w="120" w:type="dxa"/>
+              <w:left w:w="160" w:type="dxa"/>
+              <w:right w:w="160" w:type="dxa"/>
+            </w:tcMar>
           </w:tcPr>
           <w:p>
             <w:pPr>
@@ -7732,6 +9436,13 @@
         <w:tc>
           <w:tcPr>
             <w:tcW w:type="dxa" w:w="2592"/>
+            <w:shd w:fill="F5F5F5"/>
+            <w:tcMar>
+              <w:top w:w="120" w:type="dxa"/>
+              <w:bottom w:w="120" w:type="dxa"/>
+              <w:left w:w="160" w:type="dxa"/>
+              <w:right w:w="160" w:type="dxa"/>
+            </w:tcMar>
           </w:tcPr>
           <w:p>
             <w:pPr>
@@ -7751,6 +9462,13 @@
         <w:tc>
           <w:tcPr>
             <w:tcW w:type="dxa" w:w="2160"/>
+            <w:shd w:fill="F5F5F5"/>
+            <w:tcMar>
+              <w:top w:w="120" w:type="dxa"/>
+              <w:bottom w:w="120" w:type="dxa"/>
+              <w:left w:w="160" w:type="dxa"/>
+              <w:right w:w="160" w:type="dxa"/>
+            </w:tcMar>
           </w:tcPr>
           <w:p>
             <w:pPr>
@@ -7771,12 +9489,8 @@
     </w:tbl>
     <w:p>
       <w:pPr>
-        <w:spacing w:before="120" w:after="120"/>
-      </w:pPr>
-    </w:p>
-    <w:p>
-      <w:pPr>
         <w:pStyle w:val="Heading2"/>
+        <w:keepNext/>
         <w:spacing w:after="120" w:line="276" w:lineRule="auto"/>
         <w:jc w:val="left"/>
       </w:pPr>
@@ -7813,12 +9527,12 @@
         <w:jc w:val="center"/>
         <w:tblLook w:firstColumn="1" w:firstRow="1" w:lastColumn="0" w:lastRow="0" w:noHBand="0" w:noVBand="1" w:val="04A0"/>
         <w:tblBorders>
-          <w:top w:val="single" w:sz="6" w:space="0" w:color="808080"/>
-          <w:left w:val="single" w:sz="6" w:space="0" w:color="808080"/>
-          <w:bottom w:val="single" w:sz="6" w:space="0" w:color="808080"/>
-          <w:right w:val="single" w:sz="6" w:space="0" w:color="808080"/>
-          <w:insideH w:val="single" w:sz="6" w:space="0" w:color="808080"/>
-          <w:insideV w:val="single" w:sz="6" w:space="0" w:color="808080"/>
+          <w:top w:val="single" w:sz="4" w:space="0" w:color="D3D3D3"/>
+          <w:left w:val="single" w:sz="4" w:space="0" w:color="D3D3D3"/>
+          <w:bottom w:val="single" w:sz="4" w:space="0" w:color="D3D3D3"/>
+          <w:right w:val="single" w:sz="4" w:space="0" w:color="D3D3D3"/>
+          <w:insideH w:val="single" w:sz="4" w:space="0" w:color="D3D3D3"/>
+          <w:insideV w:val="single" w:sz="4" w:space="0" w:color="D3D3D3"/>
         </w:tblBorders>
       </w:tblPr>
       <w:tblGrid>
@@ -7835,6 +9549,12 @@
           <w:tcPr>
             <w:tcW w:type="dxa" w:w="2592"/>
             <w:shd w:fill="EFEFEF"/>
+            <w:tcMar>
+              <w:top w:w="120" w:type="dxa"/>
+              <w:bottom w:w="120" w:type="dxa"/>
+              <w:left w:w="160" w:type="dxa"/>
+              <w:right w:w="160" w:type="dxa"/>
+            </w:tcMar>
           </w:tcPr>
           <w:p>
             <w:pPr>
@@ -7856,6 +9576,12 @@
           <w:tcPr>
             <w:tcW w:type="dxa" w:w="1152"/>
             <w:shd w:fill="EFEFEF"/>
+            <w:tcMar>
+              <w:top w:w="120" w:type="dxa"/>
+              <w:bottom w:w="120" w:type="dxa"/>
+              <w:left w:w="160" w:type="dxa"/>
+              <w:right w:w="160" w:type="dxa"/>
+            </w:tcMar>
           </w:tcPr>
           <w:p>
             <w:pPr>
@@ -7877,6 +9603,12 @@
           <w:tcPr>
             <w:tcW w:type="dxa" w:w="2160"/>
             <w:shd w:fill="EFEFEF"/>
+            <w:tcMar>
+              <w:top w:w="120" w:type="dxa"/>
+              <w:bottom w:w="120" w:type="dxa"/>
+              <w:left w:w="160" w:type="dxa"/>
+              <w:right w:w="160" w:type="dxa"/>
+            </w:tcMar>
           </w:tcPr>
           <w:p>
             <w:pPr>
@@ -7898,6 +9630,12 @@
           <w:tcPr>
             <w:tcW w:type="dxa" w:w="1296"/>
             <w:shd w:fill="EFEFEF"/>
+            <w:tcMar>
+              <w:top w:w="120" w:type="dxa"/>
+              <w:bottom w:w="120" w:type="dxa"/>
+              <w:left w:w="160" w:type="dxa"/>
+              <w:right w:w="160" w:type="dxa"/>
+            </w:tcMar>
           </w:tcPr>
           <w:p>
             <w:pPr>
@@ -7919,6 +9657,12 @@
           <w:tcPr>
             <w:tcW w:type="dxa" w:w="1296"/>
             <w:shd w:fill="EFEFEF"/>
+            <w:tcMar>
+              <w:top w:w="120" w:type="dxa"/>
+              <w:bottom w:w="120" w:type="dxa"/>
+              <w:left w:w="160" w:type="dxa"/>
+              <w:right w:w="160" w:type="dxa"/>
+            </w:tcMar>
           </w:tcPr>
           <w:p>
             <w:pPr>
@@ -7940,6 +9684,12 @@
           <w:tcPr>
             <w:tcW w:type="dxa" w:w="1296"/>
             <w:shd w:fill="EFEFEF"/>
+            <w:tcMar>
+              <w:top w:w="120" w:type="dxa"/>
+              <w:bottom w:w="120" w:type="dxa"/>
+              <w:left w:w="160" w:type="dxa"/>
+              <w:right w:w="160" w:type="dxa"/>
+            </w:tcMar>
           </w:tcPr>
           <w:p>
             <w:pPr>
@@ -7961,6 +9711,12 @@
           <w:tcPr>
             <w:tcW w:type="dxa" w:w="1152"/>
             <w:shd w:fill="EFEFEF"/>
+            <w:tcMar>
+              <w:top w:w="120" w:type="dxa"/>
+              <w:bottom w:w="120" w:type="dxa"/>
+              <w:left w:w="160" w:type="dxa"/>
+              <w:right w:w="160" w:type="dxa"/>
+            </w:tcMar>
           </w:tcPr>
           <w:p>
             <w:pPr>
@@ -7983,6 +9739,13 @@
         <w:tc>
           <w:tcPr>
             <w:tcW w:type="dxa" w:w="2592"/>
+            <w:shd w:fill="FFFFFF"/>
+            <w:tcMar>
+              <w:top w:w="120" w:type="dxa"/>
+              <w:bottom w:w="120" w:type="dxa"/>
+              <w:left w:w="160" w:type="dxa"/>
+              <w:right w:w="160" w:type="dxa"/>
+            </w:tcMar>
           </w:tcPr>
           <w:p>
             <w:pPr>
@@ -8002,6 +9765,13 @@
         <w:tc>
           <w:tcPr>
             <w:tcW w:type="dxa" w:w="1152"/>
+            <w:shd w:fill="FFFFFF"/>
+            <w:tcMar>
+              <w:top w:w="120" w:type="dxa"/>
+              <w:bottom w:w="120" w:type="dxa"/>
+              <w:left w:w="160" w:type="dxa"/>
+              <w:right w:w="160" w:type="dxa"/>
+            </w:tcMar>
           </w:tcPr>
           <w:p>
             <w:pPr>
@@ -8021,6 +9791,13 @@
         <w:tc>
           <w:tcPr>
             <w:tcW w:type="dxa" w:w="2160"/>
+            <w:shd w:fill="FFFFFF"/>
+            <w:tcMar>
+              <w:top w:w="120" w:type="dxa"/>
+              <w:bottom w:w="120" w:type="dxa"/>
+              <w:left w:w="160" w:type="dxa"/>
+              <w:right w:w="160" w:type="dxa"/>
+            </w:tcMar>
           </w:tcPr>
           <w:p>
             <w:pPr>
@@ -8040,6 +9817,13 @@
         <w:tc>
           <w:tcPr>
             <w:tcW w:type="dxa" w:w="1296"/>
+            <w:shd w:fill="FFFFFF"/>
+            <w:tcMar>
+              <w:top w:w="120" w:type="dxa"/>
+              <w:bottom w:w="120" w:type="dxa"/>
+              <w:left w:w="160" w:type="dxa"/>
+              <w:right w:w="160" w:type="dxa"/>
+            </w:tcMar>
           </w:tcPr>
           <w:p>
             <w:pPr>
@@ -8059,6 +9843,13 @@
         <w:tc>
           <w:tcPr>
             <w:tcW w:type="dxa" w:w="1296"/>
+            <w:shd w:fill="FFFFFF"/>
+            <w:tcMar>
+              <w:top w:w="120" w:type="dxa"/>
+              <w:bottom w:w="120" w:type="dxa"/>
+              <w:left w:w="160" w:type="dxa"/>
+              <w:right w:w="160" w:type="dxa"/>
+            </w:tcMar>
           </w:tcPr>
           <w:p>
             <w:pPr>
@@ -8078,6 +9869,13 @@
         <w:tc>
           <w:tcPr>
             <w:tcW w:type="dxa" w:w="1296"/>
+            <w:shd w:fill="FFFFFF"/>
+            <w:tcMar>
+              <w:top w:w="120" w:type="dxa"/>
+              <w:bottom w:w="120" w:type="dxa"/>
+              <w:left w:w="160" w:type="dxa"/>
+              <w:right w:w="160" w:type="dxa"/>
+            </w:tcMar>
           </w:tcPr>
           <w:p>
             <w:pPr>
@@ -8097,6 +9895,13 @@
         <w:tc>
           <w:tcPr>
             <w:tcW w:type="dxa" w:w="1152"/>
+            <w:shd w:fill="FFFFFF"/>
+            <w:tcMar>
+              <w:top w:w="120" w:type="dxa"/>
+              <w:bottom w:w="120" w:type="dxa"/>
+              <w:left w:w="160" w:type="dxa"/>
+              <w:right w:w="160" w:type="dxa"/>
+            </w:tcMar>
           </w:tcPr>
           <w:p>
             <w:pPr>
@@ -8118,6 +9923,13 @@
         <w:tc>
           <w:tcPr>
             <w:tcW w:type="dxa" w:w="2592"/>
+            <w:shd w:fill="F5F5F5"/>
+            <w:tcMar>
+              <w:top w:w="120" w:type="dxa"/>
+              <w:bottom w:w="120" w:type="dxa"/>
+              <w:left w:w="160" w:type="dxa"/>
+              <w:right w:w="160" w:type="dxa"/>
+            </w:tcMar>
           </w:tcPr>
           <w:p>
             <w:pPr>
@@ -8137,6 +9949,13 @@
         <w:tc>
           <w:tcPr>
             <w:tcW w:type="dxa" w:w="1152"/>
+            <w:shd w:fill="F5F5F5"/>
+            <w:tcMar>
+              <w:top w:w="120" w:type="dxa"/>
+              <w:bottom w:w="120" w:type="dxa"/>
+              <w:left w:w="160" w:type="dxa"/>
+              <w:right w:w="160" w:type="dxa"/>
+            </w:tcMar>
           </w:tcPr>
           <w:p>
             <w:pPr>
@@ -8156,6 +9975,13 @@
         <w:tc>
           <w:tcPr>
             <w:tcW w:type="dxa" w:w="2160"/>
+            <w:shd w:fill="F5F5F5"/>
+            <w:tcMar>
+              <w:top w:w="120" w:type="dxa"/>
+              <w:bottom w:w="120" w:type="dxa"/>
+              <w:left w:w="160" w:type="dxa"/>
+              <w:right w:w="160" w:type="dxa"/>
+            </w:tcMar>
           </w:tcPr>
           <w:p>
             <w:pPr>
@@ -8175,6 +10001,13 @@
         <w:tc>
           <w:tcPr>
             <w:tcW w:type="dxa" w:w="1296"/>
+            <w:shd w:fill="F5F5F5"/>
+            <w:tcMar>
+              <w:top w:w="120" w:type="dxa"/>
+              <w:bottom w:w="120" w:type="dxa"/>
+              <w:left w:w="160" w:type="dxa"/>
+              <w:right w:w="160" w:type="dxa"/>
+            </w:tcMar>
           </w:tcPr>
           <w:p>
             <w:pPr>
@@ -8194,6 +10027,13 @@
         <w:tc>
           <w:tcPr>
             <w:tcW w:type="dxa" w:w="1296"/>
+            <w:shd w:fill="F5F5F5"/>
+            <w:tcMar>
+              <w:top w:w="120" w:type="dxa"/>
+              <w:bottom w:w="120" w:type="dxa"/>
+              <w:left w:w="160" w:type="dxa"/>
+              <w:right w:w="160" w:type="dxa"/>
+            </w:tcMar>
           </w:tcPr>
           <w:p>
             <w:pPr>
@@ -8213,6 +10053,13 @@
         <w:tc>
           <w:tcPr>
             <w:tcW w:type="dxa" w:w="1296"/>
+            <w:shd w:fill="F5F5F5"/>
+            <w:tcMar>
+              <w:top w:w="120" w:type="dxa"/>
+              <w:bottom w:w="120" w:type="dxa"/>
+              <w:left w:w="160" w:type="dxa"/>
+              <w:right w:w="160" w:type="dxa"/>
+            </w:tcMar>
           </w:tcPr>
           <w:p>
             <w:pPr>
@@ -8232,6 +10079,13 @@
         <w:tc>
           <w:tcPr>
             <w:tcW w:type="dxa" w:w="1152"/>
+            <w:shd w:fill="F5F5F5"/>
+            <w:tcMar>
+              <w:top w:w="120" w:type="dxa"/>
+              <w:bottom w:w="120" w:type="dxa"/>
+              <w:left w:w="160" w:type="dxa"/>
+              <w:right w:w="160" w:type="dxa"/>
+            </w:tcMar>
           </w:tcPr>
           <w:p>
             <w:pPr>
@@ -8253,6 +10107,13 @@
         <w:tc>
           <w:tcPr>
             <w:tcW w:type="dxa" w:w="2592"/>
+            <w:shd w:fill="FFFFFF"/>
+            <w:tcMar>
+              <w:top w:w="120" w:type="dxa"/>
+              <w:bottom w:w="120" w:type="dxa"/>
+              <w:left w:w="160" w:type="dxa"/>
+              <w:right w:w="160" w:type="dxa"/>
+            </w:tcMar>
           </w:tcPr>
           <w:p>
             <w:pPr>
@@ -8272,6 +10133,13 @@
         <w:tc>
           <w:tcPr>
             <w:tcW w:type="dxa" w:w="1152"/>
+            <w:shd w:fill="FFFFFF"/>
+            <w:tcMar>
+              <w:top w:w="120" w:type="dxa"/>
+              <w:bottom w:w="120" w:type="dxa"/>
+              <w:left w:w="160" w:type="dxa"/>
+              <w:right w:w="160" w:type="dxa"/>
+            </w:tcMar>
           </w:tcPr>
           <w:p>
             <w:pPr>
@@ -8291,6 +10159,13 @@
         <w:tc>
           <w:tcPr>
             <w:tcW w:type="dxa" w:w="2160"/>
+            <w:shd w:fill="FFFFFF"/>
+            <w:tcMar>
+              <w:top w:w="120" w:type="dxa"/>
+              <w:bottom w:w="120" w:type="dxa"/>
+              <w:left w:w="160" w:type="dxa"/>
+              <w:right w:w="160" w:type="dxa"/>
+            </w:tcMar>
           </w:tcPr>
           <w:p>
             <w:pPr>
@@ -8310,6 +10185,13 @@
         <w:tc>
           <w:tcPr>
             <w:tcW w:type="dxa" w:w="1296"/>
+            <w:shd w:fill="FFFFFF"/>
+            <w:tcMar>
+              <w:top w:w="120" w:type="dxa"/>
+              <w:bottom w:w="120" w:type="dxa"/>
+              <w:left w:w="160" w:type="dxa"/>
+              <w:right w:w="160" w:type="dxa"/>
+            </w:tcMar>
           </w:tcPr>
           <w:p>
             <w:pPr>
@@ -8329,6 +10211,13 @@
         <w:tc>
           <w:tcPr>
             <w:tcW w:type="dxa" w:w="1296"/>
+            <w:shd w:fill="FFFFFF"/>
+            <w:tcMar>
+              <w:top w:w="120" w:type="dxa"/>
+              <w:bottom w:w="120" w:type="dxa"/>
+              <w:left w:w="160" w:type="dxa"/>
+              <w:right w:w="160" w:type="dxa"/>
+            </w:tcMar>
           </w:tcPr>
           <w:p>
             <w:pPr>
@@ -8348,6 +10237,13 @@
         <w:tc>
           <w:tcPr>
             <w:tcW w:type="dxa" w:w="1296"/>
+            <w:shd w:fill="FFFFFF"/>
+            <w:tcMar>
+              <w:top w:w="120" w:type="dxa"/>
+              <w:bottom w:w="120" w:type="dxa"/>
+              <w:left w:w="160" w:type="dxa"/>
+              <w:right w:w="160" w:type="dxa"/>
+            </w:tcMar>
           </w:tcPr>
           <w:p>
             <w:pPr>
@@ -8367,6 +10263,13 @@
         <w:tc>
           <w:tcPr>
             <w:tcW w:type="dxa" w:w="1152"/>
+            <w:shd w:fill="FFFFFF"/>
+            <w:tcMar>
+              <w:top w:w="120" w:type="dxa"/>
+              <w:bottom w:w="120" w:type="dxa"/>
+              <w:left w:w="160" w:type="dxa"/>
+              <w:right w:w="160" w:type="dxa"/>
+            </w:tcMar>
           </w:tcPr>
           <w:p>
             <w:pPr>
@@ -8388,6 +10291,13 @@
         <w:tc>
           <w:tcPr>
             <w:tcW w:type="dxa" w:w="2592"/>
+            <w:shd w:fill="F5F5F5"/>
+            <w:tcMar>
+              <w:top w:w="120" w:type="dxa"/>
+              <w:bottom w:w="120" w:type="dxa"/>
+              <w:left w:w="160" w:type="dxa"/>
+              <w:right w:w="160" w:type="dxa"/>
+            </w:tcMar>
           </w:tcPr>
           <w:p>
             <w:pPr>
@@ -8407,6 +10317,13 @@
         <w:tc>
           <w:tcPr>
             <w:tcW w:type="dxa" w:w="1152"/>
+            <w:shd w:fill="F5F5F5"/>
+            <w:tcMar>
+              <w:top w:w="120" w:type="dxa"/>
+              <w:bottom w:w="120" w:type="dxa"/>
+              <w:left w:w="160" w:type="dxa"/>
+              <w:right w:w="160" w:type="dxa"/>
+            </w:tcMar>
           </w:tcPr>
           <w:p>
             <w:pPr>
@@ -8426,6 +10343,13 @@
         <w:tc>
           <w:tcPr>
             <w:tcW w:type="dxa" w:w="2160"/>
+            <w:shd w:fill="F5F5F5"/>
+            <w:tcMar>
+              <w:top w:w="120" w:type="dxa"/>
+              <w:bottom w:w="120" w:type="dxa"/>
+              <w:left w:w="160" w:type="dxa"/>
+              <w:right w:w="160" w:type="dxa"/>
+            </w:tcMar>
           </w:tcPr>
           <w:p>
             <w:pPr>
@@ -8445,6 +10369,13 @@
         <w:tc>
           <w:tcPr>
             <w:tcW w:type="dxa" w:w="1296"/>
+            <w:shd w:fill="F5F5F5"/>
+            <w:tcMar>
+              <w:top w:w="120" w:type="dxa"/>
+              <w:bottom w:w="120" w:type="dxa"/>
+              <w:left w:w="160" w:type="dxa"/>
+              <w:right w:w="160" w:type="dxa"/>
+            </w:tcMar>
           </w:tcPr>
           <w:p>
             <w:pPr>
@@ -8464,6 +10395,13 @@
         <w:tc>
           <w:tcPr>
             <w:tcW w:type="dxa" w:w="1296"/>
+            <w:shd w:fill="F5F5F5"/>
+            <w:tcMar>
+              <w:top w:w="120" w:type="dxa"/>
+              <w:bottom w:w="120" w:type="dxa"/>
+              <w:left w:w="160" w:type="dxa"/>
+              <w:right w:w="160" w:type="dxa"/>
+            </w:tcMar>
           </w:tcPr>
           <w:p>
             <w:pPr>
@@ -8483,6 +10421,13 @@
         <w:tc>
           <w:tcPr>
             <w:tcW w:type="dxa" w:w="1296"/>
+            <w:shd w:fill="F5F5F5"/>
+            <w:tcMar>
+              <w:top w:w="120" w:type="dxa"/>
+              <w:bottom w:w="120" w:type="dxa"/>
+              <w:left w:w="160" w:type="dxa"/>
+              <w:right w:w="160" w:type="dxa"/>
+            </w:tcMar>
           </w:tcPr>
           <w:p>
             <w:pPr>
@@ -8502,6 +10447,13 @@
         <w:tc>
           <w:tcPr>
             <w:tcW w:type="dxa" w:w="1152"/>
+            <w:shd w:fill="F5F5F5"/>
+            <w:tcMar>
+              <w:top w:w="120" w:type="dxa"/>
+              <w:bottom w:w="120" w:type="dxa"/>
+              <w:left w:w="160" w:type="dxa"/>
+              <w:right w:w="160" w:type="dxa"/>
+            </w:tcMar>
           </w:tcPr>
           <w:p>
             <w:pPr>
@@ -8523,6 +10475,13 @@
         <w:tc>
           <w:tcPr>
             <w:tcW w:type="dxa" w:w="2592"/>
+            <w:shd w:fill="FFFFFF"/>
+            <w:tcMar>
+              <w:top w:w="120" w:type="dxa"/>
+              <w:bottom w:w="120" w:type="dxa"/>
+              <w:left w:w="160" w:type="dxa"/>
+              <w:right w:w="160" w:type="dxa"/>
+            </w:tcMar>
           </w:tcPr>
           <w:p>
             <w:pPr>
@@ -8542,6 +10501,13 @@
         <w:tc>
           <w:tcPr>
             <w:tcW w:type="dxa" w:w="1152"/>
+            <w:shd w:fill="FFFFFF"/>
+            <w:tcMar>
+              <w:top w:w="120" w:type="dxa"/>
+              <w:bottom w:w="120" w:type="dxa"/>
+              <w:left w:w="160" w:type="dxa"/>
+              <w:right w:w="160" w:type="dxa"/>
+            </w:tcMar>
           </w:tcPr>
           <w:p>
             <w:pPr>
@@ -8561,6 +10527,13 @@
         <w:tc>
           <w:tcPr>
             <w:tcW w:type="dxa" w:w="2160"/>
+            <w:shd w:fill="FFFFFF"/>
+            <w:tcMar>
+              <w:top w:w="120" w:type="dxa"/>
+              <w:bottom w:w="120" w:type="dxa"/>
+              <w:left w:w="160" w:type="dxa"/>
+              <w:right w:w="160" w:type="dxa"/>
+            </w:tcMar>
           </w:tcPr>
           <w:p>
             <w:pPr>
@@ -8580,6 +10553,13 @@
         <w:tc>
           <w:tcPr>
             <w:tcW w:type="dxa" w:w="1296"/>
+            <w:shd w:fill="FFFFFF"/>
+            <w:tcMar>
+              <w:top w:w="120" w:type="dxa"/>
+              <w:bottom w:w="120" w:type="dxa"/>
+              <w:left w:w="160" w:type="dxa"/>
+              <w:right w:w="160" w:type="dxa"/>
+            </w:tcMar>
           </w:tcPr>
           <w:p>
             <w:pPr>
@@ -8599,6 +10579,13 @@
         <w:tc>
           <w:tcPr>
             <w:tcW w:type="dxa" w:w="1296"/>
+            <w:shd w:fill="FFFFFF"/>
+            <w:tcMar>
+              <w:top w:w="120" w:type="dxa"/>
+              <w:bottom w:w="120" w:type="dxa"/>
+              <w:left w:w="160" w:type="dxa"/>
+              <w:right w:w="160" w:type="dxa"/>
+            </w:tcMar>
           </w:tcPr>
           <w:p>
             <w:pPr>
@@ -8618,6 +10605,13 @@
         <w:tc>
           <w:tcPr>
             <w:tcW w:type="dxa" w:w="1296"/>
+            <w:shd w:fill="FFFFFF"/>
+            <w:tcMar>
+              <w:top w:w="120" w:type="dxa"/>
+              <w:bottom w:w="120" w:type="dxa"/>
+              <w:left w:w="160" w:type="dxa"/>
+              <w:right w:w="160" w:type="dxa"/>
+            </w:tcMar>
           </w:tcPr>
           <w:p>
             <w:pPr>
@@ -8637,6 +10631,13 @@
         <w:tc>
           <w:tcPr>
             <w:tcW w:type="dxa" w:w="1152"/>
+            <w:shd w:fill="FFFFFF"/>
+            <w:tcMar>
+              <w:top w:w="120" w:type="dxa"/>
+              <w:bottom w:w="120" w:type="dxa"/>
+              <w:left w:w="160" w:type="dxa"/>
+              <w:right w:w="160" w:type="dxa"/>
+            </w:tcMar>
           </w:tcPr>
           <w:p>
             <w:pPr>
@@ -8658,6 +10659,13 @@
         <w:tc>
           <w:tcPr>
             <w:tcW w:type="dxa" w:w="2592"/>
+            <w:shd w:fill="F5F5F5"/>
+            <w:tcMar>
+              <w:top w:w="120" w:type="dxa"/>
+              <w:bottom w:w="120" w:type="dxa"/>
+              <w:left w:w="160" w:type="dxa"/>
+              <w:right w:w="160" w:type="dxa"/>
+            </w:tcMar>
           </w:tcPr>
           <w:p>
             <w:pPr>
@@ -8677,6 +10685,13 @@
         <w:tc>
           <w:tcPr>
             <w:tcW w:type="dxa" w:w="1152"/>
+            <w:shd w:fill="F5F5F5"/>
+            <w:tcMar>
+              <w:top w:w="120" w:type="dxa"/>
+              <w:bottom w:w="120" w:type="dxa"/>
+              <w:left w:w="160" w:type="dxa"/>
+              <w:right w:w="160" w:type="dxa"/>
+            </w:tcMar>
           </w:tcPr>
           <w:p>
             <w:pPr>
@@ -8696,6 +10711,13 @@
         <w:tc>
           <w:tcPr>
             <w:tcW w:type="dxa" w:w="2160"/>
+            <w:shd w:fill="F5F5F5"/>
+            <w:tcMar>
+              <w:top w:w="120" w:type="dxa"/>
+              <w:bottom w:w="120" w:type="dxa"/>
+              <w:left w:w="160" w:type="dxa"/>
+              <w:right w:w="160" w:type="dxa"/>
+            </w:tcMar>
           </w:tcPr>
           <w:p>
             <w:pPr>
@@ -8715,6 +10737,13 @@
         <w:tc>
           <w:tcPr>
             <w:tcW w:type="dxa" w:w="1296"/>
+            <w:shd w:fill="F5F5F5"/>
+            <w:tcMar>
+              <w:top w:w="120" w:type="dxa"/>
+              <w:bottom w:w="120" w:type="dxa"/>
+              <w:left w:w="160" w:type="dxa"/>
+              <w:right w:w="160" w:type="dxa"/>
+            </w:tcMar>
           </w:tcPr>
           <w:p>
             <w:pPr>
@@ -8734,6 +10763,13 @@
         <w:tc>
           <w:tcPr>
             <w:tcW w:type="dxa" w:w="1296"/>
+            <w:shd w:fill="F5F5F5"/>
+            <w:tcMar>
+              <w:top w:w="120" w:type="dxa"/>
+              <w:bottom w:w="120" w:type="dxa"/>
+              <w:left w:w="160" w:type="dxa"/>
+              <w:right w:w="160" w:type="dxa"/>
+            </w:tcMar>
           </w:tcPr>
           <w:p>
             <w:pPr>
@@ -8753,6 +10789,13 @@
         <w:tc>
           <w:tcPr>
             <w:tcW w:type="dxa" w:w="1296"/>
+            <w:shd w:fill="F5F5F5"/>
+            <w:tcMar>
+              <w:top w:w="120" w:type="dxa"/>
+              <w:bottom w:w="120" w:type="dxa"/>
+              <w:left w:w="160" w:type="dxa"/>
+              <w:right w:w="160" w:type="dxa"/>
+            </w:tcMar>
           </w:tcPr>
           <w:p>
             <w:pPr>
@@ -8772,6 +10815,13 @@
         <w:tc>
           <w:tcPr>
             <w:tcW w:type="dxa" w:w="1152"/>
+            <w:shd w:fill="F5F5F5"/>
+            <w:tcMar>
+              <w:top w:w="120" w:type="dxa"/>
+              <w:bottom w:w="120" w:type="dxa"/>
+              <w:left w:w="160" w:type="dxa"/>
+              <w:right w:w="160" w:type="dxa"/>
+            </w:tcMar>
           </w:tcPr>
           <w:p>
             <w:pPr>
@@ -8793,6 +10843,13 @@
         <w:tc>
           <w:tcPr>
             <w:tcW w:type="dxa" w:w="2592"/>
+            <w:shd w:fill="FFFFFF"/>
+            <w:tcMar>
+              <w:top w:w="120" w:type="dxa"/>
+              <w:bottom w:w="120" w:type="dxa"/>
+              <w:left w:w="160" w:type="dxa"/>
+              <w:right w:w="160" w:type="dxa"/>
+            </w:tcMar>
           </w:tcPr>
           <w:p>
             <w:pPr>
@@ -8812,6 +10869,13 @@
         <w:tc>
           <w:tcPr>
             <w:tcW w:type="dxa" w:w="1152"/>
+            <w:shd w:fill="FFFFFF"/>
+            <w:tcMar>
+              <w:top w:w="120" w:type="dxa"/>
+              <w:bottom w:w="120" w:type="dxa"/>
+              <w:left w:w="160" w:type="dxa"/>
+              <w:right w:w="160" w:type="dxa"/>
+            </w:tcMar>
           </w:tcPr>
           <w:p>
             <w:pPr>
@@ -8831,6 +10895,13 @@
         <w:tc>
           <w:tcPr>
             <w:tcW w:type="dxa" w:w="2160"/>
+            <w:shd w:fill="FFFFFF"/>
+            <w:tcMar>
+              <w:top w:w="120" w:type="dxa"/>
+              <w:bottom w:w="120" w:type="dxa"/>
+              <w:left w:w="160" w:type="dxa"/>
+              <w:right w:w="160" w:type="dxa"/>
+            </w:tcMar>
           </w:tcPr>
           <w:p>
             <w:pPr>
@@ -8850,6 +10921,13 @@
         <w:tc>
           <w:tcPr>
             <w:tcW w:type="dxa" w:w="1296"/>
+            <w:shd w:fill="FFFFFF"/>
+            <w:tcMar>
+              <w:top w:w="120" w:type="dxa"/>
+              <w:bottom w:w="120" w:type="dxa"/>
+              <w:left w:w="160" w:type="dxa"/>
+              <w:right w:w="160" w:type="dxa"/>
+            </w:tcMar>
           </w:tcPr>
           <w:p>
             <w:pPr>
@@ -8869,6 +10947,13 @@
         <w:tc>
           <w:tcPr>
             <w:tcW w:type="dxa" w:w="1296"/>
+            <w:shd w:fill="FFFFFF"/>
+            <w:tcMar>
+              <w:top w:w="120" w:type="dxa"/>
+              <w:bottom w:w="120" w:type="dxa"/>
+              <w:left w:w="160" w:type="dxa"/>
+              <w:right w:w="160" w:type="dxa"/>
+            </w:tcMar>
           </w:tcPr>
           <w:p>
             <w:pPr>
@@ -8888,6 +10973,13 @@
         <w:tc>
           <w:tcPr>
             <w:tcW w:type="dxa" w:w="1296"/>
+            <w:shd w:fill="FFFFFF"/>
+            <w:tcMar>
+              <w:top w:w="120" w:type="dxa"/>
+              <w:bottom w:w="120" w:type="dxa"/>
+              <w:left w:w="160" w:type="dxa"/>
+              <w:right w:w="160" w:type="dxa"/>
+            </w:tcMar>
           </w:tcPr>
           <w:p>
             <w:pPr>
@@ -8907,6 +10999,13 @@
         <w:tc>
           <w:tcPr>
             <w:tcW w:type="dxa" w:w="1152"/>
+            <w:shd w:fill="FFFFFF"/>
+            <w:tcMar>
+              <w:top w:w="120" w:type="dxa"/>
+              <w:bottom w:w="120" w:type="dxa"/>
+              <w:left w:w="160" w:type="dxa"/>
+              <w:right w:w="160" w:type="dxa"/>
+            </w:tcMar>
           </w:tcPr>
           <w:p>
             <w:pPr>
@@ -8927,12 +11026,8 @@
     </w:tbl>
     <w:p>
       <w:pPr>
-        <w:spacing w:before="120" w:after="120"/>
-      </w:pPr>
-    </w:p>
-    <w:p>
-      <w:pPr>
-        <w:spacing w:after="120" w:before="120"/>
+        <w:keepNext/>
+        <w:spacing w:before="240" w:after="120"/>
         <w:jc w:val="center"/>
       </w:pPr>
       <w:r>
@@ -8994,7 +11089,8 @@
     </w:p>
     <w:p>
       <w:pPr>
-        <w:spacing w:after="120" w:before="120"/>
+        <w:keepNext/>
+        <w:spacing w:before="240" w:after="120"/>
         <w:jc w:val="center"/>
       </w:pPr>
       <w:r>
@@ -9056,7 +11152,8 @@
     </w:p>
     <w:p>
       <w:pPr>
-        <w:spacing w:after="120" w:before="120"/>
+        <w:keepNext/>
+        <w:spacing w:before="240" w:after="120"/>
         <w:jc w:val="center"/>
       </w:pPr>
       <w:r>
@@ -9118,7 +11215,8 @@
     </w:p>
     <w:p>
       <w:pPr>
-        <w:spacing w:after="120" w:before="120"/>
+        <w:keepNext/>
+        <w:spacing w:before="240" w:after="120"/>
         <w:jc w:val="center"/>
       </w:pPr>
       <w:r>
@@ -9181,6 +11279,7 @@
     <w:p>
       <w:pPr>
         <w:pStyle w:val="Heading2"/>
+        <w:keepNext/>
         <w:spacing w:after="120" w:line="276" w:lineRule="auto"/>
         <w:jc w:val="left"/>
       </w:pPr>
@@ -9240,8 +11339,12 @@
     <w:p>
       <w:pPr>
         <w:pStyle w:val="Heading1"/>
+        <w:keepNext/>
         <w:spacing w:after="240" w:line="276" w:lineRule="auto"/>
         <w:jc w:val="left"/>
+        <w:pBdr>
+          <w:bottom w:val="single" w:sz="6" w:space="6" w:color="CCCCCC"/>
+        </w:pBdr>
       </w:pPr>
       <w:r>
         <w:rPr>
@@ -9305,8 +11408,12 @@
     <w:p>
       <w:pPr>
         <w:pStyle w:val="Heading1"/>
+        <w:keepNext/>
         <w:spacing w:after="240" w:line="276" w:lineRule="auto"/>
         <w:jc w:val="left"/>
+        <w:pBdr>
+          <w:bottom w:val="single" w:sz="6" w:space="6" w:color="CCCCCC"/>
+        </w:pBdr>
       </w:pPr>
       <w:r>
         <w:rPr>
@@ -9370,8 +11477,12 @@
     <w:p>
       <w:pPr>
         <w:pStyle w:val="Heading1"/>
+        <w:keepNext/>
         <w:spacing w:after="240" w:line="276" w:lineRule="auto"/>
         <w:jc w:val="left"/>
+        <w:pBdr>
+          <w:bottom w:val="single" w:sz="6" w:space="6" w:color="CCCCCC"/>
+        </w:pBdr>
       </w:pPr>
       <w:r>
         <w:rPr>
@@ -9429,8 +11540,12 @@
     <w:p>
       <w:pPr>
         <w:pStyle w:val="Heading1"/>
+        <w:keepNext/>
         <w:spacing w:after="240" w:line="276" w:lineRule="auto"/>
         <w:jc w:val="left"/>
+        <w:pBdr>
+          <w:bottom w:val="single" w:sz="6" w:space="6" w:color="CCCCCC"/>
+        </w:pBdr>
       </w:pPr>
       <w:r>
         <w:rPr>
@@ -9446,6 +11561,7 @@
     <w:p>
       <w:pPr>
         <w:pStyle w:val="Heading2"/>
+        <w:keepNext/>
         <w:spacing w:after="120" w:line="276" w:lineRule="auto"/>
         <w:jc w:val="left"/>
       </w:pPr>
@@ -9575,6 +11691,7 @@
     <w:p>
       <w:pPr>
         <w:pStyle w:val="Heading2"/>
+        <w:keepNext/>
         <w:spacing w:after="120" w:line="276" w:lineRule="auto"/>
         <w:jc w:val="left"/>
       </w:pPr>
@@ -9676,6 +11793,7 @@
     <w:p>
       <w:pPr>
         <w:pStyle w:val="Heading2"/>
+        <w:keepNext/>
         <w:spacing w:after="120" w:line="276" w:lineRule="auto"/>
         <w:jc w:val="left"/>
       </w:pPr>
@@ -9735,8 +11853,12 @@
     <w:p>
       <w:pPr>
         <w:pStyle w:val="Heading1"/>
+        <w:keepNext/>
         <w:spacing w:after="240" w:line="276" w:lineRule="auto"/>
         <w:jc w:val="left"/>
+        <w:pBdr>
+          <w:bottom w:val="single" w:sz="6" w:space="6" w:color="CCCCCC"/>
+        </w:pBdr>
       </w:pPr>
       <w:r>
         <w:rPr>
@@ -9955,7 +12077,7 @@
 <w:hdr xmlns:wpc="http://schemas.microsoft.com/office/word/2010/wordprocessingCanvas" xmlns:cx="http://schemas.microsoft.com/office/drawing/2014/chartex" xmlns:cx1="http://schemas.microsoft.com/office/drawing/2015/9/8/chartex" xmlns:cx2="http://schemas.microsoft.com/office/drawing/2015/10/21/chartex" xmlns:cx3="http://schemas.microsoft.com/office/drawing/2016/5/9/chartex" xmlns:cx4="http://schemas.microsoft.com/office/drawing/2016/5/10/chartex" xmlns:cx5="http://schemas.microsoft.com/office/drawing/2016/5/11/chartex" xmlns:cx6="http://schemas.microsoft.com/office/drawing/2016/5/12/chartex" xmlns:cx7="http://schemas.microsoft.com/office/drawing/2016/5/13/chartex" xmlns:cx8="http://schemas.microsoft.com/office/drawing/2016/5/14/chartex" xmlns:mc="http://schemas.openxmlformats.org/markup-compatibility/2006" xmlns:aink="http://schemas.microsoft.com/office/drawing/2016/ink" xmlns:am3d="http://schemas.microsoft.com/office/drawing/2017/model3d" xmlns:o="urn:schemas-microsoft-com:office:office" xmlns:oel="http://schemas.microsoft.com/office/2019/extlst" xmlns:r="http://schemas.openxmlformats.org/officeDocument/2006/relationships" xmlns:m="http://schemas.openxmlformats.org/officeDocument/2006/math" xmlns:v="urn:schemas-microsoft-com:vml" xmlns:wp14="http://schemas.microsoft.com/office/word/2010/wordprocessingDrawing" xmlns:wp="http://schemas.openxmlformats.org/drawingml/2006/wordprocessingDrawing" xmlns:w10="urn:schemas-microsoft-com:office:word" xmlns:w="http://schemas.openxmlformats.org/wordprocessingml/2006/main" xmlns:w14="http://schemas.microsoft.com/office/word/2010/wordml" xmlns:w15="http://schemas.microsoft.com/office/word/2012/wordml" xmlns:w16cex="http://schemas.microsoft.com/office/word/2018/wordml/cex" xmlns:w16cid="http://schemas.microsoft.com/office/word/2016/wordml/cid" xmlns:w16="http://schemas.microsoft.com/office/word/2018/wordml" xmlns:w16du="http://schemas.microsoft.com/office/word/2023/wordml/word16du" xmlns:w16sdtdh="http://schemas.microsoft.com/office/word/2020/wordml/sdtdatahash" xmlns:w16sdtfl="http://schemas.microsoft.com/office/word/2024/wordml/sdtformatlock" xmlns:w16se="http://schemas.microsoft.com/office/word/2015/wordml/symex" xmlns:wpg="http://schemas.microsoft.com/office/word/2010/wordprocessingGroup" xmlns:wpi="http://schemas.microsoft.com/office/word/2010/wordprocessingInk" xmlns:wne="http://schemas.microsoft.com/office/word/2006/wordml" xmlns:wps="http://schemas.microsoft.com/office/word/2010/wordprocessingShape" mc:Ignorable="w14 w15 w16se w16cid w16 w16cex w16sdtdh w16sdtfl w16du wp14">
   <w:p>
     <w:pPr>
-      <w:pStyle w:val="Header"/>
+      <w:spacing w:after="0"/>
       <w:jc w:val="right"/>
     </w:pPr>
     <w:r>
@@ -9963,7 +12085,7 @@
         <w:rFonts w:ascii="Times New Roman" w:hAnsi="Times New Roman"/>
         <w:i/>
         <w:color w:val="000000"/>
-        <w:sz w:val="20"/>
+        <w:sz w:val="19"/>
       </w:rPr>
       <w:t>Gesture Classification System - Project Documentation</w:t>
     </w:r>

--- a/Gesture_Classification_System_Report.docx
+++ b/Gesture_Classification_System_Report.docx
@@ -79,8 +79,11 @@
     <w:p>
       <w:pPr>
         <w:pStyle w:val="Caption"/>
-        <w:spacing w:after="960" w:line="276" w:lineRule="auto"/>
+        <w:spacing w:after="0" w:line="276" w:lineRule="auto"/>
         <w:jc w:val="center"/>
+        <w:rPr>
+          <w:b w:val="0"/>
+        </w:rPr>
       </w:pPr>
       <w:r>
         <w:rPr>
@@ -89,6 +92,83 @@
         <w:t>Figure 1. High-level workflow of the project.</w:t>
       </w:r>
     </w:p>
+    <w:p/>
+    <w:p>
+      <w:r>
+        <w:rPr>
+          <w:b/>
+        </w:rPr>
+        <w:t>Submitted by:</w:t>
+      </w:r>
+    </w:p>
+    <w:p>
+      <w:pPr>
+        <w:spacing w:line="240" w:lineRule="auto"/>
+      </w:pPr>
+      <w:r>
+        <w:t>1. [Student Name 1] (Enrollment No: [Enrollment Number 1])</w:t>
+      </w:r>
+    </w:p>
+    <w:p>
+      <w:pPr>
+        <w:spacing w:line="240" w:lineRule="auto"/>
+      </w:pPr>
+      <w:r>
+        <w:t>2. [Student Name 2] (Enrollment No: [Enrollment Number 2])</w:t>
+      </w:r>
+    </w:p>
+    <w:p>
+      <w:pPr>
+        <w:spacing w:line="240" w:lineRule="auto"/>
+      </w:pPr>
+      <w:r>
+        <w:t>3. [Student Name 3] (Enrollment No: [Enrollment Number 3])</w:t>
+      </w:r>
+    </w:p>
+    <w:p>
+      <w:pPr>
+        <w:spacing w:line="240" w:lineRule="auto"/>
+      </w:pPr>
+      <w:r>
+        <w:t>4. [Student Name 4] (Enrollment No: [Enrollment Number 4])</w:t>
+      </w:r>
+    </w:p>
+    <w:p>
+      <w:pPr>
+        <w:spacing w:line="240" w:lineRule="auto"/>
+      </w:pPr>
+      <w:r>
+        <w:t>5. [Student Name 5] (Enrollment No: [Enrollment Number 5])</w:t>
+      </w:r>
+    </w:p>
+    <w:p>
+      <w:pPr>
+        <w:spacing w:line="240" w:lineRule="auto"/>
+      </w:pPr>
+    </w:p>
+    <w:p>
+      <w:pPr>
+        <w:spacing w:line="240" w:lineRule="auto"/>
+      </w:pPr>
+      <w:r>
+        <w:rPr>
+          <w:b/>
+        </w:rPr>
+        <w:t>Department of Computer Science &amp; Engineering</w:t>
+      </w:r>
+    </w:p>
+    <w:p>
+      <w:pPr>
+        <w:spacing w:line="240" w:lineRule="auto"/>
+      </w:pPr>
+      <w:r>
+        <w:rPr>
+          <w:b/>
+        </w:rPr>
+        <w:t>[College / Institution Name]</w:t>
+      </w:r>
+    </w:p>
+    <w:p/>
     <w:p>
       <w:pPr>
         <w:spacing w:before="800" w:after="80" w:line="276" w:lineRule="auto"/>
@@ -111,6 +191,59 @@
           <w:b/>
         </w:rPr>
         <w:t>Date: 14 July 2026</w:t>
+      </w:r>
+    </w:p>
+    <w:p>
+      <w:pPr>
+        <w:rPr>
+          <w:b/>
+          <w:bCs/>
+        </w:rPr>
+      </w:pPr>
+      <w:r>
+        <w:br w:type="page"/>
+      </w:r>
+      <w:r>
+        <w:rPr>
+          <w:b/>
+          <w:bCs/>
+          <w:sz w:val="32"/>
+          <w:szCs w:val="28"/>
+        </w:rPr>
+        <w:lastRenderedPageBreak/>
+        <w:t>Abstract</w:t>
+      </w:r>
+    </w:p>
+    <w:p>
+      <w:pPr>
+        <w:spacing w:after="240" w:line="276" w:lineRule="auto"/>
+      </w:pPr>
+      <w:r>
+        <w:t>This document presents a complete description of the project titled Hand Gesture Classification System using Deep Learning. The project implements a real-time computer vision pipeline utilizing Google's MediaPipe framework for hand pose estimation and tracks 21 distinct 2D landmarks. It uses lightweight Multilayer Perceptron (MLP) neural networks built with TensorFlow/Keras to perform two separate classification tasks: static hand sign recognition based on normalized keypoint coordinates and dynamic finger gesture recognition based on coordinate history queues. The primary goal is to provide a touchless interface framework that operates with sub-millisecond latency on standard consumer-grade webcams.</w:t>
+      </w:r>
+    </w:p>
+    <w:p>
+      <w:pPr>
+        <w:spacing w:after="240" w:line="276" w:lineRule="auto"/>
+      </w:pPr>
+      <w:r>
+        <w:t xml:space="preserve">The repository contains a Python implementation designed with OpenCV, pandas, NumPy, seaborn, matplotlib, and TensorFlow/Keras. It supports real-time camera streaming, interactive training data collection via console bindings, automatic dataset logging to CSV, feature preprocessing (scale and translation normalization), model training with regularization, TFLite conversion, and real-time visual overlays. The hand sign model maps input keypoints to four pre-configured classes: Open, Close, Pointer, and OK. The finger gesture model classifies index fingertip trajectories over </w:t>
+      </w:r>
+      <w:proofErr w:type="gramStart"/>
+      <w:r>
+        <w:t>16 time</w:t>
+      </w:r>
+      <w:proofErr w:type="gramEnd"/>
+      <w:r>
+        <w:t xml:space="preserve"> steps into Stop, Clockwise, Counter Clockwise, and Move classes.</w:t>
+      </w:r>
+    </w:p>
+    <w:p>
+      <w:pPr>
+        <w:spacing w:after="240" w:line="276" w:lineRule="auto"/>
+      </w:pPr>
+      <w:r>
+        <w:t>The datasets used to train the classifiers were collected during implementation and contain 4,787 hand sign records and 5,296 finger gesture records. Evaluation performed on a 70:30 hold-out split shows that the Keypoint MLP Classifier achieved an accuracy of approximately 96.23 percent, while the Point History Classifier achieved an accuracy of approximately 97.13 percent. Both models were quantized and converted to TFLite, resulting in extremely compact binaries (~6.2 KB and ~6.5 KB respectively). The documentation details the system design, preprocessing pipeline, neural network architectures, experimental results, and applications.</w:t>
       </w:r>
     </w:p>
     <w:p>
@@ -131,44 +264,611 @@
           <w:rFonts w:ascii="Times New Roman" w:hAnsi="Times New Roman"/>
         </w:rPr>
         <w:lastRenderedPageBreak/>
+        <w:t>Table of Contents</w:t>
+      </w:r>
+    </w:p>
+    <w:p>
+      <w:pPr>
+        <w:tabs>
+          <w:tab w:val="right" w:leader="dot" w:pos="9317"/>
+        </w:tabs>
+        <w:spacing w:after="80"/>
+      </w:pPr>
+      <w:r>
         <w:t>Abstract</w:t>
       </w:r>
-    </w:p>
-    <w:p>
-      <w:pPr>
-        <w:spacing w:after="240" w:line="276" w:lineRule="auto"/>
-      </w:pPr>
-      <w:r>
-        <w:t>This document presents a complete description of the project titled Hand Gesture Classification System using Deep Learning. The project implements a real-time computer vision pipeline utilizing Google's MediaPipe framework for hand pose estimation and tracks 21 distinct 2D landmarks. It uses lightweight Multilayer Perceptron (MLP) neural networks built with TensorFlow/Keras to perform two separate classification tasks: static hand sign recognition based on normalized keypoint coordinates and dynamic finger gesture recognition based on coordinate history queues. The primary goal is to provide a touchless interface framework that operates with sub-millisecond latency on standard consumer-grade webcams.</w:t>
-      </w:r>
-    </w:p>
-    <w:p>
-      <w:pPr>
-        <w:spacing w:after="240" w:line="276" w:lineRule="auto"/>
-      </w:pPr>
-      <w:r>
-        <w:t xml:space="preserve">The repository contains a Python implementation designed with OpenCV, pandas, NumPy, seaborn, matplotlib, and TensorFlow/Keras. It supports real-time camera streaming, interactive training data collection via console bindings, automatic dataset logging to CSV, feature preprocessing (scale and translation normalization), model training with regularization, TFLite conversion, and real-time visual overlays. The hand sign model maps input keypoints to four pre-configured classes: Open, Close, Pointer, and OK. The finger gesture model classifies index fingertip trajectories over </w:t>
-      </w:r>
-      <w:proofErr w:type="gramStart"/>
-      <w:r>
-        <w:t>16 time</w:t>
-      </w:r>
-      <w:proofErr w:type="gramEnd"/>
-      <w:r>
-        <w:t xml:space="preserve"> steps into Stop, Clockwise, Counter Clockwise, and Move classes.</w:t>
-      </w:r>
-    </w:p>
-    <w:p>
-      <w:pPr>
-        <w:spacing w:after="240" w:line="276" w:lineRule="auto"/>
-      </w:pPr>
-      <w:r>
-        <w:t>The datasets used to train the classifiers were collected during implementation and contain 4,787 hand sign records and 5,296 finger gesture records. Evaluation performed on a 70:30 hold-out split shows that the Keypoint MLP Classifier achieved an accuracy of approximately 96.23 percent, while the Point History Classifier achieved an accuracy of approximately 97.13 percent. Both models were quantized and converted to TFLite, resulting in extremely compact binaries (~6.2 KB and ~6.5 KB respectively). The documentation details the system design, preprocessing pipeline, neural network architectures, experimental results, and applications.</w:t>
-      </w:r>
-    </w:p>
-    <w:p>
-      <w:r>
-        <w:br w:type="page"/>
+      <w:r>
+        <w:tab/>
+        <w:t>ii</w:t>
+      </w:r>
+    </w:p>
+    <w:p>
+      <w:pPr>
+        <w:tabs>
+          <w:tab w:val="right" w:leader="dot" w:pos="9317"/>
+        </w:tabs>
+        <w:spacing w:after="80"/>
+      </w:pPr>
+      <w:r>
+        <w:t>List of Figures</w:t>
+      </w:r>
+      <w:r>
+        <w:tab/>
+        <w:t>iv</w:t>
+      </w:r>
+    </w:p>
+    <w:p>
+      <w:pPr>
+        <w:tabs>
+          <w:tab w:val="right" w:leader="dot" w:pos="9317"/>
+        </w:tabs>
+        <w:spacing w:after="80"/>
+      </w:pPr>
+      <w:r>
+        <w:t>List of Tables</w:t>
+      </w:r>
+      <w:r>
+        <w:tab/>
+        <w:t>v</w:t>
+      </w:r>
+    </w:p>
+    <w:p>
+      <w:pPr>
+        <w:tabs>
+          <w:tab w:val="right" w:leader="dot" w:pos="9317"/>
+        </w:tabs>
+        <w:spacing w:after="80"/>
+      </w:pPr>
+      <w:r>
+        <w:t>1. Introduction</w:t>
+      </w:r>
+      <w:r>
+        <w:tab/>
+        <w:t>1</w:t>
+      </w:r>
+    </w:p>
+    <w:p>
+      <w:pPr>
+        <w:tabs>
+          <w:tab w:val="right" w:leader="dot" w:pos="9317"/>
+        </w:tabs>
+        <w:spacing w:after="80"/>
+      </w:pPr>
+      <w:r>
+        <w:t>2. Need for the Project</w:t>
+      </w:r>
+      <w:r>
+        <w:tab/>
+        <w:t>2</w:t>
+      </w:r>
+    </w:p>
+    <w:p>
+      <w:r>
+        <w:t>2.1 Comparative Analysis of Gesture Tracking Technologies</w:t>
+      </w:r>
+      <w:r>
+        <w:tab/>
+        <w:t>2</w:t>
+      </w:r>
+    </w:p>
+    <w:p>
+      <w:pPr>
+        <w:tabs>
+          <w:tab w:val="right" w:leader="dot" w:pos="9317"/>
+        </w:tabs>
+        <w:spacing w:after="80"/>
+      </w:pPr>
+      <w:r>
+        <w:t>3. Objectives and Project Overview</w:t>
+      </w:r>
+      <w:r>
+        <w:tab/>
+        <w:t>3</w:t>
+      </w:r>
+    </w:p>
+    <w:p>
+      <w:pPr>
+        <w:tabs>
+          <w:tab w:val="right" w:leader="dot" w:pos="9317"/>
+        </w:tabs>
+        <w:spacing w:after="80"/>
+        <w:ind w:left="432"/>
+      </w:pPr>
+      <w:r>
+        <w:t>3.1 Specific Objectives</w:t>
+      </w:r>
+      <w:r>
+        <w:tab/>
+        <w:t>3</w:t>
+      </w:r>
+    </w:p>
+    <w:p>
+      <w:pPr>
+        <w:tabs>
+          <w:tab w:val="right" w:leader="dot" w:pos="9317"/>
+        </w:tabs>
+        <w:spacing w:after="80"/>
+        <w:ind w:left="432"/>
+      </w:pPr>
+      <w:r>
+        <w:t>3.2 Repository Structure</w:t>
+      </w:r>
+      <w:r>
+        <w:tab/>
+        <w:t>3</w:t>
+      </w:r>
+    </w:p>
+    <w:p>
+      <w:pPr>
+        <w:tabs>
+          <w:tab w:val="right" w:leader="dot" w:pos="9317"/>
+        </w:tabs>
+        <w:spacing w:after="80"/>
+        <w:ind w:left="432"/>
+      </w:pPr>
+      <w:r>
+        <w:t>3.3 System Architecture</w:t>
+      </w:r>
+      <w:r>
+        <w:tab/>
+        <w:t>4</w:t>
+      </w:r>
+    </w:p>
+    <w:p>
+      <w:pPr>
+        <w:tabs>
+          <w:tab w:val="right" w:leader="dot" w:pos="9317"/>
+        </w:tabs>
+        <w:spacing w:after="80"/>
+      </w:pPr>
+      <w:r>
+        <w:t>4. Input Specification and Dataset Description</w:t>
+      </w:r>
+      <w:r>
+        <w:tab/>
+        <w:t>5</w:t>
+      </w:r>
+    </w:p>
+    <w:p>
+      <w:pPr>
+        <w:tabs>
+          <w:tab w:val="right" w:leader="dot" w:pos="9317"/>
+        </w:tabs>
+        <w:spacing w:after="80"/>
+        <w:ind w:left="432"/>
+      </w:pPr>
+      <w:r>
+        <w:t>4.1 Complete Dataset Attributes</w:t>
+      </w:r>
+      <w:r>
+        <w:tab/>
+        <w:t>5</w:t>
+      </w:r>
+    </w:p>
+    <w:p>
+      <w:pPr>
+        <w:tabs>
+          <w:tab w:val="right" w:leader="dot" w:pos="9317"/>
+        </w:tabs>
+        <w:spacing w:after="80"/>
+        <w:ind w:left="432"/>
+      </w:pPr>
+      <w:r>
+        <w:t>4.2 Important Dataset Statistics</w:t>
+      </w:r>
+      <w:r>
+        <w:tab/>
+        <w:t>5</w:t>
+      </w:r>
+    </w:p>
+    <w:p>
+      <w:pPr>
+        <w:tabs>
+          <w:tab w:val="right" w:leader="dot" w:pos="9317"/>
+        </w:tabs>
+        <w:spacing w:after="80"/>
+        <w:ind w:left="432"/>
+      </w:pPr>
+      <w:r>
+        <w:t>4.3 CSV Database Schema and Flat-File Architecture</w:t>
+      </w:r>
+      <w:r>
+        <w:tab/>
+        <w:t>6</w:t>
+      </w:r>
+    </w:p>
+    <w:p>
+      <w:pPr>
+        <w:tabs>
+          <w:tab w:val="right" w:leader="dot" w:pos="9317"/>
+        </w:tabs>
+        <w:spacing w:after="80"/>
+      </w:pPr>
+      <w:r>
+        <w:t>5. Methodology</w:t>
+      </w:r>
+      <w:r>
+        <w:tab/>
+        <w:t>7</w:t>
+      </w:r>
+    </w:p>
+    <w:p>
+      <w:pPr>
+        <w:tabs>
+          <w:tab w:val="right" w:leader="dot" w:pos="9317"/>
+        </w:tabs>
+        <w:spacing w:after="80"/>
+        <w:ind w:left="432"/>
+      </w:pPr>
+      <w:r>
+        <w:t>5.1 Step-by-Step Pipeline</w:t>
+      </w:r>
+      <w:r>
+        <w:tab/>
+        <w:t>7</w:t>
+      </w:r>
+    </w:p>
+    <w:p>
+      <w:pPr>
+        <w:tabs>
+          <w:tab w:val="right" w:leader="dot" w:pos="9317"/>
+        </w:tabs>
+        <w:spacing w:after="80"/>
+        <w:ind w:left="432"/>
+      </w:pPr>
+      <w:r>
+        <w:t>5.2 Preprocessing Algorithms and Source Code Snippets</w:t>
+      </w:r>
+      <w:r>
+        <w:tab/>
+        <w:t>7</w:t>
+      </w:r>
+    </w:p>
+    <w:p>
+      <w:pPr>
+        <w:tabs>
+          <w:tab w:val="right" w:leader="dot" w:pos="9317"/>
+        </w:tabs>
+        <w:spacing w:after="80"/>
+        <w:ind w:left="432"/>
+      </w:pPr>
+      <w:r>
+        <w:t>5.3 Mathematical Formulation of Landmark Normalization</w:t>
+      </w:r>
+      <w:r>
+        <w:tab/>
+        <w:t>8</w:t>
+      </w:r>
+    </w:p>
+    <w:p>
+      <w:pPr>
+        <w:tabs>
+          <w:tab w:val="right" w:leader="dot" w:pos="9317"/>
+        </w:tabs>
+        <w:spacing w:after="80"/>
+      </w:pPr>
+      <w:r>
+        <w:t>6. Techniques Used</w:t>
+      </w:r>
+      <w:r>
+        <w:tab/>
+        <w:t>9</w:t>
+      </w:r>
+    </w:p>
+    <w:p>
+      <w:pPr>
+        <w:tabs>
+          <w:tab w:val="right" w:leader="dot" w:pos="9317"/>
+        </w:tabs>
+        <w:spacing w:after="80"/>
+        <w:ind w:left="432"/>
+      </w:pPr>
+      <w:r>
+        <w:t>6.1 Software and Libraries</w:t>
+      </w:r>
+      <w:r>
+        <w:tab/>
+        <w:t>9</w:t>
+      </w:r>
+    </w:p>
+    <w:p>
+      <w:pPr>
+        <w:tabs>
+          <w:tab w:val="right" w:leader="dot" w:pos="9317"/>
+        </w:tabs>
+        <w:spacing w:after="80"/>
+        <w:ind w:left="432"/>
+      </w:pPr>
+      <w:r>
+        <w:t>6.2 Machine Learning Algorithms Used</w:t>
+      </w:r>
+      <w:r>
+        <w:tab/>
+        <w:t>10</w:t>
+      </w:r>
+    </w:p>
+    <w:p>
+      <w:pPr>
+        <w:tabs>
+          <w:tab w:val="right" w:leader="dot" w:pos="9317"/>
+        </w:tabs>
+        <w:spacing w:after="80"/>
+        <w:ind w:left="432"/>
+      </w:pPr>
+      <w:r>
+        <w:t>6.3 Neural Network Layer Topology and Parameter Breakdown</w:t>
+      </w:r>
+      <w:r>
+        <w:tab/>
+        <w:t>11</w:t>
+      </w:r>
+    </w:p>
+    <w:p>
+      <w:pPr>
+        <w:tabs>
+          <w:tab w:val="right" w:leader="dot" w:pos="9317"/>
+        </w:tabs>
+        <w:spacing w:after="80"/>
+      </w:pPr>
+      <w:r>
+        <w:t>7. Inputs and Outputs</w:t>
+      </w:r>
+      <w:r>
+        <w:tab/>
+        <w:t>12</w:t>
+      </w:r>
+    </w:p>
+    <w:p>
+      <w:pPr>
+        <w:tabs>
+          <w:tab w:val="right" w:leader="dot" w:pos="9317"/>
+        </w:tabs>
+        <w:spacing w:after="80"/>
+        <w:ind w:left="432"/>
+      </w:pPr>
+      <w:r>
+        <w:t>7.1 Core Predictive Inputs</w:t>
+      </w:r>
+      <w:r>
+        <w:tab/>
+        <w:t>12</w:t>
+      </w:r>
+    </w:p>
+    <w:p>
+      <w:pPr>
+        <w:tabs>
+          <w:tab w:val="right" w:leader="dot" w:pos="9317"/>
+        </w:tabs>
+        <w:spacing w:after="80"/>
+        <w:ind w:left="432"/>
+      </w:pPr>
+      <w:r>
+        <w:t>7.2 Output Interpretation</w:t>
+      </w:r>
+      <w:r>
+        <w:tab/>
+        <w:t>12</w:t>
+      </w:r>
+    </w:p>
+    <w:p>
+      <w:pPr>
+        <w:tabs>
+          <w:tab w:val="right" w:leader="dot" w:pos="9317"/>
+        </w:tabs>
+        <w:spacing w:after="80"/>
+        <w:ind w:left="432"/>
+      </w:pPr>
+      <w:r>
+        <w:t>7.3 Example Prediction Scenarios</w:t>
+      </w:r>
+      <w:r>
+        <w:tab/>
+        <w:t>12</w:t>
+      </w:r>
+    </w:p>
+    <w:p>
+      <w:pPr>
+        <w:tabs>
+          <w:tab w:val="right" w:leader="dot" w:pos="9317"/>
+        </w:tabs>
+        <w:spacing w:after="80"/>
+        <w:ind w:left="432"/>
+      </w:pPr>
+      <w:r>
+        <w:t>7.4 Sample Input-Output Vectors</w:t>
+      </w:r>
+      <w:r>
+        <w:tab/>
+        <w:t>13</w:t>
+      </w:r>
+    </w:p>
+    <w:p>
+      <w:pPr>
+        <w:tabs>
+          <w:tab w:val="right" w:leader="dot" w:pos="9317"/>
+        </w:tabs>
+        <w:spacing w:after="80"/>
+      </w:pPr>
+      <w:r>
+        <w:lastRenderedPageBreak/>
+        <w:t>8. Experimental Results and Discussion</w:t>
+      </w:r>
+      <w:r>
+        <w:tab/>
+        <w:t>14</w:t>
+      </w:r>
+    </w:p>
+    <w:p>
+      <w:pPr>
+        <w:tabs>
+          <w:tab w:val="right" w:leader="dot" w:pos="9317"/>
+        </w:tabs>
+        <w:spacing w:after="80"/>
+        <w:ind w:left="432"/>
+      </w:pPr>
+      <w:r>
+        <w:t>8.1 Performance Evaluation Metrics</w:t>
+      </w:r>
+      <w:r>
+        <w:tab/>
+        <w:t>14</w:t>
+      </w:r>
+    </w:p>
+    <w:p>
+      <w:pPr>
+        <w:tabs>
+          <w:tab w:val="right" w:leader="dot" w:pos="9317"/>
+        </w:tabs>
+        <w:spacing w:after="80"/>
+        <w:ind w:left="432"/>
+      </w:pPr>
+      <w:r>
+        <w:t>8.2 Analysis of Classification Performance and Occlusion Confusions</w:t>
+      </w:r>
+      <w:r>
+        <w:tab/>
+        <w:t>15</w:t>
+      </w:r>
+    </w:p>
+    <w:p>
+      <w:r>
+        <w:t>8.3 Software Verification and Testing Methodology</w:t>
+      </w:r>
+      <w:r>
+        <w:tab/>
+        <w:t>16</w:t>
+      </w:r>
+    </w:p>
+    <w:p>
+      <w:pPr>
+        <w:tabs>
+          <w:tab w:val="right" w:leader="dot" w:pos="9317"/>
+        </w:tabs>
+        <w:spacing w:after="80"/>
+      </w:pPr>
+      <w:r>
+        <w:t>9. Benefits and Applications</w:t>
+      </w:r>
+      <w:r>
+        <w:tab/>
+        <w:t>16</w:t>
+      </w:r>
+    </w:p>
+    <w:p>
+      <w:pPr>
+        <w:tabs>
+          <w:tab w:val="right" w:leader="dot" w:pos="9317"/>
+        </w:tabs>
+        <w:spacing w:after="80"/>
+      </w:pPr>
+      <w:r>
+        <w:t>10. Limitations and Future Enhancements</w:t>
+      </w:r>
+      <w:r>
+        <w:tab/>
+        <w:t>17</w:t>
+      </w:r>
+    </w:p>
+    <w:p>
+      <w:r>
+        <w:t>11. Cloud Integration with Microsoft Azure</w:t>
+      </w:r>
+      <w:r>
+        <w:tab/>
+        <w:t>18</w:t>
+      </w:r>
+    </w:p>
+    <w:p>
+      <w:pPr>
+        <w:tabs>
+          <w:tab w:val="right" w:leader="dot" w:pos="9317"/>
+        </w:tabs>
+        <w:spacing w:after="80"/>
+      </w:pPr>
+      <w:r>
+        <w:t>12. Conclusion</w:t>
+      </w:r>
+      <w:r>
+        <w:tab/>
+        <w:t>19</w:t>
+      </w:r>
+    </w:p>
+    <w:p>
+      <w:pPr>
+        <w:tabs>
+          <w:tab w:val="right" w:leader="dot" w:pos="9317"/>
+        </w:tabs>
+        <w:spacing w:after="80"/>
+      </w:pPr>
+      <w:r>
+        <w:t>13. Appendix</w:t>
+      </w:r>
+      <w:r>
+        <w:tab/>
+        <w:t>20</w:t>
+      </w:r>
+    </w:p>
+    <w:p>
+      <w:pPr>
+        <w:tabs>
+          <w:tab w:val="right" w:leader="dot" w:pos="9317"/>
+        </w:tabs>
+        <w:spacing w:after="80"/>
+        <w:ind w:left="432"/>
+      </w:pPr>
+      <w:r>
+        <w:t>13.1 Installation Requirements</w:t>
+      </w:r>
+      <w:r>
+        <w:tab/>
+        <w:t>20</w:t>
+      </w:r>
+    </w:p>
+    <w:p>
+      <w:pPr>
+        <w:tabs>
+          <w:tab w:val="right" w:leader="dot" w:pos="9317"/>
+        </w:tabs>
+        <w:spacing w:after="80"/>
+        <w:ind w:left="432"/>
+      </w:pPr>
+      <w:r>
+        <w:t>13.2 Suggested Execution Flow</w:t>
+      </w:r>
+      <w:r>
+        <w:tab/>
+        <w:t>20</w:t>
+      </w:r>
+    </w:p>
+    <w:p>
+      <w:pPr>
+        <w:tabs>
+          <w:tab w:val="right" w:leader="dot" w:pos="9317"/>
+        </w:tabs>
+        <w:spacing w:after="80"/>
+        <w:ind w:left="432"/>
+      </w:pPr>
+      <w:r>
+        <w:t>13.3 Notes on the Current Code Base</w:t>
+      </w:r>
+      <w:r>
+        <w:tab/>
+        <w:t>20</w:t>
+      </w:r>
+    </w:p>
+    <w:p>
+      <w:pPr>
+        <w:tabs>
+          <w:tab w:val="right" w:leader="dot" w:pos="9317"/>
+        </w:tabs>
+        <w:spacing w:after="80"/>
+      </w:pPr>
+      <w:r>
+        <w:t>References</w:t>
+      </w:r>
+      <w:r>
+        <w:tab/>
+        <w:t>20</w:t>
       </w:r>
     </w:p>
     <w:p>
@@ -178,601 +878,10 @@
           <w:bottom w:val="single" w:sz="6" w:space="6" w:color="CCCCCC"/>
         </w:pBdr>
         <w:spacing w:after="240" w:line="276" w:lineRule="auto"/>
-      </w:pPr>
-      <w:r>
         <w:rPr>
           <w:rFonts w:ascii="Times New Roman" w:hAnsi="Times New Roman"/>
         </w:rPr>
-        <w:lastRenderedPageBreak/>
-        <w:t>Table of Contents</w:t>
-      </w:r>
-    </w:p>
-    <w:p>
-      <w:pPr>
-        <w:tabs>
-          <w:tab w:val="right" w:leader="dot" w:pos="9317"/>
-        </w:tabs>
-        <w:spacing w:after="80"/>
-      </w:pPr>
-      <w:r>
-        <w:t>Abstract</w:t>
-      </w:r>
-      <w:r>
-        <w:tab/>
-        <w:t>ii</w:t>
-      </w:r>
-    </w:p>
-    <w:p>
-      <w:pPr>
-        <w:tabs>
-          <w:tab w:val="right" w:leader="dot" w:pos="9317"/>
-        </w:tabs>
-        <w:spacing w:after="80"/>
-      </w:pPr>
-      <w:r>
-        <w:t>List of Figures</w:t>
-      </w:r>
-      <w:r>
-        <w:tab/>
-        <w:t>iv</w:t>
-      </w:r>
-    </w:p>
-    <w:p>
-      <w:pPr>
-        <w:tabs>
-          <w:tab w:val="right" w:leader="dot" w:pos="9317"/>
-        </w:tabs>
-        <w:spacing w:after="80"/>
-      </w:pPr>
-      <w:r>
-        <w:t>List of Tables</w:t>
-      </w:r>
-      <w:r>
-        <w:tab/>
-        <w:t>v</w:t>
-      </w:r>
-    </w:p>
-    <w:p>
-      <w:pPr>
-        <w:tabs>
-          <w:tab w:val="right" w:leader="dot" w:pos="9317"/>
-        </w:tabs>
-        <w:spacing w:after="80"/>
-      </w:pPr>
-      <w:r>
-        <w:t>1. Introduction</w:t>
-      </w:r>
-      <w:r>
-        <w:tab/>
-        <w:t>1</w:t>
-      </w:r>
-    </w:p>
-    <w:p>
-      <w:pPr>
-        <w:tabs>
-          <w:tab w:val="right" w:leader="dot" w:pos="9317"/>
-        </w:tabs>
-        <w:spacing w:after="80"/>
-      </w:pPr>
-      <w:r>
-        <w:t>2. Need for the Project</w:t>
-      </w:r>
-      <w:r>
-        <w:tab/>
-        <w:t>2</w:t>
-      </w:r>
-    </w:p>
-    <w:p>
-      <w:pPr>
-        <w:tabs>
-          <w:tab w:val="right" w:leader="dot" w:pos="9317"/>
-        </w:tabs>
-        <w:spacing w:after="80"/>
-      </w:pPr>
-      <w:r>
-        <w:t>3. Objectives and Project Overview</w:t>
-      </w:r>
-      <w:r>
-        <w:tab/>
-        <w:t>3</w:t>
-      </w:r>
-    </w:p>
-    <w:p>
-      <w:pPr>
-        <w:tabs>
-          <w:tab w:val="right" w:leader="dot" w:pos="9317"/>
-        </w:tabs>
-        <w:spacing w:after="80"/>
-        <w:ind w:left="432"/>
-      </w:pPr>
-      <w:r>
-        <w:t>3.1 Specific Objectives</w:t>
-      </w:r>
-      <w:r>
-        <w:tab/>
-        <w:t>3</w:t>
-      </w:r>
-    </w:p>
-    <w:p>
-      <w:pPr>
-        <w:tabs>
-          <w:tab w:val="right" w:leader="dot" w:pos="9317"/>
-        </w:tabs>
-        <w:spacing w:after="80"/>
-        <w:ind w:left="432"/>
-      </w:pPr>
-      <w:r>
-        <w:t>3.2 Repository Structure</w:t>
-      </w:r>
-      <w:r>
-        <w:tab/>
-        <w:t>3</w:t>
-      </w:r>
-    </w:p>
-    <w:p>
-      <w:pPr>
-        <w:tabs>
-          <w:tab w:val="right" w:leader="dot" w:pos="9317"/>
-        </w:tabs>
-        <w:spacing w:after="80"/>
-        <w:ind w:left="432"/>
-      </w:pPr>
-      <w:r>
-        <w:t>3.3 System Architecture</w:t>
-      </w:r>
-      <w:r>
-        <w:tab/>
-        <w:t>4</w:t>
-      </w:r>
-    </w:p>
-    <w:p>
-      <w:pPr>
-        <w:tabs>
-          <w:tab w:val="right" w:leader="dot" w:pos="9317"/>
-        </w:tabs>
-        <w:spacing w:after="80"/>
-      </w:pPr>
-      <w:r>
-        <w:t>4. Input Specification and Dataset Description</w:t>
-      </w:r>
-      <w:r>
-        <w:tab/>
-        <w:t>5</w:t>
-      </w:r>
-    </w:p>
-    <w:p>
-      <w:pPr>
-        <w:tabs>
-          <w:tab w:val="right" w:leader="dot" w:pos="9317"/>
-        </w:tabs>
-        <w:spacing w:after="80"/>
-        <w:ind w:left="432"/>
-      </w:pPr>
-      <w:r>
-        <w:t>4.1 Complete Dataset Attributes</w:t>
-      </w:r>
-      <w:r>
-        <w:tab/>
-        <w:t>5</w:t>
-      </w:r>
-    </w:p>
-    <w:p>
-      <w:pPr>
-        <w:tabs>
-          <w:tab w:val="right" w:leader="dot" w:pos="9317"/>
-        </w:tabs>
-        <w:spacing w:after="80"/>
-        <w:ind w:left="432"/>
-      </w:pPr>
-      <w:r>
-        <w:t>4.2 Important Dataset Statistics</w:t>
-      </w:r>
-      <w:r>
-        <w:tab/>
-        <w:t>5</w:t>
-      </w:r>
-    </w:p>
-    <w:p>
-      <w:pPr>
-        <w:tabs>
-          <w:tab w:val="right" w:leader="dot" w:pos="9317"/>
-        </w:tabs>
-        <w:spacing w:after="80"/>
-        <w:ind w:left="432"/>
-      </w:pPr>
-      <w:r>
-        <w:t>4.3 CSV Database Schema and Flat-File Architecture</w:t>
-      </w:r>
-      <w:r>
-        <w:tab/>
-        <w:t>6</w:t>
-      </w:r>
-    </w:p>
-    <w:p>
-      <w:pPr>
-        <w:tabs>
-          <w:tab w:val="right" w:leader="dot" w:pos="9317"/>
-        </w:tabs>
-        <w:spacing w:after="80"/>
-      </w:pPr>
-      <w:r>
-        <w:t>5. Methodology</w:t>
-      </w:r>
-      <w:r>
-        <w:tab/>
-        <w:t>7</w:t>
-      </w:r>
-    </w:p>
-    <w:p>
-      <w:pPr>
-        <w:tabs>
-          <w:tab w:val="right" w:leader="dot" w:pos="9317"/>
-        </w:tabs>
-        <w:spacing w:after="80"/>
-        <w:ind w:left="432"/>
-      </w:pPr>
-      <w:r>
-        <w:t>5.1 Step-by-Step Pipeline</w:t>
-      </w:r>
-      <w:r>
-        <w:tab/>
-        <w:t>7</w:t>
-      </w:r>
-    </w:p>
-    <w:p>
-      <w:pPr>
-        <w:tabs>
-          <w:tab w:val="right" w:leader="dot" w:pos="9317"/>
-        </w:tabs>
-        <w:spacing w:after="80"/>
-        <w:ind w:left="432"/>
-      </w:pPr>
-      <w:r>
-        <w:t>5.2 Preprocessing Algorithms and Source Code Snippets</w:t>
-      </w:r>
-      <w:r>
-        <w:tab/>
-        <w:t>7</w:t>
-      </w:r>
-    </w:p>
-    <w:p>
-      <w:pPr>
-        <w:tabs>
-          <w:tab w:val="right" w:leader="dot" w:pos="9317"/>
-        </w:tabs>
-        <w:spacing w:after="80"/>
-        <w:ind w:left="432"/>
-      </w:pPr>
-      <w:r>
-        <w:t>5.3 Mathematical Formulation of Landmark Normalization</w:t>
-      </w:r>
-      <w:r>
-        <w:tab/>
-        <w:t>8</w:t>
-      </w:r>
-    </w:p>
-    <w:p>
-      <w:pPr>
-        <w:tabs>
-          <w:tab w:val="right" w:leader="dot" w:pos="9317"/>
-        </w:tabs>
-        <w:spacing w:after="80"/>
-      </w:pPr>
-      <w:r>
-        <w:t>6. Techniques Used</w:t>
-      </w:r>
-      <w:r>
-        <w:tab/>
-        <w:t>9</w:t>
-      </w:r>
-    </w:p>
-    <w:p>
-      <w:pPr>
-        <w:tabs>
-          <w:tab w:val="right" w:leader="dot" w:pos="9317"/>
-        </w:tabs>
-        <w:spacing w:after="80"/>
-        <w:ind w:left="432"/>
-      </w:pPr>
-      <w:r>
-        <w:t>6.1 Software and Libraries</w:t>
-      </w:r>
-      <w:r>
-        <w:tab/>
-        <w:t>9</w:t>
-      </w:r>
-    </w:p>
-    <w:p>
-      <w:pPr>
-        <w:tabs>
-          <w:tab w:val="right" w:leader="dot" w:pos="9317"/>
-        </w:tabs>
-        <w:spacing w:after="80"/>
-        <w:ind w:left="432"/>
-      </w:pPr>
-      <w:r>
-        <w:t>6.2 Machine Learning Algorithms Used</w:t>
-      </w:r>
-      <w:r>
-        <w:tab/>
-        <w:t>10</w:t>
-      </w:r>
-    </w:p>
-    <w:p>
-      <w:pPr>
-        <w:tabs>
-          <w:tab w:val="right" w:leader="dot" w:pos="9317"/>
-        </w:tabs>
-        <w:spacing w:after="80"/>
-        <w:ind w:left="432"/>
-      </w:pPr>
-      <w:r>
-        <w:t>6.3 Neural Network Layer Topology and Parameter Breakdown</w:t>
-      </w:r>
-      <w:r>
-        <w:tab/>
-        <w:t>11</w:t>
-      </w:r>
-    </w:p>
-    <w:p>
-      <w:pPr>
-        <w:tabs>
-          <w:tab w:val="right" w:leader="dot" w:pos="9317"/>
-        </w:tabs>
-        <w:spacing w:after="80"/>
-      </w:pPr>
-      <w:r>
-        <w:t>7. Inputs and Outputs</w:t>
-      </w:r>
-      <w:r>
-        <w:tab/>
-        <w:t>12</w:t>
-      </w:r>
-    </w:p>
-    <w:p>
-      <w:pPr>
-        <w:tabs>
-          <w:tab w:val="right" w:leader="dot" w:pos="9317"/>
-        </w:tabs>
-        <w:spacing w:after="80"/>
-        <w:ind w:left="432"/>
-      </w:pPr>
-      <w:r>
-        <w:t>7.1 Core Predictive Inputs</w:t>
-      </w:r>
-      <w:r>
-        <w:tab/>
-        <w:t>12</w:t>
-      </w:r>
-    </w:p>
-    <w:p>
-      <w:pPr>
-        <w:tabs>
-          <w:tab w:val="right" w:leader="dot" w:pos="9317"/>
-        </w:tabs>
-        <w:spacing w:after="80"/>
-        <w:ind w:left="432"/>
-      </w:pPr>
-      <w:r>
-        <w:t>7.2 Output Interpretation</w:t>
-      </w:r>
-      <w:r>
-        <w:tab/>
-        <w:t>12</w:t>
-      </w:r>
-    </w:p>
-    <w:p>
-      <w:pPr>
-        <w:tabs>
-          <w:tab w:val="right" w:leader="dot" w:pos="9317"/>
-        </w:tabs>
-        <w:spacing w:after="80"/>
-        <w:ind w:left="432"/>
-      </w:pPr>
-      <w:r>
-        <w:t>7.3 Example Prediction Scenarios</w:t>
-      </w:r>
-      <w:r>
-        <w:tab/>
-        <w:t>12</w:t>
-      </w:r>
-    </w:p>
-    <w:p>
-      <w:pPr>
-        <w:tabs>
-          <w:tab w:val="right" w:leader="dot" w:pos="9317"/>
-        </w:tabs>
-        <w:spacing w:after="80"/>
-        <w:ind w:left="432"/>
-      </w:pPr>
-      <w:r>
-        <w:t>7.4 Sample Input-Output Vectors</w:t>
-      </w:r>
-      <w:r>
-        <w:tab/>
-        <w:t>13</w:t>
-      </w:r>
-    </w:p>
-    <w:p>
-      <w:pPr>
-        <w:tabs>
-          <w:tab w:val="right" w:leader="dot" w:pos="9317"/>
-        </w:tabs>
-        <w:spacing w:after="80"/>
-      </w:pPr>
-      <w:r>
-        <w:t>8. Experimental Results and Discussion</w:t>
-      </w:r>
-      <w:r>
-        <w:tab/>
-        <w:t>14</w:t>
-      </w:r>
-    </w:p>
-    <w:p>
-      <w:pPr>
-        <w:tabs>
-          <w:tab w:val="right" w:leader="dot" w:pos="9317"/>
-        </w:tabs>
-        <w:spacing w:after="80"/>
-        <w:ind w:left="432"/>
-      </w:pPr>
-      <w:r>
-        <w:lastRenderedPageBreak/>
-        <w:t>8.1 Performance Evaluation Metrics</w:t>
-      </w:r>
-      <w:r>
-        <w:tab/>
-        <w:t>14</w:t>
-      </w:r>
-    </w:p>
-    <w:p>
-      <w:pPr>
-        <w:tabs>
-          <w:tab w:val="right" w:leader="dot" w:pos="9317"/>
-        </w:tabs>
-        <w:spacing w:after="80"/>
-        <w:ind w:left="432"/>
-      </w:pPr>
-      <w:r>
-        <w:t>8.2 Analysis of Classification Performance and Occlusion Confusions</w:t>
-      </w:r>
-      <w:r>
-        <w:tab/>
-        <w:t>15</w:t>
-      </w:r>
-    </w:p>
-    <w:p>
-      <w:pPr>
-        <w:tabs>
-          <w:tab w:val="right" w:leader="dot" w:pos="9317"/>
-        </w:tabs>
-        <w:spacing w:after="80"/>
-      </w:pPr>
-      <w:r>
-        <w:t>9. Benefits and Applications</w:t>
-      </w:r>
-      <w:r>
-        <w:tab/>
-        <w:t>16</w:t>
-      </w:r>
-    </w:p>
-    <w:p>
-      <w:pPr>
-        <w:tabs>
-          <w:tab w:val="right" w:leader="dot" w:pos="9317"/>
-        </w:tabs>
-        <w:spacing w:after="80"/>
-      </w:pPr>
-      <w:r>
-        <w:t>10. Limitations and Future Enhancements</w:t>
-      </w:r>
-      <w:r>
-        <w:tab/>
-        <w:t>17</w:t>
-      </w:r>
-    </w:p>
-    <w:p>
-      <w:pPr>
-        <w:tabs>
-          <w:tab w:val="right" w:leader="dot" w:pos="9317"/>
-        </w:tabs>
-        <w:spacing w:after="80"/>
-      </w:pPr>
-      <w:r>
-        <w:t>11. Conclusion</w:t>
-      </w:r>
-      <w:r>
-        <w:tab/>
-        <w:t>18</w:t>
-      </w:r>
-    </w:p>
-    <w:p>
-      <w:pPr>
-        <w:tabs>
-          <w:tab w:val="right" w:leader="dot" w:pos="9317"/>
-        </w:tabs>
-        <w:spacing w:after="80"/>
-      </w:pPr>
-      <w:r>
-        <w:t>12. Appendix</w:t>
-      </w:r>
-      <w:r>
-        <w:tab/>
-        <w:t>19</w:t>
-      </w:r>
-    </w:p>
-    <w:p>
-      <w:pPr>
-        <w:tabs>
-          <w:tab w:val="right" w:leader="dot" w:pos="9317"/>
-        </w:tabs>
-        <w:spacing w:after="80"/>
-        <w:ind w:left="432"/>
-      </w:pPr>
-      <w:r>
-        <w:t>12.1 Installation Requirements</w:t>
-      </w:r>
-      <w:r>
-        <w:tab/>
-        <w:t>19</w:t>
-      </w:r>
-    </w:p>
-    <w:p>
-      <w:pPr>
-        <w:tabs>
-          <w:tab w:val="right" w:leader="dot" w:pos="9317"/>
-        </w:tabs>
-        <w:spacing w:after="80"/>
-        <w:ind w:left="432"/>
-      </w:pPr>
-      <w:r>
-        <w:t>12.2 Suggested Execution Flow</w:t>
-      </w:r>
-      <w:r>
-        <w:tab/>
-        <w:t>19</w:t>
-      </w:r>
-    </w:p>
-    <w:p>
-      <w:pPr>
-        <w:tabs>
-          <w:tab w:val="right" w:leader="dot" w:pos="9317"/>
-        </w:tabs>
-        <w:spacing w:after="80"/>
-        <w:ind w:left="432"/>
-      </w:pPr>
-      <w:r>
-        <w:t>12.3 Notes on the Current Code Base</w:t>
-      </w:r>
-      <w:r>
-        <w:tab/>
-        <w:t>19</w:t>
-      </w:r>
-    </w:p>
-    <w:p>
-      <w:pPr>
-        <w:tabs>
-          <w:tab w:val="right" w:leader="dot" w:pos="9317"/>
-        </w:tabs>
-        <w:spacing w:after="80"/>
-      </w:pPr>
-      <w:r>
-        <w:t>References</w:t>
-      </w:r>
-      <w:r>
-        <w:tab/>
-        <w:t>20</w:t>
-      </w:r>
-    </w:p>
-    <w:p>
-      <w:pPr>
-        <w:spacing w:before="120" w:after="120"/>
-      </w:pPr>
-    </w:p>
-    <w:p>
-      <w:r>
-        <w:br w:type="page"/>
-      </w:r>
+      </w:pPr>
     </w:p>
     <w:p>
       <w:pPr>
@@ -786,86 +895,178 @@
         <w:rPr>
           <w:rFonts w:ascii="Times New Roman" w:hAnsi="Times New Roman"/>
         </w:rPr>
+        <w:t>List of Figures</w:t>
+      </w:r>
+    </w:p>
+    <w:p>
+      <w:pPr>
+        <w:spacing w:line="276" w:lineRule="auto"/>
+      </w:pPr>
+      <w:r>
+        <w:t>Figure 1. High-level workflow of the project.</w:t>
+      </w:r>
+    </w:p>
+    <w:p>
+      <w:pPr>
+        <w:spacing w:line="276" w:lineRule="auto"/>
+      </w:pPr>
+      <w:r>
+        <w:t>Figure 2. Multi-layered system architecture block diagram.</w:t>
+      </w:r>
+    </w:p>
+    <w:p>
+      <w:pPr>
+        <w:spacing w:line="276" w:lineRule="auto"/>
+      </w:pPr>
+      <w:r>
+        <w:t>Figure 3. Distribution of hand sign keypoint classes.</w:t>
+      </w:r>
+    </w:p>
+    <w:p>
+      <w:pPr>
+        <w:spacing w:line="276" w:lineRule="auto"/>
+      </w:pPr>
+      <w:r>
+        <w:t>Figure 4. Distribution of finger gesture history classes.</w:t>
+      </w:r>
+    </w:p>
+    <w:p>
+      <w:pPr>
+        <w:spacing w:line="276" w:lineRule="auto"/>
+      </w:pPr>
+      <w:r>
+        <w:t>Figure 5. Training accuracy and loss curves for the keypoint classifier.</w:t>
+      </w:r>
+    </w:p>
+    <w:p>
+      <w:pPr>
+        <w:spacing w:line="276" w:lineRule="auto"/>
+      </w:pPr>
+      <w:r>
+        <w:t>Figure 6. Training accuracy and loss curves for the point history classifier.</w:t>
+      </w:r>
+    </w:p>
+    <w:p>
+      <w:pPr>
+        <w:spacing w:line="276" w:lineRule="auto"/>
+      </w:pPr>
+      <w:r>
+        <w:t>Figure 7. Confusion matrix of the hand sign keypoint classifier.</w:t>
+      </w:r>
+    </w:p>
+    <w:p>
+      <w:pPr>
+        <w:spacing w:line="276" w:lineRule="auto"/>
+      </w:pPr>
+      <w:r>
+        <w:t>Figure 8. Confusion matrix of the finger gesture point history classifier.</w:t>
+      </w:r>
+    </w:p>
+    <w:p>
+      <w:pPr>
+        <w:spacing w:line="276" w:lineRule="auto"/>
+      </w:pPr>
+      <w:r>
+        <w:t>Figure 10. Conceptual workflow of the Azure Machine Learning workspace and registry integration.</w:t>
+      </w:r>
+    </w:p>
+    <w:p>
+      <w:pPr>
+        <w:spacing w:after="360" w:line="276" w:lineRule="auto"/>
+      </w:pPr>
+      <w:r>
+        <w:t>The figures were generated directly from the training pipeline and are included to support the interpretation of the model evaluations. In Word, the table of contents and page references can be updated after opening the file.</w:t>
+      </w:r>
+    </w:p>
+    <w:p>
+      <w:pPr>
+        <w:rPr>
+          <w:b/>
+          <w:bCs/>
+        </w:rPr>
+      </w:pPr>
+      <w:r>
+        <w:br w:type="page"/>
+      </w:r>
+      <w:r>
+        <w:rPr>
+          <w:b/>
+          <w:bCs/>
+          <w:sz w:val="32"/>
+          <w:szCs w:val="28"/>
+        </w:rPr>
         <w:lastRenderedPageBreak/>
-        <w:t>List of Figures</w:t>
-      </w:r>
-    </w:p>
-    <w:p>
-      <w:pPr>
-        <w:spacing w:after="80" w:line="276" w:lineRule="auto"/>
-      </w:pPr>
-      <w:r>
-        <w:t>Figure 1. High-level workflow of the project.</w:t>
-      </w:r>
-    </w:p>
-    <w:p>
-      <w:pPr>
-        <w:spacing w:after="80" w:line="276" w:lineRule="auto"/>
-      </w:pPr>
-      <w:r>
-        <w:t>Figure 2. Distribution of hand sign keypoint classes.</w:t>
-      </w:r>
-    </w:p>
-    <w:p>
-      <w:pPr>
-        <w:spacing w:after="80" w:line="276" w:lineRule="auto"/>
-      </w:pPr>
-      <w:r>
-        <w:t>Figure 3. Distribution of finger gesture history classes.</w:t>
-      </w:r>
-    </w:p>
-    <w:p>
-      <w:pPr>
-        <w:spacing w:after="80" w:line="276" w:lineRule="auto"/>
-      </w:pPr>
-      <w:r>
-        <w:t>Figure 4. Training accuracy and loss curves for the keypoint classifier.</w:t>
-      </w:r>
-    </w:p>
-    <w:p>
-      <w:pPr>
-        <w:spacing w:after="80" w:line="276" w:lineRule="auto"/>
-      </w:pPr>
-      <w:r>
-        <w:t>Figure 5. Training accuracy and loss curves for the point history classifier.</w:t>
-      </w:r>
-    </w:p>
-    <w:p>
-      <w:pPr>
-        <w:spacing w:after="80" w:line="276" w:lineRule="auto"/>
-      </w:pPr>
-      <w:r>
-        <w:t>Figure 6. Confusion matrix of the hand sign keypoint classifier.</w:t>
-      </w:r>
-    </w:p>
-    <w:p>
-      <w:pPr>
-        <w:spacing w:after="80" w:line="276" w:lineRule="auto"/>
-      </w:pPr>
-      <w:r>
-        <w:t>Figure 7. Confusion matrix of the finger gesture point history classifier.</w:t>
-      </w:r>
-    </w:p>
-    <w:p>
-      <w:pPr>
-        <w:spacing w:after="80" w:line="276" w:lineRule="auto"/>
-      </w:pPr>
-      <w:r>
-        <w:t>Figure 8. Multi-layered system architecture block diagram.</w:t>
-      </w:r>
-    </w:p>
-    <w:p>
-      <w:pPr>
-        <w:spacing w:after="360" w:line="276" w:lineRule="auto"/>
-      </w:pPr>
-      <w:r>
-        <w:t>The figures were generated directly from the training pipeline and are included to support the interpretation of the model evaluations. In Word, the table of contents and page references can be updated after opening the file.</w:t>
-      </w:r>
-    </w:p>
-    <w:p>
-      <w:r>
-        <w:br w:type="page"/>
-      </w:r>
+        <w:t>1. Introduction</w:t>
+      </w:r>
+    </w:p>
+    <w:p>
+      <w:pPr>
+        <w:spacing w:after="240" w:line="276" w:lineRule="auto"/>
+      </w:pPr>
+      <w:r>
+        <w:t>Human-Computer Interaction (HCI) is undergoing a significant transition from traditional physical input devices, such as keyboards and mice, toward touchless, natural user interfaces. Hand gesture recognition (HGR) represents one of the most intuitive modalities for touchless control, finding vital applications in virtual and augmented reality, sterile medical theaters, industrial automation, robotics, and assistive technologies. However, real-time hand gesture classification poses substantial technical challenges, as it requires simultaneous high-speed hand tracking and robust pose pattern matching under varying lighting conditions, camera angles, and individual hand anatomical differences.</w:t>
+      </w:r>
+    </w:p>
+    <w:p>
+      <w:pPr>
+        <w:spacing w:after="240" w:line="276" w:lineRule="auto"/>
+      </w:pPr>
+      <w:r>
+        <w:t>The present project attempts to address this problem with a modular, highly efficient machine learning pipeline implemented in Python. Instead of training computationally heavy, end-to-end convolutional neural networks (CNNs) on raw video frames, the repository decouples hand landmark localization from gesture classification. Hand pose estimation is delegated to Google's MediaPipe framework, which detects 21 distinct 3D keypoints from standard webcam frames on consumer-grade CPUs. Once localized, these keypoints undergo scale and translation normalization before being classified by compact Multilayer Perceptron (MLP) networks into target gesture classes.</w:t>
+      </w:r>
+    </w:p>
+    <w:p>
+      <w:pPr>
+        <w:spacing w:after="240" w:line="276" w:lineRule="auto"/>
+      </w:pPr>
+      <w:r>
+        <w:t>From an academic point of view, the project is valuable because it covers data acquisition, preprocessing, neural network training, model evaluation, quantization, and interactive real-time inference in a unified codebase. The repository is not merely a conceptual demonstration; it includes a complete pipeline for collecting custom training data via webcam and retrainable classifiers. It compares static hand sign recognition (mapping instantaneous keypoints) with dynamic finger gesture recognition (mapping temporal coordinate history queues), highlighting the relative strengths of spatial and temporal deep learning models.</w:t>
+      </w:r>
+    </w:p>
+    <w:p>
+      <w:pPr>
+        <w:spacing w:after="240" w:line="276" w:lineRule="auto"/>
+      </w:pPr>
+    </w:p>
+    <w:p>
+      <w:pPr>
+        <w:spacing w:after="240" w:line="276" w:lineRule="auto"/>
+      </w:pPr>
+    </w:p>
+    <w:p>
+      <w:pPr>
+        <w:spacing w:after="240" w:line="276" w:lineRule="auto"/>
+      </w:pPr>
+    </w:p>
+    <w:p>
+      <w:pPr>
+        <w:spacing w:after="240" w:line="276" w:lineRule="auto"/>
+      </w:pPr>
+    </w:p>
+    <w:p>
+      <w:pPr>
+        <w:spacing w:after="240" w:line="276" w:lineRule="auto"/>
+      </w:pPr>
+    </w:p>
+    <w:p>
+      <w:pPr>
+        <w:spacing w:after="240" w:line="276" w:lineRule="auto"/>
+      </w:pPr>
+    </w:p>
+    <w:p>
+      <w:pPr>
+        <w:spacing w:after="240" w:line="276" w:lineRule="auto"/>
+      </w:pPr>
+    </w:p>
+    <w:p>
+      <w:pPr>
+        <w:spacing w:after="240" w:line="276" w:lineRule="auto"/>
+      </w:pPr>
+    </w:p>
+    <w:p>
+      <w:pPr>
+        <w:spacing w:after="240" w:line="276" w:lineRule="auto"/>
+      </w:pPr>
     </w:p>
     <w:p>
       <w:pPr>
@@ -880,7 +1081,7 @@
           <w:rFonts w:ascii="Times New Roman" w:hAnsi="Times New Roman"/>
         </w:rPr>
         <w:lastRenderedPageBreak/>
-        <w:t>1. Introduction</w:t>
+        <w:t>2. Need for the Project</w:t>
       </w:r>
     </w:p>
     <w:p>
@@ -888,7 +1089,7 @@
         <w:spacing w:after="240" w:line="276" w:lineRule="auto"/>
       </w:pPr>
       <w:r>
-        <w:t>Human-Computer Interaction (HCI) is undergoing a significant transition from traditional physical input devices, such as keyboards and mice, toward touchless, natural user interfaces. Hand gesture recognition (HGR) represents one of the most intuitive modalities for touchless control, finding vital applications in virtual and augmented reality, sterile medical theaters, industrial automation, robotics, and assistive technologies. However, real-time hand gesture classification poses substantial technical challenges, as it requires simultaneous high-speed hand tracking and robust pose pattern matching under varying lighting conditions, camera angles, and individual hand anatomical differences.</w:t>
+        <w:t>Traditional physical interfaces are not always suitable or safe. In surgical theaters, doctors need to interact with digital imaging systems without violating sterile environments. Similarly, in public information kiosks, smart home controls, and industrial settings, touchless input reduces wear-and-tear and mitigates sanitary concerns. Furthermore, physical controllers are inaccessible to individuals with severe motor impairments. This highlights a clear need for camera-based gesture recognition systems.</w:t>
       </w:r>
     </w:p>
     <w:p>
@@ -896,7 +1097,7 @@
         <w:spacing w:after="240" w:line="276" w:lineRule="auto"/>
       </w:pPr>
       <w:r>
-        <w:t>The present project attempts to address this problem with a modular, highly efficient machine learning pipeline implemented in Python. Instead of training computationally heavy, end-to-end convolutional neural networks (CNNs) on raw video frames, the repository decouples hand landmark localization from gesture classification. Hand pose estimation is delegated to Google's MediaPipe framework, which detects 21 distinct 3D keypoints from standard webcam frames on consumer-grade CPUs. Once localized, these keypoints undergo scale and translation normalization before being classified by compact Multilayer Perceptron (MLP) networks into target gesture classes.</w:t>
+        <w:t>While direct image-based deep learning (e.g. 2D/3D CNNs) can classify gestures, they are computationally intensive and demand dedicated GPUs. This prevents their deployment on low-cost edge platforms or embedded systems such as smart screens and home assistants. Decoupling landmark detection (optimized heavily by MediaPipe) from classification (using ultra-light MLPs) satisfies this need by enabling high-fidelity recognition on standard desktop or mobile CPUs, operating with minimal power and latency.</w:t>
       </w:r>
     </w:p>
     <w:p>
@@ -904,9 +1105,62 @@
         <w:spacing w:after="240" w:line="276" w:lineRule="auto"/>
       </w:pPr>
       <w:r>
-        <w:t>From an academic point of view, the project is valuable because it covers data acquisition, preprocessing, neural network training, model evaluation, quantization, and interactive real-time inference in a unified codebase. The repository is not merely a conceptual demonstration; it includes a complete pipeline for collecting custom training data via webcam and retrainable classifiers. It compares static hand sign recognition (mapping instantaneous keypoints) with dynamic finger gesture recognition (mapping temporal coordinate history queues), highlighting the relative strengths of spatial and temporal deep learning models.</w:t>
-      </w:r>
-    </w:p>
+        <w:t>Additionally, static signs are insufficient for complex interactions. For example, scrolling a page or adjusting volume requires dynamic gestures (motion trajectories). The project addresses this by training a coordinate history classifier that analyzes index finger movements over time. This provides an introductory yet extensible framework for multi-modal spatial-temporal interaction.</w:t>
+      </w:r>
+    </w:p>
+    <w:p>
+      <w:pPr>
+        <w:pStyle w:val="Heading2"/>
+        <w:rPr>
+          <w:rFonts w:ascii="Times New Roman" w:hAnsi="Times New Roman" w:cs="Times New Roman"/>
+        </w:rPr>
+      </w:pPr>
+      <w:r>
+        <w:rPr>
+          <w:rFonts w:ascii="Times New Roman" w:hAnsi="Times New Roman" w:cs="Times New Roman"/>
+        </w:rPr>
+        <w:t>2.1 Comparative Analysis of Gesture Tracking Technologies</w:t>
+      </w:r>
+    </w:p>
+    <w:p>
+      <w:r>
+        <w:t>To justify the architectural design of this system, it is necessary to compare the chosen MediaPipe-based approach against alternative hand-tracking paradigms. Traditionally, hand gesture recognition has relied on raw frame pixel classification using deep Convolutional Neural Networks (CNNs). While standard 2D or 3D CNNs achieve high spatial and temporal accuracy, they are computationally heavy, require hundreds of megabytes of memory, and demand dedicated graphics accelerators (GPUs) to run in real-time. This computational burden prevents their deployment on consumer laptops and low-cost edge platforms.</w:t>
+      </w:r>
+    </w:p>
+    <w:p>
+      <w:r>
+        <w:t>Another alternative is classic computer vision techniques utilizing OpenCV for contour detection, color thresholding, and skin-tone segmentation. These methods are extremely lightweight and execute quickly on standard CPUs. However, they are highly sensitive to variations in environmental lighting, background complexity, and user skin tone, rendering them unstable and impractical for real-world environments.</w:t>
+      </w:r>
+    </w:p>
+    <w:p>
+      <w:r>
+        <w:t xml:space="preserve">The decoupled pipeline used in this project addresses these limitations. Hand skeleton estimation is delegated to Google's MediaPipe framework, which utilizes highly optimized on-device models to extract 21 raw joint coordinates. By classifying these coordinates using ultra-light Multilayer Perceptrons (MLPs) rather than classifying raw image pixels, the system delivers </w:t>
+      </w:r>
+      <w:r>
+        <w:lastRenderedPageBreak/>
+        <w:t>stable, high-fidelity gesture recognition. This design functions reliably under diverse lighting conditions and achieves high frame rates (30+ FPS) on standard CPU hardware.</w:t>
+      </w:r>
+    </w:p>
+    <w:p/>
+    <w:p/>
+    <w:p/>
+    <w:p/>
+    <w:p/>
+    <w:p/>
+    <w:p/>
+    <w:p/>
+    <w:p/>
+    <w:p/>
+    <w:p/>
+    <w:p/>
+    <w:p/>
+    <w:p/>
+    <w:p/>
+    <w:p/>
+    <w:p/>
+    <w:p/>
+    <w:p/>
+    <w:p/>
     <w:p>
       <w:pPr>
         <w:pStyle w:val="Heading1"/>
@@ -919,46 +1173,7 @@
         <w:rPr>
           <w:rFonts w:ascii="Times New Roman" w:hAnsi="Times New Roman"/>
         </w:rPr>
-        <w:t>2. Need for the Project</w:t>
-      </w:r>
-    </w:p>
-    <w:p>
-      <w:pPr>
-        <w:spacing w:after="240" w:line="276" w:lineRule="auto"/>
-      </w:pPr>
-      <w:r>
-        <w:t>Traditional physical interfaces are not always suitable or safe. In surgical theaters, doctors need to interact with digital imaging systems without violating sterile environments. Similarly, in public information kiosks, smart home controls, and industrial settings, touchless input reduces wear-and-tear and mitigates sanitary concerns. Furthermore, physical controllers are inaccessible to individuals with severe motor impairments. This highlights a clear need for camera-based gesture recognition systems.</w:t>
-      </w:r>
-    </w:p>
-    <w:p>
-      <w:pPr>
-        <w:spacing w:after="240" w:line="276" w:lineRule="auto"/>
-      </w:pPr>
-      <w:r>
-        <w:t>While direct image-based deep learning (e.g. 2D/3D CNNs) can classify gestures, they are computationally intensive and demand dedicated GPUs. This prevents their deployment on low-cost edge platforms or embedded systems such as smart screens and home assistants. Decoupling landmark detection (optimized heavily by MediaPipe) from classification (using ultra-light MLPs) satisfies this need by enabling high-fidelity recognition on standard desktop or mobile CPUs, operating with minimal power and latency.</w:t>
-      </w:r>
-    </w:p>
-    <w:p>
-      <w:pPr>
-        <w:spacing w:after="240" w:line="276" w:lineRule="auto"/>
-      </w:pPr>
-      <w:r>
         <w:lastRenderedPageBreak/>
-        <w:t>Additionally, static signs are insufficient for complex interactions. For example, scrolling a page or adjusting volume requires dynamic gestures (motion trajectories). The project addresses this by training a coordinate history classifier that analyzes index finger movements over time. This provides an introductory yet extensible framework for multi-modal spatial-temporal interaction.</w:t>
-      </w:r>
-    </w:p>
-    <w:p>
-      <w:pPr>
-        <w:pStyle w:val="Heading1"/>
-        <w:pBdr>
-          <w:bottom w:val="single" w:sz="6" w:space="6" w:color="CCCCCC"/>
-        </w:pBdr>
-        <w:spacing w:after="240" w:line="276" w:lineRule="auto"/>
-      </w:pPr>
-      <w:r>
-        <w:rPr>
-          <w:rFonts w:ascii="Times New Roman" w:hAnsi="Times New Roman"/>
-        </w:rPr>
         <w:t>3. Objectives and Project Overview</w:t>
       </w:r>
     </w:p>
@@ -1382,14 +1597,7 @@
               <w:rPr>
                 <w:sz w:val="22"/>
               </w:rPr>
-              <w:t xml:space="preserve">Loads point_history.csv, trains the trajectory classifier (MLP/LSTM), and </w:t>
-            </w:r>
-            <w:r>
-              <w:rPr>
-                <w:sz w:val="22"/>
-              </w:rPr>
-              <w:lastRenderedPageBreak/>
-              <w:t>exports TFLite.</w:t>
+              <w:t>Loads point_history.csv, trains the trajectory classifier (MLP/LSTM), and exports TFLite.</w:t>
             </w:r>
           </w:p>
         </w:tc>
@@ -1417,7 +1625,6 @@
               <w:rPr>
                 <w:sz w:val="22"/>
               </w:rPr>
-              <w:lastRenderedPageBreak/>
               <w:t>model/keypoint_classifier/</w:t>
             </w:r>
           </w:p>
@@ -1464,7 +1671,14 @@
               <w:rPr>
                 <w:sz w:val="22"/>
               </w:rPr>
-              <w:t>Stores keypoint.csv, HDF5 model, python wrapper, quantized TFLite model, and label list.</w:t>
+              <w:t xml:space="preserve">Stores keypoint.csv, HDF5 model, python wrapper, quantized TFLite model, and </w:t>
+            </w:r>
+            <w:r>
+              <w:rPr>
+                <w:sz w:val="22"/>
+              </w:rPr>
+              <w:lastRenderedPageBreak/>
+              <w:t>label list.</w:t>
             </w:r>
           </w:p>
         </w:tc>
@@ -1788,28 +2002,6 @@
     </w:p>
     <w:p>
       <w:pPr>
-        <w:keepNext/>
-        <w:spacing w:before="240" w:after="120"/>
-        <w:jc w:val="center"/>
-        <w:rPr>
-          <w:noProof/>
-        </w:rPr>
-      </w:pPr>
-    </w:p>
-    <w:p>
-      <w:pPr>
-        <w:keepNext/>
-        <w:spacing w:before="240" w:after="120"/>
-        <w:jc w:val="center"/>
-        <w:rPr>
-          <w:noProof/>
-        </w:rPr>
-      </w:pPr>
-    </w:p>
-    <w:p>
-      <w:pPr>
-        <w:keepNext/>
-        <w:spacing w:before="240" w:after="120"/>
         <w:jc w:val="center"/>
       </w:pPr>
       <w:r>
@@ -1817,10 +2009,10 @@
           <w:noProof/>
         </w:rPr>
         <w:drawing>
-          <wp:inline distT="0" distB="0" distL="0" distR="0" wp14:anchorId="053F0034" wp14:editId="5CF78243">
-            <wp:extent cx="5303520" cy="4672149"/>
-            <wp:effectExtent l="0" t="0" r="0" b="0"/>
-            <wp:docPr id="2" name="Picture 2"/>
+          <wp:inline distT="0" distB="0" distL="0" distR="0" wp14:anchorId="2B04A52A" wp14:editId="5AD2FC08">
+            <wp:extent cx="5597525" cy="3124200"/>
+            <wp:effectExtent l="0" t="0" r="3175" b="0"/>
+            <wp:docPr id="10" name="Picture 10"/>
             <wp:cNvGraphicFramePr>
               <a:graphicFrameLocks xmlns:a="http://schemas.openxmlformats.org/drawingml/2006/main" noChangeAspect="1"/>
             </wp:cNvGraphicFramePr>
@@ -1828,7 +2020,7 @@
               <a:graphicData uri="http://schemas.openxmlformats.org/drawingml/2006/picture">
                 <pic:pic xmlns:pic="http://schemas.openxmlformats.org/drawingml/2006/picture">
                   <pic:nvPicPr>
-                    <pic:cNvPr id="0" name="system_architecture.png"/>
+                    <pic:cNvPr id="0" name="system_architecture.jpg"/>
                     <pic:cNvPicPr/>
                   </pic:nvPicPr>
                   <pic:blipFill>
@@ -1840,7 +2032,7 @@
                   <pic:spPr>
                     <a:xfrm>
                       <a:off x="0" y="0"/>
-                      <a:ext cx="5303520" cy="4672149"/>
+                      <a:ext cx="5609897" cy="3131105"/>
                     </a:xfrm>
                     <a:prstGeom prst="rect">
                       <a:avLst/>
@@ -1860,28 +2052,25 @@
         <w:jc w:val="center"/>
       </w:pPr>
       <w:r>
+        <w:t>Figure 2. Multi-layered system architecture block diagram.</w:t>
+      </w:r>
+    </w:p>
+    <w:p>
+      <w:pPr>
         <w:rPr>
-          <w:b w:val="0"/>
+          <w:b/>
+          <w:bCs/>
         </w:rPr>
-        <w:t>Figure 8. Multi-layered system architecture block diagram.</w:t>
-      </w:r>
-    </w:p>
-    <w:p>
+      </w:pPr>
       <w:r>
         <w:br w:type="page"/>
       </w:r>
-    </w:p>
-    <w:p>
-      <w:pPr>
-        <w:pStyle w:val="Heading1"/>
-        <w:pBdr>
-          <w:bottom w:val="single" w:sz="6" w:space="6" w:color="CCCCCC"/>
-        </w:pBdr>
-        <w:spacing w:after="240" w:line="276" w:lineRule="auto"/>
-      </w:pPr>
       <w:r>
         <w:rPr>
-          <w:rFonts w:ascii="Times New Roman" w:hAnsi="Times New Roman"/>
+          <w:b/>
+          <w:bCs/>
+          <w:sz w:val="32"/>
+          <w:szCs w:val="28"/>
         </w:rPr>
         <w:lastRenderedPageBreak/>
         <w:t>4. Input Specification and Dataset Description</w:t>
@@ -2806,10 +2995,7 @@
         <w:jc w:val="center"/>
       </w:pPr>
       <w:r>
-        <w:rPr>
-          <w:b w:val="0"/>
-        </w:rPr>
-        <w:t>Figure 2. Distribution of hand sign keypoint classes.</w:t>
+        <w:t>Figure 3. Distribution of hand sign keypoint classes.</w:t>
       </w:r>
     </w:p>
     <w:p>
@@ -2866,10 +3052,7 @@
         <w:jc w:val="center"/>
       </w:pPr>
       <w:r>
-        <w:rPr>
-          <w:b w:val="0"/>
-        </w:rPr>
-        <w:t>Figure 3. Distribution of finger gesture history classes.</w:t>
+        <w:t>Figure 4. Distribution of finger gesture history classes.</w:t>
       </w:r>
     </w:p>
     <w:p>
@@ -2881,7 +3064,6 @@
         </w:rPr>
       </w:pPr>
     </w:p>
-    <w:p/>
     <w:p>
       <w:pPr>
         <w:pStyle w:val="Heading2"/>
@@ -2891,16 +3073,19 @@
         <w:rPr>
           <w:rFonts w:ascii="Times New Roman" w:hAnsi="Times New Roman"/>
         </w:rPr>
+        <w:t>4.3 CSV Database Schema and Flat-File Architecture</w:t>
+      </w:r>
+    </w:p>
+    <w:p>
+      <w:pPr>
+        <w:spacing w:after="240" w:line="276" w:lineRule="auto"/>
+      </w:pPr>
+      <w:r>
+        <w:t xml:space="preserve">The data storage layer uses a flat-file database design inside CSV tables. This design simplifies logging during live execution, since append operations are computationally light. In the future, </w:t>
+      </w:r>
+      <w:r>
         <w:lastRenderedPageBreak/>
-        <w:t>4.3 CSV Database Schema and Flat-File Architecture</w:t>
-      </w:r>
-    </w:p>
-    <w:p>
-      <w:pPr>
-        <w:spacing w:after="240" w:line="276" w:lineRule="auto"/>
-      </w:pPr>
-      <w:r>
-        <w:t>The data storage layer uses a flat-file database design inside CSV tables. This design simplifies logging during live execution, since append operations are computationally light. In the future, these CSV tables can be migrated to a structured SQLite database for larger, concurrent data pipelines.</w:t>
+        <w:t>these CSV tables can be migrated to a structured SQLite database for larger, concurrent data pipelines.</w:t>
       </w:r>
     </w:p>
     <w:tbl>
@@ -3712,14 +3897,84 @@
               <w:rPr>
                 <w:b/>
               </w:rPr>
-              <w:t>def pre_process_landmark(landmark_list):</w:t>
-            </w:r>
+              <w:t xml:space="preserve">def </w:t>
+            </w:r>
+            <w:proofErr w:type="spellStart"/>
             <w:r>
               <w:rPr>
                 <w:b/>
               </w:rPr>
+              <w:t>pre_process_landmark</w:t>
+            </w:r>
+            <w:proofErr w:type="spellEnd"/>
+            <w:r>
+              <w:rPr>
+                <w:b/>
+              </w:rPr>
+              <w:t>(</w:t>
+            </w:r>
+            <w:proofErr w:type="spellStart"/>
+            <w:r>
+              <w:rPr>
+                <w:b/>
+              </w:rPr>
+              <w:t>landmark_list</w:t>
+            </w:r>
+            <w:proofErr w:type="spellEnd"/>
+            <w:r>
+              <w:rPr>
+                <w:b/>
+              </w:rPr>
+              <w:t>):</w:t>
+            </w:r>
+            <w:r>
+              <w:rPr>
+                <w:b/>
+              </w:rPr>
               <w:br/>
-              <w:t xml:space="preserve">    temp_landmark_list = copy.deepcopy(landmark_list)</w:t>
+              <w:t xml:space="preserve">    </w:t>
+            </w:r>
+            <w:proofErr w:type="spellStart"/>
+            <w:r>
+              <w:rPr>
+                <w:b/>
+              </w:rPr>
+              <w:t>temp_landmark_list</w:t>
+            </w:r>
+            <w:proofErr w:type="spellEnd"/>
+            <w:r>
+              <w:rPr>
+                <w:b/>
+              </w:rPr>
+              <w:t xml:space="preserve"> = </w:t>
+            </w:r>
+            <w:proofErr w:type="spellStart"/>
+            <w:r>
+              <w:rPr>
+                <w:b/>
+              </w:rPr>
+              <w:t>copy.deepcopy</w:t>
+            </w:r>
+            <w:proofErr w:type="spellEnd"/>
+            <w:r>
+              <w:rPr>
+                <w:b/>
+              </w:rPr>
+              <w:t>(</w:t>
+            </w:r>
+            <w:proofErr w:type="spellStart"/>
+            <w:r>
+              <w:rPr>
+                <w:b/>
+              </w:rPr>
+              <w:t>landmark_list</w:t>
+            </w:r>
+            <w:proofErr w:type="spellEnd"/>
+            <w:r>
+              <w:rPr>
+                <w:b/>
+              </w:rPr>
+              <w:t>)</w:t>
             </w:r>
             <w:r>
               <w:rPr>
@@ -3867,11 +4122,6 @@
         </w:tc>
       </w:tr>
     </w:tbl>
-    <w:p>
-      <w:pPr>
-        <w:spacing w:after="120" w:line="276" w:lineRule="auto"/>
-      </w:pPr>
-    </w:p>
     <w:p>
       <w:pPr>
         <w:spacing w:after="120" w:line="276" w:lineRule="auto"/>
@@ -4063,21 +4313,7 @@
           <w:i/>
         </w:rPr>
         <w:br/>
-        <w:t>p'_i = p_i - p_0 = [x_i - x_0, y_i - y_0</w:t>
-      </w:r>
-      <w:proofErr w:type="gramStart"/>
-      <w:r>
-        <w:rPr>
-          <w:i/>
-        </w:rPr>
-        <w:t>]  for</w:t>
-      </w:r>
-      <w:proofErr w:type="gramEnd"/>
-      <w:r>
-        <w:rPr>
-          <w:i/>
-        </w:rPr>
-        <w:t xml:space="preserve"> i = 0, 1, ..., 20</w:t>
+        <w:t>p'_i = p_i - p_0 = [x_i - x_0, y_i - y_0] for i = 0, 1, ..., 20</w:t>
       </w:r>
     </w:p>
     <w:p>
@@ -4104,21 +4340,7 @@
           <w:i/>
         </w:rPr>
         <w:br/>
-        <w:t>P'' = P' / max(|p'_j</w:t>
-      </w:r>
-      <w:proofErr w:type="gramStart"/>
-      <w:r>
-        <w:rPr>
-          <w:i/>
-        </w:rPr>
-        <w:t>|)  for</w:t>
-      </w:r>
-      <w:proofErr w:type="gramEnd"/>
-      <w:r>
-        <w:rPr>
-          <w:i/>
-        </w:rPr>
-        <w:t xml:space="preserve"> j = 0, 1, ..., 41</w:t>
+        <w:t>P'' = P' / max(|p'_j|) for j = 0, 1, ..., 41</w:t>
       </w:r>
     </w:p>
     <w:p>
@@ -9763,10 +9985,7 @@
         <w:jc w:val="center"/>
       </w:pPr>
       <w:r>
-        <w:rPr>
-          <w:b w:val="0"/>
-        </w:rPr>
-        <w:t>Figure 4. Training accuracy and loss curves for the keypoint classifier.</w:t>
+        <w:t>Figure 5. Training accuracy and loss curves for the keypoint classifier.</w:t>
       </w:r>
     </w:p>
     <w:p>
@@ -9823,10 +10042,7 @@
         <w:jc w:val="center"/>
       </w:pPr>
       <w:r>
-        <w:rPr>
-          <w:b w:val="0"/>
-        </w:rPr>
-        <w:t>Figure 5. Training accuracy and loss curves for the point history classifier.</w:t>
+        <w:t>Figure 6. Training accuracy and loss curves for the point history classifier.</w:t>
       </w:r>
     </w:p>
     <w:p>
@@ -9884,10 +10100,7 @@
         <w:jc w:val="center"/>
       </w:pPr>
       <w:r>
-        <w:rPr>
-          <w:b w:val="0"/>
-        </w:rPr>
-        <w:t>Figure 6. Confusion matrix of the hand sign keypoint classifier.</w:t>
+        <w:t>Figure 7. Confusion matrix of the hand sign keypoint classifier.</w:t>
       </w:r>
     </w:p>
     <w:p>
@@ -9944,10 +10157,7 @@
         <w:jc w:val="center"/>
       </w:pPr>
       <w:r>
-        <w:rPr>
-          <w:b w:val="0"/>
-        </w:rPr>
-        <w:t>Figure 7. Confusion matrix of the finger gesture point history classifier.</w:t>
+        <w:t>Figure 8. Confusion matrix of the finger gesture point history classifier.</w:t>
       </w:r>
     </w:p>
     <w:p>
@@ -9984,6 +10194,48 @@
         <w:br w:type="page"/>
       </w:r>
     </w:p>
+    <w:p>
+      <w:pPr>
+        <w:pStyle w:val="Heading2"/>
+        <w:rPr>
+          <w:rFonts w:ascii="Times New Roman" w:hAnsi="Times New Roman" w:cs="Times New Roman"/>
+        </w:rPr>
+      </w:pPr>
+      <w:r>
+        <w:rPr>
+          <w:rFonts w:ascii="Times New Roman" w:hAnsi="Times New Roman" w:cs="Times New Roman"/>
+        </w:rPr>
+        <w:lastRenderedPageBreak/>
+        <w:t>8.3 Software Verification and Testing Methodology</w:t>
+      </w:r>
+    </w:p>
+    <w:p>
+      <w:r>
+        <w:t>To ensure the stability and robustness of the application beyond raw model accuracy, a structured verification and testing methodology was implemented. This includes unit testing of coordinate preprocessing, integration testing of input-output modules, and boundary case validation.</w:t>
+      </w:r>
+    </w:p>
+    <w:p>
+      <w:r>
+        <w:t>Unit testing focused on the mathematical normalization pipeline. We verified that the keypoint preprocessing algorithm yields translation-invariant and scale-invariant outputs. This was tested by translating the hand landmark coordinates across different regions of the camera frame and scaling the hand bounding box size; the preprocessed feature vectors remained identical within floating-point margins, ensuring consistent model input.</w:t>
+      </w:r>
+    </w:p>
+    <w:p>
+      <w:r>
+        <w:t>Integration testing validated the coordination between the MediaPipe tracking loop, coordinate history queues, and the downstream TFLite interpreters. We verified that switching modes via console key bindings ('k' for keypoints, 'h' for history) successfully logs coordinate vectors to keypoint.csv and point_history.csv without memory leaks or frame drops.</w:t>
+      </w:r>
+    </w:p>
+    <w:p>
+      <w:r>
+        <w:t>Boundary testing verified the system's behavior under challenging scenarios. Specifically, when the user's hand is completely out of the camera frame, or when tracking is temporarily lost due to extreme occlusion, the system must handle the exception gracefully. We validated that the fallback mechanism appends null coordinates ([0, 0]) to the point history queue, preventing array out-of-bounds errors and ensuring the interface remains fully operational without crashing.</w:t>
+      </w:r>
+    </w:p>
+    <w:p/>
+    <w:p/>
+    <w:p/>
+    <w:p/>
+    <w:p/>
+    <w:p/>
+    <w:p/>
     <w:p>
       <w:pPr>
         <w:pStyle w:val="Heading1"/>
@@ -10065,37 +10317,350 @@
     </w:p>
     <w:p>
       <w:pPr>
+        <w:spacing w:after="240" w:line="276" w:lineRule="auto"/>
+      </w:pPr>
+    </w:p>
+    <w:p>
+      <w:pPr>
+        <w:spacing w:after="240" w:line="276" w:lineRule="auto"/>
+      </w:pPr>
+    </w:p>
+    <w:p>
+      <w:pPr>
+        <w:spacing w:after="240" w:line="276" w:lineRule="auto"/>
+      </w:pPr>
+    </w:p>
+    <w:p>
+      <w:pPr>
+        <w:spacing w:after="240" w:line="276" w:lineRule="auto"/>
+      </w:pPr>
+    </w:p>
+    <w:p>
+      <w:pPr>
+        <w:spacing w:after="240" w:line="276" w:lineRule="auto"/>
+      </w:pPr>
+    </w:p>
+    <w:p>
+      <w:pPr>
+        <w:spacing w:after="240" w:line="276" w:lineRule="auto"/>
+      </w:pPr>
+    </w:p>
+    <w:p>
+      <w:pPr>
+        <w:spacing w:after="240" w:line="276" w:lineRule="auto"/>
+      </w:pPr>
+    </w:p>
+    <w:p>
+      <w:pPr>
+        <w:pStyle w:val="Heading1"/>
+        <w:rPr>
+          <w:rFonts w:ascii="Times New Roman" w:hAnsi="Times New Roman" w:cs="Times New Roman"/>
+        </w:rPr>
+      </w:pPr>
+      <w:r>
+        <w:rPr>
+          <w:rFonts w:ascii="Times New Roman" w:hAnsi="Times New Roman" w:cs="Times New Roman"/>
+        </w:rPr>
+        <w:lastRenderedPageBreak/>
+        <w:t>11. Cloud Integration with Microsoft Azure</w:t>
+      </w:r>
+    </w:p>
+    <w:p>
+      <w:pPr>
+        <w:rPr>
+          <w:rFonts w:cs="Times New Roman"/>
+        </w:rPr>
+      </w:pPr>
+      <w:r>
+        <w:rPr>
+          <w:rFonts w:cs="Times New Roman"/>
+        </w:rPr>
+        <w:t>The Gesture Classification System currently operates as a localized application running MediaPipe tracking and custom TFLite classifiers on the user's edge hardware. While this local architecture provides ultra-low latency (30+ FPS) and preserves privacy, it presents distinct scaling challenges: training data is logged to local CSV flat-files, model training requires manual execution of Jupyter Notebooks, and there is no centralized version control or monitoring for models.</w:t>
+      </w:r>
+    </w:p>
+    <w:p>
+      <w:pPr>
+        <w:rPr>
+          <w:rFonts w:cs="Times New Roman"/>
+        </w:rPr>
+      </w:pPr>
+      <w:r>
+        <w:rPr>
+          <w:rFonts w:cs="Times New Roman"/>
+        </w:rPr>
+        <w:t>To overcome these limitations, we propose a hybrid cloud-edge integration using Microsoft Azure AI and Machine Learning (Azure ML) services. This integration offloads training, data management, and versioning to the cloud while retaining real-time inference on the edge.</w:t>
+      </w:r>
+    </w:p>
+    <w:p>
+      <w:pPr>
+        <w:pStyle w:val="Heading2"/>
+        <w:rPr>
+          <w:rFonts w:ascii="Times New Roman" w:hAnsi="Times New Roman" w:cs="Times New Roman"/>
+        </w:rPr>
+      </w:pPr>
+      <w:r>
+        <w:rPr>
+          <w:rFonts w:ascii="Times New Roman" w:hAnsi="Times New Roman" w:cs="Times New Roman"/>
+        </w:rPr>
+        <w:t>11.1 Centralized Data Storage and Data Assets</w:t>
+      </w:r>
+    </w:p>
+    <w:p>
+      <w:pPr>
+        <w:rPr>
+          <w:rFonts w:cs="Times New Roman"/>
+        </w:rPr>
+      </w:pPr>
+      <w:r>
+        <w:rPr>
+          <w:rFonts w:cs="Times New Roman"/>
+        </w:rPr>
+        <w:t>Instead of storing logged keypoints and trajectories in local files, the CSV logs (keypoint.csv and point_history.csv) will be synchronized to Azure Blob Storage and registered as Azure ML Data Assets. This enables collaborative logging from multiple edge clients and provides data lineage tracking, allowing us to revert to historical datasets and verify how data expansion affects classifier accuracy over time.</w:t>
+      </w:r>
+      <w:r>
+        <w:rPr>
+          <w:rStyle w:val="FootnoteReference"/>
+          <w:rFonts w:cs="Times New Roman"/>
+        </w:rPr>
+        <w:footnoteReference w:id="1"/>
+      </w:r>
+    </w:p>
+    <w:p>
+      <w:pPr>
+        <w:pStyle w:val="Heading2"/>
+        <w:rPr>
+          <w:rFonts w:ascii="Times New Roman" w:hAnsi="Times New Roman" w:cs="Times New Roman"/>
+        </w:rPr>
+      </w:pPr>
+      <w:r>
+        <w:rPr>
+          <w:rFonts w:ascii="Times New Roman" w:hAnsi="Times New Roman" w:cs="Times New Roman"/>
+        </w:rPr>
+        <w:t>11.2 Cloud Training via Azure ML Command Jobs</w:t>
+      </w:r>
+    </w:p>
+    <w:p>
+      <w:pPr>
+        <w:rPr>
+          <w:rFonts w:cs="Times New Roman"/>
+        </w:rPr>
+      </w:pPr>
+      <w:r>
+        <w:rPr>
+          <w:rFonts w:cs="Times New Roman"/>
+        </w:rPr>
+        <w:t>The local model training scripts (keypoint_classification.ipynb and point_history_classification.ipynb) will be refactored into modular Python training scripts (e.g., train_keypoint.py). These training runs will be executed on Azure ML Compute Clusters as command jobs. The compute clusters are configured to auto-scale, provisioning high-performance CPU/GPU VM instances during active training runs and scaling down to zero when idle, minimizing operating costs.</w:t>
+      </w:r>
+    </w:p>
+    <w:p>
+      <w:pPr>
+        <w:pStyle w:val="Heading2"/>
+        <w:rPr>
+          <w:rFonts w:ascii="Times New Roman" w:hAnsi="Times New Roman" w:cs="Times New Roman"/>
+        </w:rPr>
+      </w:pPr>
+      <w:r>
+        <w:rPr>
+          <w:rFonts w:ascii="Times New Roman" w:hAnsi="Times New Roman" w:cs="Times New Roman"/>
+        </w:rPr>
+        <w:t>11.3 Model Registry and Versioning</w:t>
+      </w:r>
+    </w:p>
+    <w:p>
+      <w:pPr>
+        <w:rPr>
+          <w:rFonts w:cs="Times New Roman"/>
+        </w:rPr>
+      </w:pPr>
+      <w:r>
+        <w:rPr>
+          <w:rFonts w:cs="Times New Roman"/>
+        </w:rPr>
+        <w:t xml:space="preserve">Upon successful execution of a training job, the generated .tflite model will be automatically registered in the Azure ML Model Registry. The registry assigns incrementing version numbers (e.g., gesture-classifier:1, gesture-classifier:2), tracking model lineage back to the specific training dataset. The local client application (app.py) can be updated to fetch the latest approved </w:t>
+      </w:r>
+      <w:r>
+        <w:rPr>
+          <w:rFonts w:cs="Times New Roman"/>
+        </w:rPr>
+        <w:lastRenderedPageBreak/>
+        <w:t>model version dynamically from Azure ML on startup, ensuring users run the most up-to-date classifier without manual updates.</w:t>
+      </w:r>
+      <w:r>
+        <w:rPr>
+          <w:rStyle w:val="FootnoteReference"/>
+          <w:rFonts w:cs="Times New Roman"/>
+        </w:rPr>
+        <w:footnoteReference w:id="2"/>
+      </w:r>
+    </w:p>
+    <w:p>
+      <w:pPr>
+        <w:pStyle w:val="Heading2"/>
+        <w:rPr>
+          <w:rFonts w:ascii="Times New Roman" w:hAnsi="Times New Roman" w:cs="Times New Roman"/>
+        </w:rPr>
+      </w:pPr>
+      <w:r>
+        <w:rPr>
+          <w:rFonts w:ascii="Times New Roman" w:hAnsi="Times New Roman" w:cs="Times New Roman"/>
+        </w:rPr>
+        <w:t>11.4 Hybrid Cloud-Edge Architecture and Flow</w:t>
+      </w:r>
+    </w:p>
+    <w:p>
+      <w:pPr>
+        <w:rPr>
+          <w:rFonts w:cs="Times New Roman"/>
+        </w:rPr>
+      </w:pPr>
+      <w:r>
+        <w:rPr>
+          <w:rFonts w:cs="Times New Roman"/>
+        </w:rPr>
+        <w:t>The data flow and integration points between the local edge device and Azure are detailed below:</w:t>
+      </w:r>
+    </w:p>
+    <w:p>
+      <w:r>
+        <w:t>1. Local Client: Camera captures frames and runs MediaPipe to extract 21 coordinates.</w:t>
+      </w:r>
+    </w:p>
+    <w:p>
+      <w:r>
+        <w:t>2. Data Collection: Logging mode appends hand sign coordinates to CSV.</w:t>
+      </w:r>
+    </w:p>
+    <w:p>
+      <w:r>
+        <w:t>3. Dataset Upload: CSV files are pushed to Azure Blob Storage (Data Assets).</w:t>
+      </w:r>
+    </w:p>
+    <w:p>
+      <w:r>
+        <w:t>4. Cloud Training: Azure ML Compute runs training jobs and logs loss/accuracy using MLflow.</w:t>
+      </w:r>
+    </w:p>
+    <w:p>
+      <w:r>
+        <w:t>5. Model Registration: The trained TFLite model is registered in the Azure ML Model Registry.</w:t>
+      </w:r>
+    </w:p>
+    <w:p>
+      <w:r>
+        <w:t>6. Model Synchronizer: The edge client queries Azure ML, downloads the latest TFLite model, and loads it into the local keypoint classifier for real-time inference.</w:t>
+      </w:r>
+    </w:p>
+    <w:p>
+      <w:pPr>
+        <w:jc w:val="center"/>
+      </w:pPr>
+      <w:r>
+        <w:rPr>
+          <w:noProof/>
+        </w:rPr>
+        <w:drawing>
+          <wp:inline distT="0" distB="0" distL="0" distR="0" wp14:anchorId="4ECBF070" wp14:editId="773427AE">
+            <wp:extent cx="5384165" cy="2806645"/>
+            <wp:effectExtent l="0" t="0" r="6985" b="0"/>
+            <wp:docPr id="9" name="Picture 9"/>
+            <wp:cNvGraphicFramePr>
+              <a:graphicFrameLocks xmlns:a="http://schemas.openxmlformats.org/drawingml/2006/main" noChangeAspect="1"/>
+            </wp:cNvGraphicFramePr>
+            <a:graphic xmlns:a="http://schemas.openxmlformats.org/drawingml/2006/main">
+              <a:graphicData uri="http://schemas.openxmlformats.org/drawingml/2006/picture">
+                <pic:pic xmlns:pic="http://schemas.openxmlformats.org/drawingml/2006/picture">
+                  <pic:nvPicPr>
+                    <pic:cNvPr id="0" name="azure_ml_architecture.jpg"/>
+                    <pic:cNvPicPr/>
+                  </pic:nvPicPr>
+                  <pic:blipFill>
+                    <a:blip r:embed="rId16"/>
+                    <a:stretch>
+                      <a:fillRect/>
+                    </a:stretch>
+                  </pic:blipFill>
+                  <pic:spPr>
+                    <a:xfrm>
+                      <a:off x="0" y="0"/>
+                      <a:ext cx="5399745" cy="2814767"/>
+                    </a:xfrm>
+                    <a:prstGeom prst="rect">
+                      <a:avLst/>
+                    </a:prstGeom>
+                  </pic:spPr>
+                </pic:pic>
+              </a:graphicData>
+            </a:graphic>
+          </wp:inline>
+        </w:drawing>
+      </w:r>
+    </w:p>
+    <w:p>
+      <w:pPr>
+        <w:jc w:val="center"/>
+      </w:pPr>
+      <w:r>
+        <w:t>Figure 10. Conceptual workflow of the Azure Machine Learning workspace and registry integration.</w:t>
+      </w:r>
+    </w:p>
+    <w:p/>
+    <w:p>
+      <w:pPr>
         <w:pStyle w:val="Heading1"/>
         <w:pBdr>
           <w:bottom w:val="single" w:sz="6" w:space="6" w:color="CCCCCC"/>
         </w:pBdr>
         <w:spacing w:after="240" w:line="276" w:lineRule="auto"/>
-      </w:pPr>
-      <w:r>
         <w:rPr>
-          <w:rFonts w:ascii="Times New Roman" w:hAnsi="Times New Roman"/>
+          <w:rFonts w:ascii="Times New Roman" w:hAnsi="Times New Roman" w:cs="Times New Roman"/>
         </w:rPr>
-        <w:t>11. Conclusion</w:t>
+      </w:pPr>
+      <w:r>
+        <w:rPr>
+          <w:rFonts w:ascii="Times New Roman" w:hAnsi="Times New Roman" w:cs="Times New Roman"/>
+        </w:rPr>
+        <w:lastRenderedPageBreak/>
+        <w:t>12. Conclusion</w:t>
       </w:r>
     </w:p>
     <w:p>
       <w:pPr>
         <w:spacing w:after="240" w:line="276" w:lineRule="auto"/>
-      </w:pPr>
-      <w:r>
+        <w:rPr>
+          <w:rFonts w:cs="Times New Roman"/>
+        </w:rPr>
+      </w:pPr>
+      <w:r>
+        <w:rPr>
+          <w:rFonts w:cs="Times New Roman"/>
+        </w:rPr>
         <w:t>The Hand Gesture Classification System represents a lightweight, highly efficient, and modular solution for real-time gesture recognition. By separating landmark extraction (MediaPipe) from classification (MLPs), the system bypasses heavy convolutional networks. This design delivers sub-millisecond inference times on standard CPU architectures.</w:t>
       </w:r>
     </w:p>
     <w:p>
       <w:pPr>
         <w:spacing w:after="240" w:line="276" w:lineRule="auto"/>
-      </w:pPr>
-      <w:r>
+        <w:rPr>
+          <w:rFonts w:cs="Times New Roman"/>
+        </w:rPr>
+      </w:pPr>
+      <w:r>
+        <w:rPr>
+          <w:rFonts w:cs="Times New Roman"/>
+        </w:rPr>
         <w:t>The experimental validation yields high accuracies: 96.23 percent for hand signs and 97.13 percent for finger gestures. Model quantization reduces sizes to under 7 KB, demonstrating the potential of tiny AI edge deployments. The project successfully meets its academic objectives, providing a practical framework for camera-based human-computer interaction.</w:t>
       </w:r>
     </w:p>
     <w:p>
-      <w:r>
+      <w:pPr>
+        <w:rPr>
+          <w:rFonts w:cs="Times New Roman"/>
+        </w:rPr>
+      </w:pPr>
+      <w:r>
+        <w:rPr>
+          <w:rFonts w:cs="Times New Roman"/>
+        </w:rPr>
         <w:br w:type="page"/>
       </w:r>
     </w:p>
@@ -10106,33 +10671,54 @@
           <w:bottom w:val="single" w:sz="6" w:space="6" w:color="CCCCCC"/>
         </w:pBdr>
         <w:spacing w:after="240" w:line="276" w:lineRule="auto"/>
-      </w:pPr>
-      <w:r>
         <w:rPr>
-          <w:rFonts w:ascii="Times New Roman" w:hAnsi="Times New Roman"/>
+          <w:rFonts w:ascii="Times New Roman" w:hAnsi="Times New Roman" w:cs="Times New Roman"/>
+        </w:rPr>
+      </w:pPr>
+      <w:r>
+        <w:rPr>
+          <w:rFonts w:ascii="Times New Roman" w:hAnsi="Times New Roman" w:cs="Times New Roman"/>
         </w:rPr>
         <w:lastRenderedPageBreak/>
-        <w:t>12. Appendix</w:t>
+        <w:t>13.</w:t>
+      </w:r>
+      <w:r>
+        <w:t xml:space="preserve"> </w:t>
+      </w:r>
+      <w:r>
+        <w:rPr>
+          <w:rFonts w:ascii="Times New Roman" w:hAnsi="Times New Roman" w:cs="Times New Roman"/>
+        </w:rPr>
+        <w:t>Appendix</w:t>
       </w:r>
     </w:p>
     <w:p>
       <w:pPr>
         <w:pStyle w:val="Heading2"/>
         <w:spacing w:line="276" w:lineRule="auto"/>
-      </w:pPr>
-      <w:r>
         <w:rPr>
-          <w:rFonts w:ascii="Times New Roman" w:hAnsi="Times New Roman"/>
+          <w:rFonts w:ascii="Times New Roman" w:hAnsi="Times New Roman" w:cs="Times New Roman"/>
         </w:rPr>
-        <w:t>12.1 Installation Requirements</w:t>
+      </w:pPr>
+      <w:r>
+        <w:rPr>
+          <w:rFonts w:ascii="Times New Roman" w:hAnsi="Times New Roman" w:cs="Times New Roman"/>
+        </w:rPr>
+        <w:t>13.1 Installation Requirements</w:t>
       </w:r>
     </w:p>
     <w:p>
       <w:pPr>
         <w:pStyle w:val="ListBullet"/>
         <w:spacing w:after="60" w:line="276" w:lineRule="auto"/>
-      </w:pPr>
-      <w:r>
+        <w:rPr>
+          <w:rFonts w:cs="Times New Roman"/>
+        </w:rPr>
+      </w:pPr>
+      <w:r>
+        <w:rPr>
+          <w:rFonts w:cs="Times New Roman"/>
+        </w:rPr>
         <w:t>mediapipe &gt;= 0.8.1</w:t>
       </w:r>
     </w:p>
@@ -10140,8 +10726,14 @@
       <w:pPr>
         <w:pStyle w:val="ListBullet"/>
         <w:spacing w:after="60" w:line="276" w:lineRule="auto"/>
-      </w:pPr>
-      <w:r>
+        <w:rPr>
+          <w:rFonts w:cs="Times New Roman"/>
+        </w:rPr>
+      </w:pPr>
+      <w:r>
+        <w:rPr>
+          <w:rFonts w:cs="Times New Roman"/>
+        </w:rPr>
         <w:t>opencv-python &gt;= 3.4.2</w:t>
       </w:r>
     </w:p>
@@ -10149,8 +10741,14 @@
       <w:pPr>
         <w:pStyle w:val="ListBullet"/>
         <w:spacing w:after="60" w:line="276" w:lineRule="auto"/>
-      </w:pPr>
-      <w:r>
+        <w:rPr>
+          <w:rFonts w:cs="Times New Roman"/>
+        </w:rPr>
+      </w:pPr>
+      <w:r>
+        <w:rPr>
+          <w:rFonts w:cs="Times New Roman"/>
+        </w:rPr>
         <w:t>tensorflow &gt;= 2.3.0</w:t>
       </w:r>
     </w:p>
@@ -10158,8 +10756,14 @@
       <w:pPr>
         <w:pStyle w:val="ListBullet"/>
         <w:spacing w:after="60" w:line="276" w:lineRule="auto"/>
-      </w:pPr>
-      <w:r>
+        <w:rPr>
+          <w:rFonts w:cs="Times New Roman"/>
+        </w:rPr>
+      </w:pPr>
+      <w:r>
+        <w:rPr>
+          <w:rFonts w:cs="Times New Roman"/>
+        </w:rPr>
         <w:t>scikit-learn &gt;= 0.23.2</w:t>
       </w:r>
     </w:p>
@@ -10167,8 +10771,14 @@
       <w:pPr>
         <w:pStyle w:val="ListBullet"/>
         <w:spacing w:after="60" w:line="276" w:lineRule="auto"/>
-      </w:pPr>
-      <w:r>
+        <w:rPr>
+          <w:rFonts w:cs="Times New Roman"/>
+        </w:rPr>
+      </w:pPr>
+      <w:r>
+        <w:rPr>
+          <w:rFonts w:cs="Times New Roman"/>
+        </w:rPr>
         <w:t>pandas &gt;= 1.0.0</w:t>
       </w:r>
     </w:p>
@@ -10176,8 +10786,14 @@
       <w:pPr>
         <w:pStyle w:val="ListBullet"/>
         <w:spacing w:after="60" w:line="276" w:lineRule="auto"/>
-      </w:pPr>
-      <w:r>
+        <w:rPr>
+          <w:rFonts w:cs="Times New Roman"/>
+        </w:rPr>
+      </w:pPr>
+      <w:r>
+        <w:rPr>
+          <w:rFonts w:cs="Times New Roman"/>
+        </w:rPr>
         <w:t>numpy &gt;= 1.18.0</w:t>
       </w:r>
     </w:p>
@@ -10185,8 +10801,14 @@
       <w:pPr>
         <w:pStyle w:val="ListBullet"/>
         <w:spacing w:after="60" w:line="276" w:lineRule="auto"/>
-      </w:pPr>
-      <w:r>
+        <w:rPr>
+          <w:rFonts w:cs="Times New Roman"/>
+        </w:rPr>
+      </w:pPr>
+      <w:r>
+        <w:rPr>
+          <w:rFonts w:cs="Times New Roman"/>
+        </w:rPr>
         <w:t>matplotlib &gt;= 3.3.0</w:t>
       </w:r>
     </w:p>
@@ -10194,8 +10816,14 @@
       <w:pPr>
         <w:pStyle w:val="ListBullet"/>
         <w:spacing w:after="60" w:line="276" w:lineRule="auto"/>
-      </w:pPr>
-      <w:r>
+        <w:rPr>
+          <w:rFonts w:cs="Times New Roman"/>
+        </w:rPr>
+      </w:pPr>
+      <w:r>
+        <w:rPr>
+          <w:rFonts w:cs="Times New Roman"/>
+        </w:rPr>
         <w:t>seaborn &gt;= 0.11.0</w:t>
       </w:r>
     </w:p>
@@ -10203,20 +10831,29 @@
       <w:pPr>
         <w:pStyle w:val="Heading2"/>
         <w:spacing w:line="276" w:lineRule="auto"/>
-      </w:pPr>
-      <w:r>
         <w:rPr>
-          <w:rFonts w:ascii="Times New Roman" w:hAnsi="Times New Roman"/>
+          <w:rFonts w:ascii="Times New Roman" w:hAnsi="Times New Roman" w:cs="Times New Roman"/>
         </w:rPr>
-        <w:t>12.2 Suggested Execution Flow</w:t>
+      </w:pPr>
+      <w:r>
+        <w:rPr>
+          <w:rFonts w:ascii="Times New Roman" w:hAnsi="Times New Roman" w:cs="Times New Roman"/>
+        </w:rPr>
+        <w:t>13.2 Suggested Execution Flow</w:t>
       </w:r>
     </w:p>
     <w:p>
       <w:pPr>
         <w:pStyle w:val="ListBullet"/>
         <w:spacing w:after="60" w:line="276" w:lineRule="auto"/>
-      </w:pPr>
-      <w:r>
+        <w:rPr>
+          <w:rFonts w:cs="Times New Roman"/>
+        </w:rPr>
+      </w:pPr>
+      <w:r>
+        <w:rPr>
+          <w:rFonts w:cs="Times New Roman"/>
+        </w:rPr>
         <w:t>Verify webcam connection.</w:t>
       </w:r>
     </w:p>
@@ -10224,8 +10861,14 @@
       <w:pPr>
         <w:pStyle w:val="ListBullet"/>
         <w:spacing w:after="60" w:line="276" w:lineRule="auto"/>
-      </w:pPr>
-      <w:r>
+        <w:rPr>
+          <w:rFonts w:cs="Times New Roman"/>
+        </w:rPr>
+      </w:pPr>
+      <w:r>
+        <w:rPr>
+          <w:rFonts w:cs="Times New Roman"/>
+        </w:rPr>
         <w:t>Execute `python app.py` from the project directory.</w:t>
       </w:r>
     </w:p>
@@ -10233,8 +10876,14 @@
       <w:pPr>
         <w:pStyle w:val="ListBullet"/>
         <w:spacing w:after="60" w:line="276" w:lineRule="auto"/>
-      </w:pPr>
-      <w:r>
+        <w:rPr>
+          <w:rFonts w:cs="Times New Roman"/>
+        </w:rPr>
+      </w:pPr>
+      <w:r>
+        <w:rPr>
+          <w:rFonts w:cs="Times New Roman"/>
+        </w:rPr>
         <w:t>Review the real-time overlays displaying predicted hand signs and finger gestures.</w:t>
       </w:r>
     </w:p>
@@ -10242,8 +10891,14 @@
       <w:pPr>
         <w:pStyle w:val="ListBullet"/>
         <w:spacing w:after="60" w:line="276" w:lineRule="auto"/>
-      </w:pPr>
-      <w:r>
+        <w:rPr>
+          <w:rFonts w:cs="Times New Roman"/>
+        </w:rPr>
+      </w:pPr>
+      <w:r>
+        <w:rPr>
+          <w:rFonts w:cs="Times New Roman"/>
+        </w:rPr>
         <w:t>Press 'k' to enter hand sign logging mode, and press keys '0' to '9' to log coordinates to keypoint.csv.</w:t>
       </w:r>
     </w:p>
@@ -10251,8 +10906,14 @@
       <w:pPr>
         <w:pStyle w:val="ListBullet"/>
         <w:spacing w:after="60" w:line="276" w:lineRule="auto"/>
-      </w:pPr>
-      <w:r>
+        <w:rPr>
+          <w:rFonts w:cs="Times New Roman"/>
+        </w:rPr>
+      </w:pPr>
+      <w:r>
+        <w:rPr>
+          <w:rFonts w:cs="Times New Roman"/>
+        </w:rPr>
         <w:t>Press 'h' to enter finger gesture logging mode, and press keys '0' to '9' to log coordinate queues to point_history.csv.</w:t>
       </w:r>
     </w:p>
@@ -10260,24 +10921,42 @@
       <w:pPr>
         <w:pStyle w:val="ListBullet"/>
         <w:spacing w:after="60" w:line="276" w:lineRule="auto"/>
-      </w:pPr>
-      <w:r>
+        <w:rPr>
+          <w:rFonts w:cs="Times New Roman"/>
+        </w:rPr>
+      </w:pPr>
+      <w:r>
+        <w:rPr>
+          <w:rFonts w:cs="Times New Roman"/>
+        </w:rPr>
         <w:t>To train the models, run the notebooks keypoint_</w:t>
       </w:r>
       <w:proofErr w:type="gramStart"/>
       <w:r>
+        <w:rPr>
+          <w:rFonts w:cs="Times New Roman"/>
+        </w:rPr>
         <w:t>classification.ipynb</w:t>
       </w:r>
       <w:proofErr w:type="gramEnd"/>
       <w:r>
+        <w:rPr>
+          <w:rFonts w:cs="Times New Roman"/>
+        </w:rPr>
         <w:t xml:space="preserve"> and point_history_</w:t>
       </w:r>
       <w:proofErr w:type="gramStart"/>
       <w:r>
+        <w:rPr>
+          <w:rFonts w:cs="Times New Roman"/>
+        </w:rPr>
         <w:t>classification.ipynb</w:t>
       </w:r>
       <w:proofErr w:type="gramEnd"/>
       <w:r>
+        <w:rPr>
+          <w:rFonts w:cs="Times New Roman"/>
+        </w:rPr>
         <w:t xml:space="preserve"> from top to bottom.</w:t>
       </w:r>
     </w:p>
@@ -10285,20 +10964,29 @@
       <w:pPr>
         <w:pStyle w:val="Heading2"/>
         <w:spacing w:line="276" w:lineRule="auto"/>
-      </w:pPr>
-      <w:r>
         <w:rPr>
-          <w:rFonts w:ascii="Times New Roman" w:hAnsi="Times New Roman"/>
+          <w:rFonts w:ascii="Times New Roman" w:hAnsi="Times New Roman" w:cs="Times New Roman"/>
         </w:rPr>
-        <w:t>12.3 Notes on the Current Code Base</w:t>
+      </w:pPr>
+      <w:r>
+        <w:rPr>
+          <w:rFonts w:ascii="Times New Roman" w:hAnsi="Times New Roman" w:cs="Times New Roman"/>
+        </w:rPr>
+        <w:t>13.3 Notes on the Current Code Base</w:t>
       </w:r>
     </w:p>
     <w:p>
       <w:pPr>
         <w:pStyle w:val="ListBullet"/>
         <w:spacing w:after="60" w:line="276" w:lineRule="auto"/>
-      </w:pPr>
-      <w:r>
+        <w:rPr>
+          <w:rFonts w:cs="Times New Roman"/>
+        </w:rPr>
+      </w:pPr>
+      <w:r>
+        <w:rPr>
+          <w:rFonts w:cs="Times New Roman"/>
+        </w:rPr>
         <w:t>Real-time overlays include FPS calculations, class labels, and bounding boxes.</w:t>
       </w:r>
     </w:p>
@@ -10306,8 +10994,14 @@
       <w:pPr>
         <w:pStyle w:val="ListBullet"/>
         <w:spacing w:after="60" w:line="276" w:lineRule="auto"/>
-      </w:pPr>
-      <w:r>
+        <w:rPr>
+          <w:rFonts w:cs="Times New Roman"/>
+        </w:rPr>
+      </w:pPr>
+      <w:r>
+        <w:rPr>
+          <w:rFonts w:cs="Times New Roman"/>
+        </w:rPr>
         <w:t>Models are loaded dynamically on startup via the KeyPointClassifier and PointHistoryClassifier python wrappers.</w:t>
       </w:r>
     </w:p>
@@ -10315,8 +11009,14 @@
       <w:pPr>
         <w:pStyle w:val="ListBullet"/>
         <w:spacing w:after="60" w:line="276" w:lineRule="auto"/>
-      </w:pPr>
-      <w:r>
+        <w:rPr>
+          <w:rFonts w:cs="Times New Roman"/>
+        </w:rPr>
+      </w:pPr>
+      <w:r>
+        <w:rPr>
+          <w:rFonts w:cs="Times New Roman"/>
+        </w:rPr>
         <w:t>Normalization is translation-invariant and scale-invariant, ensuring robustness to distance variations.</w:t>
       </w:r>
     </w:p>
@@ -10333,6 +11033,8 @@
       </w:pPr>
     </w:p>
     <w:p/>
+    <w:p/>
+    <w:p/>
     <w:p>
       <w:pPr>
         <w:pStyle w:val="Heading1"/>
@@ -10340,31 +11042,6 @@
           <w:bottom w:val="single" w:sz="6" w:space="6" w:color="CCCCCC"/>
         </w:pBdr>
         <w:spacing w:after="240" w:line="276" w:lineRule="auto"/>
-        <w:rPr>
-          <w:rFonts w:ascii="Times New Roman" w:hAnsi="Times New Roman"/>
-        </w:rPr>
-      </w:pPr>
-    </w:p>
-    <w:p>
-      <w:pPr>
-        <w:pStyle w:val="Heading1"/>
-        <w:pBdr>
-          <w:bottom w:val="single" w:sz="6" w:space="6" w:color="CCCCCC"/>
-        </w:pBdr>
-        <w:spacing w:after="240" w:line="276" w:lineRule="auto"/>
-        <w:rPr>
-          <w:rFonts w:ascii="Times New Roman" w:hAnsi="Times New Roman"/>
-        </w:rPr>
-      </w:pPr>
-    </w:p>
-    <w:p/>
-    <w:p>
-      <w:pPr>
-        <w:pStyle w:val="Heading1"/>
-        <w:pBdr>
-          <w:bottom w:val="single" w:sz="6" w:space="6" w:color="CCCCCC"/>
-        </w:pBdr>
-        <w:spacing w:after="240" w:line="276" w:lineRule="auto"/>
       </w:pPr>
       <w:r>
         <w:rPr>
@@ -10379,7 +11056,7 @@
         <w:spacing w:after="120" w:line="276" w:lineRule="auto"/>
       </w:pPr>
       <w:r>
-        <w:t>Google MediaPipe Hand Tracking Documentation: Real-time 2D/3D Hand Pose estimation. Available at: https://ai.google.dev/edge/mediapipe/solutions/vision/hand_landmarker</w:t>
+        <w:t>[1] Google Developers, "MediaPipe Hand Landmarker Guide," Google AI Edge, 2026. [Online]. Available: https://ai.google.dev/edge/mediapipe/solutions/vision/hand_landmarker. [Accessed: 15-Jul-2026].</w:t>
       </w:r>
     </w:p>
     <w:p>
@@ -10387,7 +11064,7 @@
         <w:spacing w:after="120" w:line="276" w:lineRule="auto"/>
       </w:pPr>
       <w:r>
-        <w:t>Takahashi, Kazuhito. Hand Gesture Recognition using MediaPipe. Original repository source. Available at: https://github.com/KazuhitoTakahashi/hand-gesture-recognition-using-mediapipe</w:t>
+        <w:t>[2] K. Takahashi, "Hand Gesture Recognition using MediaPipe," GitHub Repository, 2020. [Online]. Available: https://github.com/KazuhitoTakahashi/hand-gesture-recognition-using-mediapipe. [Accessed: 15-Jul-2026].</w:t>
       </w:r>
     </w:p>
     <w:p>
@@ -10395,7 +11072,7 @@
         <w:spacing w:after="120" w:line="276" w:lineRule="auto"/>
       </w:pPr>
       <w:r>
-        <w:t>TensorFlow Lite official documentation: Model quantization and post-training optimizations. Available at: https://www.tensorflow.org/lite/performance/post_training_quantization</w:t>
+        <w:t>[3] Google TensorFlow Developers, "Post-training quantization," TensorFlow Lite Guide, 2026. [Online]. Available: https://www.tensorflow.org/lite/performance/post_training_quantization. [Accessed: 15-Jul-2026].</w:t>
       </w:r>
     </w:p>
     <w:p>
@@ -10403,7 +11080,7 @@
         <w:spacing w:after="120" w:line="276" w:lineRule="auto"/>
       </w:pPr>
       <w:r>
-        <w:t>scikit-learn official documentation: Classification metrics, confusion matrix, and multi-layer perceptron. Available at: https://scikit-learn.org/stable/supervised_learning.html</w:t>
+        <w:t>[4] scikit-learn Developers, "Supervised learning - Neural network models (supervised)," scikit-learn User Guide, 2026. [Online]. Available: https://scikit-learn.org/stable/supervised_learning.html. [Accessed: 15-Jul-2026].</w:t>
       </w:r>
     </w:p>
     <w:p>
@@ -10411,12 +11088,12 @@
         <w:spacing w:after="120" w:line="276" w:lineRule="auto"/>
       </w:pPr>
       <w:r>
-        <w:t>OpenCV Documentation for video capture, rendering, and visual overlays. Available at: https://opencv.org/</w:t>
+        <w:t>[5] OpenCV Developers, "OpenCV-Python Tutorials," OpenCV Documentation, 2026. [Online]. Available: https://opencv.org/. [Accessed: 15-Jul-2026].</w:t>
       </w:r>
     </w:p>
     <w:sectPr>
-      <w:headerReference w:type="default" r:id="rId16"/>
-      <w:footerReference w:type="default" r:id="rId17"/>
+      <w:headerReference w:type="default" r:id="rId17"/>
+      <w:footerReference w:type="default" r:id="rId18"/>
       <w:pgSz w:w="11909" w:h="16834"/>
       <w:pgMar w:top="1296" w:right="1152" w:bottom="1152" w:left="1440" w:header="720" w:footer="720" w:gutter="0"/>
       <w:cols w:space="720"/>
@@ -10521,6 +11198,32 @@
       </w:r>
     </w:p>
   </w:footnote>
+  <w:footnote w:id="1">
+    <w:p>
+      <w:pPr>
+        <w:pStyle w:val="FootnoteText"/>
+      </w:pPr>
+      <w:r>
+        <w:rPr>
+          <w:rStyle w:val="FootnoteReference"/>
+        </w:rPr>
+        <w:footnoteRef/>
+      </w:r>
+      <w:r>
+        <w:t xml:space="preserve"> Azure ML Data Assets provide version tracking and direct data lineage for trained models.</w:t>
+      </w:r>
+    </w:p>
+  </w:footnote>
+  <w:footnote w:id="2">
+    <w:p>
+      <w:pPr>
+        <w:pStyle w:val="FootnoteText"/>
+      </w:pPr>
+      <w:r>
+        <w:t>The Azure ML Model Registry is a centralized repository that tracks model lineage, metadata, and handles deployment stage progression (e.g. staging vs production).</w:t>
+      </w:r>
+    </w:p>
+  </w:footnote>
 </w:footnotes>
 </file>
 
@@ -10530,13 +11233,24 @@
     <w:pPr>
       <w:spacing w:after="0"/>
       <w:jc w:val="right"/>
+      <w:rPr>
+        <w:i/>
+        <w:sz w:val="19"/>
+      </w:rPr>
     </w:pPr>
     <w:r>
       <w:rPr>
         <w:i/>
         <w:sz w:val="19"/>
       </w:rPr>
-      <w:t>Gesture Classification System - Project Documentation</w:t>
+      <w:t xml:space="preserve">Gesture Classification System - Project </w:t>
+    </w:r>
+    <w:r>
+      <w:rPr>
+        <w:i/>
+        <w:sz w:val="19"/>
+      </w:rPr>
+      <w:t>Report</w:t>
     </w:r>
   </w:p>
 </w:hdr>
@@ -22127,6 +22841,17 @@
       </w:tcPr>
     </w:tblStylePr>
   </w:style>
+  <w:style w:type="character" w:styleId="FootnoteReference">
+    <w:name w:val="footnote reference"/>
+    <w:basedOn w:val="DefaultParagraphFont"/>
+    <w:rPr>
+      <w:vertAlign w:val="superscript"/>
+    </w:rPr>
+  </w:style>
+  <w:style w:type="paragraph" w:styleId="FootnoteText">
+    <w:name w:val="footnote text"/>
+    <w:basedOn w:val="Normal"/>
+  </w:style>
 </w:styles>
 </file>
 

--- a/Gesture_Classification_System_Report.docx
+++ b/Gesture_Classification_System_Report.docx
@@ -106,7 +106,34 @@
         <w:spacing w:line="240" w:lineRule="auto"/>
       </w:pPr>
       <w:r>
-        <w:t>1. [Student Name 1] (Enrollment No: [Enrollment Number 1])</w:t>
+        <w:t xml:space="preserve">1. </w:t>
+      </w:r>
+      <w:r>
+        <w:t>Yash Makwana</w:t>
+      </w:r>
+      <w:r>
+        <w:t xml:space="preserve"> (Enrollment No:</w:t>
+      </w:r>
+      <w:r>
+        <w:t xml:space="preserve"> 230760107068</w:t>
+      </w:r>
+      <w:r>
+        <w:t xml:space="preserve">, </w:t>
+      </w:r>
+      <w:r>
+        <w:rPr>
+          <w:bCs/>
+        </w:rPr>
+        <w:t>Department</w:t>
+      </w:r>
+      <w:r>
+        <w:rPr>
+          <w:bCs/>
+        </w:rPr>
+        <w:t>: B.E. Computer</w:t>
+      </w:r>
+      <w:r>
+        <w:t>)</w:t>
       </w:r>
     </w:p>
     <w:p>
@@ -114,7 +141,43 @@
         <w:spacing w:line="240" w:lineRule="auto"/>
       </w:pPr>
       <w:r>
-        <w:t>2. [Student Name 2] (Enrollment No: [Enrollment Number 2])</w:t>
+        <w:t xml:space="preserve">2. </w:t>
+      </w:r>
+      <w:r>
+        <w:t>Fenil Tejani</w:t>
+      </w:r>
+      <w:r>
+        <w:t xml:space="preserve"> </w:t>
+      </w:r>
+      <w:r>
+        <w:t xml:space="preserve">(Enrollment No: </w:t>
+      </w:r>
+      <w:r>
+        <w:t>230760107</w:t>
+      </w:r>
+      <w:r>
+        <w:t>128</w:t>
+      </w:r>
+      <w:r>
+        <w:rPr>
+          <w:bCs/>
+        </w:rPr>
+        <w:t xml:space="preserve">, </w:t>
+      </w:r>
+      <w:r>
+        <w:rPr>
+          <w:bCs/>
+        </w:rPr>
+        <w:t>Department</w:t>
+      </w:r>
+      <w:r>
+        <w:rPr>
+          <w:bCs/>
+        </w:rPr>
+        <w:t>: B.E. Computer</w:t>
+      </w:r>
+      <w:r>
+        <w:t>)</w:t>
       </w:r>
     </w:p>
     <w:p>
@@ -122,7 +185,40 @@
         <w:spacing w:line="240" w:lineRule="auto"/>
       </w:pPr>
       <w:r>
-        <w:t>3. [Student Name 3] (Enrollment No: [Enrollment Number 3])</w:t>
+        <w:t xml:space="preserve">3. </w:t>
+      </w:r>
+      <w:r>
+        <w:t>Monil</w:t>
+      </w:r>
+      <w:r>
+        <w:t xml:space="preserve"> Kotadiya</w:t>
+      </w:r>
+      <w:r>
+        <w:t xml:space="preserve"> (Enrollment No: </w:t>
+      </w:r>
+      <w:r>
+        <w:t>23076010706</w:t>
+      </w:r>
+      <w:r>
+        <w:t>2</w:t>
+      </w:r>
+      <w:r>
+        <w:t xml:space="preserve">, </w:t>
+      </w:r>
+      <w:r>
+        <w:rPr>
+          <w:bCs/>
+        </w:rPr>
+        <w:t>Department</w:t>
+      </w:r>
+      <w:r>
+        <w:rPr>
+          <w:bCs/>
+        </w:rPr>
+        <w:t>: B.E. Computer</w:t>
+      </w:r>
+      <w:r>
+        <w:t>)</w:t>
       </w:r>
     </w:p>
     <w:p>
@@ -130,7 +226,37 @@
         <w:spacing w:line="240" w:lineRule="auto"/>
       </w:pPr>
       <w:r>
-        <w:t>4. [Student Name 4] (Enrollment No: [Enrollment Number 4])</w:t>
+        <w:t>4.</w:t>
+      </w:r>
+      <w:r>
+        <w:t xml:space="preserve"> Harsh Navadiya </w:t>
+      </w:r>
+      <w:r>
+        <w:t xml:space="preserve">(Enrollment No: </w:t>
+      </w:r>
+      <w:r>
+        <w:t>2307601070</w:t>
+      </w:r>
+      <w:r>
+        <w:t>80</w:t>
+      </w:r>
+      <w:r>
+        <w:t xml:space="preserve">, </w:t>
+      </w:r>
+      <w:r>
+        <w:rPr>
+          <w:bCs/>
+        </w:rPr>
+        <w:t>Department</w:t>
+      </w:r>
+      <w:r>
+        <w:rPr>
+          <w:bCs/>
+        </w:rPr>
+        <w:t>: B.E. Computer</w:t>
+      </w:r>
+      <w:r>
+        <w:t>)</w:t>
       </w:r>
     </w:p>
     <w:p>
@@ -138,7 +264,43 @@
         <w:spacing w:line="240" w:lineRule="auto"/>
       </w:pPr>
       <w:r>
-        <w:t>5. [Student Name 5] (Enrollment No: [Enrollment Number 5])</w:t>
+        <w:t xml:space="preserve">5. </w:t>
+      </w:r>
+      <w:r>
+        <w:t>Yug Polara</w:t>
+      </w:r>
+      <w:r>
+        <w:t xml:space="preserve"> </w:t>
+      </w:r>
+      <w:r>
+        <w:t>(Enrollment No:</w:t>
+      </w:r>
+      <w:r>
+        <w:t xml:space="preserve"> 230760116102</w:t>
+      </w:r>
+      <w:r>
+        <w:t xml:space="preserve">, </w:t>
+      </w:r>
+      <w:r>
+        <w:rPr>
+          <w:bCs/>
+        </w:rPr>
+        <w:t>Department</w:t>
+      </w:r>
+      <w:r>
+        <w:rPr>
+          <w:bCs/>
+        </w:rPr>
+        <w:t>: B.E.</w:t>
+      </w:r>
+      <w:r>
+        <w:rPr>
+          <w:bCs/>
+        </w:rPr>
+        <w:t xml:space="preserve"> IT</w:t>
+      </w:r>
+      <w:r>
+        <w:t>)</w:t>
       </w:r>
     </w:p>
     <w:p>
@@ -149,23 +311,36 @@
     <w:p>
       <w:pPr>
         <w:spacing w:line="240" w:lineRule="auto"/>
-      </w:pPr>
-      <w:r>
         <w:rPr>
           <w:b/>
         </w:rPr>
-        <w:t>Department of Computer Science &amp; Engineering</w:t>
-      </w:r>
-    </w:p>
-    <w:p>
-      <w:pPr>
-        <w:spacing w:line="240" w:lineRule="auto"/>
-      </w:pPr>
+      </w:pPr>
+      <w:r>
+        <w:rPr>
+          <w:b/>
+          <w:caps/>
+        </w:rPr>
+        <w:t>College</w:t>
+      </w:r>
       <w:r>
         <w:rPr>
           <w:b/>
         </w:rPr>
-        <w:t>[College / Institution Name]</w:t>
+        <w:t xml:space="preserve">: </w:t>
+      </w:r>
+      <w:r>
+        <w:rPr>
+          <w:b/>
+          <w:caps/>
+        </w:rPr>
+        <w:t>Shree Swami Atmanand Saraswati Institute of Technology</w:t>
+      </w:r>
+      <w:r>
+        <w:rPr>
+          <w:b/>
+          <w:caps/>
+        </w:rPr>
+        <w:t xml:space="preserve"> (SSASIT)</w:t>
       </w:r>
     </w:p>
     <w:p/>
@@ -190,7 +365,19 @@
         <w:rPr>
           <w:b/>
         </w:rPr>
-        <w:t>Date: 14 July 2026</w:t>
+        <w:t>Date: 1</w:t>
+      </w:r>
+      <w:r>
+        <w:rPr>
+          <w:b/>
+        </w:rPr>
+        <w:t>8</w:t>
+      </w:r>
+      <w:r>
+        <w:rPr>
+          <w:b/>
+        </w:rPr>
+        <w:t xml:space="preserve"> July 2026</w:t>
       </w:r>
     </w:p>
     <w:p>
@@ -11219,6 +11406,18 @@
       <w:pPr>
         <w:pStyle w:val="FootnoteText"/>
       </w:pPr>
+      <w:r>
+        <w:rPr>
+          <w:vertAlign w:val="superscript"/>
+        </w:rPr>
+        <w:t>2</w:t>
+      </w:r>
+      <w:r>
+        <w:rPr>
+          <w:vertAlign w:val="superscript"/>
+        </w:rPr>
+        <w:t xml:space="preserve"> </w:t>
+      </w:r>
       <w:r>
         <w:t>The Azure ML Model Registry is a centralized repository that tracks model lineage, metadata, and handles deployment stage progression (e.g. staging vs production).</w:t>
       </w:r>
